--- a/LoanPortfolioAnalysisProject/Loan_Portfolio_Analysis.docx
+++ b/LoanPortfolioAnalysisProject/Loan_Portfolio_Analysis.docx
@@ -6,32 +6,49 @@
       <w:pPr>
         <w:jc w:val="center"/>
         <w:rPr>
-          <w:rFonts w:ascii="Times" w:hAnsi="Times"/>
-          <w:b/>
-          <w:bCs/>
-        </w:rPr>
-      </w:pPr>
-      <w:r>
-        <w:rPr>
-          <w:rFonts w:ascii="Times" w:hAnsi="Times"/>
-          <w:b/>
-          <w:bCs/>
-        </w:rPr>
-        <w:t>LOAN PORTOLIO ANALYSIS</w:t>
-      </w:r>
-    </w:p>
-    <w:p>
-      <w:pPr>
-        <w:jc w:val="both"/>
-        <w:rPr>
-          <w:rFonts w:ascii="Times" w:hAnsi="Times"/>
-          <w:b/>
-          <w:bCs/>
-        </w:rPr>
-      </w:pPr>
-      <w:r>
-        <w:rPr>
-          <w:rFonts w:ascii="Times" w:hAnsi="Times"/>
+          <w:rFonts w:ascii="Times" w:hAnsi="Times" w:cs="Times"/>
+          <w:b/>
+          <w:bCs/>
+        </w:rPr>
+      </w:pPr>
+      <w:r>
+        <w:rPr>
+          <w:rFonts w:ascii="Times" w:hAnsi="Times" w:cs="Times"/>
+          <w:b/>
+          <w:bCs/>
+        </w:rPr>
+        <w:t>BANKING DATA ANALYST PORTFOLIO PROJECT</w:t>
+      </w:r>
+    </w:p>
+    <w:p>
+      <w:pPr>
+        <w:jc w:val="center"/>
+        <w:rPr>
+          <w:rFonts w:ascii="Times" w:hAnsi="Times" w:cs="Times"/>
+          <w:b/>
+          <w:bCs/>
+        </w:rPr>
+      </w:pPr>
+      <w:r>
+        <w:rPr>
+          <w:rFonts w:ascii="Times" w:hAnsi="Times" w:cs="Times"/>
+          <w:b/>
+          <w:bCs/>
+        </w:rPr>
+        <w:t>AREA 1: LOAN PORTFOLIO ANALYSIS</w:t>
+      </w:r>
+    </w:p>
+    <w:p>
+      <w:pPr>
+        <w:rPr>
+          <w:rFonts w:ascii="Times" w:hAnsi="Times" w:cs="Times"/>
+          <w:b/>
+          <w:bCs/>
+        </w:rPr>
+      </w:pPr>
+      <w:r>
+        <w:rPr>
+          <w:rFonts w:ascii="Times" w:hAnsi="Times" w:cs="Times"/>
           <w:b/>
           <w:bCs/>
         </w:rPr>
@@ -40,298 +57,163 @@
     </w:p>
     <w:p>
       <w:pPr>
-        <w:jc w:val="both"/>
-        <w:rPr>
-          <w:rFonts w:ascii="Times" w:hAnsi="Times"/>
-        </w:rPr>
-      </w:pPr>
-      <w:r>
-        <w:rPr>
-          <w:rFonts w:ascii="Times" w:hAnsi="Times"/>
-        </w:rPr>
-        <w:t>The bank has disbursed 4,000 loans to 1,718 customers, with a total value of approximately ₦2.33 billion. Loan amounts range from 50,000 to 2 million, with an average of ₦581,963.</w:t>
-      </w:r>
-    </w:p>
-    <w:p>
-      <w:pPr>
-        <w:jc w:val="both"/>
-        <w:rPr>
-          <w:rFonts w:ascii="Times" w:hAnsi="Times"/>
-        </w:rPr>
-      </w:pPr>
-      <w:r>
-        <w:rPr>
-          <w:rFonts w:ascii="Times" w:hAnsi="Times"/>
-        </w:rPr>
-        <w:t xml:space="preserve">While 42.40% of loans are active and 25.23% fully repaid, 32.38% are either late </w:t>
-      </w:r>
-      <w:r>
-        <w:rPr>
-          <w:rFonts w:ascii="Times" w:hAnsi="Times"/>
-        </w:rPr>
-        <w:t>and</w:t>
-      </w:r>
-      <w:r>
-        <w:rPr>
-          <w:rFonts w:ascii="Times" w:hAnsi="Times"/>
-        </w:rPr>
-        <w:t xml:space="preserve"> defaulted. These categories</w:t>
-      </w:r>
-      <w:r>
-        <w:rPr>
-          <w:rFonts w:ascii="Times" w:hAnsi="Times"/>
-        </w:rPr>
-        <w:t xml:space="preserve"> (</w:t>
-      </w:r>
-      <w:r>
-        <w:rPr>
-          <w:rFonts w:ascii="Times" w:hAnsi="Times"/>
-        </w:rPr>
-        <w:t xml:space="preserve">late </w:t>
-      </w:r>
-      <w:r>
-        <w:rPr>
-          <w:rFonts w:ascii="Times" w:hAnsi="Times"/>
-        </w:rPr>
-        <w:t>and</w:t>
-      </w:r>
-      <w:r>
-        <w:rPr>
-          <w:rFonts w:ascii="Times" w:hAnsi="Times"/>
-        </w:rPr>
-        <w:t xml:space="preserve"> defaulted</w:t>
-      </w:r>
-      <w:r>
-        <w:rPr>
-          <w:rFonts w:ascii="Times" w:hAnsi="Times"/>
-        </w:rPr>
-        <w:t>)</w:t>
-      </w:r>
-      <w:r>
-        <w:rPr>
-          <w:rFonts w:ascii="Times" w:hAnsi="Times"/>
-        </w:rPr>
-        <w:t xml:space="preserve"> have a combined outstanding balance </w:t>
-      </w:r>
-      <w:proofErr w:type="gramStart"/>
-      <w:r>
-        <w:rPr>
-          <w:rFonts w:ascii="Times" w:hAnsi="Times"/>
-        </w:rPr>
-        <w:t xml:space="preserve">of </w:t>
-      </w:r>
-      <w:r>
-        <w:rPr>
-          <w:rFonts w:ascii="Times" w:hAnsi="Times"/>
-        </w:rPr>
-        <w:t xml:space="preserve"> </w:t>
-      </w:r>
-      <w:r>
-        <w:rPr>
-          <w:rFonts w:ascii="Times" w:hAnsi="Times"/>
-        </w:rPr>
-        <w:t>489.38</w:t>
-      </w:r>
-      <w:proofErr w:type="gramEnd"/>
-      <w:r>
-        <w:rPr>
-          <w:rFonts w:ascii="Times" w:hAnsi="Times"/>
-        </w:rPr>
-        <w:t xml:space="preserve"> million, requiring management's attention.</w:t>
-      </w:r>
-    </w:p>
-    <w:p>
-      <w:pPr>
-        <w:jc w:val="both"/>
-        <w:rPr>
-          <w:rFonts w:ascii="Times" w:hAnsi="Times"/>
-        </w:rPr>
-      </w:pPr>
-      <w:r>
-        <w:rPr>
-          <w:rFonts w:ascii="Times" w:hAnsi="Times"/>
-        </w:rPr>
-        <w:t>The bank charges interest rates between 10% and 24%, with repayment periods ranging from 3 to 36 months.</w:t>
-      </w:r>
-    </w:p>
-    <w:p>
-      <w:pPr>
-        <w:jc w:val="both"/>
-        <w:rPr>
-          <w:rFonts w:ascii="Times" w:hAnsi="Times"/>
-        </w:rPr>
-      </w:pPr>
-    </w:p>
-    <w:p>
-      <w:pPr>
-        <w:jc w:val="both"/>
-        <w:rPr>
-          <w:rFonts w:ascii="Times" w:hAnsi="Times"/>
-        </w:rPr>
-      </w:pPr>
-      <w:r>
-        <w:rPr>
-          <w:rFonts w:ascii="Times" w:hAnsi="Times"/>
-        </w:rPr>
-        <w:t>Q1.</w:t>
-      </w:r>
-      <w:r>
-        <w:rPr>
-          <w:rFonts w:ascii="Times" w:hAnsi="Times"/>
-        </w:rPr>
-        <w:tab/>
-        <w:t>Management wants to understand the overall size and value of the loan portfolio:</w:t>
-      </w:r>
-    </w:p>
-    <w:p>
-      <w:pPr>
-        <w:ind w:left="720"/>
-        <w:jc w:val="both"/>
-        <w:rPr>
-          <w:rFonts w:ascii="Times" w:hAnsi="Times"/>
-        </w:rPr>
-      </w:pPr>
-      <w:r>
-        <w:rPr>
-          <w:rFonts w:ascii="Times" w:hAnsi="Times"/>
-        </w:rPr>
-        <w:t>The overall size of the banking lending activities is 4000</w:t>
-      </w:r>
-      <w:r>
-        <w:rPr>
-          <w:rFonts w:ascii="Times" w:hAnsi="Times"/>
-        </w:rPr>
-        <w:t xml:space="preserve"> with loan distributed to 1718 customers</w:t>
-      </w:r>
-      <w:r>
-        <w:rPr>
-          <w:rFonts w:ascii="Times" w:hAnsi="Times"/>
-        </w:rPr>
-        <w:t>, with means that 4000 loans have been disbursed to different</w:t>
-      </w:r>
-      <w:r>
-        <w:rPr>
-          <w:rFonts w:ascii="Times" w:hAnsi="Times"/>
-        </w:rPr>
-        <w:t xml:space="preserve"> </w:t>
-      </w:r>
-      <w:proofErr w:type="gramStart"/>
-      <w:r>
-        <w:rPr>
-          <w:rFonts w:ascii="Times" w:hAnsi="Times"/>
-        </w:rPr>
-        <w:t xml:space="preserve">1718 </w:t>
-      </w:r>
-      <w:r>
-        <w:rPr>
-          <w:rFonts w:ascii="Times" w:hAnsi="Times"/>
-        </w:rPr>
-        <w:t xml:space="preserve"> customers</w:t>
-      </w:r>
-      <w:proofErr w:type="gramEnd"/>
-      <w:r>
-        <w:rPr>
-          <w:rFonts w:ascii="Times" w:hAnsi="Times"/>
-        </w:rPr>
-        <w:t xml:space="preserve">. </w:t>
-      </w:r>
-    </w:p>
-    <w:p>
-      <w:pPr>
-        <w:ind w:left="720"/>
-        <w:jc w:val="both"/>
-        <w:rPr>
-          <w:rFonts w:ascii="Times" w:hAnsi="Times"/>
-        </w:rPr>
-      </w:pPr>
-      <w:r>
-        <w:rPr>
-          <w:rFonts w:ascii="Times" w:hAnsi="Times"/>
-        </w:rPr>
-        <w:t xml:space="preserve">The bank has disbursed approximately ₦2.33 billion in loans across its customer base. </w:t>
-      </w:r>
-    </w:p>
-    <w:p>
-      <w:pPr>
-        <w:jc w:val="both"/>
-        <w:rPr>
-          <w:rFonts w:ascii="Times" w:hAnsi="Times"/>
-        </w:rPr>
-      </w:pPr>
-      <w:r>
-        <w:rPr>
-          <w:rFonts w:ascii="Times" w:hAnsi="Times"/>
-        </w:rPr>
-        <w:t>Q2.</w:t>
-      </w:r>
-      <w:r>
-        <w:rPr>
-          <w:rFonts w:ascii="Times" w:hAnsi="Times"/>
-        </w:rPr>
-        <w:tab/>
-        <w:t>Management wants to know how loans are distributed across their different statuses.</w:t>
-      </w:r>
-    </w:p>
-    <w:p>
-      <w:pPr>
-        <w:jc w:val="both"/>
-        <w:rPr>
-          <w:rFonts w:ascii="Times" w:hAnsi="Times"/>
-          <w:b/>
-          <w:bCs/>
-        </w:rPr>
-      </w:pPr>
-      <w:r>
-        <w:rPr>
-          <w:rFonts w:ascii="Times" w:hAnsi="Times"/>
-          <w:b/>
-          <w:bCs/>
-        </w:rPr>
-        <w:t>Key Insights</w:t>
-      </w:r>
-    </w:p>
-    <w:p>
-      <w:pPr>
-        <w:jc w:val="both"/>
-        <w:rPr>
-          <w:rFonts w:ascii="Times" w:hAnsi="Times"/>
-        </w:rPr>
-      </w:pPr>
-      <w:r>
-        <w:rPr>
-          <w:rFonts w:ascii="Times" w:hAnsi="Times"/>
-        </w:rPr>
-        <w:t xml:space="preserve">The bank has disbursed approximately </w:t>
-      </w:r>
-      <w:r>
-        <w:rPr>
-          <w:rFonts w:ascii="Times" w:hAnsi="Times"/>
-          <w:b/>
-          <w:bCs/>
-        </w:rPr>
-        <w:t>₦2.33 billion</w:t>
-      </w:r>
-      <w:r>
-        <w:rPr>
-          <w:rFonts w:ascii="Times" w:hAnsi="Times"/>
-        </w:rPr>
-        <w:t xml:space="preserve"> across its customers. The portfolio is distributed as follows:</w:t>
+        <w:rPr>
+          <w:rFonts w:ascii="Times" w:hAnsi="Times" w:cs="Times"/>
+        </w:rPr>
+      </w:pPr>
+      <w:r>
+        <w:rPr>
+          <w:rFonts w:ascii="Times" w:hAnsi="Times" w:cs="Times"/>
+        </w:rPr>
+        <w:t>The bank has disbursed 4,000 loans to 1,718 customers, with a total value of approximately 2.33 billion. Loan amounts range from 50,000 to 2 million, with an average of approximately 581,963.</w:t>
+      </w:r>
+    </w:p>
+    <w:p>
+      <w:pPr>
+        <w:rPr>
+          <w:rFonts w:ascii="Times" w:hAnsi="Times" w:cs="Times"/>
+        </w:rPr>
+      </w:pPr>
+      <w:r>
+        <w:rPr>
+          <w:rFonts w:ascii="Times" w:hAnsi="Times" w:cs="Times"/>
+        </w:rPr>
+        <w:t>While 42.40% of loans are active and 25.23% have been fully repaid, 32.38% are either late or defaulted. These categories have a combined outstanding balance of approximately ₦489.38 million, requiring management's attention.</w:t>
+      </w:r>
+    </w:p>
+    <w:p>
+      <w:pPr>
+        <w:rPr>
+          <w:rFonts w:ascii="Times" w:hAnsi="Times" w:cs="Times"/>
+        </w:rPr>
+      </w:pPr>
+      <w:r>
+        <w:rPr>
+          <w:rFonts w:ascii="Times" w:hAnsi="Times" w:cs="Times"/>
+        </w:rPr>
+        <w:t>The bank charges annual interest rates ranging from 10% to 24%, with repayment periods ranging from 3 to 36 months.</w:t>
+      </w:r>
+    </w:p>
+    <w:p>
+      <w:pPr>
+        <w:rPr>
+          <w:rFonts w:ascii="Times" w:hAnsi="Times" w:cs="Times"/>
+          <w:b/>
+          <w:bCs/>
+        </w:rPr>
+      </w:pPr>
+      <w:r>
+        <w:rPr>
+          <w:rFonts w:ascii="Times" w:hAnsi="Times" w:cs="Times"/>
+          <w:b/>
+          <w:bCs/>
+        </w:rPr>
+        <w:t>Q1. Overall Size and Value of the Loan Portfolio</w:t>
+      </w:r>
+    </w:p>
+    <w:p>
+      <w:pPr>
+        <w:rPr>
+          <w:rFonts w:ascii="Times" w:hAnsi="Times" w:cs="Times"/>
+          <w:b/>
+          <w:bCs/>
+        </w:rPr>
+      </w:pPr>
+      <w:r>
+        <w:rPr>
+          <w:rFonts w:ascii="Times" w:hAnsi="Times" w:cs="Times"/>
+          <w:b/>
+          <w:bCs/>
+        </w:rPr>
+        <w:t>Business Insights</w:t>
+      </w:r>
+    </w:p>
+    <w:p>
+      <w:pPr>
+        <w:rPr>
+          <w:rFonts w:ascii="Times" w:hAnsi="Times" w:cs="Times"/>
+        </w:rPr>
+      </w:pPr>
+      <w:r>
+        <w:rPr>
+          <w:rFonts w:ascii="Times" w:hAnsi="Times" w:cs="Times"/>
+        </w:rPr>
+        <w:t>The bank has issued a total of 4,000 loans to 1,718 distinct customers. This indicates that the bank has provided multiple loans across its customer base.</w:t>
+      </w:r>
+    </w:p>
+    <w:p>
+      <w:pPr>
+        <w:rPr>
+          <w:rFonts w:ascii="Times" w:hAnsi="Times" w:cs="Times"/>
+        </w:rPr>
+      </w:pPr>
+      <w:r>
+        <w:rPr>
+          <w:rFonts w:ascii="Times" w:hAnsi="Times" w:cs="Times"/>
+        </w:rPr>
+        <w:t>The total value of loans disbursed is approximately 2.33 billion, representing the overall size of the bank's lending activities.</w:t>
+      </w:r>
+    </w:p>
+    <w:p>
+      <w:pPr>
+        <w:rPr>
+          <w:rFonts w:ascii="Times" w:hAnsi="Times" w:cs="Times"/>
+          <w:b/>
+          <w:bCs/>
+        </w:rPr>
+      </w:pPr>
+      <w:r>
+        <w:rPr>
+          <w:rFonts w:ascii="Times" w:hAnsi="Times" w:cs="Times"/>
+          <w:b/>
+          <w:bCs/>
+        </w:rPr>
+        <w:t>Q2. Distribution of Loans Across Different Statuses</w:t>
+      </w:r>
+    </w:p>
+    <w:p>
+      <w:pPr>
+        <w:rPr>
+          <w:rFonts w:ascii="Times" w:hAnsi="Times" w:cs="Times"/>
+          <w:b/>
+          <w:bCs/>
+        </w:rPr>
+      </w:pPr>
+      <w:r>
+        <w:rPr>
+          <w:rFonts w:ascii="Times" w:hAnsi="Times" w:cs="Times"/>
+          <w:b/>
+          <w:bCs/>
+        </w:rPr>
+        <w:t>Business Insights</w:t>
+      </w:r>
+    </w:p>
+    <w:p>
+      <w:pPr>
+        <w:rPr>
+          <w:rFonts w:ascii="Times" w:hAnsi="Times" w:cs="Times"/>
+        </w:rPr>
+      </w:pPr>
+      <w:r>
+        <w:rPr>
+          <w:rFonts w:ascii="Times" w:hAnsi="Times" w:cs="Times"/>
+        </w:rPr>
+        <w:t>The bank has disbursed approximately 2.33 billion across its customers. The portfolio is distributed as follows:</w:t>
       </w:r>
     </w:p>
     <w:p>
       <w:pPr>
         <w:numPr>
           <w:ilvl w:val="0"/>
-          <w:numId w:val="1"/>
+          <w:numId w:val="9"/>
         </w:numPr>
-        <w:jc w:val="both"/>
-        <w:rPr>
-          <w:rFonts w:ascii="Times" w:hAnsi="Times"/>
-        </w:rPr>
-      </w:pPr>
-      <w:r>
-        <w:rPr>
-          <w:rFonts w:ascii="Times" w:hAnsi="Times"/>
+        <w:rPr>
+          <w:rFonts w:ascii="Times" w:hAnsi="Times" w:cs="Times"/>
+        </w:rPr>
+      </w:pPr>
+      <w:r>
+        <w:rPr>
+          <w:rFonts w:ascii="Times" w:hAnsi="Times" w:cs="Times"/>
           <w:b/>
           <w:bCs/>
         </w:rPr>
@@ -339,25 +221,24 @@
       </w:r>
       <w:r>
         <w:rPr>
-          <w:rFonts w:ascii="Times" w:hAnsi="Times"/>
-        </w:rPr>
-        <w:t xml:space="preserve"> 1,696 loans (42.40%), valued at ₦991.05 million, represent the largest share of the portfolio.</w:t>
+          <w:rFonts w:ascii="Times" w:hAnsi="Times" w:cs="Times"/>
+        </w:rPr>
+        <w:t xml:space="preserve"> 1,696 loans (42.40%), valued at approximately ₦991.05 million, represent the largest share of the portfolio.</w:t>
       </w:r>
     </w:p>
     <w:p>
       <w:pPr>
         <w:numPr>
           <w:ilvl w:val="0"/>
-          <w:numId w:val="1"/>
+          <w:numId w:val="9"/>
         </w:numPr>
-        <w:jc w:val="both"/>
-        <w:rPr>
-          <w:rFonts w:ascii="Times" w:hAnsi="Times"/>
-        </w:rPr>
-      </w:pPr>
-      <w:r>
-        <w:rPr>
-          <w:rFonts w:ascii="Times" w:hAnsi="Times"/>
+        <w:rPr>
+          <w:rFonts w:ascii="Times" w:hAnsi="Times" w:cs="Times"/>
+        </w:rPr>
+      </w:pPr>
+      <w:r>
+        <w:rPr>
+          <w:rFonts w:ascii="Times" w:hAnsi="Times" w:cs="Times"/>
           <w:b/>
           <w:bCs/>
         </w:rPr>
@@ -365,25 +246,24 @@
       </w:r>
       <w:r>
         <w:rPr>
-          <w:rFonts w:ascii="Times" w:hAnsi="Times"/>
-        </w:rPr>
-        <w:t xml:space="preserve"> 1,009 loans (25.23%), valued at ₦595.93 million, have been fully repaid.</w:t>
+          <w:rFonts w:ascii="Times" w:hAnsi="Times" w:cs="Times"/>
+        </w:rPr>
+        <w:t xml:space="preserve"> 1,009 loans (25.23%), valued at approximately 595.93 million, have been fully repaid.</w:t>
       </w:r>
     </w:p>
     <w:p>
       <w:pPr>
         <w:numPr>
           <w:ilvl w:val="0"/>
-          <w:numId w:val="1"/>
+          <w:numId w:val="9"/>
         </w:numPr>
-        <w:jc w:val="both"/>
-        <w:rPr>
-          <w:rFonts w:ascii="Times" w:hAnsi="Times"/>
-        </w:rPr>
-      </w:pPr>
-      <w:r>
-        <w:rPr>
-          <w:rFonts w:ascii="Times" w:hAnsi="Times"/>
+        <w:rPr>
+          <w:rFonts w:ascii="Times" w:hAnsi="Times" w:cs="Times"/>
+        </w:rPr>
+      </w:pPr>
+      <w:r>
+        <w:rPr>
+          <w:rFonts w:ascii="Times" w:hAnsi="Times" w:cs="Times"/>
           <w:b/>
           <w:bCs/>
         </w:rPr>
@@ -391,25 +271,24 @@
       </w:r>
       <w:r>
         <w:rPr>
-          <w:rFonts w:ascii="Times" w:hAnsi="Times"/>
-        </w:rPr>
-        <w:t xml:space="preserve"> 872 loans (21.80%), valued at ₦499.78 million, indicate that a considerable number of customers are not meeting their repayment schedules.</w:t>
+          <w:rFonts w:ascii="Times" w:hAnsi="Times" w:cs="Times"/>
+        </w:rPr>
+        <w:t xml:space="preserve"> 872 loans (21.80%), valued at approximately 499.78 million, indicate that a considerable number of customers are not meeting their repayment schedules.</w:t>
       </w:r>
     </w:p>
     <w:p>
       <w:pPr>
         <w:numPr>
           <w:ilvl w:val="0"/>
-          <w:numId w:val="1"/>
+          <w:numId w:val="9"/>
         </w:numPr>
-        <w:jc w:val="both"/>
-        <w:rPr>
-          <w:rFonts w:ascii="Times" w:hAnsi="Times"/>
-        </w:rPr>
-      </w:pPr>
-      <w:r>
-        <w:rPr>
-          <w:rFonts w:ascii="Times" w:hAnsi="Times"/>
+        <w:rPr>
+          <w:rFonts w:ascii="Times" w:hAnsi="Times" w:cs="Times"/>
+        </w:rPr>
+      </w:pPr>
+      <w:r>
+        <w:rPr>
+          <w:rFonts w:ascii="Times" w:hAnsi="Times" w:cs="Times"/>
           <w:b/>
           <w:bCs/>
         </w:rPr>
@@ -417,25 +296,24 @@
       </w:r>
       <w:r>
         <w:rPr>
-          <w:rFonts w:ascii="Times" w:hAnsi="Times"/>
-        </w:rPr>
-        <w:t xml:space="preserve"> 423 loans (10.58%), valued at ₦241.10 million, represent a significant credit risk.</w:t>
+          <w:rFonts w:ascii="Times" w:hAnsi="Times" w:cs="Times"/>
+        </w:rPr>
+        <w:t xml:space="preserve"> 423 loans (10.58%), valued at approximately 241.10 million, represent a significant credit risk.</w:t>
       </w:r>
     </w:p>
     <w:p>
       <w:pPr>
         <w:numPr>
           <w:ilvl w:val="0"/>
-          <w:numId w:val="1"/>
+          <w:numId w:val="9"/>
         </w:numPr>
-        <w:jc w:val="both"/>
-        <w:rPr>
-          <w:rFonts w:ascii="Times" w:hAnsi="Times"/>
-        </w:rPr>
-      </w:pPr>
-      <w:r>
-        <w:rPr>
-          <w:rFonts w:ascii="Times" w:hAnsi="Times"/>
+        <w:rPr>
+          <w:rFonts w:ascii="Times" w:hAnsi="Times" w:cs="Times"/>
+        </w:rPr>
+      </w:pPr>
+      <w:r>
+        <w:rPr>
+          <w:rFonts w:ascii="Times" w:hAnsi="Times" w:cs="Times"/>
           <w:b/>
           <w:bCs/>
         </w:rPr>
@@ -443,83 +321,360 @@
       </w:r>
       <w:r>
         <w:rPr>
-          <w:rFonts w:ascii="Times" w:hAnsi="Times"/>
-        </w:rPr>
-        <w:t xml:space="preserve"> Late and defaulted loans account for 32.38% of all loan accounts, with a combined value of </w:t>
-      </w:r>
-      <w:r>
-        <w:rPr>
-          <w:rFonts w:ascii="Times" w:hAnsi="Times"/>
-          <w:b/>
-          <w:bCs/>
-        </w:rPr>
-        <w:t>₦740.88 million</w:t>
-      </w:r>
-      <w:r>
-        <w:rPr>
-          <w:rFonts w:ascii="Times" w:hAnsi="Times"/>
-        </w:rPr>
-        <w:t>. This deserves management's attention.</w:t>
-      </w:r>
-    </w:p>
-    <w:p>
-      <w:pPr>
-        <w:jc w:val="both"/>
-        <w:rPr>
-          <w:rFonts w:ascii="Times" w:hAnsi="Times"/>
-          <w:b/>
-          <w:bCs/>
-        </w:rPr>
-      </w:pPr>
-      <w:r>
-        <w:rPr>
-          <w:rFonts w:ascii="Times" w:hAnsi="Times"/>
-          <w:b/>
-          <w:bCs/>
-        </w:rPr>
-        <w:t>Recommendations</w:t>
+          <w:rFonts w:ascii="Times" w:hAnsi="Times" w:cs="Times"/>
+        </w:rPr>
+        <w:t xml:space="preserve"> Late and defaulted loans account for 32.38% of all loan accounts, with a combined original loan value of approximately 740.88 million. This deserves management's attention.</w:t>
+      </w:r>
+    </w:p>
+    <w:p>
+      <w:pPr>
+        <w:rPr>
+          <w:rFonts w:ascii="Times" w:hAnsi="Times" w:cs="Times"/>
+          <w:b/>
+          <w:bCs/>
+        </w:rPr>
+      </w:pPr>
+      <w:r>
+        <w:rPr>
+          <w:rFonts w:ascii="Times" w:hAnsi="Times" w:cs="Times"/>
+          <w:b/>
+          <w:bCs/>
+        </w:rPr>
+        <w:lastRenderedPageBreak/>
+        <w:t>Q3. Outstanding Loan Balance</w:t>
+      </w:r>
+    </w:p>
+    <w:p>
+      <w:pPr>
+        <w:rPr>
+          <w:rFonts w:ascii="Times" w:hAnsi="Times" w:cs="Times"/>
+          <w:b/>
+          <w:bCs/>
+        </w:rPr>
+      </w:pPr>
+      <w:r>
+        <w:rPr>
+          <w:rFonts w:ascii="Times" w:hAnsi="Times" w:cs="Times"/>
+          <w:b/>
+          <w:bCs/>
+        </w:rPr>
+        <w:t>Business Insights</w:t>
+      </w:r>
+    </w:p>
+    <w:p>
+      <w:pPr>
+        <w:rPr>
+          <w:rFonts w:ascii="Times" w:hAnsi="Times" w:cs="Times"/>
+        </w:rPr>
+      </w:pPr>
+      <w:r>
+        <w:rPr>
+          <w:rFonts w:ascii="Times" w:hAnsi="Times" w:cs="Times"/>
+        </w:rPr>
+        <w:t>Out of the approximately 2.33 billion disbursed to customers, approximately 1.13 billion remains unpaid.</w:t>
+      </w:r>
+    </w:p>
+    <w:p>
+      <w:pPr>
+        <w:rPr>
+          <w:rFonts w:ascii="Times" w:hAnsi="Times" w:cs="Times"/>
+        </w:rPr>
+      </w:pPr>
+      <w:r>
+        <w:rPr>
+          <w:rFonts w:ascii="Times" w:hAnsi="Times" w:cs="Times"/>
+        </w:rPr>
+        <w:t>The breakdown by loan status shows that:</w:t>
       </w:r>
     </w:p>
     <w:p>
       <w:pPr>
         <w:numPr>
           <w:ilvl w:val="0"/>
-          <w:numId w:val="2"/>
+          <w:numId w:val="10"/>
         </w:numPr>
-        <w:jc w:val="both"/>
-        <w:rPr>
-          <w:rFonts w:ascii="Times" w:hAnsi="Times"/>
-        </w:rPr>
-      </w:pPr>
-      <w:r>
-        <w:rPr>
-          <w:rFonts w:ascii="Times" w:hAnsi="Times"/>
-          <w:b/>
-          <w:bCs/>
-        </w:rPr>
-        <w:t>Investigate Repayment Challenges:</w:t>
-      </w:r>
-      <w:r>
-        <w:rPr>
-          <w:rFonts w:ascii="Times" w:hAnsi="Times"/>
-        </w:rPr>
-        <w:t xml:space="preserve"> Examine why customers struggle to repay, including whether their loans exceed their repayment capacity.</w:t>
+        <w:rPr>
+          <w:rFonts w:ascii="Times" w:hAnsi="Times" w:cs="Times"/>
+        </w:rPr>
+      </w:pPr>
+      <w:r>
+        <w:rPr>
+          <w:rFonts w:ascii="Times" w:hAnsi="Times" w:cs="Times"/>
+          <w:b/>
+          <w:bCs/>
+        </w:rPr>
+        <w:t>Active Loans:</w:t>
+      </w:r>
+      <w:r>
+        <w:rPr>
+          <w:rFonts w:ascii="Times" w:hAnsi="Times" w:cs="Times"/>
+        </w:rPr>
+        <w:t xml:space="preserve"> Approximately 643.58 million remains outstanding. These balances may be expected if customers are still within their repayment periods.</w:t>
       </w:r>
     </w:p>
     <w:p>
       <w:pPr>
         <w:numPr>
           <w:ilvl w:val="0"/>
-          <w:numId w:val="2"/>
+          <w:numId w:val="10"/>
         </w:numPr>
-        <w:jc w:val="both"/>
-        <w:rPr>
-          <w:rFonts w:ascii="Times" w:hAnsi="Times"/>
-        </w:rPr>
-      </w:pPr>
-      <w:r>
-        <w:rPr>
-          <w:rFonts w:ascii="Times" w:hAnsi="Times"/>
+        <w:rPr>
+          <w:rFonts w:ascii="Times" w:hAnsi="Times" w:cs="Times"/>
+        </w:rPr>
+      </w:pPr>
+      <w:r>
+        <w:rPr>
+          <w:rFonts w:ascii="Times" w:hAnsi="Times" w:cs="Times"/>
+          <w:b/>
+          <w:bCs/>
+        </w:rPr>
+        <w:t>Late Loans:</w:t>
+      </w:r>
+      <w:r>
+        <w:rPr>
+          <w:rFonts w:ascii="Times" w:hAnsi="Times" w:cs="Times"/>
+        </w:rPr>
+        <w:t xml:space="preserve"> Approximately 310.86 million remains outstanding, indicating a significant amount requiring closer monitoring and follow-up.</w:t>
+      </w:r>
+    </w:p>
+    <w:p>
+      <w:pPr>
+        <w:numPr>
+          <w:ilvl w:val="0"/>
+          <w:numId w:val="10"/>
+        </w:numPr>
+        <w:rPr>
+          <w:rFonts w:ascii="Times" w:hAnsi="Times" w:cs="Times"/>
+        </w:rPr>
+      </w:pPr>
+      <w:r>
+        <w:rPr>
+          <w:rFonts w:ascii="Times" w:hAnsi="Times" w:cs="Times"/>
+          <w:b/>
+          <w:bCs/>
+        </w:rPr>
+        <w:t>Defaulted Loans:</w:t>
+      </w:r>
+      <w:r>
+        <w:rPr>
+          <w:rFonts w:ascii="Times" w:hAnsi="Times" w:cs="Times"/>
+        </w:rPr>
+        <w:t xml:space="preserve"> Approximately 178.52 million remains outstanding, representing potential credit losses that require recovery measures.</w:t>
+      </w:r>
+    </w:p>
+    <w:p>
+      <w:pPr>
+        <w:numPr>
+          <w:ilvl w:val="0"/>
+          <w:numId w:val="10"/>
+        </w:numPr>
+        <w:rPr>
+          <w:rFonts w:ascii="Times" w:hAnsi="Times" w:cs="Times"/>
+        </w:rPr>
+      </w:pPr>
+      <w:r>
+        <w:rPr>
+          <w:rFonts w:ascii="Times" w:hAnsi="Times" w:cs="Times"/>
+          <w:b/>
+          <w:bCs/>
+        </w:rPr>
+        <w:t>Fully Repaid Loans:</w:t>
+      </w:r>
+      <w:r>
+        <w:rPr>
+          <w:rFonts w:ascii="Times" w:hAnsi="Times" w:cs="Times"/>
+        </w:rPr>
+        <w:t xml:space="preserve"> No outstanding balance remains, as these loans have been completely repaid.</w:t>
+      </w:r>
+    </w:p>
+    <w:p>
+      <w:pPr>
+        <w:rPr>
+          <w:rFonts w:ascii="Times" w:hAnsi="Times" w:cs="Times"/>
+          <w:b/>
+          <w:bCs/>
+        </w:rPr>
+      </w:pPr>
+      <w:r>
+        <w:rPr>
+          <w:rFonts w:ascii="Times" w:hAnsi="Times" w:cs="Times"/>
+          <w:b/>
+          <w:bCs/>
+        </w:rPr>
+        <w:t>Q4. Sizes of Loans Issued to Customers</w:t>
+      </w:r>
+    </w:p>
+    <w:p>
+      <w:pPr>
+        <w:rPr>
+          <w:rFonts w:ascii="Times" w:hAnsi="Times" w:cs="Times"/>
+          <w:b/>
+          <w:bCs/>
+        </w:rPr>
+      </w:pPr>
+      <w:r>
+        <w:rPr>
+          <w:rFonts w:ascii="Times" w:hAnsi="Times" w:cs="Times"/>
+          <w:b/>
+          <w:bCs/>
+        </w:rPr>
+        <w:t>Business Insights</w:t>
+      </w:r>
+    </w:p>
+    <w:p>
+      <w:pPr>
+        <w:rPr>
+          <w:rFonts w:ascii="Times" w:hAnsi="Times" w:cs="Times"/>
+        </w:rPr>
+      </w:pPr>
+      <w:r>
+        <w:rPr>
+          <w:rFonts w:ascii="Times" w:hAnsi="Times" w:cs="Times"/>
+        </w:rPr>
+        <w:t>The bank issues loans ranging from 50,000 to 2 million, with an average loan size of approximately 581,963.</w:t>
+      </w:r>
+    </w:p>
+    <w:p>
+      <w:pPr>
+        <w:rPr>
+          <w:rFonts w:ascii="Times" w:hAnsi="Times" w:cs="Times"/>
+        </w:rPr>
+      </w:pPr>
+      <w:r>
+        <w:rPr>
+          <w:rFonts w:ascii="Times" w:hAnsi="Times" w:cs="Times"/>
+        </w:rPr>
+        <w:t>This shows that the bank provides customers with different loan amounts, depending on their borrowing needs and eligibility.</w:t>
+      </w:r>
+    </w:p>
+    <w:p>
+      <w:pPr>
+        <w:rPr>
+          <w:rFonts w:ascii="Times" w:hAnsi="Times" w:cs="Times"/>
+          <w:b/>
+          <w:bCs/>
+        </w:rPr>
+      </w:pPr>
+      <w:r>
+        <w:rPr>
+          <w:rFonts w:ascii="Times" w:hAnsi="Times" w:cs="Times"/>
+          <w:b/>
+          <w:bCs/>
+        </w:rPr>
+        <w:t>Q5. Interest Rates and Repayment Terms</w:t>
+      </w:r>
+    </w:p>
+    <w:p>
+      <w:pPr>
+        <w:rPr>
+          <w:rFonts w:ascii="Times" w:hAnsi="Times" w:cs="Times"/>
+          <w:b/>
+          <w:bCs/>
+        </w:rPr>
+      </w:pPr>
+      <w:r>
+        <w:rPr>
+          <w:rFonts w:ascii="Times" w:hAnsi="Times" w:cs="Times"/>
+          <w:b/>
+          <w:bCs/>
+        </w:rPr>
+        <w:t>Business Insights</w:t>
+      </w:r>
+    </w:p>
+    <w:p>
+      <w:pPr>
+        <w:rPr>
+          <w:rFonts w:ascii="Times" w:hAnsi="Times" w:cs="Times"/>
+        </w:rPr>
+      </w:pPr>
+      <w:r>
+        <w:rPr>
+          <w:rFonts w:ascii="Times" w:hAnsi="Times" w:cs="Times"/>
+        </w:rPr>
+        <w:t>The bank charges annual interest rates ranging from 10% to 24%, with an average of approximately 17.03%. This shows that customers are charged different interest rates, although the factors determining these differences require further investigation.</w:t>
+      </w:r>
+    </w:p>
+    <w:p>
+      <w:pPr>
+        <w:rPr>
+          <w:rFonts w:ascii="Times" w:hAnsi="Times" w:cs="Times"/>
+        </w:rPr>
+      </w:pPr>
+      <w:r>
+        <w:rPr>
+          <w:rFonts w:ascii="Times" w:hAnsi="Times" w:cs="Times"/>
+        </w:rPr>
+        <w:t>For repayment periods, customers are given between 3 and 36 months to repay their loans, with an average repayment period of approximately 15 months.</w:t>
+      </w:r>
+    </w:p>
+    <w:p>
+      <w:pPr>
+        <w:rPr>
+          <w:rFonts w:ascii="Times" w:hAnsi="Times" w:cs="Times"/>
+        </w:rPr>
+      </w:pPr>
+      <w:r>
+        <w:rPr>
+          <w:rFonts w:ascii="Times" w:hAnsi="Times" w:cs="Times"/>
+        </w:rPr>
+        <w:t>Overall, the bank offers different interest rates and repayment periods to customers, providing varying borrowing costs and repayment timelines.</w:t>
+      </w:r>
+    </w:p>
+    <w:p>
+      <w:pPr>
+        <w:rPr>
+          <w:rFonts w:ascii="Times" w:hAnsi="Times" w:cs="Times"/>
+          <w:b/>
+          <w:bCs/>
+        </w:rPr>
+      </w:pPr>
+      <w:r>
+        <w:rPr>
+          <w:rFonts w:ascii="Times" w:hAnsi="Times" w:cs="Times"/>
+          <w:b/>
+          <w:bCs/>
+        </w:rPr>
+        <w:t>Overall Recommendations</w:t>
+      </w:r>
+    </w:p>
+    <w:p>
+      <w:pPr>
+        <w:numPr>
+          <w:ilvl w:val="0"/>
+          <w:numId w:val="11"/>
+        </w:numPr>
+        <w:rPr>
+          <w:rFonts w:ascii="Times" w:hAnsi="Times" w:cs="Times"/>
+        </w:rPr>
+      </w:pPr>
+      <w:r>
+        <w:rPr>
+          <w:rFonts w:ascii="Times" w:hAnsi="Times" w:cs="Times"/>
+          <w:b/>
+          <w:bCs/>
+        </w:rPr>
+        <w:t>Investigate Repayment Challenges:</w:t>
+      </w:r>
+      <w:r>
+        <w:rPr>
+          <w:rFonts w:ascii="Times" w:hAnsi="Times" w:cs="Times"/>
+        </w:rPr>
+        <w:t xml:space="preserve"> Examine why customers struggle to repay, including whether their loans exceed their repayment capacity.</w:t>
+      </w:r>
+    </w:p>
+    <w:p>
+      <w:pPr>
+        <w:numPr>
+          <w:ilvl w:val="0"/>
+          <w:numId w:val="11"/>
+        </w:numPr>
+        <w:rPr>
+          <w:rFonts w:ascii="Times" w:hAnsi="Times" w:cs="Times"/>
+        </w:rPr>
+      </w:pPr>
+      <w:r>
+        <w:rPr>
+          <w:rFonts w:ascii="Times" w:hAnsi="Times" w:cs="Times"/>
           <w:b/>
           <w:bCs/>
         </w:rPr>
@@ -528,25 +683,24 @@
       </w:r>
       <w:r>
         <w:rPr>
-          <w:rFonts w:ascii="Times" w:hAnsi="Times"/>
-        </w:rPr>
-        <w:t xml:space="preserve"> Introduce credit score assessments and review customers' previous repayment history before approving new loans.</w:t>
+          <w:rFonts w:ascii="Times" w:hAnsi="Times" w:cs="Times"/>
+        </w:rPr>
+        <w:t xml:space="preserve"> Introduce credit assessments and review customers' previous repayment history before approving new loans.</w:t>
       </w:r>
     </w:p>
     <w:p>
       <w:pPr>
         <w:numPr>
           <w:ilvl w:val="0"/>
-          <w:numId w:val="2"/>
+          <w:numId w:val="11"/>
         </w:numPr>
-        <w:jc w:val="both"/>
-        <w:rPr>
-          <w:rFonts w:ascii="Times" w:hAnsi="Times"/>
-        </w:rPr>
-      </w:pPr>
-      <w:r>
-        <w:rPr>
-          <w:rFonts w:ascii="Times" w:hAnsi="Times"/>
+        <w:rPr>
+          <w:rFonts w:ascii="Times" w:hAnsi="Times" w:cs="Times"/>
+        </w:rPr>
+      </w:pPr>
+      <w:r>
+        <w:rPr>
+          <w:rFonts w:ascii="Times" w:hAnsi="Times" w:cs="Times"/>
           <w:b/>
           <w:bCs/>
         </w:rPr>
@@ -554,356 +708,1490 @@
       </w:r>
       <w:r>
         <w:rPr>
-          <w:rFonts w:ascii="Times" w:hAnsi="Times"/>
+          <w:rFonts w:ascii="Times" w:hAnsi="Times" w:cs="Times"/>
         </w:rPr>
         <w:t xml:space="preserve"> Monitor late payments closely and introduce strategies to encourage timely repayments and prevent defaults.</w:t>
-      </w:r>
-    </w:p>
-    <w:p>
-      <w:pPr>
-        <w:jc w:val="both"/>
-        <w:rPr>
-          <w:rFonts w:ascii="Times" w:hAnsi="Times"/>
-        </w:rPr>
-      </w:pPr>
-      <w:r>
-        <w:rPr>
-          <w:rFonts w:ascii="Times" w:hAnsi="Times"/>
-        </w:rPr>
-        <w:t>Q3.</w:t>
-      </w:r>
-      <w:r>
-        <w:rPr>
-          <w:rFonts w:ascii="Times" w:hAnsi="Times"/>
-        </w:rPr>
-        <w:tab/>
-        <w:t>Management wants to understand how much money remains outstanding on its loans.</w:t>
-      </w:r>
-    </w:p>
-    <w:p>
-      <w:pPr>
-        <w:jc w:val="both"/>
-        <w:rPr>
-          <w:rFonts w:ascii="Times" w:hAnsi="Times"/>
-          <w:b/>
-          <w:bCs/>
-        </w:rPr>
-      </w:pPr>
-      <w:r>
-        <w:rPr>
-          <w:rFonts w:ascii="Times" w:hAnsi="Times"/>
-          <w:b/>
-          <w:bCs/>
-        </w:rPr>
-        <w:t>Insights: Outstanding Loan Balance by Status</w:t>
-      </w:r>
-    </w:p>
-    <w:p>
-      <w:pPr>
-        <w:jc w:val="both"/>
-        <w:rPr>
-          <w:rFonts w:ascii="Times" w:hAnsi="Times"/>
-        </w:rPr>
-      </w:pPr>
-      <w:r>
-        <w:rPr>
-          <w:rFonts w:ascii="Times" w:hAnsi="Times"/>
-        </w:rPr>
-        <w:t>Out of the approximately ₦2.33 billion disbursed to customers, ₦1.13 billion remains unpaid. The breakdown by loan status shows that:</w:t>
       </w:r>
     </w:p>
     <w:p>
       <w:pPr>
         <w:numPr>
           <w:ilvl w:val="0"/>
-          <w:numId w:val="3"/>
+          <w:numId w:val="11"/>
         </w:numPr>
-        <w:jc w:val="both"/>
-        <w:rPr>
-          <w:rFonts w:ascii="Times" w:hAnsi="Times"/>
-        </w:rPr>
-      </w:pPr>
-      <w:r>
-        <w:rPr>
-          <w:rFonts w:ascii="Times" w:hAnsi="Times"/>
-          <w:b/>
-          <w:bCs/>
-        </w:rPr>
-        <w:t>Active Loans:</w:t>
-      </w:r>
-      <w:r>
-        <w:rPr>
-          <w:rFonts w:ascii="Times" w:hAnsi="Times"/>
-        </w:rPr>
-        <w:t xml:space="preserve"> ₦643.58 million remains outstanding. These balances may be expected if customers are still within their repayment periods.</w:t>
+        <w:rPr>
+          <w:rFonts w:ascii="Times" w:hAnsi="Times" w:cs="Times"/>
+        </w:rPr>
+      </w:pPr>
+      <w:proofErr w:type="spellStart"/>
+      <w:r>
+        <w:rPr>
+          <w:rFonts w:ascii="Times" w:hAnsi="Times" w:cs="Times"/>
+          <w:b/>
+          <w:bCs/>
+        </w:rPr>
+        <w:t>Prioritise</w:t>
+      </w:r>
+      <w:proofErr w:type="spellEnd"/>
+      <w:r>
+        <w:rPr>
+          <w:rFonts w:ascii="Times" w:hAnsi="Times" w:cs="Times"/>
+          <w:b/>
+          <w:bCs/>
+        </w:rPr>
+        <w:t xml:space="preserve"> Loan Recovery:</w:t>
+      </w:r>
+      <w:r>
+        <w:rPr>
+          <w:rFonts w:ascii="Times" w:hAnsi="Times" w:cs="Times"/>
+        </w:rPr>
+        <w:t xml:space="preserve"> Focus on recovering outstanding balances from late and defaulted loans, while monitoring active loans to ensure customers remain on track.</w:t>
       </w:r>
     </w:p>
     <w:p>
       <w:pPr>
         <w:numPr>
           <w:ilvl w:val="0"/>
-          <w:numId w:val="3"/>
+          <w:numId w:val="11"/>
         </w:numPr>
-        <w:jc w:val="both"/>
-        <w:rPr>
-          <w:rFonts w:ascii="Times" w:hAnsi="Times"/>
-        </w:rPr>
-      </w:pPr>
-      <w:r>
-        <w:rPr>
-          <w:rFonts w:ascii="Times" w:hAnsi="Times"/>
-          <w:b/>
-          <w:bCs/>
-        </w:rPr>
-        <w:t>Late Loans:</w:t>
-      </w:r>
-      <w:r>
-        <w:rPr>
-          <w:rFonts w:ascii="Times" w:hAnsi="Times"/>
-        </w:rPr>
-        <w:t xml:space="preserve"> ₦310.86 million remains outstanding, indicating a significant amount requiring closer monitoring and follow-up.</w:t>
+        <w:rPr>
+          <w:rFonts w:ascii="Times" w:hAnsi="Times" w:cs="Times"/>
+        </w:rPr>
+      </w:pPr>
+      <w:r>
+        <w:rPr>
+          <w:rFonts w:ascii="Times" w:hAnsi="Times" w:cs="Times"/>
+          <w:b/>
+          <w:bCs/>
+        </w:rPr>
+        <w:t>Review Lending Terms:</w:t>
+      </w:r>
+      <w:r>
+        <w:rPr>
+          <w:rFonts w:ascii="Times" w:hAnsi="Times" w:cs="Times"/>
+        </w:rPr>
+        <w:t xml:space="preserve"> Examine the factors influencing interest rates and repayment periods to ensure that loan terms remain appropriate for customers.</w:t>
+      </w:r>
+    </w:p>
+    <w:p>
+      <w:pPr>
+        <w:rPr>
+          <w:rFonts w:ascii="Times" w:hAnsi="Times" w:cs="Times"/>
+          <w:b/>
+          <w:bCs/>
+        </w:rPr>
+      </w:pPr>
+      <w:r>
+        <w:rPr>
+          <w:rFonts w:ascii="Times" w:hAnsi="Times" w:cs="Times"/>
+          <w:b/>
+          <w:bCs/>
+        </w:rPr>
+        <w:t>Conclusion</w:t>
+      </w:r>
+    </w:p>
+    <w:p>
+      <w:pPr>
+        <w:rPr>
+          <w:rFonts w:ascii="Times" w:hAnsi="Times" w:cs="Times"/>
+        </w:rPr>
+      </w:pPr>
+      <w:r>
+        <w:rPr>
+          <w:rFonts w:ascii="Times" w:hAnsi="Times" w:cs="Times"/>
+        </w:rPr>
+        <w:t>The bank has a sizeable loan portfolio but faces repayment challenges, with a significant amount of money remaining outstanding, particularly in late and defaulted loans.</w:t>
+      </w:r>
+    </w:p>
+    <w:p>
+      <w:pPr>
+        <w:rPr>
+          <w:rFonts w:ascii="Times" w:hAnsi="Times" w:cs="Times"/>
+        </w:rPr>
+      </w:pPr>
+      <w:r>
+        <w:rPr>
+          <w:rFonts w:ascii="Times" w:hAnsi="Times" w:cs="Times"/>
+        </w:rPr>
+        <w:t>Improving loan approval checks, monitoring late repayments and introducing early intervention strategies will help reduce defaults and improve loan recovery.</w:t>
+      </w:r>
+    </w:p>
+    <w:p>
+      <w:pPr>
+        <w:rPr>
+          <w:rFonts w:ascii="Times" w:hAnsi="Times" w:cs="Times"/>
+        </w:rPr>
+      </w:pPr>
+      <w:r>
+        <w:rPr>
+          <w:rFonts w:ascii="Times" w:hAnsi="Times" w:cs="Times"/>
+        </w:rPr>
+        <w:pict w14:anchorId="2126C9D4">
+          <v:rect id="_x0000_i1031" style="width:0;height:1.5pt" o:hralign="center" o:hrstd="t" o:hr="t" fillcolor="#a0a0a0" stroked="f"/>
+        </w:pict>
+      </w:r>
+    </w:p>
+    <w:p>
+      <w:pPr>
+        <w:jc w:val="center"/>
+        <w:rPr>
+          <w:rFonts w:ascii="Times" w:hAnsi="Times" w:cs="Times"/>
+          <w:b/>
+          <w:bCs/>
+        </w:rPr>
+      </w:pPr>
+    </w:p>
+    <w:p>
+      <w:pPr>
+        <w:jc w:val="center"/>
+        <w:rPr>
+          <w:rFonts w:ascii="Times" w:hAnsi="Times" w:cs="Times"/>
+          <w:b/>
+          <w:bCs/>
+        </w:rPr>
+      </w:pPr>
+      <w:r>
+        <w:rPr>
+          <w:rFonts w:ascii="Times" w:hAnsi="Times" w:cs="Times"/>
+          <w:b/>
+          <w:bCs/>
+        </w:rPr>
+        <w:t>AREA 2: CUSTOMER BORROWING BEHAVIOUR</w:t>
+      </w:r>
+    </w:p>
+    <w:p>
+      <w:pPr>
+        <w:rPr>
+          <w:rFonts w:ascii="Times" w:hAnsi="Times" w:cs="Times"/>
+          <w:b/>
+          <w:bCs/>
+        </w:rPr>
+      </w:pPr>
+      <w:r>
+        <w:rPr>
+          <w:rFonts w:ascii="Times" w:hAnsi="Times" w:cs="Times"/>
+          <w:b/>
+          <w:bCs/>
+        </w:rPr>
+        <w:t>Executive Summary</w:t>
+      </w:r>
+    </w:p>
+    <w:p>
+      <w:pPr>
+        <w:rPr>
+          <w:rFonts w:ascii="Times" w:hAnsi="Times" w:cs="Times"/>
+        </w:rPr>
+      </w:pPr>
+      <w:r>
+        <w:rPr>
+          <w:rFonts w:ascii="Times" w:hAnsi="Times" w:cs="Times"/>
+        </w:rPr>
+        <w:t>The analysis examined customer borrowing patterns, repeat borrowing, loan amounts and outstanding loan exposure.</w:t>
+      </w:r>
+    </w:p>
+    <w:p>
+      <w:pPr>
+        <w:rPr>
+          <w:rFonts w:ascii="Times" w:hAnsi="Times" w:cs="Times"/>
+        </w:rPr>
+      </w:pPr>
+      <w:r>
+        <w:rPr>
+          <w:rFonts w:ascii="Times" w:hAnsi="Times" w:cs="Times"/>
+        </w:rPr>
+        <w:t>Out of 2,000 customers, 1,718 (85.90%) have borrowed from the bank, while 282 (14.10%) have never borrowed. The bank has disbursed approximately 2.33 billion across 4,000 loan records.</w:t>
+      </w:r>
+    </w:p>
+    <w:p>
+      <w:pPr>
+        <w:rPr>
+          <w:rFonts w:ascii="Times" w:hAnsi="Times" w:cs="Times"/>
+        </w:rPr>
+      </w:pPr>
+      <w:r>
+        <w:rPr>
+          <w:rFonts w:ascii="Times" w:hAnsi="Times" w:cs="Times"/>
+        </w:rPr>
+        <w:t>Repeat borrowing is common, with approximately 69.50% of borrowing customers having obtained more than one loan.</w:t>
+      </w:r>
+    </w:p>
+    <w:p>
+      <w:pPr>
+        <w:rPr>
+          <w:rFonts w:ascii="Times" w:hAnsi="Times" w:cs="Times"/>
+        </w:rPr>
+      </w:pPr>
+      <w:r>
+        <w:rPr>
+          <w:rFonts w:ascii="Times" w:hAnsi="Times" w:cs="Times"/>
+        </w:rPr>
+        <w:t>The analysis also shows that the top 50 borrowers account for only 10.51% of total disbursements. However, outstanding exposure is more concentrated, as 421 customers (24.51%) in the Very High exposure category owe approximately 711.49 million.</w:t>
+      </w:r>
+    </w:p>
+    <w:p>
+      <w:pPr>
+        <w:rPr>
+          <w:rFonts w:ascii="Times" w:hAnsi="Times" w:cs="Times"/>
+          <w:b/>
+          <w:bCs/>
+        </w:rPr>
+      </w:pPr>
+      <w:r>
+        <w:rPr>
+          <w:rFonts w:ascii="Times" w:hAnsi="Times" w:cs="Times"/>
+          <w:b/>
+          <w:bCs/>
+        </w:rPr>
+        <w:t>Q1. Overall Borrowing Activity of the Customer Base</w:t>
+      </w:r>
+    </w:p>
+    <w:p>
+      <w:pPr>
+        <w:rPr>
+          <w:rFonts w:ascii="Times" w:hAnsi="Times" w:cs="Times"/>
+          <w:b/>
+          <w:bCs/>
+        </w:rPr>
+      </w:pPr>
+      <w:r>
+        <w:rPr>
+          <w:rFonts w:ascii="Times" w:hAnsi="Times" w:cs="Times"/>
+          <w:b/>
+          <w:bCs/>
+        </w:rPr>
+        <w:t>Business Insights</w:t>
+      </w:r>
+    </w:p>
+    <w:p>
+      <w:pPr>
+        <w:rPr>
+          <w:rFonts w:ascii="Times" w:hAnsi="Times" w:cs="Times"/>
+        </w:rPr>
+      </w:pPr>
+      <w:r>
+        <w:rPr>
+          <w:rFonts w:ascii="Times" w:hAnsi="Times" w:cs="Times"/>
+        </w:rPr>
+        <w:t>The bank has a total of 2,000 customers, of which 1,718 (85.90%) have borrowed from the bank, while the remaining 282 (14.10%) have never borrowed.</w:t>
+      </w:r>
+    </w:p>
+    <w:p>
+      <w:pPr>
+        <w:rPr>
+          <w:rFonts w:ascii="Times" w:hAnsi="Times" w:cs="Times"/>
+        </w:rPr>
+      </w:pPr>
+      <w:r>
+        <w:rPr>
+          <w:rFonts w:ascii="Times" w:hAnsi="Times" w:cs="Times"/>
+        </w:rPr>
+        <w:lastRenderedPageBreak/>
+        <w:t>The borrowing frequency analysis shows that most customers have borrowed once or twice. A total of 1,085 customers fall into these two categories, representing approximately 63.15% of borrowing customers.</w:t>
+      </w:r>
+    </w:p>
+    <w:p>
+      <w:pPr>
+        <w:rPr>
+          <w:rFonts w:ascii="Times" w:hAnsi="Times" w:cs="Times"/>
+        </w:rPr>
+      </w:pPr>
+      <w:r>
+        <w:rPr>
+          <w:rFonts w:ascii="Times" w:hAnsi="Times" w:cs="Times"/>
+        </w:rPr>
+        <w:t>Borrowing frequency decreases as the number of loans increases, with only 13 customers having borrowed eight or nine times.</w:t>
+      </w:r>
+    </w:p>
+    <w:p>
+      <w:pPr>
+        <w:rPr>
+          <w:rFonts w:ascii="Times" w:hAnsi="Times" w:cs="Times"/>
+        </w:rPr>
+      </w:pPr>
+      <w:r>
+        <w:rPr>
+          <w:rFonts w:ascii="Times" w:hAnsi="Times" w:cs="Times"/>
+        </w:rPr>
+        <w:t>Overall, the bank has disbursed 4,000 loans to 1,718 borrowing customers, giving an average of approximately 2.33 loans per borrowing customer.</w:t>
+      </w:r>
+    </w:p>
+    <w:p>
+      <w:pPr>
+        <w:rPr>
+          <w:rFonts w:ascii="Times" w:hAnsi="Times" w:cs="Times"/>
+        </w:rPr>
+      </w:pPr>
+      <w:r>
+        <w:rPr>
+          <w:rFonts w:ascii="Times" w:hAnsi="Times" w:cs="Times"/>
+        </w:rPr>
+        <w:t>By state, Lagos recorded the highest borrowing activity, with 811 loans worth approximately 487.35 million, followed by FCT with 767 loans worth approximately 465 million.</w:t>
+      </w:r>
+    </w:p>
+    <w:p>
+      <w:pPr>
+        <w:rPr>
+          <w:rFonts w:ascii="Times" w:hAnsi="Times" w:cs="Times"/>
+        </w:rPr>
+      </w:pPr>
+      <w:r>
+        <w:rPr>
+          <w:rFonts w:ascii="Times" w:hAnsi="Times" w:cs="Times"/>
+        </w:rPr>
+        <w:t>By employment type, public sector customers recorded the highest borrowing activity, with 843 loans worth approximately 513.70 million. Contract workers followed with 817 loans worth approximately 475.20 million. Borrowing activity across the employment categories was relatively close.</w:t>
+      </w:r>
+    </w:p>
+    <w:p>
+      <w:pPr>
+        <w:rPr>
+          <w:rFonts w:ascii="Times" w:hAnsi="Times" w:cs="Times"/>
+          <w:b/>
+          <w:bCs/>
+        </w:rPr>
+      </w:pPr>
+      <w:r>
+        <w:rPr>
+          <w:rFonts w:ascii="Times" w:hAnsi="Times" w:cs="Times"/>
+          <w:b/>
+          <w:bCs/>
+        </w:rPr>
+        <w:t>Q2. Single-Loan Versus Multiple-Loan Customers</w:t>
+      </w:r>
+    </w:p>
+    <w:p>
+      <w:pPr>
+        <w:rPr>
+          <w:rFonts w:ascii="Times" w:hAnsi="Times" w:cs="Times"/>
+          <w:b/>
+          <w:bCs/>
+        </w:rPr>
+      </w:pPr>
+      <w:r>
+        <w:rPr>
+          <w:rFonts w:ascii="Times" w:hAnsi="Times" w:cs="Times"/>
+          <w:b/>
+          <w:bCs/>
+        </w:rPr>
+        <w:t>Business Insights</w:t>
+      </w:r>
+    </w:p>
+    <w:p>
+      <w:pPr>
+        <w:rPr>
+          <w:rFonts w:ascii="Times" w:hAnsi="Times" w:cs="Times"/>
+        </w:rPr>
+      </w:pPr>
+      <w:r>
+        <w:rPr>
+          <w:rFonts w:ascii="Times" w:hAnsi="Times" w:cs="Times"/>
+        </w:rPr>
+        <w:t>Out of the bank's 2,000 customers:</w:t>
       </w:r>
     </w:p>
     <w:p>
       <w:pPr>
         <w:numPr>
           <w:ilvl w:val="0"/>
-          <w:numId w:val="3"/>
+          <w:numId w:val="12"/>
         </w:numPr>
-        <w:jc w:val="both"/>
-        <w:rPr>
-          <w:rFonts w:ascii="Times" w:hAnsi="Times"/>
-        </w:rPr>
-      </w:pPr>
-      <w:r>
-        <w:rPr>
-          <w:rFonts w:ascii="Times" w:hAnsi="Times"/>
-          <w:b/>
-          <w:bCs/>
-        </w:rPr>
-        <w:t>Defaulted Loans:</w:t>
-      </w:r>
-      <w:r>
-        <w:rPr>
-          <w:rFonts w:ascii="Times" w:hAnsi="Times"/>
-        </w:rPr>
-        <w:t xml:space="preserve"> ₦178.52 million remains outstanding, representing a potential credit loss that requires recovery measures.</w:t>
+        <w:rPr>
+          <w:rFonts w:ascii="Times" w:hAnsi="Times" w:cs="Times"/>
+        </w:rPr>
+      </w:pPr>
+      <w:r>
+        <w:rPr>
+          <w:rFonts w:ascii="Times" w:hAnsi="Times" w:cs="Times"/>
+          <w:b/>
+          <w:bCs/>
+        </w:rPr>
+        <w:t>Multiple-loan customers:</w:t>
+      </w:r>
+      <w:r>
+        <w:rPr>
+          <w:rFonts w:ascii="Times" w:hAnsi="Times" w:cs="Times"/>
+        </w:rPr>
+        <w:t xml:space="preserve"> 1,194 (59.70%) have borrowed more than once.</w:t>
       </w:r>
     </w:p>
     <w:p>
       <w:pPr>
         <w:numPr>
           <w:ilvl w:val="0"/>
-          <w:numId w:val="3"/>
+          <w:numId w:val="12"/>
         </w:numPr>
-        <w:jc w:val="both"/>
-        <w:rPr>
-          <w:rFonts w:ascii="Times" w:hAnsi="Times"/>
-        </w:rPr>
-      </w:pPr>
-      <w:r>
-        <w:rPr>
-          <w:rFonts w:ascii="Times" w:hAnsi="Times"/>
-          <w:b/>
-          <w:bCs/>
-        </w:rPr>
-        <w:t>Fully Repaid Loans:</w:t>
-      </w:r>
-      <w:r>
-        <w:rPr>
-          <w:rFonts w:ascii="Times" w:hAnsi="Times"/>
-        </w:rPr>
-        <w:t xml:space="preserve"> No outstanding balance remains, as these loans have been completely repaid.</w:t>
-      </w:r>
-    </w:p>
-    <w:p>
-      <w:pPr>
-        <w:jc w:val="both"/>
-        <w:rPr>
-          <w:rFonts w:ascii="Times" w:hAnsi="Times"/>
-          <w:b/>
-          <w:bCs/>
-        </w:rPr>
-      </w:pPr>
-      <w:r>
-        <w:rPr>
-          <w:rFonts w:ascii="Times" w:hAnsi="Times"/>
-          <w:b/>
-          <w:bCs/>
-        </w:rPr>
+        <w:rPr>
+          <w:rFonts w:ascii="Times" w:hAnsi="Times" w:cs="Times"/>
+        </w:rPr>
+      </w:pPr>
+      <w:r>
+        <w:rPr>
+          <w:rFonts w:ascii="Times" w:hAnsi="Times" w:cs="Times"/>
+          <w:b/>
+          <w:bCs/>
+        </w:rPr>
+        <w:t>Single-loan customers:</w:t>
+      </w:r>
+      <w:r>
+        <w:rPr>
+          <w:rFonts w:ascii="Times" w:hAnsi="Times" w:cs="Times"/>
+        </w:rPr>
+        <w:t xml:space="preserve"> 524 (26.20%) have borrowed only once.</w:t>
+      </w:r>
+    </w:p>
+    <w:p>
+      <w:pPr>
+        <w:numPr>
+          <w:ilvl w:val="0"/>
+          <w:numId w:val="12"/>
+        </w:numPr>
+        <w:rPr>
+          <w:rFonts w:ascii="Times" w:hAnsi="Times" w:cs="Times"/>
+        </w:rPr>
+      </w:pPr>
+      <w:r>
+        <w:rPr>
+          <w:rFonts w:ascii="Times" w:hAnsi="Times" w:cs="Times"/>
+          <w:b/>
+          <w:bCs/>
+        </w:rPr>
+        <w:t>Never-borrowed customers:</w:t>
+      </w:r>
+      <w:r>
+        <w:rPr>
+          <w:rFonts w:ascii="Times" w:hAnsi="Times" w:cs="Times"/>
+        </w:rPr>
+        <w:t xml:space="preserve"> 282 (14.10%) have never obtained a loan.</w:t>
+      </w:r>
+    </w:p>
+    <w:p>
+      <w:pPr>
+        <w:rPr>
+          <w:rFonts w:ascii="Times" w:hAnsi="Times" w:cs="Times"/>
+        </w:rPr>
+      </w:pPr>
+      <w:r>
+        <w:rPr>
+          <w:rFonts w:ascii="Times" w:hAnsi="Times" w:cs="Times"/>
+        </w:rPr>
+        <w:t>Looking only at the 1,718 customers who have borrowed, approximately 69.50% are multiple-loan customers, while 30.50% have borrowed only once.</w:t>
+      </w:r>
+    </w:p>
+    <w:p>
+      <w:pPr>
+        <w:rPr>
+          <w:rFonts w:ascii="Times" w:hAnsi="Times" w:cs="Times"/>
+        </w:rPr>
+      </w:pPr>
+      <w:r>
+        <w:rPr>
+          <w:rFonts w:ascii="Times" w:hAnsi="Times" w:cs="Times"/>
+        </w:rPr>
+        <w:t>This shows that the majority of the bank's customers who participate in its lending activities have returned to obtain additional loans. It suggests a reasonable level of repeat borrowing among the bank's customers.</w:t>
+      </w:r>
+    </w:p>
+    <w:p>
+      <w:pPr>
+        <w:rPr>
+          <w:rFonts w:ascii="Times" w:hAnsi="Times" w:cs="Times"/>
+          <w:b/>
+          <w:bCs/>
+        </w:rPr>
+      </w:pPr>
+      <w:r>
+        <w:rPr>
+          <w:rFonts w:ascii="Times" w:hAnsi="Times" w:cs="Times"/>
+          <w:b/>
+          <w:bCs/>
+        </w:rPr>
+        <w:t>Q3. Customer Borrowing Amounts</w:t>
+      </w:r>
+    </w:p>
+    <w:p>
+      <w:pPr>
+        <w:rPr>
+          <w:rFonts w:ascii="Times" w:hAnsi="Times" w:cs="Times"/>
+          <w:b/>
+          <w:bCs/>
+        </w:rPr>
+      </w:pPr>
+      <w:r>
+        <w:rPr>
+          <w:rFonts w:ascii="Times" w:hAnsi="Times" w:cs="Times"/>
+          <w:b/>
+          <w:bCs/>
+        </w:rPr>
+        <w:t>Business Insights</w:t>
+      </w:r>
+    </w:p>
+    <w:p>
+      <w:pPr>
+        <w:rPr>
+          <w:rFonts w:ascii="Times" w:hAnsi="Times" w:cs="Times"/>
+        </w:rPr>
+      </w:pPr>
+      <w:r>
+        <w:rPr>
+          <w:rFonts w:ascii="Times" w:hAnsi="Times" w:cs="Times"/>
+        </w:rPr>
+        <w:t>The bank has disbursed approximately ₦2.33 billion across 4,000 loan records. Individual loan amounts range from 50,000 to 2 million, with an average loan amount of approximately 581,963.</w:t>
+      </w:r>
+    </w:p>
+    <w:p>
+      <w:pPr>
+        <w:rPr>
+          <w:rFonts w:ascii="Times" w:hAnsi="Times" w:cs="Times"/>
+        </w:rPr>
+      </w:pPr>
+      <w:r>
+        <w:rPr>
+          <w:rFonts w:ascii="Times" w:hAnsi="Times" w:cs="Times"/>
+        </w:rPr>
+        <w:t>The analysis shows that the 4,000 loan records belong to 1,718 distinct customers. Individual customers borrowed between 1 and 9 times.</w:t>
+      </w:r>
+    </w:p>
+    <w:p>
+      <w:pPr>
+        <w:rPr>
+          <w:rFonts w:ascii="Times" w:hAnsi="Times" w:cs="Times"/>
+        </w:rPr>
+      </w:pPr>
+      <w:r>
+        <w:rPr>
+          <w:rFonts w:ascii="Times" w:hAnsi="Times" w:cs="Times"/>
+        </w:rPr>
+        <w:lastRenderedPageBreak/>
+        <w:t>Customer ID 1722 recorded the highest total borrowing amount of ₦8.30 million across 9 loans, followed by customer ID 768 with ₦6.375 million across 5 loans, and customer ID 1384 with ₦6.15 million across 7 loans.</w:t>
+      </w:r>
+    </w:p>
+    <w:p>
+      <w:pPr>
+        <w:rPr>
+          <w:rFonts w:ascii="Times" w:hAnsi="Times" w:cs="Times"/>
+        </w:rPr>
+      </w:pPr>
+      <w:r>
+        <w:rPr>
+          <w:rFonts w:ascii="Times" w:hAnsi="Times" w:cs="Times"/>
+        </w:rPr>
+        <w:t>The findings also show that borrowing frequency does not necessarily determine the total amount borrowed by a customer. Some customers who borrowed only once received loan amounts comparable to or higher than those received by customers who borrowed multiple times.</w:t>
+      </w:r>
+    </w:p>
+    <w:p>
+      <w:pPr>
+        <w:rPr>
+          <w:rFonts w:ascii="Times" w:hAnsi="Times" w:cs="Times"/>
+        </w:rPr>
+      </w:pPr>
+      <w:r>
+        <w:rPr>
+          <w:rFonts w:ascii="Times" w:hAnsi="Times" w:cs="Times"/>
+        </w:rPr>
+        <w:t>This indicates that the number of loans taken does not always reflect the total value of a customer's borrowing activity.</w:t>
+      </w:r>
+    </w:p>
+    <w:p>
+      <w:pPr>
+        <w:rPr>
+          <w:rFonts w:ascii="Times" w:hAnsi="Times" w:cs="Times"/>
+        </w:rPr>
+      </w:pPr>
+      <w:r>
+        <w:rPr>
+          <w:rFonts w:ascii="Times" w:hAnsi="Times" w:cs="Times"/>
+        </w:rPr>
+        <w:t>Further analysis identified 14 different loan amounts offered by the bank. The 2 million loan amount recorded the highest activity, with 293 distinct customers accounting for 315 loan records.</w:t>
+      </w:r>
+    </w:p>
+    <w:p>
+      <w:pPr>
+        <w:rPr>
+          <w:rFonts w:ascii="Times" w:hAnsi="Times" w:cs="Times"/>
+        </w:rPr>
+      </w:pPr>
+      <w:r>
+        <w:rPr>
+          <w:rFonts w:ascii="Times" w:hAnsi="Times" w:cs="Times"/>
+        </w:rPr>
+        <w:t>This indicates that some customers received loans of the same amount on multiple occasions.</w:t>
+      </w:r>
+    </w:p>
+    <w:p>
+      <w:pPr>
+        <w:rPr>
+          <w:rFonts w:ascii="Times" w:hAnsi="Times" w:cs="Times"/>
+        </w:rPr>
+      </w:pPr>
+      <w:r>
+        <w:rPr>
+          <w:rFonts w:ascii="Times" w:hAnsi="Times" w:cs="Times"/>
+        </w:rPr>
+        <w:t>Overall, the findings show that customers borrow different amounts and at different frequencies. While some loan amounts occur more frequently than others, the total amount borrowed by a customer depends on both the size and number of loans received.</w:t>
+      </w:r>
+    </w:p>
+    <w:p>
+      <w:pPr>
+        <w:rPr>
+          <w:rFonts w:ascii="Times" w:hAnsi="Times" w:cs="Times"/>
+          <w:b/>
+          <w:bCs/>
+        </w:rPr>
+      </w:pPr>
+      <w:r>
+        <w:rPr>
+          <w:rFonts w:ascii="Times" w:hAnsi="Times" w:cs="Times"/>
+          <w:b/>
+          <w:bCs/>
+        </w:rPr>
+        <w:t>Q4. Identifying Customers with Significant Borrowing Activity</w:t>
+      </w:r>
+    </w:p>
+    <w:p>
+      <w:pPr>
+        <w:rPr>
+          <w:rFonts w:ascii="Times" w:hAnsi="Times" w:cs="Times"/>
+          <w:b/>
+          <w:bCs/>
+        </w:rPr>
+      </w:pPr>
+      <w:r>
+        <w:rPr>
+          <w:rFonts w:ascii="Times" w:hAnsi="Times" w:cs="Times"/>
+          <w:b/>
+          <w:bCs/>
+        </w:rPr>
+        <w:t>Business Insights</w:t>
+      </w:r>
+    </w:p>
+    <w:p>
+      <w:pPr>
+        <w:rPr>
+          <w:rFonts w:ascii="Times" w:hAnsi="Times" w:cs="Times"/>
+        </w:rPr>
+      </w:pPr>
+      <w:r>
+        <w:rPr>
+          <w:rFonts w:ascii="Times" w:hAnsi="Times" w:cs="Times"/>
+        </w:rPr>
+        <w:t>The bank disbursed approximately 2.33 billion across 4,000 loan records belonging to 1,718 customers.</w:t>
+      </w:r>
+    </w:p>
+    <w:p>
+      <w:pPr>
+        <w:rPr>
+          <w:rFonts w:ascii="Times" w:hAnsi="Times" w:cs="Times"/>
+        </w:rPr>
+      </w:pPr>
+      <w:r>
+        <w:rPr>
+          <w:rFonts w:ascii="Times" w:hAnsi="Times" w:cs="Times"/>
+        </w:rPr>
+        <w:t>The analysis shows that:</w:t>
+      </w:r>
+    </w:p>
+    <w:p>
+      <w:pPr>
+        <w:numPr>
+          <w:ilvl w:val="0"/>
+          <w:numId w:val="13"/>
+        </w:numPr>
+        <w:rPr>
+          <w:rFonts w:ascii="Times" w:hAnsi="Times" w:cs="Times"/>
+        </w:rPr>
+      </w:pPr>
+      <w:r>
+        <w:rPr>
+          <w:rFonts w:ascii="Times" w:hAnsi="Times" w:cs="Times"/>
+        </w:rPr>
+        <w:t>The top 10 customers borrowed a total of 60.80 million, representing 2.61% of total disbursements.</w:t>
+      </w:r>
+    </w:p>
+    <w:p>
+      <w:pPr>
+        <w:numPr>
+          <w:ilvl w:val="0"/>
+          <w:numId w:val="13"/>
+        </w:numPr>
+        <w:rPr>
+          <w:rFonts w:ascii="Times" w:hAnsi="Times" w:cs="Times"/>
+        </w:rPr>
+      </w:pPr>
+      <w:r>
+        <w:rPr>
+          <w:rFonts w:ascii="Times" w:hAnsi="Times" w:cs="Times"/>
+        </w:rPr>
+        <w:t>The top 20 customers borrowed 110.85 million, representing 4.76% of total disbursements.</w:t>
+      </w:r>
+    </w:p>
+    <w:p>
+      <w:pPr>
+        <w:numPr>
+          <w:ilvl w:val="0"/>
+          <w:numId w:val="13"/>
+        </w:numPr>
+        <w:rPr>
+          <w:rFonts w:ascii="Times" w:hAnsi="Times" w:cs="Times"/>
+        </w:rPr>
+      </w:pPr>
+      <w:r>
+        <w:rPr>
+          <w:rFonts w:ascii="Times" w:hAnsi="Times" w:cs="Times"/>
+        </w:rPr>
+        <w:t>The top 50 customers borrowed 244.70 million, representing 10.51% of total disbursements.</w:t>
+      </w:r>
+    </w:p>
+    <w:p>
+      <w:pPr>
+        <w:rPr>
+          <w:rFonts w:ascii="Times" w:hAnsi="Times" w:cs="Times"/>
+        </w:rPr>
+      </w:pPr>
+      <w:r>
+        <w:rPr>
+          <w:rFonts w:ascii="Times" w:hAnsi="Times" w:cs="Times"/>
+        </w:rPr>
+        <w:t>The remaining 1,668 customers account for 89.49% of total disbursements.</w:t>
+      </w:r>
+    </w:p>
+    <w:p>
+      <w:pPr>
+        <w:rPr>
+          <w:rFonts w:ascii="Times" w:hAnsi="Times" w:cs="Times"/>
+        </w:rPr>
+      </w:pPr>
+      <w:r>
+        <w:rPr>
+          <w:rFonts w:ascii="Times" w:hAnsi="Times" w:cs="Times"/>
+        </w:rPr>
+        <w:t>These findings indicate that lending is not heavily concentrated among the bank's 50 largest borrowers. Instead, the portfolio is distributed across a wider customer base.</w:t>
+      </w:r>
+    </w:p>
+    <w:p>
+      <w:pPr>
+        <w:rPr>
+          <w:rFonts w:ascii="Times" w:hAnsi="Times" w:cs="Times"/>
+          <w:b/>
+          <w:bCs/>
+        </w:rPr>
+      </w:pPr>
+      <w:r>
+        <w:rPr>
+          <w:rFonts w:ascii="Times" w:hAnsi="Times" w:cs="Times"/>
+          <w:b/>
+          <w:bCs/>
+        </w:rPr>
+        <w:t>Q5. Customer Loan Exposure Distribution and Concentration</w:t>
+      </w:r>
+    </w:p>
+    <w:p>
+      <w:pPr>
+        <w:rPr>
+          <w:rFonts w:ascii="Times" w:hAnsi="Times" w:cs="Times"/>
+          <w:b/>
+          <w:bCs/>
+        </w:rPr>
+      </w:pPr>
+      <w:r>
+        <w:rPr>
+          <w:rFonts w:ascii="Times" w:hAnsi="Times" w:cs="Times"/>
+          <w:b/>
+          <w:bCs/>
+        </w:rPr>
+        <w:t>Business Insights</w:t>
+      </w:r>
+    </w:p>
+    <w:p>
+      <w:pPr>
+        <w:rPr>
+          <w:rFonts w:ascii="Times" w:hAnsi="Times" w:cs="Times"/>
+        </w:rPr>
+      </w:pPr>
+      <w:r>
+        <w:rPr>
+          <w:rFonts w:ascii="Times" w:hAnsi="Times" w:cs="Times"/>
+        </w:rPr>
+        <w:lastRenderedPageBreak/>
+        <w:t>The analysis examined how much outstanding loan exposure is associated with individual customers.</w:t>
+      </w:r>
+    </w:p>
+    <w:p>
+      <w:pPr>
+        <w:rPr>
+          <w:rFonts w:ascii="Times" w:hAnsi="Times" w:cs="Times"/>
+        </w:rPr>
+      </w:pPr>
+      <w:r>
+        <w:rPr>
+          <w:rFonts w:ascii="Times" w:hAnsi="Times" w:cs="Times"/>
+        </w:rPr>
+        <w:t>The 1,718 borrowing customers were grouped into five exposure categories based on their total outstanding loan balances.</w:t>
+      </w:r>
+    </w:p>
+    <w:p>
+      <w:pPr>
+        <w:rPr>
+          <w:rFonts w:ascii="Times" w:hAnsi="Times" w:cs="Times"/>
+        </w:rPr>
+      </w:pPr>
+      <w:r>
+        <w:rPr>
+          <w:rFonts w:ascii="Times" w:hAnsi="Times" w:cs="Times"/>
+        </w:rPr>
+        <w:t>The following ranges were used for the classification:</w:t>
+      </w:r>
+    </w:p>
+    <w:tbl>
+      <w:tblPr>
+        <w:tblW w:w="0" w:type="auto"/>
+        <w:tblCellSpacing w:w="15" w:type="dxa"/>
+        <w:tblCellMar>
+          <w:top w:w="15" w:type="dxa"/>
+          <w:left w:w="15" w:type="dxa"/>
+          <w:bottom w:w="15" w:type="dxa"/>
+          <w:right w:w="15" w:type="dxa"/>
+        </w:tblCellMar>
+        <w:tblLook w:val="04A0" w:firstRow="1" w:lastRow="0" w:firstColumn="1" w:lastColumn="0" w:noHBand="0" w:noVBand="1"/>
+      </w:tblPr>
+      <w:tblGrid>
+        <w:gridCol w:w="2055"/>
+        <w:gridCol w:w="3302"/>
+      </w:tblGrid>
+      <w:tr>
+        <w:trPr>
+          <w:tblCellSpacing w:w="15" w:type="dxa"/>
+        </w:trPr>
+        <w:tc>
+          <w:tcPr>
+            <w:tcW w:w="0" w:type="auto"/>
+            <w:vAlign w:val="center"/>
+            <w:hideMark/>
+          </w:tcPr>
+          <w:p>
+            <w:pPr>
+              <w:rPr>
+                <w:rFonts w:ascii="Times" w:hAnsi="Times" w:cs="Times"/>
+                <w:b/>
+                <w:bCs/>
+              </w:rPr>
+            </w:pPr>
+            <w:r>
+              <w:rPr>
+                <w:rFonts w:ascii="Times" w:hAnsi="Times" w:cs="Times"/>
+                <w:b/>
+                <w:bCs/>
+              </w:rPr>
+              <w:t>Exposure Category</w:t>
+            </w:r>
+          </w:p>
+        </w:tc>
+        <w:tc>
+          <w:tcPr>
+            <w:tcW w:w="0" w:type="auto"/>
+            <w:vAlign w:val="center"/>
+            <w:hideMark/>
+          </w:tcPr>
+          <w:p>
+            <w:pPr>
+              <w:rPr>
+                <w:rFonts w:ascii="Times" w:hAnsi="Times" w:cs="Times"/>
+                <w:b/>
+                <w:bCs/>
+              </w:rPr>
+            </w:pPr>
+            <w:r>
+              <w:rPr>
+                <w:rFonts w:ascii="Times" w:hAnsi="Times" w:cs="Times"/>
+                <w:b/>
+                <w:bCs/>
+              </w:rPr>
+              <w:t>Customer Outstanding Balance</w:t>
+            </w:r>
+          </w:p>
+        </w:tc>
+      </w:tr>
+      <w:tr>
+        <w:trPr>
+          <w:tblCellSpacing w:w="15" w:type="dxa"/>
+        </w:trPr>
+        <w:tc>
+          <w:tcPr>
+            <w:tcW w:w="0" w:type="auto"/>
+            <w:vAlign w:val="center"/>
+            <w:hideMark/>
+          </w:tcPr>
+          <w:p>
+            <w:pPr>
+              <w:rPr>
+                <w:rFonts w:ascii="Times" w:hAnsi="Times" w:cs="Times"/>
+              </w:rPr>
+            </w:pPr>
+            <w:r>
+              <w:rPr>
+                <w:rFonts w:ascii="Times" w:hAnsi="Times" w:cs="Times"/>
+              </w:rPr>
+              <w:t>Very Low</w:t>
+            </w:r>
+          </w:p>
+        </w:tc>
+        <w:tc>
+          <w:tcPr>
+            <w:tcW w:w="0" w:type="auto"/>
+            <w:vAlign w:val="center"/>
+            <w:hideMark/>
+          </w:tcPr>
+          <w:p>
+            <w:pPr>
+              <w:rPr>
+                <w:rFonts w:ascii="Times" w:hAnsi="Times" w:cs="Times"/>
+              </w:rPr>
+            </w:pPr>
+            <w:r>
+              <w:rPr>
+                <w:rFonts w:ascii="Times" w:hAnsi="Times" w:cs="Times"/>
+              </w:rPr>
+              <w:t>0 – 100,000</w:t>
+            </w:r>
+          </w:p>
+        </w:tc>
+      </w:tr>
+      <w:tr>
+        <w:trPr>
+          <w:tblCellSpacing w:w="15" w:type="dxa"/>
+        </w:trPr>
+        <w:tc>
+          <w:tcPr>
+            <w:tcW w:w="0" w:type="auto"/>
+            <w:vAlign w:val="center"/>
+            <w:hideMark/>
+          </w:tcPr>
+          <w:p>
+            <w:pPr>
+              <w:rPr>
+                <w:rFonts w:ascii="Times" w:hAnsi="Times" w:cs="Times"/>
+              </w:rPr>
+            </w:pPr>
+            <w:r>
+              <w:rPr>
+                <w:rFonts w:ascii="Times" w:hAnsi="Times" w:cs="Times"/>
+              </w:rPr>
+              <w:t>Low</w:t>
+            </w:r>
+          </w:p>
+        </w:tc>
+        <w:tc>
+          <w:tcPr>
+            <w:tcW w:w="0" w:type="auto"/>
+            <w:vAlign w:val="center"/>
+            <w:hideMark/>
+          </w:tcPr>
+          <w:p>
+            <w:pPr>
+              <w:rPr>
+                <w:rFonts w:ascii="Times" w:hAnsi="Times" w:cs="Times"/>
+              </w:rPr>
+            </w:pPr>
+            <w:r>
+              <w:rPr>
+                <w:rFonts w:ascii="Times" w:hAnsi="Times" w:cs="Times"/>
+              </w:rPr>
+              <w:t>100,001 – 300,000</w:t>
+            </w:r>
+          </w:p>
+        </w:tc>
+      </w:tr>
+      <w:tr>
+        <w:trPr>
+          <w:tblCellSpacing w:w="15" w:type="dxa"/>
+        </w:trPr>
+        <w:tc>
+          <w:tcPr>
+            <w:tcW w:w="0" w:type="auto"/>
+            <w:vAlign w:val="center"/>
+            <w:hideMark/>
+          </w:tcPr>
+          <w:p>
+            <w:pPr>
+              <w:rPr>
+                <w:rFonts w:ascii="Times" w:hAnsi="Times" w:cs="Times"/>
+              </w:rPr>
+            </w:pPr>
+            <w:r>
+              <w:rPr>
+                <w:rFonts w:ascii="Times" w:hAnsi="Times" w:cs="Times"/>
+              </w:rPr>
+              <w:t>Moderate</w:t>
+            </w:r>
+          </w:p>
+        </w:tc>
+        <w:tc>
+          <w:tcPr>
+            <w:tcW w:w="0" w:type="auto"/>
+            <w:vAlign w:val="center"/>
+            <w:hideMark/>
+          </w:tcPr>
+          <w:p>
+            <w:pPr>
+              <w:rPr>
+                <w:rFonts w:ascii="Times" w:hAnsi="Times" w:cs="Times"/>
+              </w:rPr>
+            </w:pPr>
+            <w:r>
+              <w:rPr>
+                <w:rFonts w:ascii="Times" w:hAnsi="Times" w:cs="Times"/>
+              </w:rPr>
+              <w:t>300,001 – 600,000</w:t>
+            </w:r>
+          </w:p>
+        </w:tc>
+      </w:tr>
+      <w:tr>
+        <w:trPr>
+          <w:tblCellSpacing w:w="15" w:type="dxa"/>
+        </w:trPr>
+        <w:tc>
+          <w:tcPr>
+            <w:tcW w:w="0" w:type="auto"/>
+            <w:vAlign w:val="center"/>
+            <w:hideMark/>
+          </w:tcPr>
+          <w:p>
+            <w:pPr>
+              <w:rPr>
+                <w:rFonts w:ascii="Times" w:hAnsi="Times" w:cs="Times"/>
+              </w:rPr>
+            </w:pPr>
+            <w:r>
+              <w:rPr>
+                <w:rFonts w:ascii="Times" w:hAnsi="Times" w:cs="Times"/>
+              </w:rPr>
+              <w:t>High</w:t>
+            </w:r>
+          </w:p>
+        </w:tc>
+        <w:tc>
+          <w:tcPr>
+            <w:tcW w:w="0" w:type="auto"/>
+            <w:vAlign w:val="center"/>
+            <w:hideMark/>
+          </w:tcPr>
+          <w:p>
+            <w:pPr>
+              <w:rPr>
+                <w:rFonts w:ascii="Times" w:hAnsi="Times" w:cs="Times"/>
+              </w:rPr>
+            </w:pPr>
+            <w:r>
+              <w:rPr>
+                <w:rFonts w:ascii="Times" w:hAnsi="Times" w:cs="Times"/>
+              </w:rPr>
+              <w:t>600,001 – 1,000,000</w:t>
+            </w:r>
+          </w:p>
+        </w:tc>
+      </w:tr>
+      <w:tr>
+        <w:trPr>
+          <w:tblCellSpacing w:w="15" w:type="dxa"/>
+        </w:trPr>
+        <w:tc>
+          <w:tcPr>
+            <w:tcW w:w="0" w:type="auto"/>
+            <w:vAlign w:val="center"/>
+            <w:hideMark/>
+          </w:tcPr>
+          <w:p>
+            <w:pPr>
+              <w:rPr>
+                <w:rFonts w:ascii="Times" w:hAnsi="Times" w:cs="Times"/>
+              </w:rPr>
+            </w:pPr>
+            <w:r>
+              <w:rPr>
+                <w:rFonts w:ascii="Times" w:hAnsi="Times" w:cs="Times"/>
+              </w:rPr>
+              <w:t>Very High</w:t>
+            </w:r>
+          </w:p>
+        </w:tc>
+        <w:tc>
+          <w:tcPr>
+            <w:tcW w:w="0" w:type="auto"/>
+            <w:vAlign w:val="center"/>
+            <w:hideMark/>
+          </w:tcPr>
+          <w:p>
+            <w:pPr>
+              <w:rPr>
+                <w:rFonts w:ascii="Times" w:hAnsi="Times" w:cs="Times"/>
+              </w:rPr>
+            </w:pPr>
+            <w:r>
+              <w:rPr>
+                <w:rFonts w:ascii="Times" w:hAnsi="Times" w:cs="Times"/>
+              </w:rPr>
+              <w:t>Above 1,000,000</w:t>
+            </w:r>
+          </w:p>
+        </w:tc>
+      </w:tr>
+    </w:tbl>
+    <w:p>
+      <w:pPr>
+        <w:rPr>
+          <w:rFonts w:ascii="Times" w:hAnsi="Times" w:cs="Times"/>
+        </w:rPr>
+      </w:pPr>
+      <w:r>
+        <w:rPr>
+          <w:rFonts w:ascii="Times" w:hAnsi="Times" w:cs="Times"/>
+        </w:rPr>
+        <w:t>These categories are analytical groupings created for this analysis and should not be interpreted as the bank's official credit risk classifications.</w:t>
+      </w:r>
+    </w:p>
+    <w:p>
+      <w:pPr>
+        <w:rPr>
+          <w:rFonts w:ascii="Times" w:hAnsi="Times" w:cs="Times"/>
+        </w:rPr>
+      </w:pPr>
+      <w:r>
+        <w:rPr>
+          <w:rFonts w:ascii="Times" w:hAnsi="Times" w:cs="Times"/>
+        </w:rPr>
+        <w:t>The results show that:</w:t>
+      </w:r>
+    </w:p>
+    <w:p>
+      <w:pPr>
+        <w:numPr>
+          <w:ilvl w:val="0"/>
+          <w:numId w:val="14"/>
+        </w:numPr>
+        <w:rPr>
+          <w:rFonts w:ascii="Times" w:hAnsi="Times" w:cs="Times"/>
+        </w:rPr>
+      </w:pPr>
+      <w:r>
+        <w:rPr>
+          <w:rFonts w:ascii="Times" w:hAnsi="Times" w:cs="Times"/>
+          <w:b/>
+          <w:bCs/>
+        </w:rPr>
+        <w:t>Very High:</w:t>
+      </w:r>
+      <w:r>
+        <w:rPr>
+          <w:rFonts w:ascii="Times" w:hAnsi="Times" w:cs="Times"/>
+        </w:rPr>
+        <w:t xml:space="preserve"> 421 customers (24.51%) owe approximately 711.49 million.</w:t>
+      </w:r>
+    </w:p>
+    <w:p>
+      <w:pPr>
+        <w:numPr>
+          <w:ilvl w:val="0"/>
+          <w:numId w:val="14"/>
+        </w:numPr>
+        <w:rPr>
+          <w:rFonts w:ascii="Times" w:hAnsi="Times" w:cs="Times"/>
+        </w:rPr>
+      </w:pPr>
+      <w:r>
+        <w:rPr>
+          <w:rFonts w:ascii="Times" w:hAnsi="Times" w:cs="Times"/>
+          <w:b/>
+          <w:bCs/>
+        </w:rPr>
+        <w:t>Very Low:</w:t>
+      </w:r>
+      <w:r>
+        <w:rPr>
+          <w:rFonts w:ascii="Times" w:hAnsi="Times" w:cs="Times"/>
+        </w:rPr>
+        <w:t xml:space="preserve"> 391 customers (22.76%) owe approximately 12.16 million.</w:t>
+      </w:r>
+    </w:p>
+    <w:p>
+      <w:pPr>
+        <w:numPr>
+          <w:ilvl w:val="0"/>
+          <w:numId w:val="14"/>
+        </w:numPr>
+        <w:rPr>
+          <w:rFonts w:ascii="Times" w:hAnsi="Times" w:cs="Times"/>
+        </w:rPr>
+      </w:pPr>
+      <w:r>
+        <w:rPr>
+          <w:rFonts w:ascii="Times" w:hAnsi="Times" w:cs="Times"/>
+          <w:b/>
+          <w:bCs/>
+        </w:rPr>
+        <w:t>Low:</w:t>
+      </w:r>
+      <w:r>
+        <w:rPr>
+          <w:rFonts w:ascii="Times" w:hAnsi="Times" w:cs="Times"/>
+        </w:rPr>
+        <w:t xml:space="preserve"> 345 customers (20.08%) owe approximately 68.98 million.</w:t>
+      </w:r>
+    </w:p>
+    <w:p>
+      <w:pPr>
+        <w:numPr>
+          <w:ilvl w:val="0"/>
+          <w:numId w:val="14"/>
+        </w:numPr>
+        <w:rPr>
+          <w:rFonts w:ascii="Times" w:hAnsi="Times" w:cs="Times"/>
+        </w:rPr>
+      </w:pPr>
+      <w:r>
+        <w:rPr>
+          <w:rFonts w:ascii="Times" w:hAnsi="Times" w:cs="Times"/>
+          <w:b/>
+          <w:bCs/>
+        </w:rPr>
+        <w:t>Moderate:</w:t>
+      </w:r>
+      <w:r>
+        <w:rPr>
+          <w:rFonts w:ascii="Times" w:hAnsi="Times" w:cs="Times"/>
+        </w:rPr>
+        <w:t xml:space="preserve"> 286 customers (16.65%) owe approximately 126.53 million.</w:t>
+      </w:r>
+    </w:p>
+    <w:p>
+      <w:pPr>
+        <w:numPr>
+          <w:ilvl w:val="0"/>
+          <w:numId w:val="14"/>
+        </w:numPr>
+        <w:rPr>
+          <w:rFonts w:ascii="Times" w:hAnsi="Times" w:cs="Times"/>
+        </w:rPr>
+      </w:pPr>
+      <w:r>
+        <w:rPr>
+          <w:rFonts w:ascii="Times" w:hAnsi="Times" w:cs="Times"/>
+          <w:b/>
+          <w:bCs/>
+        </w:rPr>
+        <w:t>High:</w:t>
+      </w:r>
+      <w:r>
+        <w:rPr>
+          <w:rFonts w:ascii="Times" w:hAnsi="Times" w:cs="Times"/>
+        </w:rPr>
+        <w:t xml:space="preserve"> 275 customers (16.01%) owe approximately 213.80 million.</w:t>
+      </w:r>
+    </w:p>
+    <w:p>
+      <w:pPr>
+        <w:rPr>
+          <w:rFonts w:ascii="Times" w:hAnsi="Times" w:cs="Times"/>
+        </w:rPr>
+      </w:pPr>
+      <w:r>
+        <w:rPr>
+          <w:rFonts w:ascii="Times" w:hAnsi="Times" w:cs="Times"/>
+        </w:rPr>
+        <w:t>Overall, the findings show that outstanding loan exposure is heavily concentrated among customers in the Very High category.</w:t>
+      </w:r>
+    </w:p>
+    <w:p>
+      <w:pPr>
+        <w:rPr>
+          <w:rFonts w:ascii="Times" w:hAnsi="Times" w:cs="Times"/>
+        </w:rPr>
+      </w:pPr>
+      <w:r>
+        <w:rPr>
+          <w:rFonts w:ascii="Times" w:hAnsi="Times" w:cs="Times"/>
+        </w:rPr>
+        <w:t>Although these customers represent only 24.51% of borrowing customers, they account for approximately 711.49 million in outstanding balances, making this category the largest contributor to the bank's total loan exposure.</w:t>
+      </w:r>
+    </w:p>
+    <w:p>
+      <w:pPr>
+        <w:rPr>
+          <w:rFonts w:ascii="Times" w:hAnsi="Times" w:cs="Times"/>
+        </w:rPr>
+      </w:pPr>
+      <w:r>
+        <w:rPr>
+          <w:rFonts w:ascii="Times" w:hAnsi="Times" w:cs="Times"/>
+        </w:rPr>
+        <w:t>However, a high outstanding balance does not automatically mean that a customer is experiencing repayment difficulties. Their repayment history and loan status should also be considered when assessing their exposure.</w:t>
+      </w:r>
+    </w:p>
+    <w:p>
+      <w:pPr>
+        <w:rPr>
+          <w:rFonts w:ascii="Times" w:hAnsi="Times" w:cs="Times"/>
+        </w:rPr>
+      </w:pPr>
+    </w:p>
+    <w:p>
+      <w:pPr>
+        <w:rPr>
+          <w:rFonts w:ascii="Times" w:hAnsi="Times" w:cs="Times"/>
+        </w:rPr>
+      </w:pPr>
+    </w:p>
+    <w:p>
+      <w:pPr>
+        <w:rPr>
+          <w:rFonts w:ascii="Times" w:hAnsi="Times" w:cs="Times"/>
+          <w:b/>
+          <w:bCs/>
+        </w:rPr>
+      </w:pPr>
+      <w:r>
+        <w:rPr>
+          <w:rFonts w:ascii="Times" w:hAnsi="Times" w:cs="Times"/>
+          <w:b/>
+          <w:bCs/>
+        </w:rPr>
+        <w:lastRenderedPageBreak/>
         <w:t>Recommendations</w:t>
       </w:r>
     </w:p>
     <w:p>
       <w:pPr>
-        <w:jc w:val="both"/>
-        <w:rPr>
-          <w:rFonts w:ascii="Times" w:hAnsi="Times"/>
-        </w:rPr>
-      </w:pPr>
-      <w:r>
-        <w:rPr>
-          <w:rFonts w:ascii="Times" w:hAnsi="Times"/>
-        </w:rPr>
-        <w:t xml:space="preserve">The bank should </w:t>
-      </w:r>
-      <w:proofErr w:type="spellStart"/>
-      <w:r>
-        <w:rPr>
-          <w:rFonts w:ascii="Times" w:hAnsi="Times"/>
-        </w:rPr>
-        <w:t>prioritise</w:t>
-      </w:r>
-      <w:proofErr w:type="spellEnd"/>
-      <w:r>
-        <w:rPr>
-          <w:rFonts w:ascii="Times" w:hAnsi="Times"/>
-        </w:rPr>
-        <w:t xml:space="preserve"> monitoring late and defaulted loans, particularly the combined ₦489.38 million outstanding in these categories. It should also review active loans to ensure customers remain on track with their repayment schedules. Early intervention and consistent follow-up can help reduce further defaults and improve loan recovery.</w:t>
-      </w:r>
-    </w:p>
-    <w:p>
-      <w:pPr>
-        <w:jc w:val="both"/>
-        <w:rPr>
-          <w:rFonts w:ascii="Times" w:hAnsi="Times"/>
-        </w:rPr>
-      </w:pPr>
-      <w:r>
-        <w:rPr>
-          <w:rFonts w:ascii="Times" w:hAnsi="Times"/>
-        </w:rPr>
-        <w:t>Q4.</w:t>
-      </w:r>
-      <w:r>
-        <w:rPr>
-          <w:rFonts w:ascii="Times" w:hAnsi="Times"/>
-        </w:rPr>
-        <w:tab/>
-        <w:t>Management wants to understand the sizes of loans being issued to customers.</w:t>
-      </w:r>
-    </w:p>
-    <w:p>
-      <w:pPr>
-        <w:ind w:left="720"/>
-        <w:jc w:val="both"/>
-        <w:rPr>
-          <w:rFonts w:ascii="Times" w:hAnsi="Times"/>
-        </w:rPr>
-      </w:pPr>
-      <w:r>
-        <w:rPr>
-          <w:rFonts w:ascii="Times" w:hAnsi="Times"/>
-        </w:rPr>
-        <w:t>The bank issues loans ranging from ₦50,000 to ₦2 million, with an average loan size of approximately ₦581,963. This shows that the bank provides customers with different loan amounts, depending on their borrowing needs and eligibility.</w:t>
-      </w:r>
-    </w:p>
-    <w:p>
-      <w:pPr>
-        <w:ind w:left="720" w:hanging="720"/>
-        <w:jc w:val="both"/>
-        <w:rPr>
-          <w:rFonts w:ascii="Times" w:hAnsi="Times"/>
-        </w:rPr>
-      </w:pPr>
-      <w:r>
-        <w:rPr>
-          <w:rFonts w:ascii="Times" w:hAnsi="Times"/>
-        </w:rPr>
-        <w:t>Q5.</w:t>
-      </w:r>
-      <w:r>
-        <w:rPr>
-          <w:rFonts w:ascii="Times" w:hAnsi="Times"/>
-        </w:rPr>
-        <w:tab/>
-        <w:t>Management wants to understand the interest rates and repayment terms attached to the institution's loans.</w:t>
-      </w:r>
-    </w:p>
-    <w:p>
-      <w:pPr>
-        <w:ind w:left="720" w:hanging="720"/>
-        <w:jc w:val="both"/>
-        <w:rPr>
-          <w:rFonts w:ascii="Times" w:hAnsi="Times"/>
-          <w:b/>
-          <w:bCs/>
-        </w:rPr>
-      </w:pPr>
-      <w:r>
-        <w:rPr>
-          <w:rFonts w:ascii="Times" w:hAnsi="Times"/>
-        </w:rPr>
-        <w:tab/>
-      </w:r>
-      <w:r>
-        <w:rPr>
-          <w:rFonts w:ascii="Times" w:hAnsi="Times"/>
-          <w:b/>
-          <w:bCs/>
-        </w:rPr>
-        <w:t>Insights</w:t>
-      </w:r>
-    </w:p>
-    <w:p>
-      <w:pPr>
-        <w:ind w:left="720"/>
-        <w:jc w:val="both"/>
-        <w:rPr>
-          <w:rFonts w:ascii="Times" w:hAnsi="Times"/>
-        </w:rPr>
-      </w:pPr>
-      <w:r>
-        <w:rPr>
-          <w:rFonts w:ascii="Times" w:hAnsi="Times"/>
-        </w:rPr>
-        <w:t>The bank charges annual interest rates ranging from 10% to 24%, with an average of approximately 17.03%. This shows that customers are charged different interest rates, although the factors determining these differences require further investigation.</w:t>
-      </w:r>
-    </w:p>
-    <w:p>
-      <w:pPr>
-        <w:ind w:left="720"/>
-        <w:jc w:val="both"/>
-        <w:rPr>
-          <w:rFonts w:ascii="Times" w:hAnsi="Times"/>
-        </w:rPr>
-      </w:pPr>
-      <w:r>
-        <w:rPr>
-          <w:rFonts w:ascii="Times" w:hAnsi="Times"/>
-        </w:rPr>
-        <w:lastRenderedPageBreak/>
-        <w:t>For repayment periods, customers are given between 3 and 36 months to repay their loans, with an average repayment period of approximately 15 months.</w:t>
-      </w:r>
-    </w:p>
-    <w:p>
-      <w:pPr>
-        <w:ind w:left="720"/>
-        <w:jc w:val="both"/>
-        <w:rPr>
-          <w:rFonts w:ascii="Times" w:hAnsi="Times"/>
-        </w:rPr>
-      </w:pPr>
-      <w:r>
-        <w:rPr>
-          <w:rFonts w:ascii="Times" w:hAnsi="Times"/>
-        </w:rPr>
-        <w:t>Overall, the bank offers different interest rates and repayment periods to customers, providing varying borrowing costs and repayment timelines.</w:t>
-      </w:r>
-    </w:p>
-    <w:p>
-      <w:pPr>
-        <w:ind w:left="720" w:hanging="720"/>
-        <w:jc w:val="both"/>
-        <w:rPr>
-          <w:rFonts w:ascii="Times" w:hAnsi="Times"/>
-          <w:b/>
-          <w:bCs/>
-        </w:rPr>
-      </w:pPr>
-      <w:r>
-        <w:rPr>
-          <w:rFonts w:ascii="Times" w:hAnsi="Times"/>
+        <w:numPr>
+          <w:ilvl w:val="0"/>
+          <w:numId w:val="15"/>
+        </w:numPr>
+        <w:rPr>
+          <w:rFonts w:ascii="Times" w:hAnsi="Times" w:cs="Times"/>
+        </w:rPr>
+      </w:pPr>
+      <w:r>
+        <w:rPr>
+          <w:rFonts w:ascii="Times" w:hAnsi="Times" w:cs="Times"/>
+          <w:b/>
+          <w:bCs/>
+        </w:rPr>
+        <w:t>Monitor High-Exposure Customers:</w:t>
+      </w:r>
+      <w:r>
+        <w:rPr>
+          <w:rFonts w:ascii="Times" w:hAnsi="Times" w:cs="Times"/>
+        </w:rPr>
+        <w:t xml:space="preserve"> Management should closely monitor the 421 customers in the Very High exposure category because they account for approximately 711.49 million in outstanding balances. Their repayment history, loan status and ability to meet repayment obligations should be reviewed regularly to identify customers who may require early intervention.</w:t>
+      </w:r>
+    </w:p>
+    <w:p>
+      <w:pPr>
+        <w:numPr>
+          <w:ilvl w:val="0"/>
+          <w:numId w:val="15"/>
+        </w:numPr>
+        <w:rPr>
+          <w:rFonts w:ascii="Times" w:hAnsi="Times" w:cs="Times"/>
+        </w:rPr>
+      </w:pPr>
+      <w:r>
+        <w:rPr>
+          <w:rFonts w:ascii="Times" w:hAnsi="Times" w:cs="Times"/>
+          <w:b/>
+          <w:bCs/>
+        </w:rPr>
+        <w:t>Strengthen Customer Retention:</w:t>
+      </w:r>
+      <w:r>
+        <w:rPr>
+          <w:rFonts w:ascii="Times" w:hAnsi="Times" w:cs="Times"/>
+        </w:rPr>
+        <w:t xml:space="preserve"> Since repeat borrowing is common, the bank should continue improving its lending services and customer experience. It should also assess the borrowing needs of existing customers and provide suitable loan products while ensuring that additional lending is supported by proper affordability checks.</w:t>
+      </w:r>
+    </w:p>
+    <w:p>
+      <w:pPr>
+        <w:numPr>
+          <w:ilvl w:val="0"/>
+          <w:numId w:val="15"/>
+        </w:numPr>
+        <w:rPr>
+          <w:rFonts w:ascii="Times" w:hAnsi="Times" w:cs="Times"/>
+        </w:rPr>
+      </w:pPr>
+      <w:r>
+        <w:rPr>
+          <w:rFonts w:ascii="Times" w:hAnsi="Times" w:cs="Times"/>
+          <w:b/>
+          <w:bCs/>
+        </w:rPr>
+        <w:t>Understand Customers Who Have Never Borrowed:</w:t>
+      </w:r>
+      <w:r>
+        <w:rPr>
+          <w:rFonts w:ascii="Times" w:hAnsi="Times" w:cs="Times"/>
+        </w:rPr>
+        <w:t xml:space="preserve"> Management should investigate why 282 customers have not accessed the bank's loan services. Understanding their needs and possible barriers to borrowing could help the bank identify opportunities to expand its lending customer base.</w:t>
+      </w:r>
+    </w:p>
+    <w:p>
+      <w:pPr>
+        <w:numPr>
+          <w:ilvl w:val="0"/>
+          <w:numId w:val="15"/>
+        </w:numPr>
+        <w:rPr>
+          <w:rFonts w:ascii="Times" w:hAnsi="Times" w:cs="Times"/>
+        </w:rPr>
+      </w:pPr>
+      <w:r>
+        <w:rPr>
+          <w:rFonts w:ascii="Times" w:hAnsi="Times" w:cs="Times"/>
+          <w:b/>
+          <w:bCs/>
+        </w:rPr>
+        <w:t>Maintain a Diversified Loan Portfolio:</w:t>
+      </w:r>
+      <w:r>
+        <w:rPr>
+          <w:rFonts w:ascii="Times" w:hAnsi="Times" w:cs="Times"/>
+        </w:rPr>
+        <w:t xml:space="preserve"> Although the top 50 borrowers account for only 10.51% of total disbursements, management should continue monitoring lending concentration. This will help prevent excessive dependence on a small group of borrowers and support a balanced distribution of lending activities.</w:t>
+      </w:r>
+    </w:p>
+    <w:p>
+      <w:pPr>
+        <w:numPr>
+          <w:ilvl w:val="0"/>
+          <w:numId w:val="15"/>
+        </w:numPr>
+        <w:rPr>
+          <w:rFonts w:ascii="Times" w:hAnsi="Times" w:cs="Times"/>
+        </w:rPr>
+      </w:pPr>
+      <w:r>
+        <w:rPr>
+          <w:rFonts w:ascii="Times" w:hAnsi="Times" w:cs="Times"/>
+          <w:b/>
+          <w:bCs/>
+        </w:rPr>
+        <w:t>Combine Borrowing and Repayment Analysis:</w:t>
+      </w:r>
+      <w:r>
+        <w:rPr>
+          <w:rFonts w:ascii="Times" w:hAnsi="Times" w:cs="Times"/>
+        </w:rPr>
+        <w:t xml:space="preserve"> Management should assess customer borrowing patterns alongside repayment performance and loan status. This will provide a clearer understanding of whether customers with high outstanding balances are maintaining their repayment obligations or showing signs of repayment difficulties.</w:t>
+      </w:r>
+    </w:p>
+    <w:p>
+      <w:pPr>
+        <w:rPr>
+          <w:rFonts w:ascii="Times" w:hAnsi="Times" w:cs="Times"/>
+          <w:b/>
+          <w:bCs/>
+        </w:rPr>
+      </w:pPr>
+      <w:r>
+        <w:rPr>
+          <w:rFonts w:ascii="Times" w:hAnsi="Times" w:cs="Times"/>
           <w:b/>
           <w:bCs/>
         </w:rPr>
@@ -912,52 +2200,44 @@
     </w:p>
     <w:p>
       <w:pPr>
-        <w:ind w:left="720"/>
-        <w:jc w:val="both"/>
-        <w:rPr>
-          <w:rFonts w:ascii="Times" w:hAnsi="Times"/>
-        </w:rPr>
-      </w:pPr>
-      <w:r>
-        <w:rPr>
-          <w:rFonts w:ascii="Times" w:hAnsi="Times"/>
-        </w:rPr>
-        <w:t>The bank has a sizeable loan portfolio but faces repayment challenges. I recommend improving loan approval checks, monitoring late repayments and introducing early intervention strategies to reduce defaults and improve loan recovery.</w:t>
-      </w:r>
-    </w:p>
-    <w:p>
-      <w:pPr>
-        <w:ind w:left="720"/>
-        <w:jc w:val="both"/>
-        <w:rPr>
-          <w:rFonts w:ascii="Times" w:hAnsi="Times"/>
-        </w:rPr>
-      </w:pPr>
-    </w:p>
-    <w:p>
-      <w:pPr>
-        <w:ind w:left="720"/>
-        <w:jc w:val="both"/>
-        <w:rPr>
-          <w:rFonts w:ascii="Times" w:hAnsi="Times"/>
-        </w:rPr>
-      </w:pPr>
-    </w:p>
-    <w:p>
-      <w:pPr>
-        <w:ind w:left="720" w:hanging="720"/>
-        <w:jc w:val="center"/>
-        <w:rPr>
-          <w:rFonts w:ascii="Times" w:hAnsi="Times"/>
-        </w:rPr>
-      </w:pPr>
-      <w:r>
-        <w:rPr>
-          <w:rFonts w:ascii="Times" w:hAnsi="Times"/>
-        </w:rPr>
-        <w:t>CUSTOMER BORROWING BEHAVIOUR</w:t>
-      </w:r>
-    </w:p>
+        <w:rPr>
+          <w:rFonts w:ascii="Times" w:hAnsi="Times" w:cs="Times"/>
+        </w:rPr>
+      </w:pPr>
+      <w:r>
+        <w:rPr>
+          <w:rFonts w:ascii="Times" w:hAnsi="Times" w:cs="Times"/>
+        </w:rPr>
+        <w:t>The findings show that the bank has an active borrowing customer base, with many customers returning for additional loans.</w:t>
+      </w:r>
+    </w:p>
+    <w:p>
+      <w:pPr>
+        <w:rPr>
+          <w:rFonts w:ascii="Times" w:hAnsi="Times" w:cs="Times"/>
+        </w:rPr>
+      </w:pPr>
+      <w:r>
+        <w:rPr>
+          <w:rFonts w:ascii="Times" w:hAnsi="Times" w:cs="Times"/>
+        </w:rPr>
+        <w:t>Although loan disbursements are spread across a wide customer base, outstanding balances are heavily concentrated among customers with very high exposure.</w:t>
+      </w:r>
+    </w:p>
+    <w:p>
+      <w:pPr>
+        <w:rPr>
+          <w:rFonts w:ascii="Times" w:hAnsi="Times" w:cs="Times"/>
+        </w:rPr>
+      </w:pPr>
+      <w:r>
+        <w:rPr>
+          <w:rFonts w:ascii="Times" w:hAnsi="Times" w:cs="Times"/>
+        </w:rPr>
+        <w:t>This suggests that management should pay particular attention to how these customers repay their loans to ensure that the bank maintains a healthy loan portfolio.</w:t>
+      </w:r>
+    </w:p>
+    <w:p/>
     <w:sectPr>
       <w:pgSz w:w="12240" w:h="15840"/>
       <w:pgMar w:top="1440" w:right="1440" w:bottom="1440" w:left="1440" w:header="720" w:footer="720" w:gutter="0"/>
@@ -1120,6 +2400,381 @@
     </w:lvl>
   </w:abstractNum>
   <w:abstractNum w:abstractNumId="1" w15:restartNumberingAfterBreak="0">
+    <w:nsid w:val="0AC85BAD"/>
+    <w:multiLevelType w:val="multilevel"/>
+    <w:tmpl w:val="93AE1B70"/>
+    <w:lvl w:ilvl="0">
+      <w:start w:val="1"/>
+      <w:numFmt w:val="decimal"/>
+      <w:lvlText w:val="%1."/>
+      <w:lvlJc w:val="left"/>
+      <w:pPr>
+        <w:tabs>
+          <w:tab w:val="num" w:pos="720"/>
+        </w:tabs>
+        <w:ind w:left="720" w:hanging="360"/>
+      </w:pPr>
+    </w:lvl>
+    <w:lvl w:ilvl="1" w:tentative="1">
+      <w:start w:val="1"/>
+      <w:numFmt w:val="decimal"/>
+      <w:lvlText w:val="%2."/>
+      <w:lvlJc w:val="left"/>
+      <w:pPr>
+        <w:tabs>
+          <w:tab w:val="num" w:pos="1440"/>
+        </w:tabs>
+        <w:ind w:left="1440" w:hanging="360"/>
+      </w:pPr>
+    </w:lvl>
+    <w:lvl w:ilvl="2" w:tentative="1">
+      <w:start w:val="1"/>
+      <w:numFmt w:val="decimal"/>
+      <w:lvlText w:val="%3."/>
+      <w:lvlJc w:val="left"/>
+      <w:pPr>
+        <w:tabs>
+          <w:tab w:val="num" w:pos="2160"/>
+        </w:tabs>
+        <w:ind w:left="2160" w:hanging="360"/>
+      </w:pPr>
+    </w:lvl>
+    <w:lvl w:ilvl="3" w:tentative="1">
+      <w:start w:val="1"/>
+      <w:numFmt w:val="decimal"/>
+      <w:lvlText w:val="%4."/>
+      <w:lvlJc w:val="left"/>
+      <w:pPr>
+        <w:tabs>
+          <w:tab w:val="num" w:pos="2880"/>
+        </w:tabs>
+        <w:ind w:left="2880" w:hanging="360"/>
+      </w:pPr>
+    </w:lvl>
+    <w:lvl w:ilvl="4" w:tentative="1">
+      <w:start w:val="1"/>
+      <w:numFmt w:val="decimal"/>
+      <w:lvlText w:val="%5."/>
+      <w:lvlJc w:val="left"/>
+      <w:pPr>
+        <w:tabs>
+          <w:tab w:val="num" w:pos="3600"/>
+        </w:tabs>
+        <w:ind w:left="3600" w:hanging="360"/>
+      </w:pPr>
+    </w:lvl>
+    <w:lvl w:ilvl="5" w:tentative="1">
+      <w:start w:val="1"/>
+      <w:numFmt w:val="decimal"/>
+      <w:lvlText w:val="%6."/>
+      <w:lvlJc w:val="left"/>
+      <w:pPr>
+        <w:tabs>
+          <w:tab w:val="num" w:pos="4320"/>
+        </w:tabs>
+        <w:ind w:left="4320" w:hanging="360"/>
+      </w:pPr>
+    </w:lvl>
+    <w:lvl w:ilvl="6" w:tentative="1">
+      <w:start w:val="1"/>
+      <w:numFmt w:val="decimal"/>
+      <w:lvlText w:val="%7."/>
+      <w:lvlJc w:val="left"/>
+      <w:pPr>
+        <w:tabs>
+          <w:tab w:val="num" w:pos="5040"/>
+        </w:tabs>
+        <w:ind w:left="5040" w:hanging="360"/>
+      </w:pPr>
+    </w:lvl>
+    <w:lvl w:ilvl="7" w:tentative="1">
+      <w:start w:val="1"/>
+      <w:numFmt w:val="decimal"/>
+      <w:lvlText w:val="%8."/>
+      <w:lvlJc w:val="left"/>
+      <w:pPr>
+        <w:tabs>
+          <w:tab w:val="num" w:pos="5760"/>
+        </w:tabs>
+        <w:ind w:left="5760" w:hanging="360"/>
+      </w:pPr>
+    </w:lvl>
+    <w:lvl w:ilvl="8" w:tentative="1">
+      <w:start w:val="1"/>
+      <w:numFmt w:val="decimal"/>
+      <w:lvlText w:val="%9."/>
+      <w:lvlJc w:val="left"/>
+      <w:pPr>
+        <w:tabs>
+          <w:tab w:val="num" w:pos="6480"/>
+        </w:tabs>
+        <w:ind w:left="6480" w:hanging="360"/>
+      </w:pPr>
+    </w:lvl>
+  </w:abstractNum>
+  <w:abstractNum w:abstractNumId="2" w15:restartNumberingAfterBreak="0">
+    <w:nsid w:val="0B503B6E"/>
+    <w:multiLevelType w:val="multilevel"/>
+    <w:tmpl w:val="436C0BFA"/>
+    <w:lvl w:ilvl="0">
+      <w:start w:val="1"/>
+      <w:numFmt w:val="decimal"/>
+      <w:lvlText w:val="%1."/>
+      <w:lvlJc w:val="left"/>
+      <w:pPr>
+        <w:tabs>
+          <w:tab w:val="num" w:pos="720"/>
+        </w:tabs>
+        <w:ind w:left="720" w:hanging="360"/>
+      </w:pPr>
+    </w:lvl>
+    <w:lvl w:ilvl="1" w:tentative="1">
+      <w:start w:val="1"/>
+      <w:numFmt w:val="decimal"/>
+      <w:lvlText w:val="%2."/>
+      <w:lvlJc w:val="left"/>
+      <w:pPr>
+        <w:tabs>
+          <w:tab w:val="num" w:pos="1440"/>
+        </w:tabs>
+        <w:ind w:left="1440" w:hanging="360"/>
+      </w:pPr>
+    </w:lvl>
+    <w:lvl w:ilvl="2" w:tentative="1">
+      <w:start w:val="1"/>
+      <w:numFmt w:val="decimal"/>
+      <w:lvlText w:val="%3."/>
+      <w:lvlJc w:val="left"/>
+      <w:pPr>
+        <w:tabs>
+          <w:tab w:val="num" w:pos="2160"/>
+        </w:tabs>
+        <w:ind w:left="2160" w:hanging="360"/>
+      </w:pPr>
+    </w:lvl>
+    <w:lvl w:ilvl="3" w:tentative="1">
+      <w:start w:val="1"/>
+      <w:numFmt w:val="decimal"/>
+      <w:lvlText w:val="%4."/>
+      <w:lvlJc w:val="left"/>
+      <w:pPr>
+        <w:tabs>
+          <w:tab w:val="num" w:pos="2880"/>
+        </w:tabs>
+        <w:ind w:left="2880" w:hanging="360"/>
+      </w:pPr>
+    </w:lvl>
+    <w:lvl w:ilvl="4" w:tentative="1">
+      <w:start w:val="1"/>
+      <w:numFmt w:val="decimal"/>
+      <w:lvlText w:val="%5."/>
+      <w:lvlJc w:val="left"/>
+      <w:pPr>
+        <w:tabs>
+          <w:tab w:val="num" w:pos="3600"/>
+        </w:tabs>
+        <w:ind w:left="3600" w:hanging="360"/>
+      </w:pPr>
+    </w:lvl>
+    <w:lvl w:ilvl="5" w:tentative="1">
+      <w:start w:val="1"/>
+      <w:numFmt w:val="decimal"/>
+      <w:lvlText w:val="%6."/>
+      <w:lvlJc w:val="left"/>
+      <w:pPr>
+        <w:tabs>
+          <w:tab w:val="num" w:pos="4320"/>
+        </w:tabs>
+        <w:ind w:left="4320" w:hanging="360"/>
+      </w:pPr>
+    </w:lvl>
+    <w:lvl w:ilvl="6" w:tentative="1">
+      <w:start w:val="1"/>
+      <w:numFmt w:val="decimal"/>
+      <w:lvlText w:val="%7."/>
+      <w:lvlJc w:val="left"/>
+      <w:pPr>
+        <w:tabs>
+          <w:tab w:val="num" w:pos="5040"/>
+        </w:tabs>
+        <w:ind w:left="5040" w:hanging="360"/>
+      </w:pPr>
+    </w:lvl>
+    <w:lvl w:ilvl="7" w:tentative="1">
+      <w:start w:val="1"/>
+      <w:numFmt w:val="decimal"/>
+      <w:lvlText w:val="%8."/>
+      <w:lvlJc w:val="left"/>
+      <w:pPr>
+        <w:tabs>
+          <w:tab w:val="num" w:pos="5760"/>
+        </w:tabs>
+        <w:ind w:left="5760" w:hanging="360"/>
+      </w:pPr>
+    </w:lvl>
+    <w:lvl w:ilvl="8" w:tentative="1">
+      <w:start w:val="1"/>
+      <w:numFmt w:val="decimal"/>
+      <w:lvlText w:val="%9."/>
+      <w:lvlJc w:val="left"/>
+      <w:pPr>
+        <w:tabs>
+          <w:tab w:val="num" w:pos="6480"/>
+        </w:tabs>
+        <w:ind w:left="6480" w:hanging="360"/>
+      </w:pPr>
+    </w:lvl>
+  </w:abstractNum>
+  <w:abstractNum w:abstractNumId="3" w15:restartNumberingAfterBreak="0">
+    <w:nsid w:val="173B666B"/>
+    <w:multiLevelType w:val="multilevel"/>
+    <w:tmpl w:val="B4A6DB98"/>
+    <w:lvl w:ilvl="0">
+      <w:start w:val="1"/>
+      <w:numFmt w:val="bullet"/>
+      <w:lvlText w:val=""/>
+      <w:lvlJc w:val="left"/>
+      <w:pPr>
+        <w:tabs>
+          <w:tab w:val="num" w:pos="720"/>
+        </w:tabs>
+        <w:ind w:left="720" w:hanging="360"/>
+      </w:pPr>
+      <w:rPr>
+        <w:rFonts w:ascii="Symbol" w:hAnsi="Symbol" w:hint="default"/>
+        <w:sz w:val="20"/>
+      </w:rPr>
+    </w:lvl>
+    <w:lvl w:ilvl="1" w:tentative="1">
+      <w:start w:val="1"/>
+      <w:numFmt w:val="bullet"/>
+      <w:lvlText w:val="o"/>
+      <w:lvlJc w:val="left"/>
+      <w:pPr>
+        <w:tabs>
+          <w:tab w:val="num" w:pos="1440"/>
+        </w:tabs>
+        <w:ind w:left="1440" w:hanging="360"/>
+      </w:pPr>
+      <w:rPr>
+        <w:rFonts w:ascii="Courier New" w:hAnsi="Courier New" w:hint="default"/>
+        <w:sz w:val="20"/>
+      </w:rPr>
+    </w:lvl>
+    <w:lvl w:ilvl="2" w:tentative="1">
+      <w:start w:val="1"/>
+      <w:numFmt w:val="bullet"/>
+      <w:lvlText w:val=""/>
+      <w:lvlJc w:val="left"/>
+      <w:pPr>
+        <w:tabs>
+          <w:tab w:val="num" w:pos="2160"/>
+        </w:tabs>
+        <w:ind w:left="2160" w:hanging="360"/>
+      </w:pPr>
+      <w:rPr>
+        <w:rFonts w:ascii="Wingdings" w:hAnsi="Wingdings" w:hint="default"/>
+        <w:sz w:val="20"/>
+      </w:rPr>
+    </w:lvl>
+    <w:lvl w:ilvl="3" w:tentative="1">
+      <w:start w:val="1"/>
+      <w:numFmt w:val="bullet"/>
+      <w:lvlText w:val=""/>
+      <w:lvlJc w:val="left"/>
+      <w:pPr>
+        <w:tabs>
+          <w:tab w:val="num" w:pos="2880"/>
+        </w:tabs>
+        <w:ind w:left="2880" w:hanging="360"/>
+      </w:pPr>
+      <w:rPr>
+        <w:rFonts w:ascii="Wingdings" w:hAnsi="Wingdings" w:hint="default"/>
+        <w:sz w:val="20"/>
+      </w:rPr>
+    </w:lvl>
+    <w:lvl w:ilvl="4" w:tentative="1">
+      <w:start w:val="1"/>
+      <w:numFmt w:val="bullet"/>
+      <w:lvlText w:val=""/>
+      <w:lvlJc w:val="left"/>
+      <w:pPr>
+        <w:tabs>
+          <w:tab w:val="num" w:pos="3600"/>
+        </w:tabs>
+        <w:ind w:left="3600" w:hanging="360"/>
+      </w:pPr>
+      <w:rPr>
+        <w:rFonts w:ascii="Wingdings" w:hAnsi="Wingdings" w:hint="default"/>
+        <w:sz w:val="20"/>
+      </w:rPr>
+    </w:lvl>
+    <w:lvl w:ilvl="5" w:tentative="1">
+      <w:start w:val="1"/>
+      <w:numFmt w:val="bullet"/>
+      <w:lvlText w:val=""/>
+      <w:lvlJc w:val="left"/>
+      <w:pPr>
+        <w:tabs>
+          <w:tab w:val="num" w:pos="4320"/>
+        </w:tabs>
+        <w:ind w:left="4320" w:hanging="360"/>
+      </w:pPr>
+      <w:rPr>
+        <w:rFonts w:ascii="Wingdings" w:hAnsi="Wingdings" w:hint="default"/>
+        <w:sz w:val="20"/>
+      </w:rPr>
+    </w:lvl>
+    <w:lvl w:ilvl="6" w:tentative="1">
+      <w:start w:val="1"/>
+      <w:numFmt w:val="bullet"/>
+      <w:lvlText w:val=""/>
+      <w:lvlJc w:val="left"/>
+      <w:pPr>
+        <w:tabs>
+          <w:tab w:val="num" w:pos="5040"/>
+        </w:tabs>
+        <w:ind w:left="5040" w:hanging="360"/>
+      </w:pPr>
+      <w:rPr>
+        <w:rFonts w:ascii="Wingdings" w:hAnsi="Wingdings" w:hint="default"/>
+        <w:sz w:val="20"/>
+      </w:rPr>
+    </w:lvl>
+    <w:lvl w:ilvl="7" w:tentative="1">
+      <w:start w:val="1"/>
+      <w:numFmt w:val="bullet"/>
+      <w:lvlText w:val=""/>
+      <w:lvlJc w:val="left"/>
+      <w:pPr>
+        <w:tabs>
+          <w:tab w:val="num" w:pos="5760"/>
+        </w:tabs>
+        <w:ind w:left="5760" w:hanging="360"/>
+      </w:pPr>
+      <w:rPr>
+        <w:rFonts w:ascii="Wingdings" w:hAnsi="Wingdings" w:hint="default"/>
+        <w:sz w:val="20"/>
+      </w:rPr>
+    </w:lvl>
+    <w:lvl w:ilvl="8" w:tentative="1">
+      <w:start w:val="1"/>
+      <w:numFmt w:val="bullet"/>
+      <w:lvlText w:val=""/>
+      <w:lvlJc w:val="left"/>
+      <w:pPr>
+        <w:tabs>
+          <w:tab w:val="num" w:pos="6480"/>
+        </w:tabs>
+        <w:ind w:left="6480" w:hanging="360"/>
+      </w:pPr>
+      <w:rPr>
+        <w:rFonts w:ascii="Wingdings" w:hAnsi="Wingdings" w:hint="default"/>
+        <w:sz w:val="20"/>
+      </w:rPr>
+    </w:lvl>
+  </w:abstractNum>
+  <w:abstractNum w:abstractNumId="4" w15:restartNumberingAfterBreak="0">
     <w:nsid w:val="18E82784"/>
     <w:multiLevelType w:val="multilevel"/>
     <w:tmpl w:val="5FE66D08"/>
@@ -1232,7 +2887,454 @@
       </w:pPr>
     </w:lvl>
   </w:abstractNum>
-  <w:abstractNum w:abstractNumId="2" w15:restartNumberingAfterBreak="0">
+  <w:abstractNum w:abstractNumId="5" w15:restartNumberingAfterBreak="0">
+    <w:nsid w:val="1A0C6895"/>
+    <w:multiLevelType w:val="multilevel"/>
+    <w:tmpl w:val="DF429E22"/>
+    <w:lvl w:ilvl="0">
+      <w:start w:val="1"/>
+      <w:numFmt w:val="bullet"/>
+      <w:lvlText w:val=""/>
+      <w:lvlJc w:val="left"/>
+      <w:pPr>
+        <w:tabs>
+          <w:tab w:val="num" w:pos="720"/>
+        </w:tabs>
+        <w:ind w:left="720" w:hanging="360"/>
+      </w:pPr>
+      <w:rPr>
+        <w:rFonts w:ascii="Symbol" w:hAnsi="Symbol" w:hint="default"/>
+        <w:sz w:val="20"/>
+      </w:rPr>
+    </w:lvl>
+    <w:lvl w:ilvl="1" w:tentative="1">
+      <w:start w:val="1"/>
+      <w:numFmt w:val="bullet"/>
+      <w:lvlText w:val="o"/>
+      <w:lvlJc w:val="left"/>
+      <w:pPr>
+        <w:tabs>
+          <w:tab w:val="num" w:pos="1440"/>
+        </w:tabs>
+        <w:ind w:left="1440" w:hanging="360"/>
+      </w:pPr>
+      <w:rPr>
+        <w:rFonts w:ascii="Courier New" w:hAnsi="Courier New" w:hint="default"/>
+        <w:sz w:val="20"/>
+      </w:rPr>
+    </w:lvl>
+    <w:lvl w:ilvl="2" w:tentative="1">
+      <w:start w:val="1"/>
+      <w:numFmt w:val="bullet"/>
+      <w:lvlText w:val=""/>
+      <w:lvlJc w:val="left"/>
+      <w:pPr>
+        <w:tabs>
+          <w:tab w:val="num" w:pos="2160"/>
+        </w:tabs>
+        <w:ind w:left="2160" w:hanging="360"/>
+      </w:pPr>
+      <w:rPr>
+        <w:rFonts w:ascii="Wingdings" w:hAnsi="Wingdings" w:hint="default"/>
+        <w:sz w:val="20"/>
+      </w:rPr>
+    </w:lvl>
+    <w:lvl w:ilvl="3" w:tentative="1">
+      <w:start w:val="1"/>
+      <w:numFmt w:val="bullet"/>
+      <w:lvlText w:val=""/>
+      <w:lvlJc w:val="left"/>
+      <w:pPr>
+        <w:tabs>
+          <w:tab w:val="num" w:pos="2880"/>
+        </w:tabs>
+        <w:ind w:left="2880" w:hanging="360"/>
+      </w:pPr>
+      <w:rPr>
+        <w:rFonts w:ascii="Wingdings" w:hAnsi="Wingdings" w:hint="default"/>
+        <w:sz w:val="20"/>
+      </w:rPr>
+    </w:lvl>
+    <w:lvl w:ilvl="4" w:tentative="1">
+      <w:start w:val="1"/>
+      <w:numFmt w:val="bullet"/>
+      <w:lvlText w:val=""/>
+      <w:lvlJc w:val="left"/>
+      <w:pPr>
+        <w:tabs>
+          <w:tab w:val="num" w:pos="3600"/>
+        </w:tabs>
+        <w:ind w:left="3600" w:hanging="360"/>
+      </w:pPr>
+      <w:rPr>
+        <w:rFonts w:ascii="Wingdings" w:hAnsi="Wingdings" w:hint="default"/>
+        <w:sz w:val="20"/>
+      </w:rPr>
+    </w:lvl>
+    <w:lvl w:ilvl="5" w:tentative="1">
+      <w:start w:val="1"/>
+      <w:numFmt w:val="bullet"/>
+      <w:lvlText w:val=""/>
+      <w:lvlJc w:val="left"/>
+      <w:pPr>
+        <w:tabs>
+          <w:tab w:val="num" w:pos="4320"/>
+        </w:tabs>
+        <w:ind w:left="4320" w:hanging="360"/>
+      </w:pPr>
+      <w:rPr>
+        <w:rFonts w:ascii="Wingdings" w:hAnsi="Wingdings" w:hint="default"/>
+        <w:sz w:val="20"/>
+      </w:rPr>
+    </w:lvl>
+    <w:lvl w:ilvl="6" w:tentative="1">
+      <w:start w:val="1"/>
+      <w:numFmt w:val="bullet"/>
+      <w:lvlText w:val=""/>
+      <w:lvlJc w:val="left"/>
+      <w:pPr>
+        <w:tabs>
+          <w:tab w:val="num" w:pos="5040"/>
+        </w:tabs>
+        <w:ind w:left="5040" w:hanging="360"/>
+      </w:pPr>
+      <w:rPr>
+        <w:rFonts w:ascii="Wingdings" w:hAnsi="Wingdings" w:hint="default"/>
+        <w:sz w:val="20"/>
+      </w:rPr>
+    </w:lvl>
+    <w:lvl w:ilvl="7" w:tentative="1">
+      <w:start w:val="1"/>
+      <w:numFmt w:val="bullet"/>
+      <w:lvlText w:val=""/>
+      <w:lvlJc w:val="left"/>
+      <w:pPr>
+        <w:tabs>
+          <w:tab w:val="num" w:pos="5760"/>
+        </w:tabs>
+        <w:ind w:left="5760" w:hanging="360"/>
+      </w:pPr>
+      <w:rPr>
+        <w:rFonts w:ascii="Wingdings" w:hAnsi="Wingdings" w:hint="default"/>
+        <w:sz w:val="20"/>
+      </w:rPr>
+    </w:lvl>
+    <w:lvl w:ilvl="8" w:tentative="1">
+      <w:start w:val="1"/>
+      <w:numFmt w:val="bullet"/>
+      <w:lvlText w:val=""/>
+      <w:lvlJc w:val="left"/>
+      <w:pPr>
+        <w:tabs>
+          <w:tab w:val="num" w:pos="6480"/>
+        </w:tabs>
+        <w:ind w:left="6480" w:hanging="360"/>
+      </w:pPr>
+      <w:rPr>
+        <w:rFonts w:ascii="Wingdings" w:hAnsi="Wingdings" w:hint="default"/>
+        <w:sz w:val="20"/>
+      </w:rPr>
+    </w:lvl>
+  </w:abstractNum>
+  <w:abstractNum w:abstractNumId="6" w15:restartNumberingAfterBreak="0">
+    <w:nsid w:val="1C88569D"/>
+    <w:multiLevelType w:val="multilevel"/>
+    <w:tmpl w:val="00B0AD1E"/>
+    <w:lvl w:ilvl="0">
+      <w:start w:val="1"/>
+      <w:numFmt w:val="bullet"/>
+      <w:lvlText w:val=""/>
+      <w:lvlJc w:val="left"/>
+      <w:pPr>
+        <w:tabs>
+          <w:tab w:val="num" w:pos="720"/>
+        </w:tabs>
+        <w:ind w:left="720" w:hanging="360"/>
+      </w:pPr>
+      <w:rPr>
+        <w:rFonts w:ascii="Symbol" w:hAnsi="Symbol" w:hint="default"/>
+        <w:sz w:val="20"/>
+      </w:rPr>
+    </w:lvl>
+    <w:lvl w:ilvl="1" w:tentative="1">
+      <w:start w:val="1"/>
+      <w:numFmt w:val="bullet"/>
+      <w:lvlText w:val="o"/>
+      <w:lvlJc w:val="left"/>
+      <w:pPr>
+        <w:tabs>
+          <w:tab w:val="num" w:pos="1440"/>
+        </w:tabs>
+        <w:ind w:left="1440" w:hanging="360"/>
+      </w:pPr>
+      <w:rPr>
+        <w:rFonts w:ascii="Courier New" w:hAnsi="Courier New" w:hint="default"/>
+        <w:sz w:val="20"/>
+      </w:rPr>
+    </w:lvl>
+    <w:lvl w:ilvl="2" w:tentative="1">
+      <w:start w:val="1"/>
+      <w:numFmt w:val="bullet"/>
+      <w:lvlText w:val=""/>
+      <w:lvlJc w:val="left"/>
+      <w:pPr>
+        <w:tabs>
+          <w:tab w:val="num" w:pos="2160"/>
+        </w:tabs>
+        <w:ind w:left="2160" w:hanging="360"/>
+      </w:pPr>
+      <w:rPr>
+        <w:rFonts w:ascii="Wingdings" w:hAnsi="Wingdings" w:hint="default"/>
+        <w:sz w:val="20"/>
+      </w:rPr>
+    </w:lvl>
+    <w:lvl w:ilvl="3" w:tentative="1">
+      <w:start w:val="1"/>
+      <w:numFmt w:val="bullet"/>
+      <w:lvlText w:val=""/>
+      <w:lvlJc w:val="left"/>
+      <w:pPr>
+        <w:tabs>
+          <w:tab w:val="num" w:pos="2880"/>
+        </w:tabs>
+        <w:ind w:left="2880" w:hanging="360"/>
+      </w:pPr>
+      <w:rPr>
+        <w:rFonts w:ascii="Wingdings" w:hAnsi="Wingdings" w:hint="default"/>
+        <w:sz w:val="20"/>
+      </w:rPr>
+    </w:lvl>
+    <w:lvl w:ilvl="4" w:tentative="1">
+      <w:start w:val="1"/>
+      <w:numFmt w:val="bullet"/>
+      <w:lvlText w:val=""/>
+      <w:lvlJc w:val="left"/>
+      <w:pPr>
+        <w:tabs>
+          <w:tab w:val="num" w:pos="3600"/>
+        </w:tabs>
+        <w:ind w:left="3600" w:hanging="360"/>
+      </w:pPr>
+      <w:rPr>
+        <w:rFonts w:ascii="Wingdings" w:hAnsi="Wingdings" w:hint="default"/>
+        <w:sz w:val="20"/>
+      </w:rPr>
+    </w:lvl>
+    <w:lvl w:ilvl="5" w:tentative="1">
+      <w:start w:val="1"/>
+      <w:numFmt w:val="bullet"/>
+      <w:lvlText w:val=""/>
+      <w:lvlJc w:val="left"/>
+      <w:pPr>
+        <w:tabs>
+          <w:tab w:val="num" w:pos="4320"/>
+        </w:tabs>
+        <w:ind w:left="4320" w:hanging="360"/>
+      </w:pPr>
+      <w:rPr>
+        <w:rFonts w:ascii="Wingdings" w:hAnsi="Wingdings" w:hint="default"/>
+        <w:sz w:val="20"/>
+      </w:rPr>
+    </w:lvl>
+    <w:lvl w:ilvl="6" w:tentative="1">
+      <w:start w:val="1"/>
+      <w:numFmt w:val="bullet"/>
+      <w:lvlText w:val=""/>
+      <w:lvlJc w:val="left"/>
+      <w:pPr>
+        <w:tabs>
+          <w:tab w:val="num" w:pos="5040"/>
+        </w:tabs>
+        <w:ind w:left="5040" w:hanging="360"/>
+      </w:pPr>
+      <w:rPr>
+        <w:rFonts w:ascii="Wingdings" w:hAnsi="Wingdings" w:hint="default"/>
+        <w:sz w:val="20"/>
+      </w:rPr>
+    </w:lvl>
+    <w:lvl w:ilvl="7" w:tentative="1">
+      <w:start w:val="1"/>
+      <w:numFmt w:val="bullet"/>
+      <w:lvlText w:val=""/>
+      <w:lvlJc w:val="left"/>
+      <w:pPr>
+        <w:tabs>
+          <w:tab w:val="num" w:pos="5760"/>
+        </w:tabs>
+        <w:ind w:left="5760" w:hanging="360"/>
+      </w:pPr>
+      <w:rPr>
+        <w:rFonts w:ascii="Wingdings" w:hAnsi="Wingdings" w:hint="default"/>
+        <w:sz w:val="20"/>
+      </w:rPr>
+    </w:lvl>
+    <w:lvl w:ilvl="8" w:tentative="1">
+      <w:start w:val="1"/>
+      <w:numFmt w:val="bullet"/>
+      <w:lvlText w:val=""/>
+      <w:lvlJc w:val="left"/>
+      <w:pPr>
+        <w:tabs>
+          <w:tab w:val="num" w:pos="6480"/>
+        </w:tabs>
+        <w:ind w:left="6480" w:hanging="360"/>
+      </w:pPr>
+      <w:rPr>
+        <w:rFonts w:ascii="Wingdings" w:hAnsi="Wingdings" w:hint="default"/>
+        <w:sz w:val="20"/>
+      </w:rPr>
+    </w:lvl>
+  </w:abstractNum>
+  <w:abstractNum w:abstractNumId="7" w15:restartNumberingAfterBreak="0">
+    <w:nsid w:val="23506847"/>
+    <w:multiLevelType w:val="multilevel"/>
+    <w:tmpl w:val="5A6C52C6"/>
+    <w:lvl w:ilvl="0">
+      <w:start w:val="1"/>
+      <w:numFmt w:val="bullet"/>
+      <w:lvlText w:val=""/>
+      <w:lvlJc w:val="left"/>
+      <w:pPr>
+        <w:tabs>
+          <w:tab w:val="num" w:pos="720"/>
+        </w:tabs>
+        <w:ind w:left="720" w:hanging="360"/>
+      </w:pPr>
+      <w:rPr>
+        <w:rFonts w:ascii="Symbol" w:hAnsi="Symbol" w:hint="default"/>
+        <w:sz w:val="20"/>
+      </w:rPr>
+    </w:lvl>
+    <w:lvl w:ilvl="1" w:tentative="1">
+      <w:start w:val="1"/>
+      <w:numFmt w:val="bullet"/>
+      <w:lvlText w:val="o"/>
+      <w:lvlJc w:val="left"/>
+      <w:pPr>
+        <w:tabs>
+          <w:tab w:val="num" w:pos="1440"/>
+        </w:tabs>
+        <w:ind w:left="1440" w:hanging="360"/>
+      </w:pPr>
+      <w:rPr>
+        <w:rFonts w:ascii="Courier New" w:hAnsi="Courier New" w:hint="default"/>
+        <w:sz w:val="20"/>
+      </w:rPr>
+    </w:lvl>
+    <w:lvl w:ilvl="2" w:tentative="1">
+      <w:start w:val="1"/>
+      <w:numFmt w:val="bullet"/>
+      <w:lvlText w:val=""/>
+      <w:lvlJc w:val="left"/>
+      <w:pPr>
+        <w:tabs>
+          <w:tab w:val="num" w:pos="2160"/>
+        </w:tabs>
+        <w:ind w:left="2160" w:hanging="360"/>
+      </w:pPr>
+      <w:rPr>
+        <w:rFonts w:ascii="Wingdings" w:hAnsi="Wingdings" w:hint="default"/>
+        <w:sz w:val="20"/>
+      </w:rPr>
+    </w:lvl>
+    <w:lvl w:ilvl="3" w:tentative="1">
+      <w:start w:val="1"/>
+      <w:numFmt w:val="bullet"/>
+      <w:lvlText w:val=""/>
+      <w:lvlJc w:val="left"/>
+      <w:pPr>
+        <w:tabs>
+          <w:tab w:val="num" w:pos="2880"/>
+        </w:tabs>
+        <w:ind w:left="2880" w:hanging="360"/>
+      </w:pPr>
+      <w:rPr>
+        <w:rFonts w:ascii="Wingdings" w:hAnsi="Wingdings" w:hint="default"/>
+        <w:sz w:val="20"/>
+      </w:rPr>
+    </w:lvl>
+    <w:lvl w:ilvl="4" w:tentative="1">
+      <w:start w:val="1"/>
+      <w:numFmt w:val="bullet"/>
+      <w:lvlText w:val=""/>
+      <w:lvlJc w:val="left"/>
+      <w:pPr>
+        <w:tabs>
+          <w:tab w:val="num" w:pos="3600"/>
+        </w:tabs>
+        <w:ind w:left="3600" w:hanging="360"/>
+      </w:pPr>
+      <w:rPr>
+        <w:rFonts w:ascii="Wingdings" w:hAnsi="Wingdings" w:hint="default"/>
+        <w:sz w:val="20"/>
+      </w:rPr>
+    </w:lvl>
+    <w:lvl w:ilvl="5" w:tentative="1">
+      <w:start w:val="1"/>
+      <w:numFmt w:val="bullet"/>
+      <w:lvlText w:val=""/>
+      <w:lvlJc w:val="left"/>
+      <w:pPr>
+        <w:tabs>
+          <w:tab w:val="num" w:pos="4320"/>
+        </w:tabs>
+        <w:ind w:left="4320" w:hanging="360"/>
+      </w:pPr>
+      <w:rPr>
+        <w:rFonts w:ascii="Wingdings" w:hAnsi="Wingdings" w:hint="default"/>
+        <w:sz w:val="20"/>
+      </w:rPr>
+    </w:lvl>
+    <w:lvl w:ilvl="6" w:tentative="1">
+      <w:start w:val="1"/>
+      <w:numFmt w:val="bullet"/>
+      <w:lvlText w:val=""/>
+      <w:lvlJc w:val="left"/>
+      <w:pPr>
+        <w:tabs>
+          <w:tab w:val="num" w:pos="5040"/>
+        </w:tabs>
+        <w:ind w:left="5040" w:hanging="360"/>
+      </w:pPr>
+      <w:rPr>
+        <w:rFonts w:ascii="Wingdings" w:hAnsi="Wingdings" w:hint="default"/>
+        <w:sz w:val="20"/>
+      </w:rPr>
+    </w:lvl>
+    <w:lvl w:ilvl="7" w:tentative="1">
+      <w:start w:val="1"/>
+      <w:numFmt w:val="bullet"/>
+      <w:lvlText w:val=""/>
+      <w:lvlJc w:val="left"/>
+      <w:pPr>
+        <w:tabs>
+          <w:tab w:val="num" w:pos="5760"/>
+        </w:tabs>
+        <w:ind w:left="5760" w:hanging="360"/>
+      </w:pPr>
+      <w:rPr>
+        <w:rFonts w:ascii="Wingdings" w:hAnsi="Wingdings" w:hint="default"/>
+        <w:sz w:val="20"/>
+      </w:rPr>
+    </w:lvl>
+    <w:lvl w:ilvl="8" w:tentative="1">
+      <w:start w:val="1"/>
+      <w:numFmt w:val="bullet"/>
+      <w:lvlText w:val=""/>
+      <w:lvlJc w:val="left"/>
+      <w:pPr>
+        <w:tabs>
+          <w:tab w:val="num" w:pos="6480"/>
+        </w:tabs>
+        <w:ind w:left="6480" w:hanging="360"/>
+      </w:pPr>
+      <w:rPr>
+        <w:rFonts w:ascii="Wingdings" w:hAnsi="Wingdings" w:hint="default"/>
+        <w:sz w:val="20"/>
+      </w:rPr>
+    </w:lvl>
+  </w:abstractNum>
+  <w:abstractNum w:abstractNumId="8" w15:restartNumberingAfterBreak="0">
     <w:nsid w:val="385A1525"/>
     <w:multiLevelType w:val="multilevel"/>
     <w:tmpl w:val="A4CEE7AC"/>
@@ -1345,14 +3447,764 @@
       </w:pPr>
     </w:lvl>
   </w:abstractNum>
+  <w:abstractNum w:abstractNumId="9" w15:restartNumberingAfterBreak="0">
+    <w:nsid w:val="431C4223"/>
+    <w:multiLevelType w:val="multilevel"/>
+    <w:tmpl w:val="05502726"/>
+    <w:lvl w:ilvl="0">
+      <w:start w:val="1"/>
+      <w:numFmt w:val="decimal"/>
+      <w:lvlText w:val="%1."/>
+      <w:lvlJc w:val="left"/>
+      <w:pPr>
+        <w:tabs>
+          <w:tab w:val="num" w:pos="720"/>
+        </w:tabs>
+        <w:ind w:left="720" w:hanging="360"/>
+      </w:pPr>
+    </w:lvl>
+    <w:lvl w:ilvl="1" w:tentative="1">
+      <w:start w:val="1"/>
+      <w:numFmt w:val="decimal"/>
+      <w:lvlText w:val="%2."/>
+      <w:lvlJc w:val="left"/>
+      <w:pPr>
+        <w:tabs>
+          <w:tab w:val="num" w:pos="1440"/>
+        </w:tabs>
+        <w:ind w:left="1440" w:hanging="360"/>
+      </w:pPr>
+    </w:lvl>
+    <w:lvl w:ilvl="2" w:tentative="1">
+      <w:start w:val="1"/>
+      <w:numFmt w:val="decimal"/>
+      <w:lvlText w:val="%3."/>
+      <w:lvlJc w:val="left"/>
+      <w:pPr>
+        <w:tabs>
+          <w:tab w:val="num" w:pos="2160"/>
+        </w:tabs>
+        <w:ind w:left="2160" w:hanging="360"/>
+      </w:pPr>
+    </w:lvl>
+    <w:lvl w:ilvl="3" w:tentative="1">
+      <w:start w:val="1"/>
+      <w:numFmt w:val="decimal"/>
+      <w:lvlText w:val="%4."/>
+      <w:lvlJc w:val="left"/>
+      <w:pPr>
+        <w:tabs>
+          <w:tab w:val="num" w:pos="2880"/>
+        </w:tabs>
+        <w:ind w:left="2880" w:hanging="360"/>
+      </w:pPr>
+    </w:lvl>
+    <w:lvl w:ilvl="4" w:tentative="1">
+      <w:start w:val="1"/>
+      <w:numFmt w:val="decimal"/>
+      <w:lvlText w:val="%5."/>
+      <w:lvlJc w:val="left"/>
+      <w:pPr>
+        <w:tabs>
+          <w:tab w:val="num" w:pos="3600"/>
+        </w:tabs>
+        <w:ind w:left="3600" w:hanging="360"/>
+      </w:pPr>
+    </w:lvl>
+    <w:lvl w:ilvl="5" w:tentative="1">
+      <w:start w:val="1"/>
+      <w:numFmt w:val="decimal"/>
+      <w:lvlText w:val="%6."/>
+      <w:lvlJc w:val="left"/>
+      <w:pPr>
+        <w:tabs>
+          <w:tab w:val="num" w:pos="4320"/>
+        </w:tabs>
+        <w:ind w:left="4320" w:hanging="360"/>
+      </w:pPr>
+    </w:lvl>
+    <w:lvl w:ilvl="6" w:tentative="1">
+      <w:start w:val="1"/>
+      <w:numFmt w:val="decimal"/>
+      <w:lvlText w:val="%7."/>
+      <w:lvlJc w:val="left"/>
+      <w:pPr>
+        <w:tabs>
+          <w:tab w:val="num" w:pos="5040"/>
+        </w:tabs>
+        <w:ind w:left="5040" w:hanging="360"/>
+      </w:pPr>
+    </w:lvl>
+    <w:lvl w:ilvl="7" w:tentative="1">
+      <w:start w:val="1"/>
+      <w:numFmt w:val="decimal"/>
+      <w:lvlText w:val="%8."/>
+      <w:lvlJc w:val="left"/>
+      <w:pPr>
+        <w:tabs>
+          <w:tab w:val="num" w:pos="5760"/>
+        </w:tabs>
+        <w:ind w:left="5760" w:hanging="360"/>
+      </w:pPr>
+    </w:lvl>
+    <w:lvl w:ilvl="8" w:tentative="1">
+      <w:start w:val="1"/>
+      <w:numFmt w:val="decimal"/>
+      <w:lvlText w:val="%9."/>
+      <w:lvlJc w:val="left"/>
+      <w:pPr>
+        <w:tabs>
+          <w:tab w:val="num" w:pos="6480"/>
+        </w:tabs>
+        <w:ind w:left="6480" w:hanging="360"/>
+      </w:pPr>
+    </w:lvl>
+  </w:abstractNum>
+  <w:abstractNum w:abstractNumId="10" w15:restartNumberingAfterBreak="0">
+    <w:nsid w:val="433F0AB2"/>
+    <w:multiLevelType w:val="multilevel"/>
+    <w:tmpl w:val="F40E6BE6"/>
+    <w:lvl w:ilvl="0">
+      <w:start w:val="1"/>
+      <w:numFmt w:val="decimal"/>
+      <w:lvlText w:val="%1."/>
+      <w:lvlJc w:val="left"/>
+      <w:pPr>
+        <w:tabs>
+          <w:tab w:val="num" w:pos="720"/>
+        </w:tabs>
+        <w:ind w:left="720" w:hanging="360"/>
+      </w:pPr>
+    </w:lvl>
+    <w:lvl w:ilvl="1" w:tentative="1">
+      <w:start w:val="1"/>
+      <w:numFmt w:val="decimal"/>
+      <w:lvlText w:val="%2."/>
+      <w:lvlJc w:val="left"/>
+      <w:pPr>
+        <w:tabs>
+          <w:tab w:val="num" w:pos="1440"/>
+        </w:tabs>
+        <w:ind w:left="1440" w:hanging="360"/>
+      </w:pPr>
+    </w:lvl>
+    <w:lvl w:ilvl="2" w:tentative="1">
+      <w:start w:val="1"/>
+      <w:numFmt w:val="decimal"/>
+      <w:lvlText w:val="%3."/>
+      <w:lvlJc w:val="left"/>
+      <w:pPr>
+        <w:tabs>
+          <w:tab w:val="num" w:pos="2160"/>
+        </w:tabs>
+        <w:ind w:left="2160" w:hanging="360"/>
+      </w:pPr>
+    </w:lvl>
+    <w:lvl w:ilvl="3" w:tentative="1">
+      <w:start w:val="1"/>
+      <w:numFmt w:val="decimal"/>
+      <w:lvlText w:val="%4."/>
+      <w:lvlJc w:val="left"/>
+      <w:pPr>
+        <w:tabs>
+          <w:tab w:val="num" w:pos="2880"/>
+        </w:tabs>
+        <w:ind w:left="2880" w:hanging="360"/>
+      </w:pPr>
+    </w:lvl>
+    <w:lvl w:ilvl="4" w:tentative="1">
+      <w:start w:val="1"/>
+      <w:numFmt w:val="decimal"/>
+      <w:lvlText w:val="%5."/>
+      <w:lvlJc w:val="left"/>
+      <w:pPr>
+        <w:tabs>
+          <w:tab w:val="num" w:pos="3600"/>
+        </w:tabs>
+        <w:ind w:left="3600" w:hanging="360"/>
+      </w:pPr>
+    </w:lvl>
+    <w:lvl w:ilvl="5" w:tentative="1">
+      <w:start w:val="1"/>
+      <w:numFmt w:val="decimal"/>
+      <w:lvlText w:val="%6."/>
+      <w:lvlJc w:val="left"/>
+      <w:pPr>
+        <w:tabs>
+          <w:tab w:val="num" w:pos="4320"/>
+        </w:tabs>
+        <w:ind w:left="4320" w:hanging="360"/>
+      </w:pPr>
+    </w:lvl>
+    <w:lvl w:ilvl="6" w:tentative="1">
+      <w:start w:val="1"/>
+      <w:numFmt w:val="decimal"/>
+      <w:lvlText w:val="%7."/>
+      <w:lvlJc w:val="left"/>
+      <w:pPr>
+        <w:tabs>
+          <w:tab w:val="num" w:pos="5040"/>
+        </w:tabs>
+        <w:ind w:left="5040" w:hanging="360"/>
+      </w:pPr>
+    </w:lvl>
+    <w:lvl w:ilvl="7" w:tentative="1">
+      <w:start w:val="1"/>
+      <w:numFmt w:val="decimal"/>
+      <w:lvlText w:val="%8."/>
+      <w:lvlJc w:val="left"/>
+      <w:pPr>
+        <w:tabs>
+          <w:tab w:val="num" w:pos="5760"/>
+        </w:tabs>
+        <w:ind w:left="5760" w:hanging="360"/>
+      </w:pPr>
+    </w:lvl>
+    <w:lvl w:ilvl="8" w:tentative="1">
+      <w:start w:val="1"/>
+      <w:numFmt w:val="decimal"/>
+      <w:lvlText w:val="%9."/>
+      <w:lvlJc w:val="left"/>
+      <w:pPr>
+        <w:tabs>
+          <w:tab w:val="num" w:pos="6480"/>
+        </w:tabs>
+        <w:ind w:left="6480" w:hanging="360"/>
+      </w:pPr>
+    </w:lvl>
+  </w:abstractNum>
+  <w:abstractNum w:abstractNumId="11" w15:restartNumberingAfterBreak="0">
+    <w:nsid w:val="459B185E"/>
+    <w:multiLevelType w:val="multilevel"/>
+    <w:tmpl w:val="21FC0A40"/>
+    <w:lvl w:ilvl="0">
+      <w:start w:val="1"/>
+      <w:numFmt w:val="decimal"/>
+      <w:lvlText w:val="%1."/>
+      <w:lvlJc w:val="left"/>
+      <w:pPr>
+        <w:tabs>
+          <w:tab w:val="num" w:pos="720"/>
+        </w:tabs>
+        <w:ind w:left="720" w:hanging="360"/>
+      </w:pPr>
+    </w:lvl>
+    <w:lvl w:ilvl="1" w:tentative="1">
+      <w:start w:val="1"/>
+      <w:numFmt w:val="decimal"/>
+      <w:lvlText w:val="%2."/>
+      <w:lvlJc w:val="left"/>
+      <w:pPr>
+        <w:tabs>
+          <w:tab w:val="num" w:pos="1440"/>
+        </w:tabs>
+        <w:ind w:left="1440" w:hanging="360"/>
+      </w:pPr>
+    </w:lvl>
+    <w:lvl w:ilvl="2" w:tentative="1">
+      <w:start w:val="1"/>
+      <w:numFmt w:val="decimal"/>
+      <w:lvlText w:val="%3."/>
+      <w:lvlJc w:val="left"/>
+      <w:pPr>
+        <w:tabs>
+          <w:tab w:val="num" w:pos="2160"/>
+        </w:tabs>
+        <w:ind w:left="2160" w:hanging="360"/>
+      </w:pPr>
+    </w:lvl>
+    <w:lvl w:ilvl="3" w:tentative="1">
+      <w:start w:val="1"/>
+      <w:numFmt w:val="decimal"/>
+      <w:lvlText w:val="%4."/>
+      <w:lvlJc w:val="left"/>
+      <w:pPr>
+        <w:tabs>
+          <w:tab w:val="num" w:pos="2880"/>
+        </w:tabs>
+        <w:ind w:left="2880" w:hanging="360"/>
+      </w:pPr>
+    </w:lvl>
+    <w:lvl w:ilvl="4" w:tentative="1">
+      <w:start w:val="1"/>
+      <w:numFmt w:val="decimal"/>
+      <w:lvlText w:val="%5."/>
+      <w:lvlJc w:val="left"/>
+      <w:pPr>
+        <w:tabs>
+          <w:tab w:val="num" w:pos="3600"/>
+        </w:tabs>
+        <w:ind w:left="3600" w:hanging="360"/>
+      </w:pPr>
+    </w:lvl>
+    <w:lvl w:ilvl="5" w:tentative="1">
+      <w:start w:val="1"/>
+      <w:numFmt w:val="decimal"/>
+      <w:lvlText w:val="%6."/>
+      <w:lvlJc w:val="left"/>
+      <w:pPr>
+        <w:tabs>
+          <w:tab w:val="num" w:pos="4320"/>
+        </w:tabs>
+        <w:ind w:left="4320" w:hanging="360"/>
+      </w:pPr>
+    </w:lvl>
+    <w:lvl w:ilvl="6" w:tentative="1">
+      <w:start w:val="1"/>
+      <w:numFmt w:val="decimal"/>
+      <w:lvlText w:val="%7."/>
+      <w:lvlJc w:val="left"/>
+      <w:pPr>
+        <w:tabs>
+          <w:tab w:val="num" w:pos="5040"/>
+        </w:tabs>
+        <w:ind w:left="5040" w:hanging="360"/>
+      </w:pPr>
+    </w:lvl>
+    <w:lvl w:ilvl="7" w:tentative="1">
+      <w:start w:val="1"/>
+      <w:numFmt w:val="decimal"/>
+      <w:lvlText w:val="%8."/>
+      <w:lvlJc w:val="left"/>
+      <w:pPr>
+        <w:tabs>
+          <w:tab w:val="num" w:pos="5760"/>
+        </w:tabs>
+        <w:ind w:left="5760" w:hanging="360"/>
+      </w:pPr>
+    </w:lvl>
+    <w:lvl w:ilvl="8" w:tentative="1">
+      <w:start w:val="1"/>
+      <w:numFmt w:val="decimal"/>
+      <w:lvlText w:val="%9."/>
+      <w:lvlJc w:val="left"/>
+      <w:pPr>
+        <w:tabs>
+          <w:tab w:val="num" w:pos="6480"/>
+        </w:tabs>
+        <w:ind w:left="6480" w:hanging="360"/>
+      </w:pPr>
+    </w:lvl>
+  </w:abstractNum>
+  <w:abstractNum w:abstractNumId="12" w15:restartNumberingAfterBreak="0">
+    <w:nsid w:val="4A38180C"/>
+    <w:multiLevelType w:val="multilevel"/>
+    <w:tmpl w:val="537AFB8A"/>
+    <w:lvl w:ilvl="0">
+      <w:start w:val="1"/>
+      <w:numFmt w:val="decimal"/>
+      <w:lvlText w:val="%1."/>
+      <w:lvlJc w:val="left"/>
+      <w:pPr>
+        <w:tabs>
+          <w:tab w:val="num" w:pos="720"/>
+        </w:tabs>
+        <w:ind w:left="720" w:hanging="360"/>
+      </w:pPr>
+    </w:lvl>
+    <w:lvl w:ilvl="1" w:tentative="1">
+      <w:start w:val="1"/>
+      <w:numFmt w:val="decimal"/>
+      <w:lvlText w:val="%2."/>
+      <w:lvlJc w:val="left"/>
+      <w:pPr>
+        <w:tabs>
+          <w:tab w:val="num" w:pos="1440"/>
+        </w:tabs>
+        <w:ind w:left="1440" w:hanging="360"/>
+      </w:pPr>
+    </w:lvl>
+    <w:lvl w:ilvl="2" w:tentative="1">
+      <w:start w:val="1"/>
+      <w:numFmt w:val="decimal"/>
+      <w:lvlText w:val="%3."/>
+      <w:lvlJc w:val="left"/>
+      <w:pPr>
+        <w:tabs>
+          <w:tab w:val="num" w:pos="2160"/>
+        </w:tabs>
+        <w:ind w:left="2160" w:hanging="360"/>
+      </w:pPr>
+    </w:lvl>
+    <w:lvl w:ilvl="3" w:tentative="1">
+      <w:start w:val="1"/>
+      <w:numFmt w:val="decimal"/>
+      <w:lvlText w:val="%4."/>
+      <w:lvlJc w:val="left"/>
+      <w:pPr>
+        <w:tabs>
+          <w:tab w:val="num" w:pos="2880"/>
+        </w:tabs>
+        <w:ind w:left="2880" w:hanging="360"/>
+      </w:pPr>
+    </w:lvl>
+    <w:lvl w:ilvl="4" w:tentative="1">
+      <w:start w:val="1"/>
+      <w:numFmt w:val="decimal"/>
+      <w:lvlText w:val="%5."/>
+      <w:lvlJc w:val="left"/>
+      <w:pPr>
+        <w:tabs>
+          <w:tab w:val="num" w:pos="3600"/>
+        </w:tabs>
+        <w:ind w:left="3600" w:hanging="360"/>
+      </w:pPr>
+    </w:lvl>
+    <w:lvl w:ilvl="5" w:tentative="1">
+      <w:start w:val="1"/>
+      <w:numFmt w:val="decimal"/>
+      <w:lvlText w:val="%6."/>
+      <w:lvlJc w:val="left"/>
+      <w:pPr>
+        <w:tabs>
+          <w:tab w:val="num" w:pos="4320"/>
+        </w:tabs>
+        <w:ind w:left="4320" w:hanging="360"/>
+      </w:pPr>
+    </w:lvl>
+    <w:lvl w:ilvl="6" w:tentative="1">
+      <w:start w:val="1"/>
+      <w:numFmt w:val="decimal"/>
+      <w:lvlText w:val="%7."/>
+      <w:lvlJc w:val="left"/>
+      <w:pPr>
+        <w:tabs>
+          <w:tab w:val="num" w:pos="5040"/>
+        </w:tabs>
+        <w:ind w:left="5040" w:hanging="360"/>
+      </w:pPr>
+    </w:lvl>
+    <w:lvl w:ilvl="7" w:tentative="1">
+      <w:start w:val="1"/>
+      <w:numFmt w:val="decimal"/>
+      <w:lvlText w:val="%8."/>
+      <w:lvlJc w:val="left"/>
+      <w:pPr>
+        <w:tabs>
+          <w:tab w:val="num" w:pos="5760"/>
+        </w:tabs>
+        <w:ind w:left="5760" w:hanging="360"/>
+      </w:pPr>
+    </w:lvl>
+    <w:lvl w:ilvl="8" w:tentative="1">
+      <w:start w:val="1"/>
+      <w:numFmt w:val="decimal"/>
+      <w:lvlText w:val="%9."/>
+      <w:lvlJc w:val="left"/>
+      <w:pPr>
+        <w:tabs>
+          <w:tab w:val="num" w:pos="6480"/>
+        </w:tabs>
+        <w:ind w:left="6480" w:hanging="360"/>
+      </w:pPr>
+    </w:lvl>
+  </w:abstractNum>
+  <w:abstractNum w:abstractNumId="13" w15:restartNumberingAfterBreak="0">
+    <w:nsid w:val="53DA0D7B"/>
+    <w:multiLevelType w:val="multilevel"/>
+    <w:tmpl w:val="D1321408"/>
+    <w:lvl w:ilvl="0">
+      <w:start w:val="1"/>
+      <w:numFmt w:val="decimal"/>
+      <w:lvlText w:val="%1."/>
+      <w:lvlJc w:val="left"/>
+      <w:pPr>
+        <w:tabs>
+          <w:tab w:val="num" w:pos="720"/>
+        </w:tabs>
+        <w:ind w:left="720" w:hanging="360"/>
+      </w:pPr>
+    </w:lvl>
+    <w:lvl w:ilvl="1" w:tentative="1">
+      <w:start w:val="1"/>
+      <w:numFmt w:val="decimal"/>
+      <w:lvlText w:val="%2."/>
+      <w:lvlJc w:val="left"/>
+      <w:pPr>
+        <w:tabs>
+          <w:tab w:val="num" w:pos="1440"/>
+        </w:tabs>
+        <w:ind w:left="1440" w:hanging="360"/>
+      </w:pPr>
+    </w:lvl>
+    <w:lvl w:ilvl="2" w:tentative="1">
+      <w:start w:val="1"/>
+      <w:numFmt w:val="decimal"/>
+      <w:lvlText w:val="%3."/>
+      <w:lvlJc w:val="left"/>
+      <w:pPr>
+        <w:tabs>
+          <w:tab w:val="num" w:pos="2160"/>
+        </w:tabs>
+        <w:ind w:left="2160" w:hanging="360"/>
+      </w:pPr>
+    </w:lvl>
+    <w:lvl w:ilvl="3" w:tentative="1">
+      <w:start w:val="1"/>
+      <w:numFmt w:val="decimal"/>
+      <w:lvlText w:val="%4."/>
+      <w:lvlJc w:val="left"/>
+      <w:pPr>
+        <w:tabs>
+          <w:tab w:val="num" w:pos="2880"/>
+        </w:tabs>
+        <w:ind w:left="2880" w:hanging="360"/>
+      </w:pPr>
+    </w:lvl>
+    <w:lvl w:ilvl="4" w:tentative="1">
+      <w:start w:val="1"/>
+      <w:numFmt w:val="decimal"/>
+      <w:lvlText w:val="%5."/>
+      <w:lvlJc w:val="left"/>
+      <w:pPr>
+        <w:tabs>
+          <w:tab w:val="num" w:pos="3600"/>
+        </w:tabs>
+        <w:ind w:left="3600" w:hanging="360"/>
+      </w:pPr>
+    </w:lvl>
+    <w:lvl w:ilvl="5" w:tentative="1">
+      <w:start w:val="1"/>
+      <w:numFmt w:val="decimal"/>
+      <w:lvlText w:val="%6."/>
+      <w:lvlJc w:val="left"/>
+      <w:pPr>
+        <w:tabs>
+          <w:tab w:val="num" w:pos="4320"/>
+        </w:tabs>
+        <w:ind w:left="4320" w:hanging="360"/>
+      </w:pPr>
+    </w:lvl>
+    <w:lvl w:ilvl="6" w:tentative="1">
+      <w:start w:val="1"/>
+      <w:numFmt w:val="decimal"/>
+      <w:lvlText w:val="%7."/>
+      <w:lvlJc w:val="left"/>
+      <w:pPr>
+        <w:tabs>
+          <w:tab w:val="num" w:pos="5040"/>
+        </w:tabs>
+        <w:ind w:left="5040" w:hanging="360"/>
+      </w:pPr>
+    </w:lvl>
+    <w:lvl w:ilvl="7" w:tentative="1">
+      <w:start w:val="1"/>
+      <w:numFmt w:val="decimal"/>
+      <w:lvlText w:val="%8."/>
+      <w:lvlJc w:val="left"/>
+      <w:pPr>
+        <w:tabs>
+          <w:tab w:val="num" w:pos="5760"/>
+        </w:tabs>
+        <w:ind w:left="5760" w:hanging="360"/>
+      </w:pPr>
+    </w:lvl>
+    <w:lvl w:ilvl="8" w:tentative="1">
+      <w:start w:val="1"/>
+      <w:numFmt w:val="decimal"/>
+      <w:lvlText w:val="%9."/>
+      <w:lvlJc w:val="left"/>
+      <w:pPr>
+        <w:tabs>
+          <w:tab w:val="num" w:pos="6480"/>
+        </w:tabs>
+        <w:ind w:left="6480" w:hanging="360"/>
+      </w:pPr>
+    </w:lvl>
+  </w:abstractNum>
+  <w:abstractNum w:abstractNumId="14" w15:restartNumberingAfterBreak="0">
+    <w:nsid w:val="5925376E"/>
+    <w:multiLevelType w:val="multilevel"/>
+    <w:tmpl w:val="8A94B67A"/>
+    <w:lvl w:ilvl="0">
+      <w:start w:val="1"/>
+      <w:numFmt w:val="bullet"/>
+      <w:lvlText w:val=""/>
+      <w:lvlJc w:val="left"/>
+      <w:pPr>
+        <w:tabs>
+          <w:tab w:val="num" w:pos="720"/>
+        </w:tabs>
+        <w:ind w:left="720" w:hanging="360"/>
+      </w:pPr>
+      <w:rPr>
+        <w:rFonts w:ascii="Symbol" w:hAnsi="Symbol" w:hint="default"/>
+        <w:sz w:val="20"/>
+      </w:rPr>
+    </w:lvl>
+    <w:lvl w:ilvl="1" w:tentative="1">
+      <w:start w:val="1"/>
+      <w:numFmt w:val="bullet"/>
+      <w:lvlText w:val="o"/>
+      <w:lvlJc w:val="left"/>
+      <w:pPr>
+        <w:tabs>
+          <w:tab w:val="num" w:pos="1440"/>
+        </w:tabs>
+        <w:ind w:left="1440" w:hanging="360"/>
+      </w:pPr>
+      <w:rPr>
+        <w:rFonts w:ascii="Courier New" w:hAnsi="Courier New" w:hint="default"/>
+        <w:sz w:val="20"/>
+      </w:rPr>
+    </w:lvl>
+    <w:lvl w:ilvl="2" w:tentative="1">
+      <w:start w:val="1"/>
+      <w:numFmt w:val="bullet"/>
+      <w:lvlText w:val=""/>
+      <w:lvlJc w:val="left"/>
+      <w:pPr>
+        <w:tabs>
+          <w:tab w:val="num" w:pos="2160"/>
+        </w:tabs>
+        <w:ind w:left="2160" w:hanging="360"/>
+      </w:pPr>
+      <w:rPr>
+        <w:rFonts w:ascii="Wingdings" w:hAnsi="Wingdings" w:hint="default"/>
+        <w:sz w:val="20"/>
+      </w:rPr>
+    </w:lvl>
+    <w:lvl w:ilvl="3" w:tentative="1">
+      <w:start w:val="1"/>
+      <w:numFmt w:val="bullet"/>
+      <w:lvlText w:val=""/>
+      <w:lvlJc w:val="left"/>
+      <w:pPr>
+        <w:tabs>
+          <w:tab w:val="num" w:pos="2880"/>
+        </w:tabs>
+        <w:ind w:left="2880" w:hanging="360"/>
+      </w:pPr>
+      <w:rPr>
+        <w:rFonts w:ascii="Wingdings" w:hAnsi="Wingdings" w:hint="default"/>
+        <w:sz w:val="20"/>
+      </w:rPr>
+    </w:lvl>
+    <w:lvl w:ilvl="4" w:tentative="1">
+      <w:start w:val="1"/>
+      <w:numFmt w:val="bullet"/>
+      <w:lvlText w:val=""/>
+      <w:lvlJc w:val="left"/>
+      <w:pPr>
+        <w:tabs>
+          <w:tab w:val="num" w:pos="3600"/>
+        </w:tabs>
+        <w:ind w:left="3600" w:hanging="360"/>
+      </w:pPr>
+      <w:rPr>
+        <w:rFonts w:ascii="Wingdings" w:hAnsi="Wingdings" w:hint="default"/>
+        <w:sz w:val="20"/>
+      </w:rPr>
+    </w:lvl>
+    <w:lvl w:ilvl="5" w:tentative="1">
+      <w:start w:val="1"/>
+      <w:numFmt w:val="bullet"/>
+      <w:lvlText w:val=""/>
+      <w:lvlJc w:val="left"/>
+      <w:pPr>
+        <w:tabs>
+          <w:tab w:val="num" w:pos="4320"/>
+        </w:tabs>
+        <w:ind w:left="4320" w:hanging="360"/>
+      </w:pPr>
+      <w:rPr>
+        <w:rFonts w:ascii="Wingdings" w:hAnsi="Wingdings" w:hint="default"/>
+        <w:sz w:val="20"/>
+      </w:rPr>
+    </w:lvl>
+    <w:lvl w:ilvl="6" w:tentative="1">
+      <w:start w:val="1"/>
+      <w:numFmt w:val="bullet"/>
+      <w:lvlText w:val=""/>
+      <w:lvlJc w:val="left"/>
+      <w:pPr>
+        <w:tabs>
+          <w:tab w:val="num" w:pos="5040"/>
+        </w:tabs>
+        <w:ind w:left="5040" w:hanging="360"/>
+      </w:pPr>
+      <w:rPr>
+        <w:rFonts w:ascii="Wingdings" w:hAnsi="Wingdings" w:hint="default"/>
+        <w:sz w:val="20"/>
+      </w:rPr>
+    </w:lvl>
+    <w:lvl w:ilvl="7" w:tentative="1">
+      <w:start w:val="1"/>
+      <w:numFmt w:val="bullet"/>
+      <w:lvlText w:val=""/>
+      <w:lvlJc w:val="left"/>
+      <w:pPr>
+        <w:tabs>
+          <w:tab w:val="num" w:pos="5760"/>
+        </w:tabs>
+        <w:ind w:left="5760" w:hanging="360"/>
+      </w:pPr>
+      <w:rPr>
+        <w:rFonts w:ascii="Wingdings" w:hAnsi="Wingdings" w:hint="default"/>
+        <w:sz w:val="20"/>
+      </w:rPr>
+    </w:lvl>
+    <w:lvl w:ilvl="8" w:tentative="1">
+      <w:start w:val="1"/>
+      <w:numFmt w:val="bullet"/>
+      <w:lvlText w:val=""/>
+      <w:lvlJc w:val="left"/>
+      <w:pPr>
+        <w:tabs>
+          <w:tab w:val="num" w:pos="6480"/>
+        </w:tabs>
+        <w:ind w:left="6480" w:hanging="360"/>
+      </w:pPr>
+      <w:rPr>
+        <w:rFonts w:ascii="Wingdings" w:hAnsi="Wingdings" w:hint="default"/>
+        <w:sz w:val="20"/>
+      </w:rPr>
+    </w:lvl>
+  </w:abstractNum>
   <w:num w:numId="1" w16cid:durableId="436633035">
-    <w:abstractNumId w:val="2"/>
+    <w:abstractNumId w:val="8"/>
   </w:num>
   <w:num w:numId="2" w16cid:durableId="325980877">
-    <w:abstractNumId w:val="1"/>
+    <w:abstractNumId w:val="4"/>
   </w:num>
   <w:num w:numId="3" w16cid:durableId="992870632">
     <w:abstractNumId w:val="0"/>
+  </w:num>
+  <w:num w:numId="4" w16cid:durableId="1802073315">
+    <w:abstractNumId w:val="6"/>
+  </w:num>
+  <w:num w:numId="5" w16cid:durableId="140660669">
+    <w:abstractNumId w:val="1"/>
+  </w:num>
+  <w:num w:numId="6" w16cid:durableId="1958100540">
+    <w:abstractNumId w:val="14"/>
+  </w:num>
+  <w:num w:numId="7" w16cid:durableId="1067652542">
+    <w:abstractNumId w:val="11"/>
+  </w:num>
+  <w:num w:numId="8" w16cid:durableId="1869104116">
+    <w:abstractNumId w:val="2"/>
+  </w:num>
+  <w:num w:numId="9" w16cid:durableId="1505046608">
+    <w:abstractNumId w:val="13"/>
+  </w:num>
+  <w:num w:numId="10" w16cid:durableId="2038190337">
+    <w:abstractNumId w:val="7"/>
+  </w:num>
+  <w:num w:numId="11" w16cid:durableId="1219246504">
+    <w:abstractNumId w:val="12"/>
+  </w:num>
+  <w:num w:numId="12" w16cid:durableId="47655415">
+    <w:abstractNumId w:val="3"/>
+  </w:num>
+  <w:num w:numId="13" w16cid:durableId="2061590616">
+    <w:abstractNumId w:val="5"/>
+  </w:num>
+  <w:num w:numId="14" w16cid:durableId="1914116745">
+    <w:abstractNumId w:val="10"/>
+  </w:num>
+  <w:num w:numId="15" w16cid:durableId="627126547">
+    <w:abstractNumId w:val="9"/>
   </w:num>
 </w:numbering>
 </file>
@@ -2280,6 +5132,74 @@
       <w:rFonts w:ascii="Times New Roman" w:hAnsi="Times New Roman" w:cs="Times New Roman"/>
     </w:rPr>
   </w:style>
+  <w:style w:type="character" w:styleId="CommentReference">
+    <w:name w:val="annotation reference"/>
+    <w:basedOn w:val="DefaultParagraphFont"/>
+    <w:uiPriority w:val="99"/>
+    <w:semiHidden/>
+    <w:unhideWhenUsed/>
+    <w:rsid w:val="00567116"/>
+    <w:rPr>
+      <w:sz w:val="16"/>
+      <w:szCs w:val="16"/>
+    </w:rPr>
+  </w:style>
+  <w:style w:type="paragraph" w:styleId="CommentText">
+    <w:name w:val="annotation text"/>
+    <w:basedOn w:val="Normal"/>
+    <w:link w:val="CommentTextChar"/>
+    <w:uiPriority w:val="99"/>
+    <w:semiHidden/>
+    <w:unhideWhenUsed/>
+    <w:rsid w:val="00567116"/>
+    <w:pPr>
+      <w:spacing w:line="240" w:lineRule="auto"/>
+    </w:pPr>
+    <w:rPr>
+      <w:sz w:val="20"/>
+      <w:szCs w:val="20"/>
+    </w:rPr>
+  </w:style>
+  <w:style w:type="character" w:customStyle="1" w:styleId="CommentTextChar">
+    <w:name w:val="Comment Text Char"/>
+    <w:basedOn w:val="DefaultParagraphFont"/>
+    <w:link w:val="CommentText"/>
+    <w:uiPriority w:val="99"/>
+    <w:semiHidden/>
+    <w:rsid w:val="00567116"/>
+    <w:rPr>
+      <w:sz w:val="20"/>
+      <w:szCs w:val="20"/>
+    </w:rPr>
+  </w:style>
+  <w:style w:type="paragraph" w:styleId="CommentSubject">
+    <w:name w:val="annotation subject"/>
+    <w:basedOn w:val="CommentText"/>
+    <w:next w:val="CommentText"/>
+    <w:link w:val="CommentSubjectChar"/>
+    <w:uiPriority w:val="99"/>
+    <w:semiHidden/>
+    <w:unhideWhenUsed/>
+    <w:rsid w:val="00567116"/>
+    <w:rPr>
+      <w:b/>
+      <w:bCs/>
+    </w:rPr>
+  </w:style>
+  <w:style w:type="character" w:customStyle="1" w:styleId="CommentSubjectChar">
+    <w:name w:val="Comment Subject Char"/>
+    <w:basedOn w:val="CommentTextChar"/>
+    <w:link w:val="CommentSubject"/>
+    <w:uiPriority w:val="99"/>
+    <w:semiHidden/>
+    <w:rsid w:val="00567116"/>
+    <w:rPr>
+      <w:b/>
+      <w:bCs/>
+      <w:sz w:val="20"/>
+      <w:szCs w:val="20"/>
+    </w:rPr>
+  </w:style>
 </w:styles>
 </file>
 

--- a/LoanPortfolioAnalysisProject/Loan_Portfolio_Analysis.docx
+++ b/LoanPortfolioAnalysisProject/Loan_Portfolio_Analysis.docx
@@ -6,14 +6,12 @@
       <w:pPr>
         <w:jc w:val="center"/>
         <w:rPr>
-          <w:rFonts w:ascii="Times" w:hAnsi="Times" w:cs="Times"/>
-          <w:b/>
-          <w:bCs/>
-        </w:rPr>
-      </w:pPr>
-      <w:r>
-        <w:rPr>
-          <w:rFonts w:ascii="Times" w:hAnsi="Times" w:cs="Times"/>
+          <w:b/>
+          <w:bCs/>
+        </w:rPr>
+      </w:pPr>
+      <w:r>
+        <w:rPr>
           <w:b/>
           <w:bCs/>
         </w:rPr>
@@ -24,14 +22,12 @@
       <w:pPr>
         <w:jc w:val="center"/>
         <w:rPr>
-          <w:rFonts w:ascii="Times" w:hAnsi="Times" w:cs="Times"/>
-          <w:b/>
-          <w:bCs/>
-        </w:rPr>
-      </w:pPr>
-      <w:r>
-        <w:rPr>
-          <w:rFonts w:ascii="Times" w:hAnsi="Times" w:cs="Times"/>
+          <w:b/>
+          <w:bCs/>
+        </w:rPr>
+      </w:pPr>
+      <w:r>
+        <w:rPr>
           <w:b/>
           <w:bCs/>
         </w:rPr>
@@ -40,15 +36,14 @@
     </w:p>
     <w:p>
       <w:pPr>
-        <w:rPr>
-          <w:rFonts w:ascii="Times" w:hAnsi="Times" w:cs="Times"/>
-          <w:b/>
-          <w:bCs/>
-        </w:rPr>
-      </w:pPr>
-      <w:r>
-        <w:rPr>
-          <w:rFonts w:ascii="Times" w:hAnsi="Times" w:cs="Times"/>
+        <w:jc w:val="both"/>
+        <w:rPr>
+          <w:b/>
+          <w:bCs/>
+        </w:rPr>
+      </w:pPr>
+      <w:r>
+        <w:rPr>
           <w:b/>
           <w:bCs/>
         </w:rPr>
@@ -57,54 +52,54 @@
     </w:p>
     <w:p>
       <w:pPr>
-        <w:rPr>
-          <w:rFonts w:ascii="Times" w:hAnsi="Times" w:cs="Times"/>
-        </w:rPr>
-      </w:pPr>
-      <w:r>
-        <w:rPr>
-          <w:rFonts w:ascii="Times" w:hAnsi="Times" w:cs="Times"/>
-        </w:rPr>
-        <w:t>The bank has disbursed 4,000 loans to 1,718 customers, with a total value of approximately 2.33 billion. Loan amounts range from 50,000 to 2 million, with an average of approximately 581,963.</w:t>
-      </w:r>
-    </w:p>
-    <w:p>
-      <w:pPr>
-        <w:rPr>
-          <w:rFonts w:ascii="Times" w:hAnsi="Times" w:cs="Times"/>
-        </w:rPr>
-      </w:pPr>
-      <w:r>
-        <w:rPr>
-          <w:rFonts w:ascii="Times" w:hAnsi="Times" w:cs="Times"/>
-        </w:rPr>
-        <w:t>While 42.40% of loans are active and 25.23% have been fully repaid, 32.38% are either late or defaulted. These categories have a combined outstanding balance of approximately ₦489.38 million, requiring management's attention.</w:t>
-      </w:r>
-    </w:p>
-    <w:p>
-      <w:pPr>
-        <w:rPr>
-          <w:rFonts w:ascii="Times" w:hAnsi="Times" w:cs="Times"/>
-        </w:rPr>
-      </w:pPr>
-      <w:r>
-        <w:rPr>
-          <w:rFonts w:ascii="Times" w:hAnsi="Times" w:cs="Times"/>
-        </w:rPr>
-        <w:t>The bank charges annual interest rates ranging from 10% to 24%, with repayment periods ranging from 3 to 36 months.</w:t>
-      </w:r>
-    </w:p>
-    <w:p>
-      <w:pPr>
-        <w:rPr>
-          <w:rFonts w:ascii="Times" w:hAnsi="Times" w:cs="Times"/>
-          <w:b/>
-          <w:bCs/>
-        </w:rPr>
-      </w:pPr>
-      <w:r>
-        <w:rPr>
-          <w:rFonts w:ascii="Times" w:hAnsi="Times" w:cs="Times"/>
+        <w:jc w:val="both"/>
+      </w:pPr>
+      <w:r>
+        <w:t>This analysis examined the size, value, distribution and outstanding balances of the bank's loan portfolio, as well as the interest rates and repayment terms offered to customers.</w:t>
+      </w:r>
+    </w:p>
+    <w:p>
+      <w:pPr>
+        <w:jc w:val="both"/>
+      </w:pPr>
+      <w:r>
+        <w:t>The bank has disbursed 4,000 loans to 1,718 customers, with a total value of approximately ₦2.33 billion. Individual loan amounts range from ₦50,000 to ₦2 million, with an average loan amount of approximately ₦581,963.</w:t>
+      </w:r>
+    </w:p>
+    <w:p>
+      <w:pPr>
+        <w:jc w:val="both"/>
+      </w:pPr>
+      <w:r>
+        <w:t>The analysis shows that 42.40% of loans are active, while 25.23% have been fully repaid. However, 32.38% are either late or defaulted. These two categories account for approximately ₦740.88 million in original loan value and ₦489.38 million in outstanding balances.</w:t>
+      </w:r>
+    </w:p>
+    <w:p>
+      <w:pPr>
+        <w:jc w:val="both"/>
+      </w:pPr>
+      <w:r>
+        <w:t>The bank charges annual interest rates ranging from 10% to 24%, with repayment periods between 3 and 36 months.</w:t>
+      </w:r>
+    </w:p>
+    <w:p>
+      <w:pPr>
+        <w:jc w:val="both"/>
+      </w:pPr>
+      <w:r>
+        <w:t>Overall, the findings show that although the bank has a sizeable lending portfolio, late repayments and defaults remain important areas requiring management attention.</w:t>
+      </w:r>
+    </w:p>
+    <w:p>
+      <w:pPr>
+        <w:jc w:val="both"/>
+        <w:rPr>
+          <w:b/>
+          <w:bCs/>
+        </w:rPr>
+      </w:pPr>
+      <w:r>
+        <w:rPr>
           <w:b/>
           <w:bCs/>
         </w:rPr>
@@ -113,15 +108,30 @@
     </w:p>
     <w:p>
       <w:pPr>
-        <w:rPr>
-          <w:rFonts w:ascii="Times" w:hAnsi="Times" w:cs="Times"/>
-          <w:b/>
-          <w:bCs/>
-        </w:rPr>
-      </w:pPr>
-      <w:r>
-        <w:rPr>
-          <w:rFonts w:ascii="Times" w:hAnsi="Times" w:cs="Times"/>
+        <w:jc w:val="both"/>
+      </w:pPr>
+      <w:r>
+        <w:rPr>
+          <w:b/>
+          <w:bCs/>
+        </w:rPr>
+        <w:t>Findings</w:t>
+      </w:r>
+    </w:p>
+    <w:p>
+      <w:pPr>
+        <w:jc w:val="both"/>
+      </w:pPr>
+      <w:r>
+        <w:t>The bank has issued a total of 4,000 loans to 1,718 distinct customers. The total value of loans disbursed is approximately ₦2.33 billion.</w:t>
+      </w:r>
+    </w:p>
+    <w:p>
+      <w:pPr>
+        <w:jc w:val="both"/>
+      </w:pPr>
+      <w:r>
+        <w:rPr>
           <w:b/>
           <w:bCs/>
         </w:rPr>
@@ -130,41 +140,30 @@
     </w:p>
     <w:p>
       <w:pPr>
-        <w:rPr>
-          <w:rFonts w:ascii="Times" w:hAnsi="Times" w:cs="Times"/>
-        </w:rPr>
-      </w:pPr>
-      <w:r>
-        <w:rPr>
-          <w:rFonts w:ascii="Times" w:hAnsi="Times" w:cs="Times"/>
-        </w:rPr>
-        <w:t>The bank has issued a total of 4,000 loans to 1,718 distinct customers. This indicates that the bank has provided multiple loans across its customer base.</w:t>
-      </w:r>
-    </w:p>
-    <w:p>
-      <w:pPr>
-        <w:rPr>
-          <w:rFonts w:ascii="Times" w:hAnsi="Times" w:cs="Times"/>
-        </w:rPr>
-      </w:pPr>
-      <w:r>
-        <w:rPr>
-          <w:rFonts w:ascii="Times" w:hAnsi="Times" w:cs="Times"/>
-        </w:rPr>
-        <w:t>The total value of loans disbursed is approximately 2.33 billion, representing the overall size of the bank's lending activities.</w:t>
-      </w:r>
-    </w:p>
-    <w:p>
-      <w:pPr>
-        <w:rPr>
-          <w:rFonts w:ascii="Times" w:hAnsi="Times" w:cs="Times"/>
-          <w:b/>
-          <w:bCs/>
-        </w:rPr>
-      </w:pPr>
-      <w:r>
-        <w:rPr>
-          <w:rFonts w:ascii="Times" w:hAnsi="Times" w:cs="Times"/>
+        <w:jc w:val="both"/>
+      </w:pPr>
+      <w:r>
+        <w:t>The bank has provided multiple loans across its customer base, indicating that some customers have borrowed more than once.</w:t>
+      </w:r>
+    </w:p>
+    <w:p>
+      <w:pPr>
+        <w:jc w:val="both"/>
+      </w:pPr>
+      <w:r>
+        <w:t>The total disbursement value of approximately ₦2.33 billion represents the overall size of the bank's lending activities.</w:t>
+      </w:r>
+    </w:p>
+    <w:p>
+      <w:pPr>
+        <w:jc w:val="both"/>
+        <w:rPr>
+          <w:b/>
+          <w:bCs/>
+        </w:rPr>
+      </w:pPr>
+      <w:r>
+        <w:rPr>
           <w:b/>
           <w:bCs/>
         </w:rPr>
@@ -173,15 +172,55 @@
     </w:p>
     <w:p>
       <w:pPr>
-        <w:rPr>
-          <w:rFonts w:ascii="Times" w:hAnsi="Times" w:cs="Times"/>
-          <w:b/>
-          <w:bCs/>
-        </w:rPr>
-      </w:pPr>
-      <w:r>
-        <w:rPr>
-          <w:rFonts w:ascii="Times" w:hAnsi="Times" w:cs="Times"/>
+        <w:jc w:val="both"/>
+      </w:pPr>
+      <w:r>
+        <w:rPr>
+          <w:b/>
+          <w:bCs/>
+        </w:rPr>
+        <w:t>Findings</w:t>
+      </w:r>
+    </w:p>
+    <w:p>
+      <w:pPr>
+        <w:jc w:val="both"/>
+      </w:pPr>
+      <w:r>
+        <w:t>The analysis shows that active loans account for 1,696 loan accounts, representing 42.40% of the portfolio, with an original loan value of approximately ₦991.05 million.</w:t>
+      </w:r>
+    </w:p>
+    <w:p>
+      <w:pPr>
+        <w:jc w:val="both"/>
+      </w:pPr>
+      <w:r>
+        <w:t>Fully repaid loans account for 1,009 accounts (25.23%), valued at approximately ₦595.93 million.</w:t>
+      </w:r>
+    </w:p>
+    <w:p>
+      <w:pPr>
+        <w:jc w:val="both"/>
+      </w:pPr>
+      <w:r>
+        <w:lastRenderedPageBreak/>
+        <w:t>Late loans account for 872 accounts (21.80%), with an original loan value of approximately ₦499.78 million, while defaulted loans account for 423 accounts (10.58%), valued at approximately ₦241.10 million.</w:t>
+      </w:r>
+    </w:p>
+    <w:p>
+      <w:pPr>
+        <w:jc w:val="both"/>
+      </w:pPr>
+      <w:r>
+        <w:t>Combined, late and defaulted loans represent 32.38% of all loan accounts, with an original loan value of approximately ₦740.88 million.</w:t>
+      </w:r>
+    </w:p>
+    <w:p>
+      <w:pPr>
+        <w:jc w:val="both"/>
+      </w:pPr>
+      <w:r>
+        <w:rPr>
           <w:b/>
           <w:bCs/>
         </w:rPr>
@@ -190,171 +229,612 @@
     </w:p>
     <w:p>
       <w:pPr>
-        <w:rPr>
-          <w:rFonts w:ascii="Times" w:hAnsi="Times" w:cs="Times"/>
-        </w:rPr>
-      </w:pPr>
-      <w:r>
-        <w:rPr>
-          <w:rFonts w:ascii="Times" w:hAnsi="Times" w:cs="Times"/>
-        </w:rPr>
-        <w:t>The bank has disbursed approximately 2.33 billion across its customers. The portfolio is distributed as follows:</w:t>
+        <w:jc w:val="both"/>
+      </w:pPr>
+      <w:r>
+        <w:t>Active loans represent the largest share of the bank's portfolio, accounting for 42.40% of all loan accounts.</w:t>
+      </w:r>
+    </w:p>
+    <w:p>
+      <w:pPr>
+        <w:jc w:val="both"/>
+      </w:pPr>
+      <w:r>
+        <w:t>The fully repaid category shows that a portion of the bank's lending activities has resulted in completed repayments.</w:t>
+      </w:r>
+    </w:p>
+    <w:p>
+      <w:pPr>
+        <w:jc w:val="both"/>
+      </w:pPr>
+      <w:r>
+        <w:t>However, late and defaulted loans together represent almost one-third of the portfolio. This indicates that a considerable number of loan accounts are experiencing repayment difficulties and require management attention.</w:t>
+      </w:r>
+    </w:p>
+    <w:p>
+      <w:pPr>
+        <w:jc w:val="both"/>
+        <w:rPr>
+          <w:b/>
+          <w:bCs/>
+        </w:rPr>
+      </w:pPr>
+      <w:r>
+        <w:rPr>
+          <w:b/>
+          <w:bCs/>
+        </w:rPr>
+        <w:t>Q3. Outstanding Loan Balance</w:t>
+      </w:r>
+    </w:p>
+    <w:p>
+      <w:pPr>
+        <w:jc w:val="both"/>
+      </w:pPr>
+      <w:r>
+        <w:rPr>
+          <w:b/>
+          <w:bCs/>
+        </w:rPr>
+        <w:t>Findings</w:t>
+      </w:r>
+    </w:p>
+    <w:p>
+      <w:pPr>
+        <w:jc w:val="both"/>
+      </w:pPr>
+      <w:r>
+        <w:t>Out of approximately ₦2.33 billion disbursed to customers, approximately ₦1.13 billion remains outstanding.</w:t>
+      </w:r>
+    </w:p>
+    <w:p>
+      <w:pPr>
+        <w:jc w:val="both"/>
+      </w:pPr>
+      <w:r>
+        <w:t>Active loans account for approximately ₦643.58 million in outstanding balances, while late loans account for approximately ₦310.86 million.</w:t>
+      </w:r>
+    </w:p>
+    <w:p>
+      <w:pPr>
+        <w:jc w:val="both"/>
+      </w:pPr>
+      <w:r>
+        <w:t>Defaulted loans have approximately ₦178.52 million outstanding, while fully repaid loans have no outstanding balances.</w:t>
+      </w:r>
+    </w:p>
+    <w:p>
+      <w:pPr>
+        <w:jc w:val="both"/>
+      </w:pPr>
+      <w:r>
+        <w:rPr>
+          <w:b/>
+          <w:bCs/>
+        </w:rPr>
+        <w:t>Business Insights</w:t>
+      </w:r>
+    </w:p>
+    <w:p>
+      <w:pPr>
+        <w:jc w:val="both"/>
+      </w:pPr>
+      <w:r>
+        <w:t>Active loans account for the largest outstanding balance. These balances may be expected because the loans are still active.</w:t>
+      </w:r>
+    </w:p>
+    <w:p>
+      <w:pPr>
+        <w:jc w:val="both"/>
+      </w:pPr>
+      <w:r>
+        <w:t>However, late loans account for approximately ₦310.86 million, indicating a significant amount requiring closer monitoring and follow-up.</w:t>
+      </w:r>
+    </w:p>
+    <w:p>
+      <w:pPr>
+        <w:jc w:val="both"/>
+      </w:pPr>
+      <w:r>
+        <w:t>Defaulted loans account for approximately ₦178.52 million in outstanding balances, representing potential credit losses and requiring recovery attention.</w:t>
+      </w:r>
+    </w:p>
+    <w:p>
+      <w:pPr>
+        <w:jc w:val="both"/>
+      </w:pPr>
+      <w:r>
+        <w:t>The findings show that a substantial amount of the bank's disbursed funds remains unrecovered, particularly across active, late and defaulted accounts.</w:t>
+      </w:r>
+    </w:p>
+    <w:p>
+      <w:pPr>
+        <w:jc w:val="both"/>
+        <w:rPr>
+          <w:b/>
+          <w:bCs/>
+        </w:rPr>
+      </w:pPr>
+      <w:r>
+        <w:rPr>
+          <w:b/>
+          <w:bCs/>
+        </w:rPr>
+        <w:lastRenderedPageBreak/>
+        <w:t>Q4. Sizes of Loans Issued to Customers</w:t>
+      </w:r>
+    </w:p>
+    <w:p>
+      <w:pPr>
+        <w:jc w:val="both"/>
+      </w:pPr>
+      <w:r>
+        <w:rPr>
+          <w:b/>
+          <w:bCs/>
+        </w:rPr>
+        <w:t>Findings</w:t>
+      </w:r>
+    </w:p>
+    <w:p>
+      <w:pPr>
+        <w:jc w:val="both"/>
+      </w:pPr>
+      <w:r>
+        <w:t>The bank issues loans ranging from ₦50,000 to ₦2 million, with an average loan amount of approximately ₦581,963.</w:t>
+      </w:r>
+    </w:p>
+    <w:p>
+      <w:pPr>
+        <w:jc w:val="both"/>
+      </w:pPr>
+      <w:r>
+        <w:rPr>
+          <w:b/>
+          <w:bCs/>
+        </w:rPr>
+        <w:t>Business Insights</w:t>
+      </w:r>
+    </w:p>
+    <w:p>
+      <w:pPr>
+        <w:jc w:val="both"/>
+      </w:pPr>
+      <w:r>
+        <w:t>The bank offers loans of different sizes, showing that customers receive varying amounts based on their borrowing needs and eligibility.</w:t>
+      </w:r>
+    </w:p>
+    <w:p>
+      <w:pPr>
+        <w:jc w:val="both"/>
+      </w:pPr>
+      <w:r>
+        <w:t>The average loan amount of approximately ₦581,963 provides an indication of the typical loan size across the portfolio.</w:t>
+      </w:r>
+    </w:p>
+    <w:p>
+      <w:pPr>
+        <w:jc w:val="both"/>
+        <w:rPr>
+          <w:b/>
+          <w:bCs/>
+        </w:rPr>
+      </w:pPr>
+      <w:r>
+        <w:rPr>
+          <w:b/>
+          <w:bCs/>
+        </w:rPr>
+        <w:t>Q5. Interest Rates and Repayment Terms</w:t>
+      </w:r>
+    </w:p>
+    <w:p>
+      <w:pPr>
+        <w:jc w:val="both"/>
+      </w:pPr>
+      <w:r>
+        <w:rPr>
+          <w:b/>
+          <w:bCs/>
+        </w:rPr>
+        <w:t>Findings</w:t>
+      </w:r>
+    </w:p>
+    <w:p>
+      <w:pPr>
+        <w:jc w:val="both"/>
+      </w:pPr>
+      <w:r>
+        <w:t>The bank charges annual interest rates ranging from 10% to 24%, with an average interest rate of approximately 17.03%.</w:t>
+      </w:r>
+    </w:p>
+    <w:p>
+      <w:pPr>
+        <w:jc w:val="both"/>
+      </w:pPr>
+      <w:r>
+        <w:t>Repayment periods range from 3 to 36 months, with an average repayment period of approximately 15 months.</w:t>
+      </w:r>
+    </w:p>
+    <w:p>
+      <w:pPr>
+        <w:jc w:val="both"/>
+      </w:pPr>
+      <w:r>
+        <w:rPr>
+          <w:b/>
+          <w:bCs/>
+        </w:rPr>
+        <w:t>Business Insights</w:t>
+      </w:r>
+    </w:p>
+    <w:p>
+      <w:pPr>
+        <w:jc w:val="both"/>
+      </w:pPr>
+      <w:r>
+        <w:t>The differences in interest rates show that customers are charged varying borrowing costs. However, the factors determining these differences require further investigation.</w:t>
+      </w:r>
+    </w:p>
+    <w:p>
+      <w:pPr>
+        <w:jc w:val="both"/>
+      </w:pPr>
+      <w:r>
+        <w:t>Repayment periods also vary, giving customers different timelines within which to repay their loans.</w:t>
+      </w:r>
+    </w:p>
+    <w:p>
+      <w:pPr>
+        <w:jc w:val="both"/>
+      </w:pPr>
+      <w:r>
+        <w:t>Overall, the bank provides different lending terms through varying interest rates and repayment periods.</w:t>
+      </w:r>
+    </w:p>
+    <w:p>
+      <w:pPr>
+        <w:jc w:val="both"/>
+        <w:rPr>
+          <w:b/>
+          <w:bCs/>
+        </w:rPr>
+      </w:pPr>
+      <w:r>
+        <w:rPr>
+          <w:b/>
+          <w:bCs/>
+        </w:rPr>
+        <w:t>Recommendations</w:t>
       </w:r>
     </w:p>
     <w:p>
       <w:pPr>
         <w:numPr>
           <w:ilvl w:val="0"/>
-          <w:numId w:val="9"/>
+          <w:numId w:val="16"/>
         </w:numPr>
-        <w:rPr>
-          <w:rFonts w:ascii="Times" w:hAnsi="Times" w:cs="Times"/>
-        </w:rPr>
-      </w:pPr>
-      <w:r>
-        <w:rPr>
-          <w:rFonts w:ascii="Times" w:hAnsi="Times" w:cs="Times"/>
-          <w:b/>
-          <w:bCs/>
-        </w:rPr>
-        <w:t>Active Loans:</w:t>
-      </w:r>
-      <w:r>
-        <w:rPr>
-          <w:rFonts w:ascii="Times" w:hAnsi="Times" w:cs="Times"/>
-        </w:rPr>
-        <w:t xml:space="preserve"> 1,696 loans (42.40%), valued at approximately ₦991.05 million, represent the largest share of the portfolio.</w:t>
+        <w:jc w:val="both"/>
+      </w:pPr>
+      <w:r>
+        <w:rPr>
+          <w:b/>
+          <w:bCs/>
+        </w:rPr>
+        <w:t>Investigate Repayment Challenges:</w:t>
+      </w:r>
+      <w:r>
+        <w:t xml:space="preserve"> Examine why customers are struggling to meet their repayment obligations, including whether their loan amounts are appropriate for their repayment capacity.</w:t>
       </w:r>
     </w:p>
     <w:p>
       <w:pPr>
         <w:numPr>
           <w:ilvl w:val="0"/>
-          <w:numId w:val="9"/>
+          <w:numId w:val="16"/>
         </w:numPr>
-        <w:rPr>
-          <w:rFonts w:ascii="Times" w:hAnsi="Times" w:cs="Times"/>
-        </w:rPr>
-      </w:pPr>
-      <w:r>
-        <w:rPr>
-          <w:rFonts w:ascii="Times" w:hAnsi="Times" w:cs="Times"/>
-          <w:b/>
-          <w:bCs/>
-        </w:rPr>
-        <w:t>Fully Repaid Loans:</w:t>
-      </w:r>
-      <w:r>
-        <w:rPr>
-          <w:rFonts w:ascii="Times" w:hAnsi="Times" w:cs="Times"/>
-        </w:rPr>
-        <w:t xml:space="preserve"> 1,009 loans (25.23%), valued at approximately 595.93 million, have been fully repaid.</w:t>
+        <w:jc w:val="both"/>
+      </w:pPr>
+      <w:r>
+        <w:rPr>
+          <w:b/>
+          <w:bCs/>
+        </w:rPr>
+        <w:t>Improve Loan Approval Processes:</w:t>
+      </w:r>
+      <w:r>
+        <w:t xml:space="preserve"> Review customers' credit assessments and previous repayment history before approving additional loans.</w:t>
       </w:r>
     </w:p>
     <w:p>
       <w:pPr>
         <w:numPr>
           <w:ilvl w:val="0"/>
-          <w:numId w:val="9"/>
+          <w:numId w:val="16"/>
         </w:numPr>
-        <w:rPr>
-          <w:rFonts w:ascii="Times" w:hAnsi="Times" w:cs="Times"/>
-        </w:rPr>
-      </w:pPr>
-      <w:r>
-        <w:rPr>
-          <w:rFonts w:ascii="Times" w:hAnsi="Times" w:cs="Times"/>
-          <w:b/>
-          <w:bCs/>
-        </w:rPr>
-        <w:t>Late Loans:</w:t>
-      </w:r>
-      <w:r>
-        <w:rPr>
-          <w:rFonts w:ascii="Times" w:hAnsi="Times" w:cs="Times"/>
-        </w:rPr>
-        <w:t xml:space="preserve"> 872 loans (21.80%), valued at approximately 499.78 million, indicate that a considerable number of customers are not meeting their repayment schedules.</w:t>
+        <w:jc w:val="both"/>
+      </w:pPr>
+      <w:r>
+        <w:rPr>
+          <w:b/>
+          <w:bCs/>
+        </w:rPr>
+        <w:lastRenderedPageBreak/>
+        <w:t>Strengthen Repayment Monitoring:</w:t>
+      </w:r>
+      <w:r>
+        <w:t xml:space="preserve"> Monitor late payments closely and introduce early follow-up measures to encourage timely repayments and reduce the possibility of defaults.</w:t>
       </w:r>
     </w:p>
     <w:p>
       <w:pPr>
         <w:numPr>
           <w:ilvl w:val="0"/>
-          <w:numId w:val="9"/>
+          <w:numId w:val="16"/>
         </w:numPr>
-        <w:rPr>
-          <w:rFonts w:ascii="Times" w:hAnsi="Times" w:cs="Times"/>
-        </w:rPr>
-      </w:pPr>
-      <w:r>
-        <w:rPr>
-          <w:rFonts w:ascii="Times" w:hAnsi="Times" w:cs="Times"/>
-          <w:b/>
-          <w:bCs/>
-        </w:rPr>
-        <w:t>Defaulted Loans:</w:t>
-      </w:r>
-      <w:r>
-        <w:rPr>
-          <w:rFonts w:ascii="Times" w:hAnsi="Times" w:cs="Times"/>
-        </w:rPr>
-        <w:t xml:space="preserve"> 423 loans (10.58%), valued at approximately 241.10 million, represent a significant credit risk.</w:t>
+        <w:jc w:val="both"/>
+      </w:pPr>
+      <w:proofErr w:type="spellStart"/>
+      <w:r>
+        <w:rPr>
+          <w:b/>
+          <w:bCs/>
+        </w:rPr>
+        <w:t>Prioritise</w:t>
+      </w:r>
+      <w:proofErr w:type="spellEnd"/>
+      <w:r>
+        <w:rPr>
+          <w:b/>
+          <w:bCs/>
+        </w:rPr>
+        <w:t xml:space="preserve"> Loan Recovery:</w:t>
+      </w:r>
+      <w:r>
+        <w:t xml:space="preserve"> Focus on recovering outstanding balances from late and defaulted loans while continuing to monitor active accounts.</w:t>
       </w:r>
     </w:p>
     <w:p>
       <w:pPr>
         <w:numPr>
           <w:ilvl w:val="0"/>
-          <w:numId w:val="9"/>
+          <w:numId w:val="16"/>
         </w:numPr>
-        <w:rPr>
-          <w:rFonts w:ascii="Times" w:hAnsi="Times" w:cs="Times"/>
-        </w:rPr>
-      </w:pPr>
-      <w:r>
-        <w:rPr>
-          <w:rFonts w:ascii="Times" w:hAnsi="Times" w:cs="Times"/>
-          <w:b/>
-          <w:bCs/>
-        </w:rPr>
-        <w:t>Overall Observation:</w:t>
-      </w:r>
-      <w:r>
-        <w:rPr>
-          <w:rFonts w:ascii="Times" w:hAnsi="Times" w:cs="Times"/>
-        </w:rPr>
-        <w:t xml:space="preserve"> Late and defaulted loans account for 32.38% of all loan accounts, with a combined original loan value of approximately 740.88 million. This deserves management's attention.</w:t>
-      </w:r>
-    </w:p>
-    <w:p>
-      <w:pPr>
-        <w:rPr>
-          <w:rFonts w:ascii="Times" w:hAnsi="Times" w:cs="Times"/>
-          <w:b/>
-          <w:bCs/>
-        </w:rPr>
-      </w:pPr>
-      <w:r>
-        <w:rPr>
-          <w:rFonts w:ascii="Times" w:hAnsi="Times" w:cs="Times"/>
-          <w:b/>
-          <w:bCs/>
-        </w:rPr>
+        <w:jc w:val="both"/>
+      </w:pPr>
+      <w:r>
+        <w:rPr>
+          <w:b/>
+          <w:bCs/>
+        </w:rPr>
+        <w:t>Review Lending Terms:</w:t>
+      </w:r>
+      <w:r>
+        <w:t xml:space="preserve"> Examine the factors influencing interest rates and repayment periods to ensure that lending terms remain appropriate for customers.</w:t>
+      </w:r>
+    </w:p>
+    <w:p>
+      <w:pPr>
+        <w:jc w:val="both"/>
+        <w:rPr>
+          <w:b/>
+          <w:bCs/>
+        </w:rPr>
+      </w:pPr>
+      <w:r>
+        <w:rPr>
+          <w:b/>
+          <w:bCs/>
+        </w:rPr>
+        <w:t>Conclusion</w:t>
+      </w:r>
+    </w:p>
+    <w:p>
+      <w:pPr>
+        <w:jc w:val="both"/>
+      </w:pPr>
+      <w:r>
+        <w:t>The bank has a sizeable loan portfolio, with approximately ₦2.33 billion disbursed across 4,000 loan accounts.</w:t>
+      </w:r>
+    </w:p>
+    <w:p>
+      <w:pPr>
+        <w:jc w:val="both"/>
+      </w:pPr>
+      <w:r>
+        <w:t>However, the analysis reveals repayment challenges, with 32.38% of loan accounts classified as late or defaulted and approximately ₦489.38 million remaining outstanding across these categories.</w:t>
+      </w:r>
+    </w:p>
+    <w:p>
+      <w:pPr>
+        <w:jc w:val="both"/>
+      </w:pPr>
+      <w:r>
+        <w:t>Strengthening loan approval processes, monitoring repayments and improving recovery efforts will help the bank manage its outstanding balances and maintain a healthier loan portfolio.</w:t>
+      </w:r>
+    </w:p>
+    <w:p>
+      <w:pPr>
+        <w:jc w:val="both"/>
+      </w:pPr>
+      <w:r>
+        <w:pict w14:anchorId="4A809DBD">
+          <v:rect id="_x0000_i1027" style="width:0;height:1.5pt" o:hralign="center" o:hrstd="t" o:hr="t" fillcolor="#a0a0a0" stroked="f"/>
+        </w:pict>
+      </w:r>
+    </w:p>
+    <w:p>
+      <w:pPr>
+        <w:jc w:val="both"/>
+        <w:rPr>
+          <w:b/>
+          <w:bCs/>
+        </w:rPr>
+      </w:pPr>
+    </w:p>
+    <w:p>
+      <w:pPr>
+        <w:jc w:val="center"/>
+        <w:rPr>
+          <w:b/>
+          <w:bCs/>
+        </w:rPr>
+      </w:pPr>
+      <w:r>
+        <w:rPr>
+          <w:b/>
+          <w:bCs/>
+        </w:rPr>
+        <w:t>AREA 2: CUSTOMER BORROWING BEHAVIOUR</w:t>
+      </w:r>
+    </w:p>
+    <w:p>
+      <w:pPr>
+        <w:jc w:val="both"/>
+        <w:rPr>
+          <w:b/>
+          <w:bCs/>
+        </w:rPr>
+      </w:pPr>
+      <w:r>
+        <w:rPr>
+          <w:b/>
+          <w:bCs/>
+        </w:rPr>
+        <w:t>Executive Summary</w:t>
+      </w:r>
+    </w:p>
+    <w:p>
+      <w:pPr>
+        <w:jc w:val="both"/>
+      </w:pPr>
+      <w:r>
+        <w:t>This analysis examined customer borrowing activity, repeat borrowing patterns, borrowing amounts and the concentration of outstanding loan exposure across the bank's customer base.</w:t>
+      </w:r>
+    </w:p>
+    <w:p>
+      <w:pPr>
+        <w:jc w:val="both"/>
+      </w:pPr>
+      <w:r>
+        <w:t>Out of 2,000 customers, 1,718 (85.90%) have borrowed from the bank, while 282 (14.10%) have never borrowed.</w:t>
+      </w:r>
+    </w:p>
+    <w:p>
+      <w:pPr>
+        <w:jc w:val="both"/>
+      </w:pPr>
+      <w:r>
+        <w:t>Repeat borrowing is common, with 1,194 customers (69.50% of borrowing customers) having obtained more than one loan.</w:t>
+      </w:r>
+    </w:p>
+    <w:p>
+      <w:pPr>
+        <w:jc w:val="both"/>
+      </w:pPr>
+      <w:r>
+        <w:t>The analysis also shows that the top 50 borrowers account for 10.51% of total loan disbursements, indicating that lending is distributed across a wider customer base.</w:t>
+      </w:r>
+    </w:p>
+    <w:p>
+      <w:pPr>
+        <w:jc w:val="both"/>
+      </w:pPr>
+      <w:r>
+        <w:t>However, outstanding loan exposure is more concentrated. A total of 421 customers (24.51% of borrowing customers) fall into the Very High exposure category, accounting for approximately ₦711.49 million in outstanding balances.</w:t>
+      </w:r>
+    </w:p>
+    <w:p>
+      <w:pPr>
+        <w:jc w:val="both"/>
+      </w:pPr>
+      <w:r>
         <w:lastRenderedPageBreak/>
-        <w:t>Q3. Outstanding Loan Balance</w:t>
-      </w:r>
-    </w:p>
-    <w:p>
-      <w:pPr>
-        <w:rPr>
-          <w:rFonts w:ascii="Times" w:hAnsi="Times" w:cs="Times"/>
-          <w:b/>
-          <w:bCs/>
-        </w:rPr>
-      </w:pPr>
-      <w:r>
-        <w:rPr>
-          <w:rFonts w:ascii="Times" w:hAnsi="Times" w:cs="Times"/>
+        <w:t>Overall, the findings show that the bank has an active borrowing customer base, but outstanding loan exposure is concentrated among a smaller group of customers who require closer monitoring.</w:t>
+      </w:r>
+    </w:p>
+    <w:p>
+      <w:pPr>
+        <w:jc w:val="both"/>
+        <w:rPr>
+          <w:b/>
+          <w:bCs/>
+        </w:rPr>
+      </w:pPr>
+      <w:r>
+        <w:rPr>
+          <w:b/>
+          <w:bCs/>
+        </w:rPr>
+        <w:t>Q1. Overall Borrowing Activity of the Customer Base</w:t>
+      </w:r>
+    </w:p>
+    <w:p>
+      <w:pPr>
+        <w:jc w:val="both"/>
+      </w:pPr>
+      <w:r>
+        <w:rPr>
+          <w:b/>
+          <w:bCs/>
+        </w:rPr>
+        <w:t>Findings</w:t>
+      </w:r>
+    </w:p>
+    <w:p>
+      <w:pPr>
+        <w:jc w:val="both"/>
+      </w:pPr>
+      <w:r>
+        <w:t>The bank has a total of 2,000 customers, of which 1,718 (85.90%) have borrowed from the bank, while the remaining 282 (14.10%) have never borrowed.</w:t>
+      </w:r>
+    </w:p>
+    <w:p>
+      <w:pPr>
+        <w:jc w:val="both"/>
+      </w:pPr>
+      <w:r>
+        <w:t>The borrowing frequency analysis shows that most customers have borrowed once or twice. A total of 1,085 customers fall into these two categories, representing approximately 63.15% of borrowing customers.</w:t>
+      </w:r>
+    </w:p>
+    <w:p>
+      <w:pPr>
+        <w:jc w:val="both"/>
+      </w:pPr>
+      <w:r>
+        <w:t>Borrowing frequency decreases as the number of loans increases, with only 13 customers having borrowed eight or nine times.</w:t>
+      </w:r>
+    </w:p>
+    <w:p>
+      <w:pPr>
+        <w:jc w:val="both"/>
+      </w:pPr>
+      <w:r>
+        <w:t>Overall, the bank has disbursed 4,000 loans to 1,718 borrowing customers, giving an average of approximately 2.33 loans per borrowing customer.</w:t>
+      </w:r>
+    </w:p>
+    <w:p>
+      <w:pPr>
+        <w:jc w:val="both"/>
+      </w:pPr>
+      <w:r>
+        <w:t>By state, Lagos recorded the highest borrowing activity, with 811 loans worth approximately ₦487.35 million, followed by FCT with 767 loans worth approximately ₦465 million.</w:t>
+      </w:r>
+    </w:p>
+    <w:p>
+      <w:pPr>
+        <w:jc w:val="both"/>
+      </w:pPr>
+      <w:r>
+        <w:t>By employment type, public sector customers recorded the highest borrowing activity, with 843 loans worth approximately ₦513.70 million. Contract workers followed with 817 loans worth approximately ₦475.20 million. Borrowing activity across the employment categories was relatively close.</w:t>
+      </w:r>
+    </w:p>
+    <w:p>
+      <w:pPr>
+        <w:jc w:val="both"/>
+      </w:pPr>
+      <w:r>
+        <w:rPr>
           <w:b/>
           <w:bCs/>
         </w:rPr>
@@ -363,1879 +843,1272 @@
     </w:p>
     <w:p>
       <w:pPr>
-        <w:rPr>
-          <w:rFonts w:ascii="Times" w:hAnsi="Times" w:cs="Times"/>
-        </w:rPr>
-      </w:pPr>
-      <w:r>
-        <w:rPr>
-          <w:rFonts w:ascii="Times" w:hAnsi="Times" w:cs="Times"/>
-        </w:rPr>
-        <w:t>Out of the approximately 2.33 billion disbursed to customers, approximately 1.13 billion remains unpaid.</w:t>
-      </w:r>
-    </w:p>
-    <w:p>
-      <w:pPr>
-        <w:rPr>
-          <w:rFonts w:ascii="Times" w:hAnsi="Times" w:cs="Times"/>
-        </w:rPr>
-      </w:pPr>
-      <w:r>
-        <w:rPr>
-          <w:rFonts w:ascii="Times" w:hAnsi="Times" w:cs="Times"/>
-        </w:rPr>
-        <w:t>The breakdown by loan status shows that:</w:t>
+        <w:jc w:val="both"/>
+      </w:pPr>
+      <w:r>
+        <w:t>The findings show that most of the bank's customers have accessed its lending services, with 85.90% of the customer base having borrowed at least once.</w:t>
+      </w:r>
+    </w:p>
+    <w:p>
+      <w:pPr>
+        <w:jc w:val="both"/>
+      </w:pPr>
+      <w:r>
+        <w:t>The average of 2.33 loans per borrowing customer indicates that customers are not limited to a single borrowing experience.</w:t>
+      </w:r>
+    </w:p>
+    <w:p>
+      <w:pPr>
+        <w:jc w:val="both"/>
+      </w:pPr>
+      <w:r>
+        <w:t>Most customers have borrowed once or twice, while only a small number have obtained eight or nine loans.</w:t>
+      </w:r>
+    </w:p>
+    <w:p>
+      <w:pPr>
+        <w:jc w:val="both"/>
+      </w:pPr>
+      <w:r>
+        <w:t>Lagos and FCT recorded the highest borrowing activity by state, while public sector customers recorded the highest borrowing activity by employment type.</w:t>
+      </w:r>
+    </w:p>
+    <w:p>
+      <w:pPr>
+        <w:jc w:val="both"/>
+      </w:pPr>
+      <w:r>
+        <w:t>Overall, the bank has an active borrowing customer base, with lending activity spread across different states and employment categories.</w:t>
+      </w:r>
+    </w:p>
+    <w:p>
+      <w:pPr>
+        <w:jc w:val="both"/>
+        <w:rPr>
+          <w:b/>
+          <w:bCs/>
+        </w:rPr>
+      </w:pPr>
+      <w:r>
+        <w:rPr>
+          <w:b/>
+          <w:bCs/>
+        </w:rPr>
+        <w:lastRenderedPageBreak/>
+        <w:t>Q2. Single-Loan Versus Multiple-Loan Customers</w:t>
+      </w:r>
+    </w:p>
+    <w:p>
+      <w:pPr>
+        <w:jc w:val="both"/>
+      </w:pPr>
+      <w:r>
+        <w:rPr>
+          <w:b/>
+          <w:bCs/>
+        </w:rPr>
+        <w:t>Findings</w:t>
+      </w:r>
+    </w:p>
+    <w:p>
+      <w:pPr>
+        <w:jc w:val="both"/>
+      </w:pPr>
+      <w:r>
+        <w:t>Out of the bank's 2,000 customers, 1,194 (59.70%) have borrowed more than once, while 524 (26.20%) have borrowed only once. The remaining 282 customers (14.10%) have never obtained a loan.</w:t>
+      </w:r>
+    </w:p>
+    <w:p>
+      <w:pPr>
+        <w:jc w:val="both"/>
+      </w:pPr>
+      <w:r>
+        <w:t>Looking only at the 1,718 customers who have borrowed, approximately 69.50% are multiple-loan customers, while 30.50% have borrowed only once.</w:t>
+      </w:r>
+    </w:p>
+    <w:p>
+      <w:pPr>
+        <w:jc w:val="both"/>
+      </w:pPr>
+      <w:r>
+        <w:rPr>
+          <w:b/>
+          <w:bCs/>
+        </w:rPr>
+        <w:t>Business Insights</w:t>
+      </w:r>
+    </w:p>
+    <w:p>
+      <w:pPr>
+        <w:jc w:val="both"/>
+      </w:pPr>
+      <w:r>
+        <w:t>The majority of customers who have accessed the bank's lending services have borrowed more than once.</w:t>
+      </w:r>
+    </w:p>
+    <w:p>
+      <w:pPr>
+        <w:jc w:val="both"/>
+      </w:pPr>
+      <w:r>
+        <w:t>This suggests that repeat borrowing is common among the bank's borrowing customers and indicates a reasonable level of continued participation in the bank's lending activities.</w:t>
+      </w:r>
+    </w:p>
+    <w:p>
+      <w:pPr>
+        <w:jc w:val="both"/>
+      </w:pPr>
+      <w:r>
+        <w:t>However, the figures describe borrowing frequency and do not independently establish customer satisfaction or loyalty.</w:t>
+      </w:r>
+    </w:p>
+    <w:p>
+      <w:pPr>
+        <w:jc w:val="both"/>
+        <w:rPr>
+          <w:b/>
+          <w:bCs/>
+        </w:rPr>
+      </w:pPr>
+      <w:r>
+        <w:rPr>
+          <w:b/>
+          <w:bCs/>
+        </w:rPr>
+        <w:t>Q3. Customer Borrowing Amounts</w:t>
+      </w:r>
+    </w:p>
+    <w:p>
+      <w:pPr>
+        <w:jc w:val="both"/>
+      </w:pPr>
+      <w:r>
+        <w:rPr>
+          <w:b/>
+          <w:bCs/>
+        </w:rPr>
+        <w:t>Findings</w:t>
+      </w:r>
+    </w:p>
+    <w:p>
+      <w:pPr>
+        <w:jc w:val="both"/>
+      </w:pPr>
+      <w:r>
+        <w:t>The bank has disbursed approximately ₦2.33 billion across 4,000 loan records belonging to 1,718 distinct customers.</w:t>
+      </w:r>
+    </w:p>
+    <w:p>
+      <w:pPr>
+        <w:jc w:val="both"/>
+      </w:pPr>
+      <w:r>
+        <w:t>Individual loan amounts range from ₦50,000 to ₦2 million, with an average loan amount of approximately ₦581,963.</w:t>
+      </w:r>
+    </w:p>
+    <w:p>
+      <w:pPr>
+        <w:jc w:val="both"/>
+      </w:pPr>
+      <w:r>
+        <w:t>Individual customers have borrowed between 1 and 9 times.</w:t>
+      </w:r>
+    </w:p>
+    <w:p>
+      <w:pPr>
+        <w:jc w:val="both"/>
+      </w:pPr>
+      <w:r>
+        <w:t>Customer ID 1722 recorded the highest total borrowing amount of ₦8.30 million across 9 loans, followed by customer ID 768 with ₦6.375 million across 5 loans, and customer ID 1384 with ₦6.15 million across 7 loans.</w:t>
+      </w:r>
+    </w:p>
+    <w:p>
+      <w:pPr>
+        <w:jc w:val="both"/>
+      </w:pPr>
+      <w:r>
+        <w:t>The analysis also identified 14 different loan amounts offered by the bank. The ₦2 million loan amount recorded the highest activity, with 293 distinct customers accounting for 315 loan records.</w:t>
+      </w:r>
+    </w:p>
+    <w:p>
+      <w:pPr>
+        <w:jc w:val="both"/>
+      </w:pPr>
+      <w:r>
+        <w:rPr>
+          <w:b/>
+          <w:bCs/>
+        </w:rPr>
+        <w:t>Business Insights</w:t>
+      </w:r>
+    </w:p>
+    <w:p>
+      <w:pPr>
+        <w:jc w:val="both"/>
+      </w:pPr>
+      <w:r>
+        <w:t>The findings show that customers borrow different amounts and at different frequencies.</w:t>
+      </w:r>
+    </w:p>
+    <w:p>
+      <w:pPr>
+        <w:jc w:val="both"/>
+      </w:pPr>
+      <w:r>
+        <w:lastRenderedPageBreak/>
+        <w:t>Customer ID 1722 recorded the highest total borrowing amount among the customers identified, with ₦8.30 million across nine loans.</w:t>
+      </w:r>
+    </w:p>
+    <w:p>
+      <w:pPr>
+        <w:jc w:val="both"/>
+      </w:pPr>
+      <w:r>
+        <w:t>However, borrowing frequency does not necessarily determine the total amount borrowed. Some customers who borrowed only once received loan amounts comparable to or higher than those received by customers who borrowed multiple times.</w:t>
+      </w:r>
+    </w:p>
+    <w:p>
+      <w:pPr>
+        <w:jc w:val="both"/>
+      </w:pPr>
+      <w:r>
+        <w:t>The ₦2 million loan amount also recorded the highest activity, suggesting that this loan amount appears frequently across the bank's lending records.</w:t>
+      </w:r>
+    </w:p>
+    <w:p>
+      <w:pPr>
+        <w:jc w:val="both"/>
+      </w:pPr>
+      <w:r>
+        <w:t>Overall, the total amount borrowed by a customer depends on both the size and number of loans received.</w:t>
+      </w:r>
+    </w:p>
+    <w:p>
+      <w:pPr>
+        <w:jc w:val="both"/>
+        <w:rPr>
+          <w:b/>
+          <w:bCs/>
+        </w:rPr>
+      </w:pPr>
+      <w:r>
+        <w:rPr>
+          <w:b/>
+          <w:bCs/>
+        </w:rPr>
+        <w:t>Q4. Identifying Customers with Significant Borrowing Activity</w:t>
+      </w:r>
+    </w:p>
+    <w:p>
+      <w:pPr>
+        <w:jc w:val="both"/>
+      </w:pPr>
+      <w:r>
+        <w:rPr>
+          <w:b/>
+          <w:bCs/>
+        </w:rPr>
+        <w:t>Findings</w:t>
+      </w:r>
+    </w:p>
+    <w:p>
+      <w:pPr>
+        <w:jc w:val="both"/>
+      </w:pPr>
+      <w:r>
+        <w:t>The analysis examined the contribution of the bank's largest borrowers to total loan disbursements.</w:t>
+      </w:r>
+    </w:p>
+    <w:p>
+      <w:pPr>
+        <w:jc w:val="both"/>
+      </w:pPr>
+      <w:r>
+        <w:t>The top 10 customers borrowed a total of ₦60.80 million, representing 2.61% of total disbursements.</w:t>
+      </w:r>
+    </w:p>
+    <w:p>
+      <w:pPr>
+        <w:jc w:val="both"/>
+      </w:pPr>
+      <w:r>
+        <w:t>The top 20 customers borrowed ₦110.85 million, representing 4.76% of total disbursements.</w:t>
+      </w:r>
+    </w:p>
+    <w:p>
+      <w:pPr>
+        <w:jc w:val="both"/>
+      </w:pPr>
+      <w:r>
+        <w:t>The top 50 customers borrowed ₦244.70 million, representing 10.51% of total disbursements.</w:t>
+      </w:r>
+    </w:p>
+    <w:p>
+      <w:pPr>
+        <w:jc w:val="both"/>
+      </w:pPr>
+      <w:r>
+        <w:t>The remaining 1,668 customers account for 89.49% of total disbursements.</w:t>
+      </w:r>
+    </w:p>
+    <w:p>
+      <w:pPr>
+        <w:jc w:val="both"/>
+      </w:pPr>
+      <w:r>
+        <w:rPr>
+          <w:b/>
+          <w:bCs/>
+        </w:rPr>
+        <w:t>Business Insights</w:t>
+      </w:r>
+    </w:p>
+    <w:p>
+      <w:pPr>
+        <w:jc w:val="both"/>
+      </w:pPr>
+      <w:r>
+        <w:t>The top 50 borrowers account for only 10.51% of total loan disbursements, while the remaining 1,668 customers account for 89.49%.</w:t>
+      </w:r>
+    </w:p>
+    <w:p>
+      <w:pPr>
+        <w:jc w:val="both"/>
+      </w:pPr>
+      <w:r>
+        <w:t>This indicates that the bank's lending activities are distributed across a wider customer base rather than being heavily concentrated among its largest borrowers.</w:t>
+      </w:r>
+    </w:p>
+    <w:p>
+      <w:pPr>
+        <w:jc w:val="both"/>
+      </w:pPr>
+      <w:r>
+        <w:t>The findings suggest that the bank is not excessively dependent on a small group of customers for its total loan disbursements.</w:t>
+      </w:r>
+    </w:p>
+    <w:p>
+      <w:pPr>
+        <w:jc w:val="both"/>
+        <w:rPr>
+          <w:b/>
+          <w:bCs/>
+        </w:rPr>
+      </w:pPr>
+      <w:r>
+        <w:rPr>
+          <w:b/>
+          <w:bCs/>
+        </w:rPr>
+        <w:t>Q5. Customer Loan Exposure Distribution and Concentration</w:t>
+      </w:r>
+    </w:p>
+    <w:p>
+      <w:pPr>
+        <w:jc w:val="both"/>
+      </w:pPr>
+      <w:r>
+        <w:rPr>
+          <w:b/>
+          <w:bCs/>
+        </w:rPr>
+        <w:t>Findings</w:t>
+      </w:r>
+    </w:p>
+    <w:p>
+      <w:pPr>
+        <w:jc w:val="both"/>
+      </w:pPr>
+      <w:r>
+        <w:t>The analysis examined how much outstanding loan exposure is associated with individual customers.</w:t>
+      </w:r>
+    </w:p>
+    <w:p>
+      <w:pPr>
+        <w:jc w:val="both"/>
+      </w:pPr>
+      <w:r>
+        <w:lastRenderedPageBreak/>
+        <w:t>The 1,718 borrowing customers were grouped into five exposure categories based on their total outstanding loan balances.</w:t>
+      </w:r>
+    </w:p>
+    <w:p>
+      <w:pPr>
+        <w:jc w:val="both"/>
+      </w:pPr>
+      <w:r>
+        <w:t>The following ranges were used for the classification:</w:t>
+      </w:r>
+    </w:p>
+    <w:p>
+      <w:pPr>
+        <w:jc w:val="both"/>
+      </w:pPr>
+      <w:r>
+        <w:t>Very Low: ₦0 – ₦100,000.</w:t>
+      </w:r>
+    </w:p>
+    <w:p>
+      <w:pPr>
+        <w:jc w:val="both"/>
+      </w:pPr>
+      <w:r>
+        <w:t>Low: ₦100,001 – ₦300,000.</w:t>
+      </w:r>
+    </w:p>
+    <w:p>
+      <w:pPr>
+        <w:jc w:val="both"/>
+      </w:pPr>
+      <w:r>
+        <w:t>Moderate: ₦300,001 – ₦600,000.</w:t>
+      </w:r>
+    </w:p>
+    <w:p>
+      <w:pPr>
+        <w:jc w:val="both"/>
+      </w:pPr>
+      <w:r>
+        <w:t>High: ₦600,001 – ₦1,000,000.</w:t>
+      </w:r>
+    </w:p>
+    <w:p>
+      <w:pPr>
+        <w:jc w:val="both"/>
+      </w:pPr>
+      <w:r>
+        <w:t>Very High: Above ₦1,000,000.</w:t>
+      </w:r>
+    </w:p>
+    <w:p>
+      <w:pPr>
+        <w:jc w:val="both"/>
+      </w:pPr>
+      <w:r>
+        <w:t>These categories are analytical groupings created for this analysis and should not be interpreted as the bank's official credit risk classifications.</w:t>
+      </w:r>
+    </w:p>
+    <w:p>
+      <w:pPr>
+        <w:jc w:val="both"/>
+      </w:pPr>
+      <w:r>
+        <w:t>The results show that 421 customers (24.51%) fall into the Very High category, owing approximately ₦711.49 million.</w:t>
+      </w:r>
+    </w:p>
+    <w:p>
+      <w:pPr>
+        <w:jc w:val="both"/>
+      </w:pPr>
+      <w:r>
+        <w:t>The Very Low category contains 391 customers (22.76%), with approximately ₦12.16 million in outstanding balances.</w:t>
+      </w:r>
+    </w:p>
+    <w:p>
+      <w:pPr>
+        <w:jc w:val="both"/>
+      </w:pPr>
+      <w:r>
+        <w:t>The Low category contains 345 customers (20.08%), owing approximately ₦68.98 million.</w:t>
+      </w:r>
+    </w:p>
+    <w:p>
+      <w:pPr>
+        <w:jc w:val="both"/>
+      </w:pPr>
+      <w:r>
+        <w:t>The Moderate category contains 286 customers (16.65%), with approximately ₦126.53 million outstanding.</w:t>
+      </w:r>
+    </w:p>
+    <w:p>
+      <w:pPr>
+        <w:jc w:val="both"/>
+      </w:pPr>
+      <w:r>
+        <w:t>Finally, the High category contains 275 customers (16.01%), owing approximately ₦213.80 million.</w:t>
+      </w:r>
+    </w:p>
+    <w:p>
+      <w:pPr>
+        <w:jc w:val="both"/>
+      </w:pPr>
+      <w:r>
+        <w:rPr>
+          <w:b/>
+          <w:bCs/>
+        </w:rPr>
+        <w:t>Business Insights</w:t>
+      </w:r>
+    </w:p>
+    <w:p>
+      <w:pPr>
+        <w:jc w:val="both"/>
+      </w:pPr>
+      <w:r>
+        <w:t>The findings show that outstanding loan exposure is concentrated among customers in the Very High category.</w:t>
+      </w:r>
+    </w:p>
+    <w:p>
+      <w:pPr>
+        <w:jc w:val="both"/>
+      </w:pPr>
+      <w:r>
+        <w:t>Although these customers represent only 24.51% of borrowing customers, they account for approximately ₦711.49 million in outstanding balances.</w:t>
+      </w:r>
+    </w:p>
+    <w:p>
+      <w:pPr>
+        <w:jc w:val="both"/>
+      </w:pPr>
+      <w:r>
+        <w:t>This makes the Very High category the largest contributor to the bank's outstanding loan exposure.</w:t>
+      </w:r>
+    </w:p>
+    <w:p>
+      <w:pPr>
+        <w:jc w:val="both"/>
+      </w:pPr>
+      <w:r>
+        <w:t>The Very Low category, despite having 391 customers, accounts for only approximately ₦12.16 million in outstanding balances.</w:t>
+      </w:r>
+    </w:p>
+    <w:p>
+      <w:pPr>
+        <w:jc w:val="both"/>
+      </w:pPr>
+      <w:r>
+        <w:lastRenderedPageBreak/>
+        <w:t>This shows that the number of customers in an exposure category does not necessarily reflect the amount of money owed by that category.</w:t>
+      </w:r>
+    </w:p>
+    <w:p>
+      <w:pPr>
+        <w:jc w:val="both"/>
+      </w:pPr>
+      <w:r>
+        <w:t>However, a high outstanding balance does not automatically indicate repayment difficulties. Customers' loan statuses and repayment histories should also be considered when assessing their exposure.</w:t>
+      </w:r>
+    </w:p>
+    <w:p>
+      <w:pPr>
+        <w:jc w:val="both"/>
+        <w:rPr>
+          <w:b/>
+          <w:bCs/>
+        </w:rPr>
+      </w:pPr>
+      <w:r>
+        <w:rPr>
+          <w:b/>
+          <w:bCs/>
+        </w:rPr>
+        <w:t>Recommendations</w:t>
       </w:r>
     </w:p>
     <w:p>
       <w:pPr>
         <w:numPr>
           <w:ilvl w:val="0"/>
-          <w:numId w:val="10"/>
+          <w:numId w:val="17"/>
         </w:numPr>
-        <w:rPr>
-          <w:rFonts w:ascii="Times" w:hAnsi="Times" w:cs="Times"/>
-        </w:rPr>
-      </w:pPr>
-      <w:r>
-        <w:rPr>
-          <w:rFonts w:ascii="Times" w:hAnsi="Times" w:cs="Times"/>
-          <w:b/>
-          <w:bCs/>
-        </w:rPr>
-        <w:t>Active Loans:</w:t>
-      </w:r>
-      <w:r>
-        <w:rPr>
-          <w:rFonts w:ascii="Times" w:hAnsi="Times" w:cs="Times"/>
-        </w:rPr>
-        <w:t xml:space="preserve"> Approximately 643.58 million remains outstanding. These balances may be expected if customers are still within their repayment periods.</w:t>
+        <w:jc w:val="both"/>
+      </w:pPr>
+      <w:r>
+        <w:rPr>
+          <w:b/>
+          <w:bCs/>
+        </w:rPr>
+        <w:t>Monitor High-Exposure Customers:</w:t>
+      </w:r>
+      <w:r>
+        <w:t xml:space="preserve"> Management should closely monitor the 421 customers in the Very High exposure category because they account for approximately ₦711.49 million in outstanding balances. Their loan statuses, repayment histories and ability to meet repayment obligations should be reviewed regularly.</w:t>
       </w:r>
     </w:p>
     <w:p>
       <w:pPr>
         <w:numPr>
           <w:ilvl w:val="0"/>
-          <w:numId w:val="10"/>
+          <w:numId w:val="17"/>
         </w:numPr>
-        <w:rPr>
-          <w:rFonts w:ascii="Times" w:hAnsi="Times" w:cs="Times"/>
-        </w:rPr>
-      </w:pPr>
-      <w:r>
-        <w:rPr>
-          <w:rFonts w:ascii="Times" w:hAnsi="Times" w:cs="Times"/>
-          <w:b/>
-          <w:bCs/>
-        </w:rPr>
-        <w:t>Late Loans:</w:t>
-      </w:r>
-      <w:r>
-        <w:rPr>
-          <w:rFonts w:ascii="Times" w:hAnsi="Times" w:cs="Times"/>
-        </w:rPr>
-        <w:t xml:space="preserve"> Approximately 310.86 million remains outstanding, indicating a significant amount requiring closer monitoring and follow-up.</w:t>
+        <w:jc w:val="both"/>
+      </w:pPr>
+      <w:r>
+        <w:rPr>
+          <w:b/>
+          <w:bCs/>
+        </w:rPr>
+        <w:t>Strengthen Customer Retention:</w:t>
+      </w:r>
+      <w:r>
+        <w:t xml:space="preserve"> Since repeat borrowing is common, the bank should continue improving its lending services and customer experience. Additional lending should remain supported by appropriate affordability checks.</w:t>
       </w:r>
     </w:p>
     <w:p>
       <w:pPr>
         <w:numPr>
           <w:ilvl w:val="0"/>
-          <w:numId w:val="10"/>
+          <w:numId w:val="17"/>
         </w:numPr>
-        <w:rPr>
-          <w:rFonts w:ascii="Times" w:hAnsi="Times" w:cs="Times"/>
-        </w:rPr>
-      </w:pPr>
-      <w:r>
-        <w:rPr>
-          <w:rFonts w:ascii="Times" w:hAnsi="Times" w:cs="Times"/>
-          <w:b/>
-          <w:bCs/>
-        </w:rPr>
-        <w:t>Defaulted Loans:</w:t>
-      </w:r>
-      <w:r>
-        <w:rPr>
-          <w:rFonts w:ascii="Times" w:hAnsi="Times" w:cs="Times"/>
-        </w:rPr>
-        <w:t xml:space="preserve"> Approximately 178.52 million remains outstanding, representing potential credit losses that require recovery measures.</w:t>
+        <w:jc w:val="both"/>
+      </w:pPr>
+      <w:r>
+        <w:rPr>
+          <w:b/>
+          <w:bCs/>
+        </w:rPr>
+        <w:t>Understand Customers Who Have Never Borrowed:</w:t>
+      </w:r>
+      <w:r>
+        <w:t xml:space="preserve"> Management should investigate why 282 customers have not accessed the bank's loan services. Understanding their needs and possible barriers could help identify opportunities to expand the borrowing customer base.</w:t>
       </w:r>
     </w:p>
     <w:p>
       <w:pPr>
         <w:numPr>
           <w:ilvl w:val="0"/>
-          <w:numId w:val="10"/>
+          <w:numId w:val="17"/>
         </w:numPr>
-        <w:rPr>
-          <w:rFonts w:ascii="Times" w:hAnsi="Times" w:cs="Times"/>
-        </w:rPr>
-      </w:pPr>
-      <w:r>
-        <w:rPr>
-          <w:rFonts w:ascii="Times" w:hAnsi="Times" w:cs="Times"/>
-          <w:b/>
-          <w:bCs/>
-        </w:rPr>
-        <w:t>Fully Repaid Loans:</w:t>
-      </w:r>
-      <w:r>
-        <w:rPr>
-          <w:rFonts w:ascii="Times" w:hAnsi="Times" w:cs="Times"/>
-        </w:rPr>
-        <w:t xml:space="preserve"> No outstanding balance remains, as these loans have been completely repaid.</w:t>
-      </w:r>
-    </w:p>
-    <w:p>
-      <w:pPr>
-        <w:rPr>
-          <w:rFonts w:ascii="Times" w:hAnsi="Times" w:cs="Times"/>
-          <w:b/>
-          <w:bCs/>
-        </w:rPr>
-      </w:pPr>
-      <w:r>
-        <w:rPr>
-          <w:rFonts w:ascii="Times" w:hAnsi="Times" w:cs="Times"/>
-          <w:b/>
-          <w:bCs/>
-        </w:rPr>
-        <w:t>Q4. Sizes of Loans Issued to Customers</w:t>
-      </w:r>
-    </w:p>
-    <w:p>
-      <w:pPr>
-        <w:rPr>
-          <w:rFonts w:ascii="Times" w:hAnsi="Times" w:cs="Times"/>
-          <w:b/>
-          <w:bCs/>
-        </w:rPr>
-      </w:pPr>
-      <w:r>
-        <w:rPr>
-          <w:rFonts w:ascii="Times" w:hAnsi="Times" w:cs="Times"/>
-          <w:b/>
-          <w:bCs/>
-        </w:rPr>
-        <w:t>Business Insights</w:t>
-      </w:r>
-    </w:p>
-    <w:p>
-      <w:pPr>
-        <w:rPr>
-          <w:rFonts w:ascii="Times" w:hAnsi="Times" w:cs="Times"/>
-        </w:rPr>
-      </w:pPr>
-      <w:r>
-        <w:rPr>
-          <w:rFonts w:ascii="Times" w:hAnsi="Times" w:cs="Times"/>
-        </w:rPr>
-        <w:t>The bank issues loans ranging from 50,000 to 2 million, with an average loan size of approximately 581,963.</w:t>
-      </w:r>
-    </w:p>
-    <w:p>
-      <w:pPr>
-        <w:rPr>
-          <w:rFonts w:ascii="Times" w:hAnsi="Times" w:cs="Times"/>
-        </w:rPr>
-      </w:pPr>
-      <w:r>
-        <w:rPr>
-          <w:rFonts w:ascii="Times" w:hAnsi="Times" w:cs="Times"/>
-        </w:rPr>
-        <w:t>This shows that the bank provides customers with different loan amounts, depending on their borrowing needs and eligibility.</w:t>
-      </w:r>
-    </w:p>
-    <w:p>
-      <w:pPr>
-        <w:rPr>
-          <w:rFonts w:ascii="Times" w:hAnsi="Times" w:cs="Times"/>
-          <w:b/>
-          <w:bCs/>
-        </w:rPr>
-      </w:pPr>
-      <w:r>
-        <w:rPr>
-          <w:rFonts w:ascii="Times" w:hAnsi="Times" w:cs="Times"/>
-          <w:b/>
-          <w:bCs/>
-        </w:rPr>
-        <w:t>Q5. Interest Rates and Repayment Terms</w:t>
-      </w:r>
-    </w:p>
-    <w:p>
-      <w:pPr>
-        <w:rPr>
-          <w:rFonts w:ascii="Times" w:hAnsi="Times" w:cs="Times"/>
-          <w:b/>
-          <w:bCs/>
-        </w:rPr>
-      </w:pPr>
-      <w:r>
-        <w:rPr>
-          <w:rFonts w:ascii="Times" w:hAnsi="Times" w:cs="Times"/>
-          <w:b/>
-          <w:bCs/>
-        </w:rPr>
-        <w:t>Business Insights</w:t>
-      </w:r>
-    </w:p>
-    <w:p>
-      <w:pPr>
-        <w:rPr>
-          <w:rFonts w:ascii="Times" w:hAnsi="Times" w:cs="Times"/>
-        </w:rPr>
-      </w:pPr>
-      <w:r>
-        <w:rPr>
-          <w:rFonts w:ascii="Times" w:hAnsi="Times" w:cs="Times"/>
-        </w:rPr>
-        <w:t>The bank charges annual interest rates ranging from 10% to 24%, with an average of approximately 17.03%. This shows that customers are charged different interest rates, although the factors determining these differences require further investigation.</w:t>
-      </w:r>
-    </w:p>
-    <w:p>
-      <w:pPr>
-        <w:rPr>
-          <w:rFonts w:ascii="Times" w:hAnsi="Times" w:cs="Times"/>
-        </w:rPr>
-      </w:pPr>
-      <w:r>
-        <w:rPr>
-          <w:rFonts w:ascii="Times" w:hAnsi="Times" w:cs="Times"/>
-        </w:rPr>
-        <w:t>For repayment periods, customers are given between 3 and 36 months to repay their loans, with an average repayment period of approximately 15 months.</w:t>
-      </w:r>
-    </w:p>
-    <w:p>
-      <w:pPr>
-        <w:rPr>
-          <w:rFonts w:ascii="Times" w:hAnsi="Times" w:cs="Times"/>
-        </w:rPr>
-      </w:pPr>
-      <w:r>
-        <w:rPr>
-          <w:rFonts w:ascii="Times" w:hAnsi="Times" w:cs="Times"/>
-        </w:rPr>
-        <w:t>Overall, the bank offers different interest rates and repayment periods to customers, providing varying borrowing costs and repayment timelines.</w:t>
-      </w:r>
-    </w:p>
-    <w:p>
-      <w:pPr>
-        <w:rPr>
-          <w:rFonts w:ascii="Times" w:hAnsi="Times" w:cs="Times"/>
-          <w:b/>
-          <w:bCs/>
-        </w:rPr>
-      </w:pPr>
-      <w:r>
-        <w:rPr>
-          <w:rFonts w:ascii="Times" w:hAnsi="Times" w:cs="Times"/>
-          <w:b/>
-          <w:bCs/>
-        </w:rPr>
-        <w:t>Overall Recommendations</w:t>
+        <w:jc w:val="both"/>
+      </w:pPr>
+      <w:r>
+        <w:rPr>
+          <w:b/>
+          <w:bCs/>
+        </w:rPr>
+        <w:t>Maintain a Diversified Loan Portfolio:</w:t>
+      </w:r>
+      <w:r>
+        <w:t xml:space="preserve"> Although the top 50 borrowers account for only 10.51% of total disbursements, management should continue monitoring lending concentration to maintain a balanced distribution of lending activities.</w:t>
       </w:r>
     </w:p>
     <w:p>
       <w:pPr>
         <w:numPr>
           <w:ilvl w:val="0"/>
-          <w:numId w:val="11"/>
+          <w:numId w:val="17"/>
         </w:numPr>
-        <w:rPr>
-          <w:rFonts w:ascii="Times" w:hAnsi="Times" w:cs="Times"/>
-        </w:rPr>
-      </w:pPr>
-      <w:r>
-        <w:rPr>
-          <w:rFonts w:ascii="Times" w:hAnsi="Times" w:cs="Times"/>
-          <w:b/>
-          <w:bCs/>
-        </w:rPr>
-        <w:t>Investigate Repayment Challenges:</w:t>
-      </w:r>
-      <w:r>
-        <w:rPr>
-          <w:rFonts w:ascii="Times" w:hAnsi="Times" w:cs="Times"/>
-        </w:rPr>
-        <w:t xml:space="preserve"> Examine why customers struggle to repay, including whether their loans exceed their repayment capacity.</w:t>
+        <w:jc w:val="both"/>
+      </w:pPr>
+      <w:r>
+        <w:rPr>
+          <w:b/>
+          <w:bCs/>
+        </w:rPr>
+        <w:t>Combine Borrowing and Repayment Analysis:</w:t>
+      </w:r>
+      <w:r>
+        <w:t xml:space="preserve"> Customer borrowing patterns should be assessed alongside repayment performance and loan status. This will help management identify whether customers with high outstanding balances are maintaining their repayment obligations or experiencing difficulties.</w:t>
+      </w:r>
+    </w:p>
+    <w:p>
+      <w:pPr>
+        <w:jc w:val="both"/>
+        <w:rPr>
+          <w:b/>
+          <w:bCs/>
+        </w:rPr>
+      </w:pPr>
+      <w:r>
+        <w:rPr>
+          <w:b/>
+          <w:bCs/>
+        </w:rPr>
+        <w:t>Conclusion</w:t>
+      </w:r>
+    </w:p>
+    <w:p>
+      <w:pPr>
+        <w:jc w:val="both"/>
+      </w:pPr>
+      <w:r>
+        <w:t>The analysis shows that the bank has an active borrowing customer base, with 85.90% of customers having accessed its lending services and approximately 69.50% of borrowing customers having obtained more than one loan.</w:t>
+      </w:r>
+    </w:p>
+    <w:p>
+      <w:pPr>
+        <w:jc w:val="both"/>
+      </w:pPr>
+      <w:r>
+        <w:t>Although total loan disbursements are spread across a wide customer base, outstanding loan exposure is more concentrated among customers in the Very High category.</w:t>
+      </w:r>
+    </w:p>
+    <w:p>
+      <w:pPr>
+        <w:jc w:val="both"/>
+      </w:pPr>
+      <w:r>
+        <w:t>Management should therefore continue monitoring customers with significant outstanding balances while maintaining appropriate lending and affordability checks.</w:t>
+      </w:r>
+    </w:p>
+    <w:p>
+      <w:pPr>
+        <w:jc w:val="both"/>
+      </w:pPr>
+      <w:r>
+        <w:lastRenderedPageBreak/>
+        <w:pict w14:anchorId="43302637">
+          <v:rect id="_x0000_i1028" style="width:0;height:1.5pt" o:hralign="center" o:hrstd="t" o:hr="t" fillcolor="#a0a0a0" stroked="f"/>
+        </w:pict>
+      </w:r>
+    </w:p>
+    <w:p>
+      <w:pPr>
+        <w:jc w:val="center"/>
+        <w:rPr>
+          <w:b/>
+          <w:bCs/>
+        </w:rPr>
+      </w:pPr>
+      <w:r>
+        <w:rPr>
+          <w:b/>
+          <w:bCs/>
+        </w:rPr>
+        <w:t>AREA 3: LOAN REPAYMENT PERFORMANCE ANALYSIS</w:t>
+      </w:r>
+    </w:p>
+    <w:p>
+      <w:pPr>
+        <w:jc w:val="both"/>
+        <w:rPr>
+          <w:b/>
+          <w:bCs/>
+        </w:rPr>
+      </w:pPr>
+      <w:r>
+        <w:rPr>
+          <w:b/>
+          <w:bCs/>
+        </w:rPr>
+        <w:t>Executive Summary</w:t>
+      </w:r>
+    </w:p>
+    <w:p>
+      <w:pPr>
+        <w:jc w:val="both"/>
+      </w:pPr>
+      <w:r>
+        <w:t>This analysis examined the bank's repayment collections, the proportion of disbursed funds recovered and the changes in repayment activity over time.</w:t>
+      </w:r>
+    </w:p>
+    <w:p>
+      <w:pPr>
+        <w:jc w:val="both"/>
+      </w:pPr>
+      <w:r>
+        <w:t>The bank has disbursed approximately ₦2.33 billion and collected approximately ₦1.19 billion through 12,000 repayment transactions. This represents approximately 51.33% of total disbursements, leaving about 48.67% unrecovered.</w:t>
+      </w:r>
+    </w:p>
+    <w:p>
+      <w:pPr>
+        <w:jc w:val="both"/>
+      </w:pPr>
+      <w:r>
+        <w:t>Repayment collections increased significantly from approximately ₦348.9 million in 2023 to ₦717.6 million in 2024.</w:t>
+      </w:r>
+    </w:p>
+    <w:p>
+      <w:pPr>
+        <w:jc w:val="both"/>
+      </w:pPr>
+      <w:r>
+        <w:t>However, collections for January to July 2025 stood at approximately ₦128.4 million, indicating a significant slowdown compared with the previous full-year results.</w:t>
+      </w:r>
+    </w:p>
+    <w:p>
+      <w:pPr>
+        <w:jc w:val="both"/>
+      </w:pPr>
+      <w:r>
+        <w:t>The analysis also shows differences in monthly collection amounts and transaction volumes, suggesting that total collections are influenced by both the number and size of repayment transactions.</w:t>
+      </w:r>
+    </w:p>
+    <w:p>
+      <w:pPr>
+        <w:jc w:val="both"/>
+      </w:pPr>
+      <w:r>
+        <w:t>Overall, the findings highlight the importance of monitoring repayment collections over time and investigating the decline observed in the available 2025 data.</w:t>
+      </w:r>
+    </w:p>
+    <w:p>
+      <w:pPr>
+        <w:jc w:val="both"/>
+        <w:rPr>
+          <w:b/>
+          <w:bCs/>
+        </w:rPr>
+      </w:pPr>
+      <w:r>
+        <w:rPr>
+          <w:b/>
+          <w:bCs/>
+        </w:rPr>
+        <w:t>Q1. Overall Repayment Collections</w:t>
+      </w:r>
+    </w:p>
+    <w:p>
+      <w:pPr>
+        <w:jc w:val="both"/>
+      </w:pPr>
+      <w:r>
+        <w:rPr>
+          <w:b/>
+          <w:bCs/>
+        </w:rPr>
+        <w:t>Findings</w:t>
+      </w:r>
+    </w:p>
+    <w:p>
+      <w:pPr>
+        <w:jc w:val="both"/>
+      </w:pPr>
+      <w:r>
+        <w:t>The bank has disbursed approximately ₦2.33 billion to its customers and has collected approximately ₦1.19 billion in repayments so far.</w:t>
+      </w:r>
+    </w:p>
+    <w:p>
+      <w:pPr>
+        <w:jc w:val="both"/>
+      </w:pPr>
+      <w:r>
+        <w:t>These collections were made through 12,000 repayment transactions, with an average repayment of approximately ₦99,575 per transaction.</w:t>
+      </w:r>
+    </w:p>
+    <w:p>
+      <w:pPr>
+        <w:jc w:val="both"/>
+      </w:pPr>
+      <w:r>
+        <w:t>The analysis shows that the bank has recovered approximately 51.33% of the total amount disbursed, meaning that about 48.67% remains unrecovered.</w:t>
+      </w:r>
+    </w:p>
+    <w:p>
+      <w:pPr>
+        <w:jc w:val="both"/>
+      </w:pPr>
+      <w:r>
+        <w:rPr>
+          <w:b/>
+          <w:bCs/>
+        </w:rPr>
+        <w:t>Business Insights</w:t>
+      </w:r>
+    </w:p>
+    <w:p>
+      <w:pPr>
+        <w:jc w:val="both"/>
+      </w:pPr>
+      <w:r>
+        <w:t>The bank has collected approximately ₦1.19 billion from its total disbursements of ₦2.33 billion.</w:t>
+      </w:r>
+    </w:p>
+    <w:p>
+      <w:pPr>
+        <w:jc w:val="both"/>
+      </w:pPr>
+      <w:r>
+        <w:t>This means that approximately 51.33% of the disbursed funds have been recovered through repayment transactions, while 48.67% remains unrecovered.</w:t>
+      </w:r>
+    </w:p>
+    <w:p>
+      <w:pPr>
+        <w:jc w:val="both"/>
+      </w:pPr>
+      <w:r>
+        <w:lastRenderedPageBreak/>
+        <w:t>Although the bank has collected a substantial amount, almost half of the total disbursements have not yet been recovered.</w:t>
+      </w:r>
+    </w:p>
+    <w:p>
+      <w:pPr>
+        <w:jc w:val="both"/>
+      </w:pPr>
+      <w:r>
+        <w:t>This makes repayment monitoring and collection performance important areas for management attention.</w:t>
+      </w:r>
+    </w:p>
+    <w:p>
+      <w:pPr>
+        <w:jc w:val="both"/>
+      </w:pPr>
+      <w:r>
+        <w:t>The overall recovery percentage provides a general picture of collections but does not independently explain whether individual customers are repaying on schedule.</w:t>
+      </w:r>
+    </w:p>
+    <w:p>
+      <w:pPr>
+        <w:jc w:val="both"/>
+      </w:pPr>
+      <w:r>
+        <w:rPr>
+          <w:b/>
+          <w:bCs/>
+        </w:rPr>
+        <w:t>Key Management Takeaway:</w:t>
+      </w:r>
+      <w:r>
+        <w:t xml:space="preserve"> The bank has recovered just over half of its total disbursements. Further analysis of monthly and yearly collection trends will help management understand how repayment activity is changing over time.</w:t>
+      </w:r>
+    </w:p>
+    <w:p>
+      <w:pPr>
+        <w:jc w:val="both"/>
+        <w:rPr>
+          <w:b/>
+          <w:bCs/>
+        </w:rPr>
+      </w:pPr>
+      <w:r>
+        <w:rPr>
+          <w:b/>
+          <w:bCs/>
+        </w:rPr>
+        <w:t>Q2. Repayment Collections Over Time</w:t>
+      </w:r>
+    </w:p>
+    <w:p>
+      <w:pPr>
+        <w:jc w:val="both"/>
+      </w:pPr>
+      <w:r>
+        <w:rPr>
+          <w:b/>
+          <w:bCs/>
+        </w:rPr>
+        <w:t>Findings</w:t>
+      </w:r>
+    </w:p>
+    <w:p>
+      <w:pPr>
+        <w:jc w:val="both"/>
+      </w:pPr>
+      <w:r>
+        <w:t>The yearly repayment results show that collections increased significantly from approximately ₦348.9 million in 2023 to ₦717.6 million in 2024, representing more than a twofold increase.</w:t>
+      </w:r>
+    </w:p>
+    <w:p>
+      <w:pPr>
+        <w:jc w:val="both"/>
+      </w:pPr>
+      <w:r>
+        <w:t>Repayment transactions also increased from 3,567 in 2023 to 7,083 in 2024, while the average repayment amount increased from ₦97,813.73 to ₦101,305.95.</w:t>
+      </w:r>
+    </w:p>
+    <w:p>
+      <w:pPr>
+        <w:jc w:val="both"/>
+      </w:pPr>
+      <w:r>
+        <w:t>In 2025, total collections stood at approximately ₦128.4 million, with 1,350 transactions and an average repayment of ₦95,146.18. However, the available data covers only January to July.</w:t>
+      </w:r>
+    </w:p>
+    <w:p>
+      <w:pPr>
+        <w:jc w:val="both"/>
+      </w:pPr>
+      <w:r>
+        <w:t>Looking at monthly performance across the available period, April recorded the highest collections at approximately ₦117.3 million, followed by July at ₦116.7 million and October at ₦116.2 million.</w:t>
+      </w:r>
+    </w:p>
+    <w:p>
+      <w:pPr>
+        <w:jc w:val="both"/>
+      </w:pPr>
+      <w:r>
+        <w:t>December recorded the lowest collections at approximately ₦84.2 million.</w:t>
+      </w:r>
+    </w:p>
+    <w:p>
+      <w:pPr>
+        <w:jc w:val="both"/>
+      </w:pPr>
+      <w:r>
+        <w:t>August had the highest transaction volume, with 1,109 repayments, while February recorded the lowest, with 890 transactions.</w:t>
+      </w:r>
+    </w:p>
+    <w:p>
+      <w:pPr>
+        <w:jc w:val="both"/>
+      </w:pPr>
+      <w:r>
+        <w:t>The yearly monthly breakdown also shows that collections peaked in October 2023 at approximately ₦42.7 million and July 2024 at approximately ₦76.3 million.</w:t>
+      </w:r>
+    </w:p>
+    <w:p>
+      <w:pPr>
+        <w:jc w:val="both"/>
+      </w:pPr>
+      <w:r>
+        <w:t>In 2025, collections declined consistently from approximately ₦55.2 million in January to just ₦1,567 in July.</w:t>
+      </w:r>
+    </w:p>
+    <w:p>
+      <w:pPr>
+        <w:jc w:val="both"/>
+      </w:pPr>
+      <w:r>
+        <w:rPr>
+          <w:b/>
+          <w:bCs/>
+        </w:rPr>
+        <w:t>Business Insights</w:t>
+      </w:r>
+    </w:p>
+    <w:p>
+      <w:pPr>
+        <w:jc w:val="both"/>
+      </w:pPr>
+      <w:r>
+        <w:t>The increase in repayment collections between 2023 and 2024 indicates an improvement in collection activity, supported by a substantial increase in the number of repayment transactions.</w:t>
+      </w:r>
+    </w:p>
+    <w:p>
+      <w:pPr>
+        <w:jc w:val="both"/>
+      </w:pPr>
+      <w:r>
+        <w:lastRenderedPageBreak/>
+        <w:t>However, the decline in 2025 suggests a significant slowdown in repayment collections.</w:t>
+      </w:r>
+    </w:p>
+    <w:p>
+      <w:pPr>
+        <w:jc w:val="both"/>
+      </w:pPr>
+      <w:r>
+        <w:t>The monthly results also show that a higher number of transactions does not always result in higher total collections.</w:t>
+      </w:r>
+    </w:p>
+    <w:p>
+      <w:pPr>
+        <w:jc w:val="both"/>
+      </w:pPr>
+      <w:r>
+        <w:t>For example, August recorded the highest transaction volume, with 1,109 repayments, but its total collections were approximately ₦99.3 million. This was below April's approximately ₦117.3 million from 1,028 transactions.</w:t>
+      </w:r>
+    </w:p>
+    <w:p>
+      <w:pPr>
+        <w:jc w:val="both"/>
+      </w:pPr>
+      <w:r>
+        <w:t>This suggests that the size of individual repayment transactions also influences total collection amounts.</w:t>
+      </w:r>
+    </w:p>
+    <w:p>
+      <w:pPr>
+        <w:jc w:val="both"/>
+      </w:pPr>
+      <w:r>
+        <w:t>The consistent decline in 2025, particularly between January and July, deserves management attention.</w:t>
+      </w:r>
+    </w:p>
+    <w:p>
+      <w:pPr>
+        <w:jc w:val="both"/>
+      </w:pPr>
+      <w:r>
+        <w:t>Possible areas for investigation include whether the decline is related to fewer active loans, reduced repayment activity or incomplete data.</w:t>
+      </w:r>
+    </w:p>
+    <w:p>
+      <w:pPr>
+        <w:jc w:val="both"/>
+      </w:pPr>
+      <w:r>
+        <w:t xml:space="preserve">It is also important to </w:t>
+      </w:r>
+      <w:proofErr w:type="spellStart"/>
+      <w:r>
+        <w:t>recognise</w:t>
+      </w:r>
+      <w:proofErr w:type="spellEnd"/>
+      <w:r>
+        <w:t xml:space="preserve"> that the 2025 data </w:t>
+      </w:r>
+      <w:proofErr w:type="gramStart"/>
+      <w:r>
+        <w:t>covers</w:t>
+      </w:r>
+      <w:proofErr w:type="gramEnd"/>
+      <w:r>
+        <w:t xml:space="preserve"> only seven months. Therefore, its total collections should not be directly compared with the full-year results of 2023 and 2024 as though they represent equal periods.</w:t>
+      </w:r>
+    </w:p>
+    <w:p>
+      <w:pPr>
+        <w:jc w:val="both"/>
+        <w:rPr>
+          <w:b/>
+          <w:bCs/>
+        </w:rPr>
+      </w:pPr>
+      <w:r>
+        <w:rPr>
+          <w:b/>
+          <w:bCs/>
+        </w:rPr>
+        <w:t>Recommendations</w:t>
       </w:r>
     </w:p>
     <w:p>
       <w:pPr>
         <w:numPr>
           <w:ilvl w:val="0"/>
-          <w:numId w:val="11"/>
+          <w:numId w:val="18"/>
         </w:numPr>
-        <w:rPr>
-          <w:rFonts w:ascii="Times" w:hAnsi="Times" w:cs="Times"/>
-        </w:rPr>
-      </w:pPr>
-      <w:r>
-        <w:rPr>
-          <w:rFonts w:ascii="Times" w:hAnsi="Times" w:cs="Times"/>
-          <w:b/>
-          <w:bCs/>
-        </w:rPr>
-        <w:lastRenderedPageBreak/>
-        <w:t>Improve Loan Approval:</w:t>
-      </w:r>
-      <w:r>
-        <w:rPr>
-          <w:rFonts w:ascii="Times" w:hAnsi="Times" w:cs="Times"/>
-        </w:rPr>
-        <w:t xml:space="preserve"> Introduce credit assessments and review customers' previous repayment history before approving new loans.</w:t>
+        <w:jc w:val="both"/>
+      </w:pPr>
+      <w:r>
+        <w:rPr>
+          <w:b/>
+          <w:bCs/>
+        </w:rPr>
+        <w:t>Monitor Repayment Collections:</w:t>
+      </w:r>
+      <w:r>
+        <w:t xml:space="preserve"> Management should regularly monitor total repayment collections and the number of repayment transactions to understand changes in collection performance.</w:t>
       </w:r>
     </w:p>
     <w:p>
       <w:pPr>
         <w:numPr>
           <w:ilvl w:val="0"/>
-          <w:numId w:val="11"/>
+          <w:numId w:val="18"/>
         </w:numPr>
-        <w:rPr>
-          <w:rFonts w:ascii="Times" w:hAnsi="Times" w:cs="Times"/>
-        </w:rPr>
-      </w:pPr>
-      <w:r>
-        <w:rPr>
-          <w:rFonts w:ascii="Times" w:hAnsi="Times" w:cs="Times"/>
-          <w:b/>
-          <w:bCs/>
-        </w:rPr>
-        <w:t>Strengthen Repayment Monitoring:</w:t>
-      </w:r>
-      <w:r>
-        <w:rPr>
-          <w:rFonts w:ascii="Times" w:hAnsi="Times" w:cs="Times"/>
-        </w:rPr>
-        <w:t xml:space="preserve"> Monitor late payments closely and introduce strategies to encourage timely repayments and prevent defaults.</w:t>
+        <w:jc w:val="both"/>
+      </w:pPr>
+      <w:r>
+        <w:rPr>
+          <w:b/>
+          <w:bCs/>
+        </w:rPr>
+        <w:t>Investigate the 2025 Decline:</w:t>
+      </w:r>
+      <w:r>
+        <w:t xml:space="preserve"> The significant decline in repayment collections during 2025 should be investigated to establish whether it is related to reduced repayment activity, fewer active loans or incomplete data.</w:t>
       </w:r>
     </w:p>
     <w:p>
       <w:pPr>
         <w:numPr>
           <w:ilvl w:val="0"/>
-          <w:numId w:val="11"/>
+          <w:numId w:val="18"/>
         </w:numPr>
-        <w:rPr>
-          <w:rFonts w:ascii="Times" w:hAnsi="Times" w:cs="Times"/>
-        </w:rPr>
+        <w:jc w:val="both"/>
       </w:pPr>
       <w:proofErr w:type="spellStart"/>
       <w:r>
         <w:rPr>
-          <w:rFonts w:ascii="Times" w:hAnsi="Times" w:cs="Times"/>
-          <w:b/>
-          <w:bCs/>
-        </w:rPr>
-        <w:t>Prioritise</w:t>
+          <w:b/>
+          <w:bCs/>
+        </w:rPr>
+        <w:t>Analyse</w:t>
       </w:r>
       <w:proofErr w:type="spellEnd"/>
       <w:r>
         <w:rPr>
-          <w:rFonts w:ascii="Times" w:hAnsi="Times" w:cs="Times"/>
-          <w:b/>
-          <w:bCs/>
-        </w:rPr>
-        <w:t xml:space="preserve"> Loan Recovery:</w:t>
-      </w:r>
-      <w:r>
-        <w:rPr>
-          <w:rFonts w:ascii="Times" w:hAnsi="Times" w:cs="Times"/>
-        </w:rPr>
-        <w:t xml:space="preserve"> Focus on recovering outstanding balances from late and defaulted loans, while monitoring active loans to ensure customers remain on track.</w:t>
+          <w:b/>
+          <w:bCs/>
+        </w:rPr>
+        <w:t xml:space="preserve"> Monthly Collection Patterns:</w:t>
+      </w:r>
+      <w:r>
+        <w:t xml:space="preserve"> Management should continue examining monthly repayment trends to identify periods of stronger and weaker collection activity.</w:t>
       </w:r>
     </w:p>
     <w:p>
       <w:pPr>
         <w:numPr>
           <w:ilvl w:val="0"/>
-          <w:numId w:val="11"/>
+          <w:numId w:val="18"/>
         </w:numPr>
-        <w:rPr>
-          <w:rFonts w:ascii="Times" w:hAnsi="Times" w:cs="Times"/>
-        </w:rPr>
-      </w:pPr>
-      <w:r>
-        <w:rPr>
-          <w:rFonts w:ascii="Times" w:hAnsi="Times" w:cs="Times"/>
-          <w:b/>
-          <w:bCs/>
-        </w:rPr>
-        <w:t>Review Lending Terms:</w:t>
-      </w:r>
-      <w:r>
-        <w:rPr>
-          <w:rFonts w:ascii="Times" w:hAnsi="Times" w:cs="Times"/>
-        </w:rPr>
-        <w:t xml:space="preserve"> Examine the factors influencing interest rates and repayment periods to ensure that loan terms remain appropriate for customers.</w:t>
-      </w:r>
-    </w:p>
-    <w:p>
-      <w:pPr>
-        <w:rPr>
-          <w:rFonts w:ascii="Times" w:hAnsi="Times" w:cs="Times"/>
-          <w:b/>
-          <w:bCs/>
-        </w:rPr>
-      </w:pPr>
-      <w:r>
-        <w:rPr>
-          <w:rFonts w:ascii="Times" w:hAnsi="Times" w:cs="Times"/>
-          <w:b/>
-          <w:bCs/>
-        </w:rPr>
-        <w:t>Conclusion</w:t>
-      </w:r>
-    </w:p>
-    <w:p>
-      <w:pPr>
-        <w:rPr>
-          <w:rFonts w:ascii="Times" w:hAnsi="Times" w:cs="Times"/>
-        </w:rPr>
-      </w:pPr>
-      <w:r>
-        <w:rPr>
-          <w:rFonts w:ascii="Times" w:hAnsi="Times" w:cs="Times"/>
-        </w:rPr>
-        <w:t>The bank has a sizeable loan portfolio but faces repayment challenges, with a significant amount of money remaining outstanding, particularly in late and defaulted loans.</w:t>
-      </w:r>
-    </w:p>
-    <w:p>
-      <w:pPr>
-        <w:rPr>
-          <w:rFonts w:ascii="Times" w:hAnsi="Times" w:cs="Times"/>
-        </w:rPr>
-      </w:pPr>
-      <w:r>
-        <w:rPr>
-          <w:rFonts w:ascii="Times" w:hAnsi="Times" w:cs="Times"/>
-        </w:rPr>
-        <w:t>Improving loan approval checks, monitoring late repayments and introducing early intervention strategies will help reduce defaults and improve loan recovery.</w:t>
-      </w:r>
-    </w:p>
-    <w:p>
-      <w:pPr>
-        <w:rPr>
-          <w:rFonts w:ascii="Times" w:hAnsi="Times" w:cs="Times"/>
-        </w:rPr>
-      </w:pPr>
-      <w:r>
-        <w:rPr>
-          <w:rFonts w:ascii="Times" w:hAnsi="Times" w:cs="Times"/>
-        </w:rPr>
-        <w:pict w14:anchorId="2126C9D4">
-          <v:rect id="_x0000_i1031" style="width:0;height:1.5pt" o:hralign="center" o:hrstd="t" o:hr="t" fillcolor="#a0a0a0" stroked="f"/>
-        </w:pict>
-      </w:r>
-    </w:p>
-    <w:p>
-      <w:pPr>
-        <w:jc w:val="center"/>
-        <w:rPr>
-          <w:rFonts w:ascii="Times" w:hAnsi="Times" w:cs="Times"/>
-          <w:b/>
-          <w:bCs/>
-        </w:rPr>
-      </w:pPr>
-    </w:p>
-    <w:p>
-      <w:pPr>
-        <w:jc w:val="center"/>
-        <w:rPr>
-          <w:rFonts w:ascii="Times" w:hAnsi="Times" w:cs="Times"/>
-          <w:b/>
-          <w:bCs/>
-        </w:rPr>
-      </w:pPr>
-      <w:r>
-        <w:rPr>
-          <w:rFonts w:ascii="Times" w:hAnsi="Times" w:cs="Times"/>
-          <w:b/>
-          <w:bCs/>
-        </w:rPr>
-        <w:t>AREA 2: CUSTOMER BORROWING BEHAVIOUR</w:t>
-      </w:r>
-    </w:p>
-    <w:p>
-      <w:pPr>
-        <w:rPr>
-          <w:rFonts w:ascii="Times" w:hAnsi="Times" w:cs="Times"/>
-          <w:b/>
-          <w:bCs/>
-        </w:rPr>
-      </w:pPr>
-      <w:r>
-        <w:rPr>
-          <w:rFonts w:ascii="Times" w:hAnsi="Times" w:cs="Times"/>
-          <w:b/>
-          <w:bCs/>
-        </w:rPr>
-        <w:t>Executive Summary</w:t>
-      </w:r>
-    </w:p>
-    <w:p>
-      <w:pPr>
-        <w:rPr>
-          <w:rFonts w:ascii="Times" w:hAnsi="Times" w:cs="Times"/>
-        </w:rPr>
-      </w:pPr>
-      <w:r>
-        <w:rPr>
-          <w:rFonts w:ascii="Times" w:hAnsi="Times" w:cs="Times"/>
-        </w:rPr>
-        <w:t>The analysis examined customer borrowing patterns, repeat borrowing, loan amounts and outstanding loan exposure.</w:t>
-      </w:r>
-    </w:p>
-    <w:p>
-      <w:pPr>
-        <w:rPr>
-          <w:rFonts w:ascii="Times" w:hAnsi="Times" w:cs="Times"/>
-        </w:rPr>
-      </w:pPr>
-      <w:r>
-        <w:rPr>
-          <w:rFonts w:ascii="Times" w:hAnsi="Times" w:cs="Times"/>
-        </w:rPr>
-        <w:t>Out of 2,000 customers, 1,718 (85.90%) have borrowed from the bank, while 282 (14.10%) have never borrowed. The bank has disbursed approximately 2.33 billion across 4,000 loan records.</w:t>
-      </w:r>
-    </w:p>
-    <w:p>
-      <w:pPr>
-        <w:rPr>
-          <w:rFonts w:ascii="Times" w:hAnsi="Times" w:cs="Times"/>
-        </w:rPr>
-      </w:pPr>
-      <w:r>
-        <w:rPr>
-          <w:rFonts w:ascii="Times" w:hAnsi="Times" w:cs="Times"/>
-        </w:rPr>
-        <w:t>Repeat borrowing is common, with approximately 69.50% of borrowing customers having obtained more than one loan.</w:t>
-      </w:r>
-    </w:p>
-    <w:p>
-      <w:pPr>
-        <w:rPr>
-          <w:rFonts w:ascii="Times" w:hAnsi="Times" w:cs="Times"/>
-        </w:rPr>
-      </w:pPr>
-      <w:r>
-        <w:rPr>
-          <w:rFonts w:ascii="Times" w:hAnsi="Times" w:cs="Times"/>
-        </w:rPr>
-        <w:t>The analysis also shows that the top 50 borrowers account for only 10.51% of total disbursements. However, outstanding exposure is more concentrated, as 421 customers (24.51%) in the Very High exposure category owe approximately 711.49 million.</w:t>
-      </w:r>
-    </w:p>
-    <w:p>
-      <w:pPr>
-        <w:rPr>
-          <w:rFonts w:ascii="Times" w:hAnsi="Times" w:cs="Times"/>
-          <w:b/>
-          <w:bCs/>
-        </w:rPr>
-      </w:pPr>
-      <w:r>
-        <w:rPr>
-          <w:rFonts w:ascii="Times" w:hAnsi="Times" w:cs="Times"/>
-          <w:b/>
-          <w:bCs/>
-        </w:rPr>
-        <w:t>Q1. Overall Borrowing Activity of the Customer Base</w:t>
-      </w:r>
-    </w:p>
-    <w:p>
-      <w:pPr>
-        <w:rPr>
-          <w:rFonts w:ascii="Times" w:hAnsi="Times" w:cs="Times"/>
-          <w:b/>
-          <w:bCs/>
-        </w:rPr>
-      </w:pPr>
-      <w:r>
-        <w:rPr>
-          <w:rFonts w:ascii="Times" w:hAnsi="Times" w:cs="Times"/>
-          <w:b/>
-          <w:bCs/>
-        </w:rPr>
-        <w:t>Business Insights</w:t>
-      </w:r>
-    </w:p>
-    <w:p>
-      <w:pPr>
-        <w:rPr>
-          <w:rFonts w:ascii="Times" w:hAnsi="Times" w:cs="Times"/>
-        </w:rPr>
-      </w:pPr>
-      <w:r>
-        <w:rPr>
-          <w:rFonts w:ascii="Times" w:hAnsi="Times" w:cs="Times"/>
-        </w:rPr>
-        <w:t>The bank has a total of 2,000 customers, of which 1,718 (85.90%) have borrowed from the bank, while the remaining 282 (14.10%) have never borrowed.</w:t>
-      </w:r>
-    </w:p>
-    <w:p>
-      <w:pPr>
-        <w:rPr>
-          <w:rFonts w:ascii="Times" w:hAnsi="Times" w:cs="Times"/>
-        </w:rPr>
-      </w:pPr>
-      <w:r>
-        <w:rPr>
-          <w:rFonts w:ascii="Times" w:hAnsi="Times" w:cs="Times"/>
-        </w:rPr>
-        <w:lastRenderedPageBreak/>
-        <w:t>The borrowing frequency analysis shows that most customers have borrowed once or twice. A total of 1,085 customers fall into these two categories, representing approximately 63.15% of borrowing customers.</w:t>
-      </w:r>
-    </w:p>
-    <w:p>
-      <w:pPr>
-        <w:rPr>
-          <w:rFonts w:ascii="Times" w:hAnsi="Times" w:cs="Times"/>
-        </w:rPr>
-      </w:pPr>
-      <w:r>
-        <w:rPr>
-          <w:rFonts w:ascii="Times" w:hAnsi="Times" w:cs="Times"/>
-        </w:rPr>
-        <w:t>Borrowing frequency decreases as the number of loans increases, with only 13 customers having borrowed eight or nine times.</w:t>
-      </w:r>
-    </w:p>
-    <w:p>
-      <w:pPr>
-        <w:rPr>
-          <w:rFonts w:ascii="Times" w:hAnsi="Times" w:cs="Times"/>
-        </w:rPr>
-      </w:pPr>
-      <w:r>
-        <w:rPr>
-          <w:rFonts w:ascii="Times" w:hAnsi="Times" w:cs="Times"/>
-        </w:rPr>
-        <w:t>Overall, the bank has disbursed 4,000 loans to 1,718 borrowing customers, giving an average of approximately 2.33 loans per borrowing customer.</w:t>
-      </w:r>
-    </w:p>
-    <w:p>
-      <w:pPr>
-        <w:rPr>
-          <w:rFonts w:ascii="Times" w:hAnsi="Times" w:cs="Times"/>
-        </w:rPr>
-      </w:pPr>
-      <w:r>
-        <w:rPr>
-          <w:rFonts w:ascii="Times" w:hAnsi="Times" w:cs="Times"/>
-        </w:rPr>
-        <w:t>By state, Lagos recorded the highest borrowing activity, with 811 loans worth approximately 487.35 million, followed by FCT with 767 loans worth approximately 465 million.</w:t>
-      </w:r>
-    </w:p>
-    <w:p>
-      <w:pPr>
-        <w:rPr>
-          <w:rFonts w:ascii="Times" w:hAnsi="Times" w:cs="Times"/>
-        </w:rPr>
-      </w:pPr>
-      <w:r>
-        <w:rPr>
-          <w:rFonts w:ascii="Times" w:hAnsi="Times" w:cs="Times"/>
-        </w:rPr>
-        <w:t>By employment type, public sector customers recorded the highest borrowing activity, with 843 loans worth approximately 513.70 million. Contract workers followed with 817 loans worth approximately 475.20 million. Borrowing activity across the employment categories was relatively close.</w:t>
-      </w:r>
-    </w:p>
-    <w:p>
-      <w:pPr>
-        <w:rPr>
-          <w:rFonts w:ascii="Times" w:hAnsi="Times" w:cs="Times"/>
-          <w:b/>
-          <w:bCs/>
-        </w:rPr>
-      </w:pPr>
-      <w:r>
-        <w:rPr>
-          <w:rFonts w:ascii="Times" w:hAnsi="Times" w:cs="Times"/>
-          <w:b/>
-          <w:bCs/>
-        </w:rPr>
-        <w:t>Q2. Single-Loan Versus Multiple-Loan Customers</w:t>
-      </w:r>
-    </w:p>
-    <w:p>
-      <w:pPr>
-        <w:rPr>
-          <w:rFonts w:ascii="Times" w:hAnsi="Times" w:cs="Times"/>
-          <w:b/>
-          <w:bCs/>
-        </w:rPr>
-      </w:pPr>
-      <w:r>
-        <w:rPr>
-          <w:rFonts w:ascii="Times" w:hAnsi="Times" w:cs="Times"/>
-          <w:b/>
-          <w:bCs/>
-        </w:rPr>
-        <w:t>Business Insights</w:t>
-      </w:r>
-    </w:p>
-    <w:p>
-      <w:pPr>
-        <w:rPr>
-          <w:rFonts w:ascii="Times" w:hAnsi="Times" w:cs="Times"/>
-        </w:rPr>
-      </w:pPr>
-      <w:r>
-        <w:rPr>
-          <w:rFonts w:ascii="Times" w:hAnsi="Times" w:cs="Times"/>
-        </w:rPr>
-        <w:t>Out of the bank's 2,000 customers:</w:t>
+        <w:jc w:val="both"/>
+      </w:pPr>
+      <w:r>
+        <w:rPr>
+          <w:b/>
+          <w:bCs/>
+        </w:rPr>
+        <w:t>Monitor Repayment Transaction Values:</w:t>
+      </w:r>
+      <w:r>
+        <w:t xml:space="preserve"> Since higher transaction volumes do not always produce higher total collections, management should monitor both the number and average value of repayment transactions.</w:t>
       </w:r>
     </w:p>
     <w:p>
       <w:pPr>
         <w:numPr>
           <w:ilvl w:val="0"/>
-          <w:numId w:val="12"/>
+          <w:numId w:val="18"/>
         </w:numPr>
-        <w:rPr>
-          <w:rFonts w:ascii="Times" w:hAnsi="Times" w:cs="Times"/>
-        </w:rPr>
-      </w:pPr>
-      <w:r>
-        <w:rPr>
-          <w:rFonts w:ascii="Times" w:hAnsi="Times" w:cs="Times"/>
-          <w:b/>
-          <w:bCs/>
-        </w:rPr>
-        <w:t>Multiple-loan customers:</w:t>
-      </w:r>
-      <w:r>
-        <w:rPr>
-          <w:rFonts w:ascii="Times" w:hAnsi="Times" w:cs="Times"/>
-        </w:rPr>
-        <w:t xml:space="preserve"> 1,194 (59.70%) have borrowed more than once.</w:t>
-      </w:r>
-    </w:p>
-    <w:p>
-      <w:pPr>
-        <w:numPr>
-          <w:ilvl w:val="0"/>
-          <w:numId w:val="12"/>
-        </w:numPr>
-        <w:rPr>
-          <w:rFonts w:ascii="Times" w:hAnsi="Times" w:cs="Times"/>
-        </w:rPr>
-      </w:pPr>
-      <w:r>
-        <w:rPr>
-          <w:rFonts w:ascii="Times" w:hAnsi="Times" w:cs="Times"/>
-          <w:b/>
-          <w:bCs/>
-        </w:rPr>
-        <w:t>Single-loan customers:</w:t>
-      </w:r>
-      <w:r>
-        <w:rPr>
-          <w:rFonts w:ascii="Times" w:hAnsi="Times" w:cs="Times"/>
-        </w:rPr>
-        <w:t xml:space="preserve"> 524 (26.20%) have borrowed only once.</w:t>
-      </w:r>
-    </w:p>
-    <w:p>
-      <w:pPr>
-        <w:numPr>
-          <w:ilvl w:val="0"/>
-          <w:numId w:val="12"/>
-        </w:numPr>
-        <w:rPr>
-          <w:rFonts w:ascii="Times" w:hAnsi="Times" w:cs="Times"/>
-        </w:rPr>
-      </w:pPr>
-      <w:r>
-        <w:rPr>
-          <w:rFonts w:ascii="Times" w:hAnsi="Times" w:cs="Times"/>
-          <w:b/>
-          <w:bCs/>
-        </w:rPr>
-        <w:t>Never-borrowed customers:</w:t>
-      </w:r>
-      <w:r>
-        <w:rPr>
-          <w:rFonts w:ascii="Times" w:hAnsi="Times" w:cs="Times"/>
-        </w:rPr>
-        <w:t xml:space="preserve"> 282 (14.10%) have never obtained a loan.</w:t>
-      </w:r>
-    </w:p>
-    <w:p>
-      <w:pPr>
-        <w:rPr>
-          <w:rFonts w:ascii="Times" w:hAnsi="Times" w:cs="Times"/>
-        </w:rPr>
-      </w:pPr>
-      <w:r>
-        <w:rPr>
-          <w:rFonts w:ascii="Times" w:hAnsi="Times" w:cs="Times"/>
-        </w:rPr>
-        <w:t>Looking only at the 1,718 customers who have borrowed, approximately 69.50% are multiple-loan customers, while 30.50% have borrowed only once.</w:t>
-      </w:r>
-    </w:p>
-    <w:p>
-      <w:pPr>
-        <w:rPr>
-          <w:rFonts w:ascii="Times" w:hAnsi="Times" w:cs="Times"/>
-        </w:rPr>
-      </w:pPr>
-      <w:r>
-        <w:rPr>
-          <w:rFonts w:ascii="Times" w:hAnsi="Times" w:cs="Times"/>
-        </w:rPr>
-        <w:t>This shows that the majority of the bank's customers who participate in its lending activities have returned to obtain additional loans. It suggests a reasonable level of repeat borrowing among the bank's customers.</w:t>
-      </w:r>
-    </w:p>
-    <w:p>
-      <w:pPr>
-        <w:rPr>
-          <w:rFonts w:ascii="Times" w:hAnsi="Times" w:cs="Times"/>
-          <w:b/>
-          <w:bCs/>
-        </w:rPr>
-      </w:pPr>
-      <w:r>
-        <w:rPr>
-          <w:rFonts w:ascii="Times" w:hAnsi="Times" w:cs="Times"/>
-          <w:b/>
-          <w:bCs/>
-        </w:rPr>
-        <w:t>Q3. Customer Borrowing Amounts</w:t>
-      </w:r>
-    </w:p>
-    <w:p>
-      <w:pPr>
-        <w:rPr>
-          <w:rFonts w:ascii="Times" w:hAnsi="Times" w:cs="Times"/>
-          <w:b/>
-          <w:bCs/>
-        </w:rPr>
-      </w:pPr>
-      <w:r>
-        <w:rPr>
-          <w:rFonts w:ascii="Times" w:hAnsi="Times" w:cs="Times"/>
-          <w:b/>
-          <w:bCs/>
-        </w:rPr>
-        <w:t>Business Insights</w:t>
-      </w:r>
-    </w:p>
-    <w:p>
-      <w:pPr>
-        <w:rPr>
-          <w:rFonts w:ascii="Times" w:hAnsi="Times" w:cs="Times"/>
-        </w:rPr>
-      </w:pPr>
-      <w:r>
-        <w:rPr>
-          <w:rFonts w:ascii="Times" w:hAnsi="Times" w:cs="Times"/>
-        </w:rPr>
-        <w:t>The bank has disbursed approximately ₦2.33 billion across 4,000 loan records. Individual loan amounts range from 50,000 to 2 million, with an average loan amount of approximately 581,963.</w:t>
-      </w:r>
-    </w:p>
-    <w:p>
-      <w:pPr>
-        <w:rPr>
-          <w:rFonts w:ascii="Times" w:hAnsi="Times" w:cs="Times"/>
-        </w:rPr>
-      </w:pPr>
-      <w:r>
-        <w:rPr>
-          <w:rFonts w:ascii="Times" w:hAnsi="Times" w:cs="Times"/>
-        </w:rPr>
-        <w:t>The analysis shows that the 4,000 loan records belong to 1,718 distinct customers. Individual customers borrowed between 1 and 9 times.</w:t>
-      </w:r>
-    </w:p>
-    <w:p>
-      <w:pPr>
-        <w:rPr>
-          <w:rFonts w:ascii="Times" w:hAnsi="Times" w:cs="Times"/>
-        </w:rPr>
-      </w:pPr>
-      <w:r>
-        <w:rPr>
-          <w:rFonts w:ascii="Times" w:hAnsi="Times" w:cs="Times"/>
-        </w:rPr>
+        <w:jc w:val="both"/>
+      </w:pPr>
+      <w:r>
+        <w:rPr>
+          <w:b/>
+          <w:bCs/>
+        </w:rPr>
+        <w:t>Compare Equal Reporting Periods:</w:t>
+      </w:r>
+      <w:r>
+        <w:t xml:space="preserve"> Future performance comparisons should use equivalent reporting periods to avoid misleading conclusions when comparing a partial year with complete years.</w:t>
+      </w:r>
+    </w:p>
+    <w:p>
+      <w:pPr>
+        <w:jc w:val="both"/>
+        <w:rPr>
+          <w:b/>
+          <w:bCs/>
+        </w:rPr>
+      </w:pPr>
+      <w:r>
+        <w:rPr>
+          <w:b/>
+          <w:bCs/>
+        </w:rPr>
+        <w:t>Conclusion</w:t>
+      </w:r>
+    </w:p>
+    <w:p>
+      <w:pPr>
+        <w:jc w:val="both"/>
+      </w:pPr>
+      <w:r>
         <w:lastRenderedPageBreak/>
-        <w:t>Customer ID 1722 recorded the highest total borrowing amount of ₦8.30 million across 9 loans, followed by customer ID 768 with ₦6.375 million across 5 loans, and customer ID 1384 with ₦6.15 million across 7 loans.</w:t>
-      </w:r>
-    </w:p>
-    <w:p>
-      <w:pPr>
-        <w:rPr>
-          <w:rFonts w:ascii="Times" w:hAnsi="Times" w:cs="Times"/>
-        </w:rPr>
-      </w:pPr>
-      <w:r>
-        <w:rPr>
-          <w:rFonts w:ascii="Times" w:hAnsi="Times" w:cs="Times"/>
-        </w:rPr>
-        <w:t>The findings also show that borrowing frequency does not necessarily determine the total amount borrowed by a customer. Some customers who borrowed only once received loan amounts comparable to or higher than those received by customers who borrowed multiple times.</w:t>
-      </w:r>
-    </w:p>
-    <w:p>
-      <w:pPr>
-        <w:rPr>
-          <w:rFonts w:ascii="Times" w:hAnsi="Times" w:cs="Times"/>
-        </w:rPr>
-      </w:pPr>
-      <w:r>
-        <w:rPr>
-          <w:rFonts w:ascii="Times" w:hAnsi="Times" w:cs="Times"/>
-        </w:rPr>
-        <w:t>This indicates that the number of loans taken does not always reflect the total value of a customer's borrowing activity.</w:t>
-      </w:r>
-    </w:p>
-    <w:p>
-      <w:pPr>
-        <w:rPr>
-          <w:rFonts w:ascii="Times" w:hAnsi="Times" w:cs="Times"/>
-        </w:rPr>
-      </w:pPr>
-      <w:r>
-        <w:rPr>
-          <w:rFonts w:ascii="Times" w:hAnsi="Times" w:cs="Times"/>
-        </w:rPr>
-        <w:t>Further analysis identified 14 different loan amounts offered by the bank. The 2 million loan amount recorded the highest activity, with 293 distinct customers accounting for 315 loan records.</w:t>
-      </w:r>
-    </w:p>
-    <w:p>
-      <w:pPr>
-        <w:rPr>
-          <w:rFonts w:ascii="Times" w:hAnsi="Times" w:cs="Times"/>
-        </w:rPr>
-      </w:pPr>
-      <w:r>
-        <w:rPr>
-          <w:rFonts w:ascii="Times" w:hAnsi="Times" w:cs="Times"/>
-        </w:rPr>
-        <w:t>This indicates that some customers received loans of the same amount on multiple occasions.</w:t>
-      </w:r>
-    </w:p>
-    <w:p>
-      <w:pPr>
-        <w:rPr>
-          <w:rFonts w:ascii="Times" w:hAnsi="Times" w:cs="Times"/>
-        </w:rPr>
-      </w:pPr>
-      <w:r>
-        <w:rPr>
-          <w:rFonts w:ascii="Times" w:hAnsi="Times" w:cs="Times"/>
-        </w:rPr>
-        <w:t>Overall, the findings show that customers borrow different amounts and at different frequencies. While some loan amounts occur more frequently than others, the total amount borrowed by a customer depends on both the size and number of loans received.</w:t>
-      </w:r>
-    </w:p>
-    <w:p>
-      <w:pPr>
-        <w:rPr>
-          <w:rFonts w:ascii="Times" w:hAnsi="Times" w:cs="Times"/>
-          <w:b/>
-          <w:bCs/>
-        </w:rPr>
-      </w:pPr>
-      <w:r>
-        <w:rPr>
-          <w:rFonts w:ascii="Times" w:hAnsi="Times" w:cs="Times"/>
-          <w:b/>
-          <w:bCs/>
-        </w:rPr>
-        <w:t>Q4. Identifying Customers with Significant Borrowing Activity</w:t>
-      </w:r>
-    </w:p>
-    <w:p>
-      <w:pPr>
-        <w:rPr>
-          <w:rFonts w:ascii="Times" w:hAnsi="Times" w:cs="Times"/>
-          <w:b/>
-          <w:bCs/>
-        </w:rPr>
-      </w:pPr>
-      <w:r>
-        <w:rPr>
-          <w:rFonts w:ascii="Times" w:hAnsi="Times" w:cs="Times"/>
-          <w:b/>
-          <w:bCs/>
-        </w:rPr>
-        <w:t>Business Insights</w:t>
-      </w:r>
-    </w:p>
-    <w:p>
-      <w:pPr>
-        <w:rPr>
-          <w:rFonts w:ascii="Times" w:hAnsi="Times" w:cs="Times"/>
-        </w:rPr>
-      </w:pPr>
-      <w:r>
-        <w:rPr>
-          <w:rFonts w:ascii="Times" w:hAnsi="Times" w:cs="Times"/>
-        </w:rPr>
-        <w:t>The bank disbursed approximately 2.33 billion across 4,000 loan records belonging to 1,718 customers.</w:t>
-      </w:r>
-    </w:p>
-    <w:p>
-      <w:pPr>
-        <w:rPr>
-          <w:rFonts w:ascii="Times" w:hAnsi="Times" w:cs="Times"/>
-        </w:rPr>
-      </w:pPr>
-      <w:r>
-        <w:rPr>
-          <w:rFonts w:ascii="Times" w:hAnsi="Times" w:cs="Times"/>
-        </w:rPr>
-        <w:t>The analysis shows that:</w:t>
-      </w:r>
-    </w:p>
-    <w:p>
-      <w:pPr>
-        <w:numPr>
-          <w:ilvl w:val="0"/>
-          <w:numId w:val="13"/>
-        </w:numPr>
-        <w:rPr>
-          <w:rFonts w:ascii="Times" w:hAnsi="Times" w:cs="Times"/>
-        </w:rPr>
-      </w:pPr>
-      <w:r>
-        <w:rPr>
-          <w:rFonts w:ascii="Times" w:hAnsi="Times" w:cs="Times"/>
-        </w:rPr>
-        <w:t>The top 10 customers borrowed a total of 60.80 million, representing 2.61% of total disbursements.</w:t>
-      </w:r>
-    </w:p>
-    <w:p>
-      <w:pPr>
-        <w:numPr>
-          <w:ilvl w:val="0"/>
-          <w:numId w:val="13"/>
-        </w:numPr>
-        <w:rPr>
-          <w:rFonts w:ascii="Times" w:hAnsi="Times" w:cs="Times"/>
-        </w:rPr>
-      </w:pPr>
-      <w:r>
-        <w:rPr>
-          <w:rFonts w:ascii="Times" w:hAnsi="Times" w:cs="Times"/>
-        </w:rPr>
-        <w:t>The top 20 customers borrowed 110.85 million, representing 4.76% of total disbursements.</w:t>
-      </w:r>
-    </w:p>
-    <w:p>
-      <w:pPr>
-        <w:numPr>
-          <w:ilvl w:val="0"/>
-          <w:numId w:val="13"/>
-        </w:numPr>
-        <w:rPr>
-          <w:rFonts w:ascii="Times" w:hAnsi="Times" w:cs="Times"/>
-        </w:rPr>
-      </w:pPr>
-      <w:r>
-        <w:rPr>
-          <w:rFonts w:ascii="Times" w:hAnsi="Times" w:cs="Times"/>
-        </w:rPr>
-        <w:t>The top 50 customers borrowed 244.70 million, representing 10.51% of total disbursements.</w:t>
-      </w:r>
-    </w:p>
-    <w:p>
-      <w:pPr>
-        <w:rPr>
-          <w:rFonts w:ascii="Times" w:hAnsi="Times" w:cs="Times"/>
-        </w:rPr>
-      </w:pPr>
-      <w:r>
-        <w:rPr>
-          <w:rFonts w:ascii="Times" w:hAnsi="Times" w:cs="Times"/>
-        </w:rPr>
-        <w:t>The remaining 1,668 customers account for 89.49% of total disbursements.</w:t>
-      </w:r>
-    </w:p>
-    <w:p>
-      <w:pPr>
-        <w:rPr>
-          <w:rFonts w:ascii="Times" w:hAnsi="Times" w:cs="Times"/>
-        </w:rPr>
-      </w:pPr>
-      <w:r>
-        <w:rPr>
-          <w:rFonts w:ascii="Times" w:hAnsi="Times" w:cs="Times"/>
-        </w:rPr>
-        <w:t>These findings indicate that lending is not heavily concentrated among the bank's 50 largest borrowers. Instead, the portfolio is distributed across a wider customer base.</w:t>
-      </w:r>
-    </w:p>
-    <w:p>
-      <w:pPr>
-        <w:rPr>
-          <w:rFonts w:ascii="Times" w:hAnsi="Times" w:cs="Times"/>
-          <w:b/>
-          <w:bCs/>
-        </w:rPr>
-      </w:pPr>
-      <w:r>
-        <w:rPr>
-          <w:rFonts w:ascii="Times" w:hAnsi="Times" w:cs="Times"/>
-          <w:b/>
-          <w:bCs/>
-        </w:rPr>
-        <w:t>Q5. Customer Loan Exposure Distribution and Concentration</w:t>
-      </w:r>
-    </w:p>
-    <w:p>
-      <w:pPr>
-        <w:rPr>
-          <w:rFonts w:ascii="Times" w:hAnsi="Times" w:cs="Times"/>
-          <w:b/>
-          <w:bCs/>
-        </w:rPr>
-      </w:pPr>
-      <w:r>
-        <w:rPr>
-          <w:rFonts w:ascii="Times" w:hAnsi="Times" w:cs="Times"/>
-          <w:b/>
-          <w:bCs/>
-        </w:rPr>
-        <w:t>Business Insights</w:t>
-      </w:r>
-    </w:p>
-    <w:p>
-      <w:pPr>
-        <w:rPr>
-          <w:rFonts w:ascii="Times" w:hAnsi="Times" w:cs="Times"/>
-        </w:rPr>
-      </w:pPr>
-      <w:r>
-        <w:rPr>
-          <w:rFonts w:ascii="Times" w:hAnsi="Times" w:cs="Times"/>
-        </w:rPr>
-        <w:lastRenderedPageBreak/>
-        <w:t>The analysis examined how much outstanding loan exposure is associated with individual customers.</w:t>
-      </w:r>
-    </w:p>
-    <w:p>
-      <w:pPr>
-        <w:rPr>
-          <w:rFonts w:ascii="Times" w:hAnsi="Times" w:cs="Times"/>
-        </w:rPr>
-      </w:pPr>
-      <w:r>
-        <w:rPr>
-          <w:rFonts w:ascii="Times" w:hAnsi="Times" w:cs="Times"/>
-        </w:rPr>
-        <w:t>The 1,718 borrowing customers were grouped into five exposure categories based on their total outstanding loan balances.</w:t>
-      </w:r>
-    </w:p>
-    <w:p>
-      <w:pPr>
-        <w:rPr>
-          <w:rFonts w:ascii="Times" w:hAnsi="Times" w:cs="Times"/>
-        </w:rPr>
-      </w:pPr>
-      <w:r>
-        <w:rPr>
-          <w:rFonts w:ascii="Times" w:hAnsi="Times" w:cs="Times"/>
-        </w:rPr>
-        <w:t>The following ranges were used for the classification:</w:t>
-      </w:r>
-    </w:p>
-    <w:tbl>
-      <w:tblPr>
-        <w:tblW w:w="0" w:type="auto"/>
-        <w:tblCellSpacing w:w="15" w:type="dxa"/>
-        <w:tblCellMar>
-          <w:top w:w="15" w:type="dxa"/>
-          <w:left w:w="15" w:type="dxa"/>
-          <w:bottom w:w="15" w:type="dxa"/>
-          <w:right w:w="15" w:type="dxa"/>
-        </w:tblCellMar>
-        <w:tblLook w:val="04A0" w:firstRow="1" w:lastRow="0" w:firstColumn="1" w:lastColumn="0" w:noHBand="0" w:noVBand="1"/>
-      </w:tblPr>
-      <w:tblGrid>
-        <w:gridCol w:w="2055"/>
-        <w:gridCol w:w="3302"/>
-      </w:tblGrid>
-      <w:tr>
-        <w:trPr>
-          <w:tblCellSpacing w:w="15" w:type="dxa"/>
-        </w:trPr>
-        <w:tc>
-          <w:tcPr>
-            <w:tcW w:w="0" w:type="auto"/>
-            <w:vAlign w:val="center"/>
-            <w:hideMark/>
-          </w:tcPr>
-          <w:p>
-            <w:pPr>
-              <w:rPr>
-                <w:rFonts w:ascii="Times" w:hAnsi="Times" w:cs="Times"/>
-                <w:b/>
-                <w:bCs/>
-              </w:rPr>
-            </w:pPr>
-            <w:r>
-              <w:rPr>
-                <w:rFonts w:ascii="Times" w:hAnsi="Times" w:cs="Times"/>
-                <w:b/>
-                <w:bCs/>
-              </w:rPr>
-              <w:t>Exposure Category</w:t>
-            </w:r>
-          </w:p>
-        </w:tc>
-        <w:tc>
-          <w:tcPr>
-            <w:tcW w:w="0" w:type="auto"/>
-            <w:vAlign w:val="center"/>
-            <w:hideMark/>
-          </w:tcPr>
-          <w:p>
-            <w:pPr>
-              <w:rPr>
-                <w:rFonts w:ascii="Times" w:hAnsi="Times" w:cs="Times"/>
-                <w:b/>
-                <w:bCs/>
-              </w:rPr>
-            </w:pPr>
-            <w:r>
-              <w:rPr>
-                <w:rFonts w:ascii="Times" w:hAnsi="Times" w:cs="Times"/>
-                <w:b/>
-                <w:bCs/>
-              </w:rPr>
-              <w:t>Customer Outstanding Balance</w:t>
-            </w:r>
-          </w:p>
-        </w:tc>
-      </w:tr>
-      <w:tr>
-        <w:trPr>
-          <w:tblCellSpacing w:w="15" w:type="dxa"/>
-        </w:trPr>
-        <w:tc>
-          <w:tcPr>
-            <w:tcW w:w="0" w:type="auto"/>
-            <w:vAlign w:val="center"/>
-            <w:hideMark/>
-          </w:tcPr>
-          <w:p>
-            <w:pPr>
-              <w:rPr>
-                <w:rFonts w:ascii="Times" w:hAnsi="Times" w:cs="Times"/>
-              </w:rPr>
-            </w:pPr>
-            <w:r>
-              <w:rPr>
-                <w:rFonts w:ascii="Times" w:hAnsi="Times" w:cs="Times"/>
-              </w:rPr>
-              <w:t>Very Low</w:t>
-            </w:r>
-          </w:p>
-        </w:tc>
-        <w:tc>
-          <w:tcPr>
-            <w:tcW w:w="0" w:type="auto"/>
-            <w:vAlign w:val="center"/>
-            <w:hideMark/>
-          </w:tcPr>
-          <w:p>
-            <w:pPr>
-              <w:rPr>
-                <w:rFonts w:ascii="Times" w:hAnsi="Times" w:cs="Times"/>
-              </w:rPr>
-            </w:pPr>
-            <w:r>
-              <w:rPr>
-                <w:rFonts w:ascii="Times" w:hAnsi="Times" w:cs="Times"/>
-              </w:rPr>
-              <w:t>0 – 100,000</w:t>
-            </w:r>
-          </w:p>
-        </w:tc>
-      </w:tr>
-      <w:tr>
-        <w:trPr>
-          <w:tblCellSpacing w:w="15" w:type="dxa"/>
-        </w:trPr>
-        <w:tc>
-          <w:tcPr>
-            <w:tcW w:w="0" w:type="auto"/>
-            <w:vAlign w:val="center"/>
-            <w:hideMark/>
-          </w:tcPr>
-          <w:p>
-            <w:pPr>
-              <w:rPr>
-                <w:rFonts w:ascii="Times" w:hAnsi="Times" w:cs="Times"/>
-              </w:rPr>
-            </w:pPr>
-            <w:r>
-              <w:rPr>
-                <w:rFonts w:ascii="Times" w:hAnsi="Times" w:cs="Times"/>
-              </w:rPr>
-              <w:t>Low</w:t>
-            </w:r>
-          </w:p>
-        </w:tc>
-        <w:tc>
-          <w:tcPr>
-            <w:tcW w:w="0" w:type="auto"/>
-            <w:vAlign w:val="center"/>
-            <w:hideMark/>
-          </w:tcPr>
-          <w:p>
-            <w:pPr>
-              <w:rPr>
-                <w:rFonts w:ascii="Times" w:hAnsi="Times" w:cs="Times"/>
-              </w:rPr>
-            </w:pPr>
-            <w:r>
-              <w:rPr>
-                <w:rFonts w:ascii="Times" w:hAnsi="Times" w:cs="Times"/>
-              </w:rPr>
-              <w:t>100,001 – 300,000</w:t>
-            </w:r>
-          </w:p>
-        </w:tc>
-      </w:tr>
-      <w:tr>
-        <w:trPr>
-          <w:tblCellSpacing w:w="15" w:type="dxa"/>
-        </w:trPr>
-        <w:tc>
-          <w:tcPr>
-            <w:tcW w:w="0" w:type="auto"/>
-            <w:vAlign w:val="center"/>
-            <w:hideMark/>
-          </w:tcPr>
-          <w:p>
-            <w:pPr>
-              <w:rPr>
-                <w:rFonts w:ascii="Times" w:hAnsi="Times" w:cs="Times"/>
-              </w:rPr>
-            </w:pPr>
-            <w:r>
-              <w:rPr>
-                <w:rFonts w:ascii="Times" w:hAnsi="Times" w:cs="Times"/>
-              </w:rPr>
-              <w:t>Moderate</w:t>
-            </w:r>
-          </w:p>
-        </w:tc>
-        <w:tc>
-          <w:tcPr>
-            <w:tcW w:w="0" w:type="auto"/>
-            <w:vAlign w:val="center"/>
-            <w:hideMark/>
-          </w:tcPr>
-          <w:p>
-            <w:pPr>
-              <w:rPr>
-                <w:rFonts w:ascii="Times" w:hAnsi="Times" w:cs="Times"/>
-              </w:rPr>
-            </w:pPr>
-            <w:r>
-              <w:rPr>
-                <w:rFonts w:ascii="Times" w:hAnsi="Times" w:cs="Times"/>
-              </w:rPr>
-              <w:t>300,001 – 600,000</w:t>
-            </w:r>
-          </w:p>
-        </w:tc>
-      </w:tr>
-      <w:tr>
-        <w:trPr>
-          <w:tblCellSpacing w:w="15" w:type="dxa"/>
-        </w:trPr>
-        <w:tc>
-          <w:tcPr>
-            <w:tcW w:w="0" w:type="auto"/>
-            <w:vAlign w:val="center"/>
-            <w:hideMark/>
-          </w:tcPr>
-          <w:p>
-            <w:pPr>
-              <w:rPr>
-                <w:rFonts w:ascii="Times" w:hAnsi="Times" w:cs="Times"/>
-              </w:rPr>
-            </w:pPr>
-            <w:r>
-              <w:rPr>
-                <w:rFonts w:ascii="Times" w:hAnsi="Times" w:cs="Times"/>
-              </w:rPr>
-              <w:t>High</w:t>
-            </w:r>
-          </w:p>
-        </w:tc>
-        <w:tc>
-          <w:tcPr>
-            <w:tcW w:w="0" w:type="auto"/>
-            <w:vAlign w:val="center"/>
-            <w:hideMark/>
-          </w:tcPr>
-          <w:p>
-            <w:pPr>
-              <w:rPr>
-                <w:rFonts w:ascii="Times" w:hAnsi="Times" w:cs="Times"/>
-              </w:rPr>
-            </w:pPr>
-            <w:r>
-              <w:rPr>
-                <w:rFonts w:ascii="Times" w:hAnsi="Times" w:cs="Times"/>
-              </w:rPr>
-              <w:t>600,001 – 1,000,000</w:t>
-            </w:r>
-          </w:p>
-        </w:tc>
-      </w:tr>
-      <w:tr>
-        <w:trPr>
-          <w:tblCellSpacing w:w="15" w:type="dxa"/>
-        </w:trPr>
-        <w:tc>
-          <w:tcPr>
-            <w:tcW w:w="0" w:type="auto"/>
-            <w:vAlign w:val="center"/>
-            <w:hideMark/>
-          </w:tcPr>
-          <w:p>
-            <w:pPr>
-              <w:rPr>
-                <w:rFonts w:ascii="Times" w:hAnsi="Times" w:cs="Times"/>
-              </w:rPr>
-            </w:pPr>
-            <w:r>
-              <w:rPr>
-                <w:rFonts w:ascii="Times" w:hAnsi="Times" w:cs="Times"/>
-              </w:rPr>
-              <w:t>Very High</w:t>
-            </w:r>
-          </w:p>
-        </w:tc>
-        <w:tc>
-          <w:tcPr>
-            <w:tcW w:w="0" w:type="auto"/>
-            <w:vAlign w:val="center"/>
-            <w:hideMark/>
-          </w:tcPr>
-          <w:p>
-            <w:pPr>
-              <w:rPr>
-                <w:rFonts w:ascii="Times" w:hAnsi="Times" w:cs="Times"/>
-              </w:rPr>
-            </w:pPr>
-            <w:r>
-              <w:rPr>
-                <w:rFonts w:ascii="Times" w:hAnsi="Times" w:cs="Times"/>
-              </w:rPr>
-              <w:t>Above 1,000,000</w:t>
-            </w:r>
-          </w:p>
-        </w:tc>
-      </w:tr>
-    </w:tbl>
-    <w:p>
-      <w:pPr>
-        <w:rPr>
-          <w:rFonts w:ascii="Times" w:hAnsi="Times" w:cs="Times"/>
-        </w:rPr>
-      </w:pPr>
-      <w:r>
-        <w:rPr>
-          <w:rFonts w:ascii="Times" w:hAnsi="Times" w:cs="Times"/>
-        </w:rPr>
-        <w:t>These categories are analytical groupings created for this analysis and should not be interpreted as the bank's official credit risk classifications.</w:t>
-      </w:r>
-    </w:p>
-    <w:p>
-      <w:pPr>
-        <w:rPr>
-          <w:rFonts w:ascii="Times" w:hAnsi="Times" w:cs="Times"/>
-        </w:rPr>
-      </w:pPr>
-      <w:r>
-        <w:rPr>
-          <w:rFonts w:ascii="Times" w:hAnsi="Times" w:cs="Times"/>
-        </w:rPr>
-        <w:t>The results show that:</w:t>
-      </w:r>
-    </w:p>
-    <w:p>
-      <w:pPr>
-        <w:numPr>
-          <w:ilvl w:val="0"/>
-          <w:numId w:val="14"/>
-        </w:numPr>
-        <w:rPr>
-          <w:rFonts w:ascii="Times" w:hAnsi="Times" w:cs="Times"/>
-        </w:rPr>
-      </w:pPr>
-      <w:r>
-        <w:rPr>
-          <w:rFonts w:ascii="Times" w:hAnsi="Times" w:cs="Times"/>
-          <w:b/>
-          <w:bCs/>
-        </w:rPr>
-        <w:t>Very High:</w:t>
-      </w:r>
-      <w:r>
-        <w:rPr>
-          <w:rFonts w:ascii="Times" w:hAnsi="Times" w:cs="Times"/>
-        </w:rPr>
-        <w:t xml:space="preserve"> 421 customers (24.51%) owe approximately 711.49 million.</w:t>
-      </w:r>
-    </w:p>
-    <w:p>
-      <w:pPr>
-        <w:numPr>
-          <w:ilvl w:val="0"/>
-          <w:numId w:val="14"/>
-        </w:numPr>
-        <w:rPr>
-          <w:rFonts w:ascii="Times" w:hAnsi="Times" w:cs="Times"/>
-        </w:rPr>
-      </w:pPr>
-      <w:r>
-        <w:rPr>
-          <w:rFonts w:ascii="Times" w:hAnsi="Times" w:cs="Times"/>
-          <w:b/>
-          <w:bCs/>
-        </w:rPr>
-        <w:t>Very Low:</w:t>
-      </w:r>
-      <w:r>
-        <w:rPr>
-          <w:rFonts w:ascii="Times" w:hAnsi="Times" w:cs="Times"/>
-        </w:rPr>
-        <w:t xml:space="preserve"> 391 customers (22.76%) owe approximately 12.16 million.</w:t>
-      </w:r>
-    </w:p>
-    <w:p>
-      <w:pPr>
-        <w:numPr>
-          <w:ilvl w:val="0"/>
-          <w:numId w:val="14"/>
-        </w:numPr>
-        <w:rPr>
-          <w:rFonts w:ascii="Times" w:hAnsi="Times" w:cs="Times"/>
-        </w:rPr>
-      </w:pPr>
-      <w:r>
-        <w:rPr>
-          <w:rFonts w:ascii="Times" w:hAnsi="Times" w:cs="Times"/>
-          <w:b/>
-          <w:bCs/>
-        </w:rPr>
-        <w:t>Low:</w:t>
-      </w:r>
-      <w:r>
-        <w:rPr>
-          <w:rFonts w:ascii="Times" w:hAnsi="Times" w:cs="Times"/>
-        </w:rPr>
-        <w:t xml:space="preserve"> 345 customers (20.08%) owe approximately 68.98 million.</w:t>
-      </w:r>
-    </w:p>
-    <w:p>
-      <w:pPr>
-        <w:numPr>
-          <w:ilvl w:val="0"/>
-          <w:numId w:val="14"/>
-        </w:numPr>
-        <w:rPr>
-          <w:rFonts w:ascii="Times" w:hAnsi="Times" w:cs="Times"/>
-        </w:rPr>
-      </w:pPr>
-      <w:r>
-        <w:rPr>
-          <w:rFonts w:ascii="Times" w:hAnsi="Times" w:cs="Times"/>
-          <w:b/>
-          <w:bCs/>
-        </w:rPr>
-        <w:t>Moderate:</w:t>
-      </w:r>
-      <w:r>
-        <w:rPr>
-          <w:rFonts w:ascii="Times" w:hAnsi="Times" w:cs="Times"/>
-        </w:rPr>
-        <w:t xml:space="preserve"> 286 customers (16.65%) owe approximately 126.53 million.</w:t>
-      </w:r>
-    </w:p>
-    <w:p>
-      <w:pPr>
-        <w:numPr>
-          <w:ilvl w:val="0"/>
-          <w:numId w:val="14"/>
-        </w:numPr>
-        <w:rPr>
-          <w:rFonts w:ascii="Times" w:hAnsi="Times" w:cs="Times"/>
-        </w:rPr>
-      </w:pPr>
-      <w:r>
-        <w:rPr>
-          <w:rFonts w:ascii="Times" w:hAnsi="Times" w:cs="Times"/>
-          <w:b/>
-          <w:bCs/>
-        </w:rPr>
-        <w:t>High:</w:t>
-      </w:r>
-      <w:r>
-        <w:rPr>
-          <w:rFonts w:ascii="Times" w:hAnsi="Times" w:cs="Times"/>
-        </w:rPr>
-        <w:t xml:space="preserve"> 275 customers (16.01%) owe approximately 213.80 million.</w:t>
-      </w:r>
-    </w:p>
-    <w:p>
-      <w:pPr>
-        <w:rPr>
-          <w:rFonts w:ascii="Times" w:hAnsi="Times" w:cs="Times"/>
-        </w:rPr>
-      </w:pPr>
-      <w:r>
-        <w:rPr>
-          <w:rFonts w:ascii="Times" w:hAnsi="Times" w:cs="Times"/>
-        </w:rPr>
-        <w:t>Overall, the findings show that outstanding loan exposure is heavily concentrated among customers in the Very High category.</w:t>
-      </w:r>
-    </w:p>
-    <w:p>
-      <w:pPr>
-        <w:rPr>
-          <w:rFonts w:ascii="Times" w:hAnsi="Times" w:cs="Times"/>
-        </w:rPr>
-      </w:pPr>
-      <w:r>
-        <w:rPr>
-          <w:rFonts w:ascii="Times" w:hAnsi="Times" w:cs="Times"/>
-        </w:rPr>
-        <w:t>Although these customers represent only 24.51% of borrowing customers, they account for approximately 711.49 million in outstanding balances, making this category the largest contributor to the bank's total loan exposure.</w:t>
-      </w:r>
-    </w:p>
-    <w:p>
-      <w:pPr>
-        <w:rPr>
-          <w:rFonts w:ascii="Times" w:hAnsi="Times" w:cs="Times"/>
-        </w:rPr>
-      </w:pPr>
-      <w:r>
-        <w:rPr>
-          <w:rFonts w:ascii="Times" w:hAnsi="Times" w:cs="Times"/>
-        </w:rPr>
-        <w:t>However, a high outstanding balance does not automatically mean that a customer is experiencing repayment difficulties. Their repayment history and loan status should also be considered when assessing their exposure.</w:t>
-      </w:r>
-    </w:p>
-    <w:p>
-      <w:pPr>
-        <w:rPr>
-          <w:rFonts w:ascii="Times" w:hAnsi="Times" w:cs="Times"/>
-        </w:rPr>
-      </w:pPr>
-    </w:p>
-    <w:p>
-      <w:pPr>
-        <w:rPr>
-          <w:rFonts w:ascii="Times" w:hAnsi="Times" w:cs="Times"/>
-        </w:rPr>
-      </w:pPr>
-    </w:p>
-    <w:p>
-      <w:pPr>
-        <w:rPr>
-          <w:rFonts w:ascii="Times" w:hAnsi="Times" w:cs="Times"/>
-          <w:b/>
-          <w:bCs/>
-        </w:rPr>
-      </w:pPr>
-      <w:r>
-        <w:rPr>
-          <w:rFonts w:ascii="Times" w:hAnsi="Times" w:cs="Times"/>
-          <w:b/>
-          <w:bCs/>
-        </w:rPr>
-        <w:lastRenderedPageBreak/>
-        <w:t>Recommendations</w:t>
-      </w:r>
-    </w:p>
-    <w:p>
-      <w:pPr>
-        <w:numPr>
-          <w:ilvl w:val="0"/>
-          <w:numId w:val="15"/>
-        </w:numPr>
-        <w:rPr>
-          <w:rFonts w:ascii="Times" w:hAnsi="Times" w:cs="Times"/>
-        </w:rPr>
-      </w:pPr>
-      <w:r>
-        <w:rPr>
-          <w:rFonts w:ascii="Times" w:hAnsi="Times" w:cs="Times"/>
-          <w:b/>
-          <w:bCs/>
-        </w:rPr>
-        <w:t>Monitor High-Exposure Customers:</w:t>
-      </w:r>
-      <w:r>
-        <w:rPr>
-          <w:rFonts w:ascii="Times" w:hAnsi="Times" w:cs="Times"/>
-        </w:rPr>
-        <w:t xml:space="preserve"> Management should closely monitor the 421 customers in the Very High exposure category because they account for approximately 711.49 million in outstanding balances. Their repayment history, loan status and ability to meet repayment obligations should be reviewed regularly to identify customers who may require early intervention.</w:t>
-      </w:r>
-    </w:p>
-    <w:p>
-      <w:pPr>
-        <w:numPr>
-          <w:ilvl w:val="0"/>
-          <w:numId w:val="15"/>
-        </w:numPr>
-        <w:rPr>
-          <w:rFonts w:ascii="Times" w:hAnsi="Times" w:cs="Times"/>
-        </w:rPr>
-      </w:pPr>
-      <w:r>
-        <w:rPr>
-          <w:rFonts w:ascii="Times" w:hAnsi="Times" w:cs="Times"/>
-          <w:b/>
-          <w:bCs/>
-        </w:rPr>
-        <w:t>Strengthen Customer Retention:</w:t>
-      </w:r>
-      <w:r>
-        <w:rPr>
-          <w:rFonts w:ascii="Times" w:hAnsi="Times" w:cs="Times"/>
-        </w:rPr>
-        <w:t xml:space="preserve"> Since repeat borrowing is common, the bank should continue improving its lending services and customer experience. It should also assess the borrowing needs of existing customers and provide suitable loan products while ensuring that additional lending is supported by proper affordability checks.</w:t>
-      </w:r>
-    </w:p>
-    <w:p>
-      <w:pPr>
-        <w:numPr>
-          <w:ilvl w:val="0"/>
-          <w:numId w:val="15"/>
-        </w:numPr>
-        <w:rPr>
-          <w:rFonts w:ascii="Times" w:hAnsi="Times" w:cs="Times"/>
-        </w:rPr>
-      </w:pPr>
-      <w:r>
-        <w:rPr>
-          <w:rFonts w:ascii="Times" w:hAnsi="Times" w:cs="Times"/>
-          <w:b/>
-          <w:bCs/>
-        </w:rPr>
-        <w:t>Understand Customers Who Have Never Borrowed:</w:t>
-      </w:r>
-      <w:r>
-        <w:rPr>
-          <w:rFonts w:ascii="Times" w:hAnsi="Times" w:cs="Times"/>
-        </w:rPr>
-        <w:t xml:space="preserve"> Management should investigate why 282 customers have not accessed the bank's loan services. Understanding their needs and possible barriers to borrowing could help the bank identify opportunities to expand its lending customer base.</w:t>
-      </w:r>
-    </w:p>
-    <w:p>
-      <w:pPr>
-        <w:numPr>
-          <w:ilvl w:val="0"/>
-          <w:numId w:val="15"/>
-        </w:numPr>
-        <w:rPr>
-          <w:rFonts w:ascii="Times" w:hAnsi="Times" w:cs="Times"/>
-        </w:rPr>
-      </w:pPr>
-      <w:r>
-        <w:rPr>
-          <w:rFonts w:ascii="Times" w:hAnsi="Times" w:cs="Times"/>
-          <w:b/>
-          <w:bCs/>
-        </w:rPr>
-        <w:t>Maintain a Diversified Loan Portfolio:</w:t>
-      </w:r>
-      <w:r>
-        <w:rPr>
-          <w:rFonts w:ascii="Times" w:hAnsi="Times" w:cs="Times"/>
-        </w:rPr>
-        <w:t xml:space="preserve"> Although the top 50 borrowers account for only 10.51% of total disbursements, management should continue monitoring lending concentration. This will help prevent excessive dependence on a small group of borrowers and support a balanced distribution of lending activities.</w:t>
-      </w:r>
-    </w:p>
-    <w:p>
-      <w:pPr>
-        <w:numPr>
-          <w:ilvl w:val="0"/>
-          <w:numId w:val="15"/>
-        </w:numPr>
-        <w:rPr>
-          <w:rFonts w:ascii="Times" w:hAnsi="Times" w:cs="Times"/>
-        </w:rPr>
-      </w:pPr>
-      <w:r>
-        <w:rPr>
-          <w:rFonts w:ascii="Times" w:hAnsi="Times" w:cs="Times"/>
-          <w:b/>
-          <w:bCs/>
-        </w:rPr>
-        <w:t>Combine Borrowing and Repayment Analysis:</w:t>
-      </w:r>
-      <w:r>
-        <w:rPr>
-          <w:rFonts w:ascii="Times" w:hAnsi="Times" w:cs="Times"/>
-        </w:rPr>
-        <w:t xml:space="preserve"> Management should assess customer borrowing patterns alongside repayment performance and loan status. This will provide a clearer understanding of whether customers with high outstanding balances are maintaining their repayment obligations or showing signs of repayment difficulties.</w:t>
-      </w:r>
-    </w:p>
-    <w:p>
-      <w:pPr>
-        <w:rPr>
-          <w:rFonts w:ascii="Times" w:hAnsi="Times" w:cs="Times"/>
-          <w:b/>
-          <w:bCs/>
-        </w:rPr>
-      </w:pPr>
-      <w:r>
-        <w:rPr>
-          <w:rFonts w:ascii="Times" w:hAnsi="Times" w:cs="Times"/>
-          <w:b/>
-          <w:bCs/>
-        </w:rPr>
-        <w:t>Conclusion</w:t>
-      </w:r>
-    </w:p>
-    <w:p>
-      <w:pPr>
-        <w:rPr>
-          <w:rFonts w:ascii="Times" w:hAnsi="Times" w:cs="Times"/>
-        </w:rPr>
-      </w:pPr>
-      <w:r>
-        <w:rPr>
-          <w:rFonts w:ascii="Times" w:hAnsi="Times" w:cs="Times"/>
-        </w:rPr>
-        <w:t>The findings show that the bank has an active borrowing customer base, with many customers returning for additional loans.</w:t>
-      </w:r>
-    </w:p>
-    <w:p>
-      <w:pPr>
-        <w:rPr>
-          <w:rFonts w:ascii="Times" w:hAnsi="Times" w:cs="Times"/>
-        </w:rPr>
-      </w:pPr>
-      <w:r>
-        <w:rPr>
-          <w:rFonts w:ascii="Times" w:hAnsi="Times" w:cs="Times"/>
-        </w:rPr>
-        <w:t>Although loan disbursements are spread across a wide customer base, outstanding balances are heavily concentrated among customers with very high exposure.</w:t>
-      </w:r>
-    </w:p>
-    <w:p>
-      <w:pPr>
-        <w:rPr>
-          <w:rFonts w:ascii="Times" w:hAnsi="Times" w:cs="Times"/>
-        </w:rPr>
-      </w:pPr>
-      <w:r>
-        <w:rPr>
-          <w:rFonts w:ascii="Times" w:hAnsi="Times" w:cs="Times"/>
-        </w:rPr>
-        <w:t>This suggests that management should pay particular attention to how these customers repay their loans to ensure that the bank maintains a healthy loan portfolio.</w:t>
-      </w:r>
+        <w:t>The analysis shows that the bank collected approximately ₦1.19 billion from its total loan disbursements of ₦2.33 billion, representing a recovery rate of approximately 51.33%.</w:t>
+      </w:r>
+    </w:p>
+    <w:p>
+      <w:pPr>
+        <w:jc w:val="both"/>
+      </w:pPr>
+      <w:r>
+        <w:t xml:space="preserve">Repayment collections increased significantly between 2023 and 2024, but the available 2025 data </w:t>
+      </w:r>
+      <w:proofErr w:type="gramStart"/>
+      <w:r>
+        <w:t>shows</w:t>
+      </w:r>
+      <w:proofErr w:type="gramEnd"/>
+      <w:r>
+        <w:t xml:space="preserve"> a substantial decline in collection activity.</w:t>
+      </w:r>
+    </w:p>
+    <w:p>
+      <w:pPr>
+        <w:jc w:val="both"/>
+      </w:pPr>
+      <w:r>
+        <w:t>Management should investigate this decline, continue monitoring monthly repayment trends and assess both transaction volumes and repayment amounts to improve visibility into the bank's collection performance.</w:t>
+      </w:r>
+    </w:p>
+    <w:p>
+      <w:pPr>
+        <w:jc w:val="both"/>
+      </w:pPr>
     </w:p>
     <w:p/>
     <w:sectPr>
@@ -3335,6 +3208,232 @@
     </w:lvl>
   </w:abstractNum>
   <w:abstractNum w:abstractNumId="8" w15:restartNumberingAfterBreak="0">
+    <w:nsid w:val="33B0177E"/>
+    <w:multiLevelType w:val="multilevel"/>
+    <w:tmpl w:val="EE50F3E0"/>
+    <w:lvl w:ilvl="0">
+      <w:start w:val="1"/>
+      <w:numFmt w:val="decimal"/>
+      <w:lvlText w:val="%1."/>
+      <w:lvlJc w:val="left"/>
+      <w:pPr>
+        <w:tabs>
+          <w:tab w:val="num" w:pos="720"/>
+        </w:tabs>
+        <w:ind w:left="720" w:hanging="360"/>
+      </w:pPr>
+    </w:lvl>
+    <w:lvl w:ilvl="1" w:tentative="1">
+      <w:start w:val="1"/>
+      <w:numFmt w:val="decimal"/>
+      <w:lvlText w:val="%2."/>
+      <w:lvlJc w:val="left"/>
+      <w:pPr>
+        <w:tabs>
+          <w:tab w:val="num" w:pos="1440"/>
+        </w:tabs>
+        <w:ind w:left="1440" w:hanging="360"/>
+      </w:pPr>
+    </w:lvl>
+    <w:lvl w:ilvl="2" w:tentative="1">
+      <w:start w:val="1"/>
+      <w:numFmt w:val="decimal"/>
+      <w:lvlText w:val="%3."/>
+      <w:lvlJc w:val="left"/>
+      <w:pPr>
+        <w:tabs>
+          <w:tab w:val="num" w:pos="2160"/>
+        </w:tabs>
+        <w:ind w:left="2160" w:hanging="360"/>
+      </w:pPr>
+    </w:lvl>
+    <w:lvl w:ilvl="3" w:tentative="1">
+      <w:start w:val="1"/>
+      <w:numFmt w:val="decimal"/>
+      <w:lvlText w:val="%4."/>
+      <w:lvlJc w:val="left"/>
+      <w:pPr>
+        <w:tabs>
+          <w:tab w:val="num" w:pos="2880"/>
+        </w:tabs>
+        <w:ind w:left="2880" w:hanging="360"/>
+      </w:pPr>
+    </w:lvl>
+    <w:lvl w:ilvl="4" w:tentative="1">
+      <w:start w:val="1"/>
+      <w:numFmt w:val="decimal"/>
+      <w:lvlText w:val="%5."/>
+      <w:lvlJc w:val="left"/>
+      <w:pPr>
+        <w:tabs>
+          <w:tab w:val="num" w:pos="3600"/>
+        </w:tabs>
+        <w:ind w:left="3600" w:hanging="360"/>
+      </w:pPr>
+    </w:lvl>
+    <w:lvl w:ilvl="5" w:tentative="1">
+      <w:start w:val="1"/>
+      <w:numFmt w:val="decimal"/>
+      <w:lvlText w:val="%6."/>
+      <w:lvlJc w:val="left"/>
+      <w:pPr>
+        <w:tabs>
+          <w:tab w:val="num" w:pos="4320"/>
+        </w:tabs>
+        <w:ind w:left="4320" w:hanging="360"/>
+      </w:pPr>
+    </w:lvl>
+    <w:lvl w:ilvl="6" w:tentative="1">
+      <w:start w:val="1"/>
+      <w:numFmt w:val="decimal"/>
+      <w:lvlText w:val="%7."/>
+      <w:lvlJc w:val="left"/>
+      <w:pPr>
+        <w:tabs>
+          <w:tab w:val="num" w:pos="5040"/>
+        </w:tabs>
+        <w:ind w:left="5040" w:hanging="360"/>
+      </w:pPr>
+    </w:lvl>
+    <w:lvl w:ilvl="7" w:tentative="1">
+      <w:start w:val="1"/>
+      <w:numFmt w:val="decimal"/>
+      <w:lvlText w:val="%8."/>
+      <w:lvlJc w:val="left"/>
+      <w:pPr>
+        <w:tabs>
+          <w:tab w:val="num" w:pos="5760"/>
+        </w:tabs>
+        <w:ind w:left="5760" w:hanging="360"/>
+      </w:pPr>
+    </w:lvl>
+    <w:lvl w:ilvl="8" w:tentative="1">
+      <w:start w:val="1"/>
+      <w:numFmt w:val="decimal"/>
+      <w:lvlText w:val="%9."/>
+      <w:lvlJc w:val="left"/>
+      <w:pPr>
+        <w:tabs>
+          <w:tab w:val="num" w:pos="6480"/>
+        </w:tabs>
+        <w:ind w:left="6480" w:hanging="360"/>
+      </w:pPr>
+    </w:lvl>
+  </w:abstractNum>
+  <w:abstractNum w:abstractNumId="9" w15:restartNumberingAfterBreak="0">
+    <w:nsid w:val="382D5CF4"/>
+    <w:multiLevelType w:val="multilevel"/>
+    <w:tmpl w:val="A1CA40B4"/>
+    <w:lvl w:ilvl="0">
+      <w:start w:val="1"/>
+      <w:numFmt w:val="decimal"/>
+      <w:lvlText w:val="%1."/>
+      <w:lvlJc w:val="left"/>
+      <w:pPr>
+        <w:tabs>
+          <w:tab w:val="num" w:pos="720"/>
+        </w:tabs>
+        <w:ind w:left="720" w:hanging="360"/>
+      </w:pPr>
+    </w:lvl>
+    <w:lvl w:ilvl="1" w:tentative="1">
+      <w:start w:val="1"/>
+      <w:numFmt w:val="decimal"/>
+      <w:lvlText w:val="%2."/>
+      <w:lvlJc w:val="left"/>
+      <w:pPr>
+        <w:tabs>
+          <w:tab w:val="num" w:pos="1440"/>
+        </w:tabs>
+        <w:ind w:left="1440" w:hanging="360"/>
+      </w:pPr>
+    </w:lvl>
+    <w:lvl w:ilvl="2" w:tentative="1">
+      <w:start w:val="1"/>
+      <w:numFmt w:val="decimal"/>
+      <w:lvlText w:val="%3."/>
+      <w:lvlJc w:val="left"/>
+      <w:pPr>
+        <w:tabs>
+          <w:tab w:val="num" w:pos="2160"/>
+        </w:tabs>
+        <w:ind w:left="2160" w:hanging="360"/>
+      </w:pPr>
+    </w:lvl>
+    <w:lvl w:ilvl="3" w:tentative="1">
+      <w:start w:val="1"/>
+      <w:numFmt w:val="decimal"/>
+      <w:lvlText w:val="%4."/>
+      <w:lvlJc w:val="left"/>
+      <w:pPr>
+        <w:tabs>
+          <w:tab w:val="num" w:pos="2880"/>
+        </w:tabs>
+        <w:ind w:left="2880" w:hanging="360"/>
+      </w:pPr>
+    </w:lvl>
+    <w:lvl w:ilvl="4" w:tentative="1">
+      <w:start w:val="1"/>
+      <w:numFmt w:val="decimal"/>
+      <w:lvlText w:val="%5."/>
+      <w:lvlJc w:val="left"/>
+      <w:pPr>
+        <w:tabs>
+          <w:tab w:val="num" w:pos="3600"/>
+        </w:tabs>
+        <w:ind w:left="3600" w:hanging="360"/>
+      </w:pPr>
+    </w:lvl>
+    <w:lvl w:ilvl="5" w:tentative="1">
+      <w:start w:val="1"/>
+      <w:numFmt w:val="decimal"/>
+      <w:lvlText w:val="%6."/>
+      <w:lvlJc w:val="left"/>
+      <w:pPr>
+        <w:tabs>
+          <w:tab w:val="num" w:pos="4320"/>
+        </w:tabs>
+        <w:ind w:left="4320" w:hanging="360"/>
+      </w:pPr>
+    </w:lvl>
+    <w:lvl w:ilvl="6" w:tentative="1">
+      <w:start w:val="1"/>
+      <w:numFmt w:val="decimal"/>
+      <w:lvlText w:val="%7."/>
+      <w:lvlJc w:val="left"/>
+      <w:pPr>
+        <w:tabs>
+          <w:tab w:val="num" w:pos="5040"/>
+        </w:tabs>
+        <w:ind w:left="5040" w:hanging="360"/>
+      </w:pPr>
+    </w:lvl>
+    <w:lvl w:ilvl="7" w:tentative="1">
+      <w:start w:val="1"/>
+      <w:numFmt w:val="decimal"/>
+      <w:lvlText w:val="%8."/>
+      <w:lvlJc w:val="left"/>
+      <w:pPr>
+        <w:tabs>
+          <w:tab w:val="num" w:pos="5760"/>
+        </w:tabs>
+        <w:ind w:left="5760" w:hanging="360"/>
+      </w:pPr>
+    </w:lvl>
+    <w:lvl w:ilvl="8" w:tentative="1">
+      <w:start w:val="1"/>
+      <w:numFmt w:val="decimal"/>
+      <w:lvlText w:val="%9."/>
+      <w:lvlJc w:val="left"/>
+      <w:pPr>
+        <w:tabs>
+          <w:tab w:val="num" w:pos="6480"/>
+        </w:tabs>
+        <w:ind w:left="6480" w:hanging="360"/>
+      </w:pPr>
+    </w:lvl>
+  </w:abstractNum>
+  <w:abstractNum w:abstractNumId="10" w15:restartNumberingAfterBreak="0">
     <w:nsid w:val="385A1525"/>
     <w:multiLevelType w:val="multilevel"/>
     <w:tmpl w:val="A4CEE7AC"/>
@@ -3447,7 +3546,7 @@
       </w:pPr>
     </w:lvl>
   </w:abstractNum>
-  <w:abstractNum w:abstractNumId="9" w15:restartNumberingAfterBreak="0">
+  <w:abstractNum w:abstractNumId="11" w15:restartNumberingAfterBreak="0">
     <w:nsid w:val="431C4223"/>
     <w:multiLevelType w:val="multilevel"/>
     <w:tmpl w:val="05502726"/>
@@ -3560,7 +3659,7 @@
       </w:pPr>
     </w:lvl>
   </w:abstractNum>
-  <w:abstractNum w:abstractNumId="10" w15:restartNumberingAfterBreak="0">
+  <w:abstractNum w:abstractNumId="12" w15:restartNumberingAfterBreak="0">
     <w:nsid w:val="433F0AB2"/>
     <w:multiLevelType w:val="multilevel"/>
     <w:tmpl w:val="F40E6BE6"/>
@@ -3673,7 +3772,7 @@
       </w:pPr>
     </w:lvl>
   </w:abstractNum>
-  <w:abstractNum w:abstractNumId="11" w15:restartNumberingAfterBreak="0">
+  <w:abstractNum w:abstractNumId="13" w15:restartNumberingAfterBreak="0">
     <w:nsid w:val="459B185E"/>
     <w:multiLevelType w:val="multilevel"/>
     <w:tmpl w:val="21FC0A40"/>
@@ -3786,7 +3885,120 @@
       </w:pPr>
     </w:lvl>
   </w:abstractNum>
-  <w:abstractNum w:abstractNumId="12" w15:restartNumberingAfterBreak="0">
+  <w:abstractNum w:abstractNumId="14" w15:restartNumberingAfterBreak="0">
+    <w:nsid w:val="45EA5EAA"/>
+    <w:multiLevelType w:val="multilevel"/>
+    <w:tmpl w:val="B12A0AA0"/>
+    <w:lvl w:ilvl="0">
+      <w:start w:val="1"/>
+      <w:numFmt w:val="decimal"/>
+      <w:lvlText w:val="%1."/>
+      <w:lvlJc w:val="left"/>
+      <w:pPr>
+        <w:tabs>
+          <w:tab w:val="num" w:pos="720"/>
+        </w:tabs>
+        <w:ind w:left="720" w:hanging="360"/>
+      </w:pPr>
+    </w:lvl>
+    <w:lvl w:ilvl="1" w:tentative="1">
+      <w:start w:val="1"/>
+      <w:numFmt w:val="decimal"/>
+      <w:lvlText w:val="%2."/>
+      <w:lvlJc w:val="left"/>
+      <w:pPr>
+        <w:tabs>
+          <w:tab w:val="num" w:pos="1440"/>
+        </w:tabs>
+        <w:ind w:left="1440" w:hanging="360"/>
+      </w:pPr>
+    </w:lvl>
+    <w:lvl w:ilvl="2" w:tentative="1">
+      <w:start w:val="1"/>
+      <w:numFmt w:val="decimal"/>
+      <w:lvlText w:val="%3."/>
+      <w:lvlJc w:val="left"/>
+      <w:pPr>
+        <w:tabs>
+          <w:tab w:val="num" w:pos="2160"/>
+        </w:tabs>
+        <w:ind w:left="2160" w:hanging="360"/>
+      </w:pPr>
+    </w:lvl>
+    <w:lvl w:ilvl="3" w:tentative="1">
+      <w:start w:val="1"/>
+      <w:numFmt w:val="decimal"/>
+      <w:lvlText w:val="%4."/>
+      <w:lvlJc w:val="left"/>
+      <w:pPr>
+        <w:tabs>
+          <w:tab w:val="num" w:pos="2880"/>
+        </w:tabs>
+        <w:ind w:left="2880" w:hanging="360"/>
+      </w:pPr>
+    </w:lvl>
+    <w:lvl w:ilvl="4" w:tentative="1">
+      <w:start w:val="1"/>
+      <w:numFmt w:val="decimal"/>
+      <w:lvlText w:val="%5."/>
+      <w:lvlJc w:val="left"/>
+      <w:pPr>
+        <w:tabs>
+          <w:tab w:val="num" w:pos="3600"/>
+        </w:tabs>
+        <w:ind w:left="3600" w:hanging="360"/>
+      </w:pPr>
+    </w:lvl>
+    <w:lvl w:ilvl="5" w:tentative="1">
+      <w:start w:val="1"/>
+      <w:numFmt w:val="decimal"/>
+      <w:lvlText w:val="%6."/>
+      <w:lvlJc w:val="left"/>
+      <w:pPr>
+        <w:tabs>
+          <w:tab w:val="num" w:pos="4320"/>
+        </w:tabs>
+        <w:ind w:left="4320" w:hanging="360"/>
+      </w:pPr>
+    </w:lvl>
+    <w:lvl w:ilvl="6" w:tentative="1">
+      <w:start w:val="1"/>
+      <w:numFmt w:val="decimal"/>
+      <w:lvlText w:val="%7."/>
+      <w:lvlJc w:val="left"/>
+      <w:pPr>
+        <w:tabs>
+          <w:tab w:val="num" w:pos="5040"/>
+        </w:tabs>
+        <w:ind w:left="5040" w:hanging="360"/>
+      </w:pPr>
+    </w:lvl>
+    <w:lvl w:ilvl="7" w:tentative="1">
+      <w:start w:val="1"/>
+      <w:numFmt w:val="decimal"/>
+      <w:lvlText w:val="%8."/>
+      <w:lvlJc w:val="left"/>
+      <w:pPr>
+        <w:tabs>
+          <w:tab w:val="num" w:pos="5760"/>
+        </w:tabs>
+        <w:ind w:left="5760" w:hanging="360"/>
+      </w:pPr>
+    </w:lvl>
+    <w:lvl w:ilvl="8" w:tentative="1">
+      <w:start w:val="1"/>
+      <w:numFmt w:val="decimal"/>
+      <w:lvlText w:val="%9."/>
+      <w:lvlJc w:val="left"/>
+      <w:pPr>
+        <w:tabs>
+          <w:tab w:val="num" w:pos="6480"/>
+        </w:tabs>
+        <w:ind w:left="6480" w:hanging="360"/>
+      </w:pPr>
+    </w:lvl>
+  </w:abstractNum>
+  <w:abstractNum w:abstractNumId="15" w15:restartNumberingAfterBreak="0">
     <w:nsid w:val="4A38180C"/>
     <w:multiLevelType w:val="multilevel"/>
     <w:tmpl w:val="537AFB8A"/>
@@ -3899,7 +4111,7 @@
       </w:pPr>
     </w:lvl>
   </w:abstractNum>
-  <w:abstractNum w:abstractNumId="13" w15:restartNumberingAfterBreak="0">
+  <w:abstractNum w:abstractNumId="16" w15:restartNumberingAfterBreak="0">
     <w:nsid w:val="53DA0D7B"/>
     <w:multiLevelType w:val="multilevel"/>
     <w:tmpl w:val="D1321408"/>
@@ -4012,7 +4224,7 @@
       </w:pPr>
     </w:lvl>
   </w:abstractNum>
-  <w:abstractNum w:abstractNumId="14" w15:restartNumberingAfterBreak="0">
+  <w:abstractNum w:abstractNumId="17" w15:restartNumberingAfterBreak="0">
     <w:nsid w:val="5925376E"/>
     <w:multiLevelType w:val="multilevel"/>
     <w:tmpl w:val="8A94B67A"/>
@@ -4162,7 +4374,7 @@
     </w:lvl>
   </w:abstractNum>
   <w:num w:numId="1" w16cid:durableId="436633035">
-    <w:abstractNumId w:val="8"/>
+    <w:abstractNumId w:val="10"/>
   </w:num>
   <w:num w:numId="2" w16cid:durableId="325980877">
     <w:abstractNumId w:val="4"/>
@@ -4177,22 +4389,22 @@
     <w:abstractNumId w:val="1"/>
   </w:num>
   <w:num w:numId="6" w16cid:durableId="1958100540">
-    <w:abstractNumId w:val="14"/>
+    <w:abstractNumId w:val="17"/>
   </w:num>
   <w:num w:numId="7" w16cid:durableId="1067652542">
-    <w:abstractNumId w:val="11"/>
+    <w:abstractNumId w:val="13"/>
   </w:num>
   <w:num w:numId="8" w16cid:durableId="1869104116">
     <w:abstractNumId w:val="2"/>
   </w:num>
   <w:num w:numId="9" w16cid:durableId="1505046608">
-    <w:abstractNumId w:val="13"/>
+    <w:abstractNumId w:val="16"/>
   </w:num>
   <w:num w:numId="10" w16cid:durableId="2038190337">
     <w:abstractNumId w:val="7"/>
   </w:num>
   <w:num w:numId="11" w16cid:durableId="1219246504">
-    <w:abstractNumId w:val="12"/>
+    <w:abstractNumId w:val="15"/>
   </w:num>
   <w:num w:numId="12" w16cid:durableId="47655415">
     <w:abstractNumId w:val="3"/>
@@ -4201,9 +4413,18 @@
     <w:abstractNumId w:val="5"/>
   </w:num>
   <w:num w:numId="14" w16cid:durableId="1914116745">
-    <w:abstractNumId w:val="10"/>
+    <w:abstractNumId w:val="12"/>
   </w:num>
   <w:num w:numId="15" w16cid:durableId="627126547">
+    <w:abstractNumId w:val="11"/>
+  </w:num>
+  <w:num w:numId="16" w16cid:durableId="908925748">
+    <w:abstractNumId w:val="8"/>
+  </w:num>
+  <w:num w:numId="17" w16cid:durableId="2146923005">
+    <w:abstractNumId w:val="14"/>
+  </w:num>
+  <w:num w:numId="18" w16cid:durableId="1506556655">
     <w:abstractNumId w:val="9"/>
   </w:num>
 </w:numbering>
@@ -4609,6 +4830,7 @@
   <w:style w:type="paragraph" w:default="1" w:styleId="Normal">
     <w:name w:val="Normal"/>
     <w:qFormat/>
+    <w:rsid w:val="006B150E"/>
   </w:style>
   <w:style w:type="paragraph" w:styleId="Heading1">
     <w:name w:val="heading 1"/>

--- a/LoanPortfolioAnalysisProject/Loan_Portfolio_Analysis.docx
+++ b/LoanPortfolioAnalysisProject/Loan_Portfolio_Analysis.docx
@@ -6,12 +6,14 @@
       <w:pPr>
         <w:jc w:val="center"/>
         <w:rPr>
+          <w:rFonts w:ascii="Times" w:hAnsi="Times"/>
           <w:b/>
           <w:bCs/>
         </w:rPr>
       </w:pPr>
       <w:r>
         <w:rPr>
+          <w:rFonts w:ascii="Times" w:hAnsi="Times"/>
           <w:b/>
           <w:bCs/>
         </w:rPr>
@@ -22,14 +24,12 @@
       <w:pPr>
         <w:jc w:val="center"/>
         <w:rPr>
-          <w:b/>
-          <w:bCs/>
-        </w:rPr>
-      </w:pPr>
-      <w:r>
-        <w:rPr>
-          <w:b/>
-          <w:bCs/>
+          <w:rFonts w:ascii="Times" w:hAnsi="Times"/>
+        </w:rPr>
+      </w:pPr>
+      <w:r>
+        <w:rPr>
+          <w:rFonts w:ascii="Times" w:hAnsi="Times"/>
         </w:rPr>
         <w:t>AREA 1: LOAN PORTFOLIO ANALYSIS</w:t>
       </w:r>
@@ -38,2079 +38,1451 @@
       <w:pPr>
         <w:jc w:val="both"/>
         <w:rPr>
-          <w:b/>
-          <w:bCs/>
-        </w:rPr>
-      </w:pPr>
-      <w:r>
-        <w:rPr>
-          <w:b/>
-          <w:bCs/>
-        </w:rPr>
-        <w:t>Executive Summary</w:t>
-      </w:r>
-    </w:p>
-    <w:p>
-      <w:pPr>
-        <w:jc w:val="both"/>
-      </w:pPr>
-      <w:r>
-        <w:t>This analysis examined the size, value, distribution and outstanding balances of the bank's loan portfolio, as well as the interest rates and repayment terms offered to customers.</w:t>
-      </w:r>
-    </w:p>
-    <w:p>
-      <w:pPr>
-        <w:jc w:val="both"/>
-      </w:pPr>
-      <w:r>
-        <w:t>The bank has disbursed 4,000 loans to 1,718 customers, with a total value of approximately ₦2.33 billion. Individual loan amounts range from ₦50,000 to ₦2 million, with an average loan amount of approximately ₦581,963.</w:t>
-      </w:r>
-    </w:p>
-    <w:p>
-      <w:pPr>
-        <w:jc w:val="both"/>
-      </w:pPr>
-      <w:r>
-        <w:t>The analysis shows that 42.40% of loans are active, while 25.23% have been fully repaid. However, 32.38% are either late or defaulted. These two categories account for approximately ₦740.88 million in original loan value and ₦489.38 million in outstanding balances.</w:t>
-      </w:r>
-    </w:p>
-    <w:p>
-      <w:pPr>
-        <w:jc w:val="both"/>
-      </w:pPr>
-      <w:r>
-        <w:t>The bank charges annual interest rates ranging from 10% to 24%, with repayment periods between 3 and 36 months.</w:t>
-      </w:r>
-    </w:p>
-    <w:p>
-      <w:pPr>
-        <w:jc w:val="both"/>
-      </w:pPr>
-      <w:r>
-        <w:t>Overall, the findings show that although the bank has a sizeable lending portfolio, late repayments and defaults remain important areas requiring management attention.</w:t>
-      </w:r>
-    </w:p>
-    <w:p>
-      <w:pPr>
-        <w:jc w:val="both"/>
-        <w:rPr>
-          <w:b/>
-          <w:bCs/>
-        </w:rPr>
-      </w:pPr>
-      <w:r>
-        <w:rPr>
-          <w:b/>
-          <w:bCs/>
-        </w:rPr>
-        <w:t>Q1. Overall Size and Value of the Loan Portfolio</w:t>
-      </w:r>
-    </w:p>
-    <w:p>
-      <w:pPr>
-        <w:jc w:val="both"/>
-      </w:pPr>
-      <w:r>
-        <w:rPr>
-          <w:b/>
-          <w:bCs/>
-        </w:rPr>
-        <w:t>Findings</w:t>
-      </w:r>
-    </w:p>
-    <w:p>
-      <w:pPr>
-        <w:jc w:val="both"/>
-      </w:pPr>
-      <w:r>
-        <w:t>The bank has issued a total of 4,000 loans to 1,718 distinct customers. The total value of loans disbursed is approximately ₦2.33 billion.</w:t>
-      </w:r>
-    </w:p>
-    <w:p>
-      <w:pPr>
-        <w:jc w:val="both"/>
-      </w:pPr>
-      <w:r>
-        <w:rPr>
-          <w:b/>
-          <w:bCs/>
-        </w:rPr>
-        <w:t>Business Insights</w:t>
-      </w:r>
-    </w:p>
-    <w:p>
-      <w:pPr>
-        <w:jc w:val="both"/>
-      </w:pPr>
-      <w:r>
-        <w:t>The bank has provided multiple loans across its customer base, indicating that some customers have borrowed more than once.</w:t>
-      </w:r>
-    </w:p>
-    <w:p>
-      <w:pPr>
-        <w:jc w:val="both"/>
-      </w:pPr>
-      <w:r>
-        <w:t>The total disbursement value of approximately ₦2.33 billion represents the overall size of the bank's lending activities.</w:t>
-      </w:r>
-    </w:p>
-    <w:p>
-      <w:pPr>
-        <w:jc w:val="both"/>
-        <w:rPr>
-          <w:b/>
-          <w:bCs/>
-        </w:rPr>
-      </w:pPr>
-      <w:r>
-        <w:rPr>
-          <w:b/>
-          <w:bCs/>
-        </w:rPr>
-        <w:t>Q2. Distribution of Loans Across Different Statuses</w:t>
-      </w:r>
-    </w:p>
-    <w:p>
-      <w:pPr>
-        <w:jc w:val="both"/>
-      </w:pPr>
-      <w:r>
-        <w:rPr>
-          <w:b/>
-          <w:bCs/>
-        </w:rPr>
-        <w:t>Findings</w:t>
-      </w:r>
-    </w:p>
-    <w:p>
-      <w:pPr>
-        <w:jc w:val="both"/>
-      </w:pPr>
-      <w:r>
-        <w:t>The analysis shows that active loans account for 1,696 loan accounts, representing 42.40% of the portfolio, with an original loan value of approximately ₦991.05 million.</w:t>
-      </w:r>
-    </w:p>
-    <w:p>
-      <w:pPr>
-        <w:jc w:val="both"/>
-      </w:pPr>
-      <w:r>
-        <w:t>Fully repaid loans account for 1,009 accounts (25.23%), valued at approximately ₦595.93 million.</w:t>
-      </w:r>
-    </w:p>
-    <w:p>
-      <w:pPr>
-        <w:jc w:val="both"/>
-      </w:pPr>
-      <w:r>
+          <w:rFonts w:ascii="Times" w:hAnsi="Times"/>
+        </w:rPr>
+      </w:pPr>
+      <w:r>
+        <w:rPr>
+          <w:rFonts w:ascii="Times" w:hAnsi="Times"/>
+        </w:rPr>
+        <w:t>EXECUTIVE SUMMARY</w:t>
+      </w:r>
+    </w:p>
+    <w:p>
+      <w:pPr>
+        <w:jc w:val="both"/>
+        <w:rPr>
+          <w:rFonts w:ascii="Times" w:hAnsi="Times"/>
+        </w:rPr>
+      </w:pPr>
+      <w:r>
+        <w:rPr>
+          <w:rFonts w:ascii="Times" w:hAnsi="Times"/>
+        </w:rPr>
+        <w:t>This analysis examines the overall size and value of the bank's loan portfolio, the distribution of loans across different repayment statuses, outstanding loan balances, loan amounts, interest rates and repayment terms.</w:t>
+      </w:r>
+    </w:p>
+    <w:p>
+      <w:pPr>
+        <w:jc w:val="both"/>
+        <w:rPr>
+          <w:rFonts w:ascii="Times" w:hAnsi="Times"/>
+        </w:rPr>
+      </w:pPr>
+      <w:r>
+        <w:rPr>
+          <w:rFonts w:ascii="Times" w:hAnsi="Times"/>
+        </w:rPr>
+        <w:t>The bank has issued 4,000 loans to 1,718 customers, with a total disbursement value of 2.33 billion. The average loan amount is approximately 581,963, while individual loans range from 50,000 to 2 million.</w:t>
+      </w:r>
+    </w:p>
+    <w:p>
+      <w:pPr>
+        <w:jc w:val="both"/>
+        <w:rPr>
+          <w:rFonts w:ascii="Times" w:hAnsi="Times"/>
+        </w:rPr>
+      </w:pPr>
+      <w:r>
+        <w:rPr>
+          <w:rFonts w:ascii="Times" w:hAnsi="Times"/>
+        </w:rPr>
+        <w:t>The analysis shows that active loans account for the largest share of the portfolio at 42.40%, while 25.23% of loans have been fully repaid. However, 21.80% of loans are late and 10.58% are defaulted. Combined, late and defaulted loans represent 32.38% of the portfolio, with approximately 489.38 million in outstanding balances.</w:t>
+      </w:r>
+    </w:p>
+    <w:p>
+      <w:pPr>
+        <w:jc w:val="both"/>
+        <w:rPr>
+          <w:rFonts w:ascii="Times" w:hAnsi="Times"/>
+        </w:rPr>
+      </w:pPr>
+      <w:r>
+        <w:rPr>
+          <w:rFonts w:ascii="Times" w:hAnsi="Times"/>
+        </w:rPr>
+        <w:t>The bank's annual interest rates range from 10% to 24%, with an average of approximately 17.03%. Repayment periods range from 3 to 36 months, with an average of approximately 15 months.</w:t>
+      </w:r>
+    </w:p>
+    <w:p>
+      <w:pPr>
+        <w:jc w:val="both"/>
+        <w:rPr>
+          <w:rFonts w:ascii="Times" w:hAnsi="Times"/>
+        </w:rPr>
+      </w:pPr>
+      <w:r>
+        <w:rPr>
+          <w:rFonts w:ascii="Times" w:hAnsi="Times"/>
+        </w:rPr>
+        <w:t>Overall, the findings show that although the bank has a sizeable lending portfolio, repayment performance remains an important area requiring management attention, particularly among late and defaulted loans.</w:t>
+      </w:r>
+    </w:p>
+    <w:p>
+      <w:pPr>
+        <w:jc w:val="both"/>
+        <w:rPr>
+          <w:rFonts w:ascii="Times" w:hAnsi="Times"/>
+        </w:rPr>
+      </w:pPr>
+      <w:r>
+        <w:rPr>
+          <w:rFonts w:ascii="Times" w:hAnsi="Times"/>
+        </w:rPr>
+        <w:t>KEY FINDINGS</w:t>
+      </w:r>
+    </w:p>
+    <w:p>
+      <w:pPr>
+        <w:jc w:val="both"/>
+        <w:rPr>
+          <w:rFonts w:ascii="Times" w:hAnsi="Times"/>
+        </w:rPr>
+      </w:pPr>
+      <w:r>
+        <w:rPr>
+          <w:rFonts w:ascii="Times" w:hAnsi="Times"/>
+        </w:rPr>
+        <w:t>1. Loan Portfolio Size: The bank has issued 4,000 loans to 1,718 distinct customers, with a total disbursement value of 2,327,850,000.</w:t>
+      </w:r>
+    </w:p>
+    <w:p>
+      <w:pPr>
+        <w:jc w:val="both"/>
+        <w:rPr>
+          <w:rFonts w:ascii="Times" w:hAnsi="Times"/>
+        </w:rPr>
+      </w:pPr>
+      <w:r>
+        <w:rPr>
+          <w:rFonts w:ascii="Times" w:hAnsi="Times"/>
+        </w:rPr>
+        <w:t>2. Outstanding Loan Balance: Approximately 1.13 billion remains outstanding from the total amount disbursed.</w:t>
+      </w:r>
+    </w:p>
+    <w:p>
+      <w:pPr>
+        <w:jc w:val="both"/>
+        <w:rPr>
+          <w:rFonts w:ascii="Times" w:hAnsi="Times"/>
+        </w:rPr>
+      </w:pPr>
+      <w:r>
+        <w:rPr>
+          <w:rFonts w:ascii="Times" w:hAnsi="Times"/>
+        </w:rPr>
+        <w:t>3. Loan Distribution by Status: Active loans account for 1,696 accounts (42.40%), fully repaid loans account for 1,009 accounts (25.23%), late loans account for 872 accounts (21.80%), and defaulted loans account for 423 accounts (10.58%).</w:t>
+      </w:r>
+    </w:p>
+    <w:p>
+      <w:pPr>
+        <w:jc w:val="both"/>
+        <w:rPr>
+          <w:rFonts w:ascii="Times" w:hAnsi="Times"/>
+        </w:rPr>
+      </w:pPr>
+      <w:r>
+        <w:rPr>
+          <w:rFonts w:ascii="Times" w:hAnsi="Times"/>
+        </w:rPr>
+        <w:t>4. Late and Defaulted Loans: Together, these categories account for 1,295 loans (32.38%), with an original loan value of 740.88 million and outstanding balances of approximatel</w:t>
+      </w:r>
+      <w:r>
+        <w:rPr>
+          <w:rFonts w:ascii="Times" w:hAnsi="Times"/>
+        </w:rPr>
+        <w:t xml:space="preserve">y </w:t>
+      </w:r>
+      <w:r>
+        <w:rPr>
+          <w:rFonts w:ascii="Times" w:hAnsi="Times"/>
+        </w:rPr>
+        <w:t>489.38 million.</w:t>
+      </w:r>
+    </w:p>
+    <w:p>
+      <w:pPr>
+        <w:jc w:val="both"/>
+        <w:rPr>
+          <w:rFonts w:ascii="Times" w:hAnsi="Times"/>
+        </w:rPr>
+      </w:pPr>
+      <w:r>
+        <w:rPr>
+          <w:rFonts w:ascii="Times" w:hAnsi="Times"/>
+        </w:rPr>
+        <w:t>5. Loan Amounts: Individual loans range from 50,000 to 2 million, with an average loan amount of approximately 581,963.</w:t>
+      </w:r>
+    </w:p>
+    <w:p>
+      <w:pPr>
+        <w:jc w:val="both"/>
+        <w:rPr>
+          <w:rFonts w:ascii="Times" w:hAnsi="Times"/>
+        </w:rPr>
+      </w:pPr>
+      <w:r>
+        <w:rPr>
+          <w:rFonts w:ascii="Times" w:hAnsi="Times"/>
+        </w:rPr>
+        <w:t>6. Interest Rates: Annual interest rates range from 10% to 24%, with an average of approximately 17.03%.</w:t>
+      </w:r>
+    </w:p>
+    <w:p>
+      <w:pPr>
+        <w:jc w:val="both"/>
+        <w:rPr>
+          <w:rFonts w:ascii="Times" w:hAnsi="Times"/>
+        </w:rPr>
+      </w:pPr>
+      <w:r>
+        <w:rPr>
+          <w:rFonts w:ascii="Times" w:hAnsi="Times"/>
+        </w:rPr>
         <w:lastRenderedPageBreak/>
-        <w:t>Late loans account for 872 accounts (21.80%), with an original loan value of approximately ₦499.78 million, while defaulted loans account for 423 accounts (10.58%), valued at approximately ₦241.10 million.</w:t>
-      </w:r>
-    </w:p>
-    <w:p>
-      <w:pPr>
-        <w:jc w:val="both"/>
-      </w:pPr>
-      <w:r>
-        <w:t>Combined, late and defaulted loans represent 32.38% of all loan accounts, with an original loan value of approximately ₦740.88 million.</w:t>
-      </w:r>
-    </w:p>
-    <w:p>
-      <w:pPr>
-        <w:jc w:val="both"/>
-      </w:pPr>
-      <w:r>
-        <w:rPr>
-          <w:b/>
-          <w:bCs/>
-        </w:rPr>
-        <w:t>Business Insights</w:t>
-      </w:r>
-    </w:p>
-    <w:p>
-      <w:pPr>
-        <w:jc w:val="both"/>
-      </w:pPr>
-      <w:r>
-        <w:t>Active loans represent the largest share of the bank's portfolio, accounting for 42.40% of all loan accounts.</w:t>
-      </w:r>
-    </w:p>
-    <w:p>
-      <w:pPr>
-        <w:jc w:val="both"/>
-      </w:pPr>
-      <w:r>
-        <w:t>The fully repaid category shows that a portion of the bank's lending activities has resulted in completed repayments.</w:t>
-      </w:r>
-    </w:p>
-    <w:p>
-      <w:pPr>
-        <w:jc w:val="both"/>
-      </w:pPr>
-      <w:r>
-        <w:t>However, late and defaulted loans together represent almost one-third of the portfolio. This indicates that a considerable number of loan accounts are experiencing repayment difficulties and require management attention.</w:t>
-      </w:r>
-    </w:p>
-    <w:p>
-      <w:pPr>
-        <w:jc w:val="both"/>
-        <w:rPr>
-          <w:b/>
-          <w:bCs/>
-        </w:rPr>
-      </w:pPr>
-      <w:r>
-        <w:rPr>
-          <w:b/>
-          <w:bCs/>
-        </w:rPr>
-        <w:t>Q3. Outstanding Loan Balance</w:t>
-      </w:r>
-    </w:p>
-    <w:p>
-      <w:pPr>
-        <w:jc w:val="both"/>
-      </w:pPr>
-      <w:r>
-        <w:rPr>
-          <w:b/>
-          <w:bCs/>
-        </w:rPr>
-        <w:t>Findings</w:t>
-      </w:r>
-    </w:p>
-    <w:p>
-      <w:pPr>
-        <w:jc w:val="both"/>
-      </w:pPr>
-      <w:r>
-        <w:t>Out of approximately ₦2.33 billion disbursed to customers, approximately ₦1.13 billion remains outstanding.</w:t>
-      </w:r>
-    </w:p>
-    <w:p>
-      <w:pPr>
-        <w:jc w:val="both"/>
-      </w:pPr>
-      <w:r>
-        <w:t>Active loans account for approximately ₦643.58 million in outstanding balances, while late loans account for approximately ₦310.86 million.</w:t>
-      </w:r>
-    </w:p>
-    <w:p>
-      <w:pPr>
-        <w:jc w:val="both"/>
-      </w:pPr>
-      <w:r>
-        <w:t>Defaulted loans have approximately ₦178.52 million outstanding, while fully repaid loans have no outstanding balances.</w:t>
-      </w:r>
-    </w:p>
-    <w:p>
-      <w:pPr>
-        <w:jc w:val="both"/>
-      </w:pPr>
-      <w:r>
-        <w:rPr>
-          <w:b/>
-          <w:bCs/>
-        </w:rPr>
-        <w:t>Business Insights</w:t>
-      </w:r>
-    </w:p>
-    <w:p>
-      <w:pPr>
-        <w:jc w:val="both"/>
-      </w:pPr>
-      <w:r>
-        <w:t>Active loans account for the largest outstanding balance. These balances may be expected because the loans are still active.</w:t>
-      </w:r>
-    </w:p>
-    <w:p>
-      <w:pPr>
-        <w:jc w:val="both"/>
-      </w:pPr>
-      <w:r>
-        <w:t>However, late loans account for approximately ₦310.86 million, indicating a significant amount requiring closer monitoring and follow-up.</w:t>
-      </w:r>
-    </w:p>
-    <w:p>
-      <w:pPr>
-        <w:jc w:val="both"/>
-      </w:pPr>
-      <w:r>
-        <w:t>Defaulted loans account for approximately ₦178.52 million in outstanding balances, representing potential credit losses and requiring recovery attention.</w:t>
-      </w:r>
-    </w:p>
-    <w:p>
-      <w:pPr>
-        <w:jc w:val="both"/>
-      </w:pPr>
-      <w:r>
-        <w:t>The findings show that a substantial amount of the bank's disbursed funds remains unrecovered, particularly across active, late and defaulted accounts.</w:t>
-      </w:r>
-    </w:p>
-    <w:p>
-      <w:pPr>
-        <w:jc w:val="both"/>
-        <w:rPr>
-          <w:b/>
-          <w:bCs/>
-        </w:rPr>
-      </w:pPr>
-      <w:r>
-        <w:rPr>
-          <w:b/>
-          <w:bCs/>
+        <w:t>7. Repayment Terms: Loan repayment periods range from 3 to 36 months, with an average loan term of approximately 15 months.</w:t>
+      </w:r>
+    </w:p>
+    <w:p>
+      <w:pPr>
+        <w:jc w:val="both"/>
+        <w:rPr>
+          <w:rFonts w:ascii="Times" w:hAnsi="Times"/>
+        </w:rPr>
+      </w:pPr>
+      <w:r>
+        <w:rPr>
+          <w:rFonts w:ascii="Times" w:hAnsi="Times"/>
+        </w:rPr>
+        <w:t>BUSINESS INSIGHTS</w:t>
+      </w:r>
+    </w:p>
+    <w:p>
+      <w:pPr>
+        <w:jc w:val="both"/>
+        <w:rPr>
+          <w:rFonts w:ascii="Times" w:hAnsi="Times"/>
+        </w:rPr>
+      </w:pPr>
+      <w:r>
+        <w:rPr>
+          <w:rFonts w:ascii="Times" w:hAnsi="Times"/>
+        </w:rPr>
+        <w:t>1. Sizeable Lending Operations: The bank has issued 4,000 loans across 1,718 customers, showing that some customers have obtained multiple loans. This provides an indication of the bank's lending activities across its customer base.</w:t>
+      </w:r>
+    </w:p>
+    <w:p>
+      <w:pPr>
+        <w:jc w:val="both"/>
+        <w:rPr>
+          <w:rFonts w:ascii="Times" w:hAnsi="Times"/>
+        </w:rPr>
+      </w:pPr>
+      <w:r>
+        <w:rPr>
+          <w:rFonts w:ascii="Times" w:hAnsi="Times"/>
+        </w:rPr>
+        <w:t>2. Significant Outstanding Balances: Approximately 1.13 billion remains outstanding. This shows that a substantial amount of the bank's disbursed funds has not yet been fully recovered.</w:t>
+      </w:r>
+    </w:p>
+    <w:p>
+      <w:pPr>
+        <w:jc w:val="both"/>
+        <w:rPr>
+          <w:rFonts w:ascii="Times" w:hAnsi="Times"/>
+        </w:rPr>
+      </w:pPr>
+      <w:r>
+        <w:rPr>
+          <w:rFonts w:ascii="Times" w:hAnsi="Times"/>
+        </w:rPr>
+        <w:t>3. Repayment Challenges: Late and defaulted loans together represent 32.38% of all loan accounts. This indicates that a considerable portion of the portfolio is experiencing repayment difficulties and requires management attention.</w:t>
+      </w:r>
+    </w:p>
+    <w:p>
+      <w:pPr>
+        <w:jc w:val="both"/>
+        <w:rPr>
+          <w:rFonts w:ascii="Times" w:hAnsi="Times"/>
+        </w:rPr>
+      </w:pPr>
+      <w:r>
+        <w:rPr>
+          <w:rFonts w:ascii="Times" w:hAnsi="Times"/>
+        </w:rPr>
+        <w:t>4. Late Loans Require Attention: Late loans account for approximately 310.86 million in outstanding balances, which is higher than the 178.52 million outstanding from defaulted loans. This makes late loans an important area for repayment monitoring and follow-up.</w:t>
+      </w:r>
+    </w:p>
+    <w:p>
+      <w:pPr>
+        <w:jc w:val="both"/>
+        <w:rPr>
+          <w:rFonts w:ascii="Times" w:hAnsi="Times"/>
+        </w:rPr>
+      </w:pPr>
+      <w:r>
+        <w:rPr>
+          <w:rFonts w:ascii="Times" w:hAnsi="Times"/>
+        </w:rPr>
+        <w:t>5. Successful Loan Repayments: The 1,009 fully repaid loans, representing 25.23% of the portfolio, show that a portion of the bank's loans has been completely repaid.</w:t>
+      </w:r>
+    </w:p>
+    <w:p>
+      <w:pPr>
+        <w:jc w:val="both"/>
+        <w:rPr>
+          <w:rFonts w:ascii="Times" w:hAnsi="Times"/>
+        </w:rPr>
+      </w:pPr>
+      <w:r>
+        <w:rPr>
+          <w:rFonts w:ascii="Times" w:hAnsi="Times"/>
+        </w:rPr>
+        <w:t>6. Variation in Lending Terms: The differences in loan amounts, interest rates and repayment periods show that the bank offers different lending amounts and repayment terms across its portfolio</w:t>
+      </w:r>
+      <w:r>
+        <w:rPr>
+          <w:rFonts w:ascii="Times" w:hAnsi="Times"/>
+        </w:rPr>
+        <w:t>.</w:t>
+      </w:r>
+    </w:p>
+    <w:p>
+      <w:pPr>
+        <w:jc w:val="both"/>
+        <w:rPr>
+          <w:rFonts w:ascii="Times" w:hAnsi="Times"/>
+        </w:rPr>
+      </w:pPr>
+      <w:r>
+        <w:rPr>
+          <w:rFonts w:ascii="Times" w:hAnsi="Times"/>
+        </w:rPr>
+        <w:t>RECOMMENDATIONS</w:t>
+      </w:r>
+    </w:p>
+    <w:p>
+      <w:pPr>
+        <w:jc w:val="both"/>
+        <w:rPr>
+          <w:rFonts w:ascii="Times" w:hAnsi="Times"/>
+        </w:rPr>
+      </w:pPr>
+      <w:r>
+        <w:rPr>
+          <w:rFonts w:ascii="Times" w:hAnsi="Times"/>
+        </w:rPr>
+        <w:t>1. Strengthen Repayment Monitoring: Pay closer attention to late loans by monitoring repayment progress and introducing early follow-up measures to encourage customers to meet their repayment obligations.</w:t>
+      </w:r>
+    </w:p>
+    <w:p>
+      <w:pPr>
+        <w:jc w:val="both"/>
+        <w:rPr>
+          <w:rFonts w:ascii="Times" w:hAnsi="Times"/>
+        </w:rPr>
+      </w:pPr>
+      <w:r>
+        <w:rPr>
+          <w:rFonts w:ascii="Times" w:hAnsi="Times"/>
+        </w:rPr>
+        <w:t xml:space="preserve">2. </w:t>
+      </w:r>
+      <w:proofErr w:type="spellStart"/>
+      <w:r>
+        <w:rPr>
+          <w:rFonts w:ascii="Times" w:hAnsi="Times"/>
+        </w:rPr>
+        <w:t>Prioritise</w:t>
+      </w:r>
+      <w:proofErr w:type="spellEnd"/>
+      <w:r>
+        <w:rPr>
+          <w:rFonts w:ascii="Times" w:hAnsi="Times"/>
+        </w:rPr>
+        <w:t xml:space="preserve"> Loan Recovery: Strengthen recovery efforts for defaulted loans, particularly given the approximately 178.52 million outstanding in this category.</w:t>
+      </w:r>
+    </w:p>
+    <w:p>
+      <w:pPr>
+        <w:jc w:val="both"/>
+        <w:rPr>
+          <w:rFonts w:ascii="Times" w:hAnsi="Times"/>
+        </w:rPr>
+      </w:pPr>
+      <w:r>
+        <w:rPr>
+          <w:rFonts w:ascii="Times" w:hAnsi="Times"/>
+        </w:rPr>
+        <w:t>3. Improve Loan Approval Processes: Review customer credit assessments and repayment capacity before approving loans, particularly where customers have existing borrowing obligations.</w:t>
+      </w:r>
+    </w:p>
+    <w:p>
+      <w:pPr>
+        <w:jc w:val="both"/>
+        <w:rPr>
+          <w:rFonts w:ascii="Times" w:hAnsi="Times"/>
+        </w:rPr>
+      </w:pPr>
+      <w:r>
+        <w:rPr>
+          <w:rFonts w:ascii="Times" w:hAnsi="Times"/>
+        </w:rPr>
+        <w:t>4. Monitor Active Loans: Continue monitoring active loan accounts to encourage timely repayments and identify potential repayment difficulties early.</w:t>
+      </w:r>
+    </w:p>
+    <w:p>
+      <w:pPr>
+        <w:jc w:val="both"/>
+        <w:rPr>
+          <w:rFonts w:ascii="Times" w:hAnsi="Times"/>
+        </w:rPr>
+      </w:pPr>
+      <w:r>
+        <w:rPr>
+          <w:rFonts w:ascii="Times" w:hAnsi="Times"/>
+        </w:rPr>
+        <w:t>5. Review Lending Terms: Examine the factors influencing the different interest rates and repayment periods to understand how lending terms are determined across the portfolio.</w:t>
+      </w:r>
+    </w:p>
+    <w:p>
+      <w:pPr>
+        <w:jc w:val="both"/>
+        <w:rPr>
+          <w:rFonts w:ascii="Times" w:hAnsi="Times"/>
+        </w:rPr>
+      </w:pPr>
+    </w:p>
+    <w:p>
+      <w:pPr>
+        <w:jc w:val="both"/>
+        <w:rPr>
+          <w:rFonts w:ascii="Times" w:hAnsi="Times"/>
+        </w:rPr>
+      </w:pPr>
+      <w:r>
+        <w:rPr>
+          <w:rFonts w:ascii="Times" w:hAnsi="Times"/>
         </w:rPr>
         <w:lastRenderedPageBreak/>
-        <w:t>Q4. Sizes of Loans Issued to Customers</w:t>
-      </w:r>
-    </w:p>
-    <w:p>
-      <w:pPr>
-        <w:jc w:val="both"/>
-      </w:pPr>
-      <w:r>
-        <w:rPr>
-          <w:b/>
-          <w:bCs/>
-        </w:rPr>
-        <w:t>Findings</w:t>
-      </w:r>
-    </w:p>
-    <w:p>
-      <w:pPr>
-        <w:jc w:val="both"/>
-      </w:pPr>
-      <w:r>
-        <w:t>The bank issues loans ranging from ₦50,000 to ₦2 million, with an average loan amount of approximately ₦581,963.</w:t>
-      </w:r>
-    </w:p>
-    <w:p>
-      <w:pPr>
-        <w:jc w:val="both"/>
-      </w:pPr>
-      <w:r>
-        <w:rPr>
-          <w:b/>
-          <w:bCs/>
-        </w:rPr>
-        <w:t>Business Insights</w:t>
-      </w:r>
-    </w:p>
-    <w:p>
-      <w:pPr>
-        <w:jc w:val="both"/>
-      </w:pPr>
-      <w:r>
-        <w:t>The bank offers loans of different sizes, showing that customers receive varying amounts based on their borrowing needs and eligibility.</w:t>
-      </w:r>
-    </w:p>
-    <w:p>
-      <w:pPr>
-        <w:jc w:val="both"/>
-      </w:pPr>
-      <w:r>
-        <w:t>The average loan amount of approximately ₦581,963 provides an indication of the typical loan size across the portfolio.</w:t>
-      </w:r>
-    </w:p>
-    <w:p>
-      <w:pPr>
-        <w:jc w:val="both"/>
-        <w:rPr>
-          <w:b/>
-          <w:bCs/>
-        </w:rPr>
-      </w:pPr>
-      <w:r>
-        <w:rPr>
-          <w:b/>
-          <w:bCs/>
-        </w:rPr>
-        <w:t>Q5. Interest Rates and Repayment Terms</w:t>
-      </w:r>
-    </w:p>
-    <w:p>
-      <w:pPr>
-        <w:jc w:val="both"/>
-      </w:pPr>
-      <w:r>
-        <w:rPr>
-          <w:b/>
-          <w:bCs/>
-        </w:rPr>
-        <w:t>Findings</w:t>
-      </w:r>
-    </w:p>
-    <w:p>
-      <w:pPr>
-        <w:jc w:val="both"/>
-      </w:pPr>
-      <w:r>
-        <w:t>The bank charges annual interest rates ranging from 10% to 24%, with an average interest rate of approximately 17.03%.</w:t>
-      </w:r>
-    </w:p>
-    <w:p>
-      <w:pPr>
-        <w:jc w:val="both"/>
-      </w:pPr>
-      <w:r>
-        <w:t>Repayment periods range from 3 to 36 months, with an average repayment period of approximately 15 months.</w:t>
-      </w:r>
-    </w:p>
-    <w:p>
-      <w:pPr>
-        <w:jc w:val="both"/>
-      </w:pPr>
-      <w:r>
-        <w:rPr>
-          <w:b/>
-          <w:bCs/>
-        </w:rPr>
-        <w:t>Business Insights</w:t>
-      </w:r>
-    </w:p>
-    <w:p>
-      <w:pPr>
-        <w:jc w:val="both"/>
-      </w:pPr>
-      <w:r>
-        <w:t>The differences in interest rates show that customers are charged varying borrowing costs. However, the factors determining these differences require further investigation.</w:t>
-      </w:r>
-    </w:p>
-    <w:p>
-      <w:pPr>
-        <w:jc w:val="both"/>
-      </w:pPr>
-      <w:r>
-        <w:t>Repayment periods also vary, giving customers different timelines within which to repay their loans.</w:t>
-      </w:r>
-    </w:p>
-    <w:p>
-      <w:pPr>
-        <w:jc w:val="both"/>
-      </w:pPr>
-      <w:r>
-        <w:t>Overall, the bank provides different lending terms through varying interest rates and repayment periods.</w:t>
-      </w:r>
-    </w:p>
-    <w:p>
-      <w:pPr>
-        <w:jc w:val="both"/>
-        <w:rPr>
-          <w:b/>
-          <w:bCs/>
-        </w:rPr>
-      </w:pPr>
-      <w:r>
-        <w:rPr>
-          <w:b/>
-          <w:bCs/>
-        </w:rPr>
-        <w:t>Recommendations</w:t>
+        <w:t>CONCLUSION</w:t>
+      </w:r>
+    </w:p>
+    <w:p>
+      <w:pPr>
+        <w:jc w:val="both"/>
+        <w:rPr>
+          <w:rFonts w:ascii="Times" w:hAnsi="Times"/>
+        </w:rPr>
+      </w:pPr>
+      <w:r>
+        <w:rPr>
+          <w:rFonts w:ascii="Times" w:hAnsi="Times"/>
+        </w:rPr>
+        <w:t>The analysis shows that the bank has a sizeable loan portfolio valued at approximately 2.33 billion across 4,000 loan accounts. While 25.23% of the loans have been fully repaid, 32.38% are classified as late or defaulted, with approximately 489.38 million remaining outstanding across these two categories.</w:t>
+      </w:r>
+    </w:p>
+    <w:p>
+      <w:pPr>
+        <w:jc w:val="both"/>
+        <w:rPr>
+          <w:rFonts w:ascii="Times" w:hAnsi="Times"/>
+        </w:rPr>
+      </w:pPr>
+      <w:r>
+        <w:rPr>
+          <w:rFonts w:ascii="Times" w:hAnsi="Times"/>
+        </w:rPr>
+        <w:t xml:space="preserve">Although the bank has recorded completed loan repayments, the level of late and defaulted loans highlights the importance of strengthening repayment monitoring, improving loan approval processes and </w:t>
+      </w:r>
+      <w:proofErr w:type="spellStart"/>
+      <w:r>
+        <w:rPr>
+          <w:rFonts w:ascii="Times" w:hAnsi="Times"/>
+        </w:rPr>
+        <w:t>prioritising</w:t>
+      </w:r>
+      <w:proofErr w:type="spellEnd"/>
+      <w:r>
+        <w:rPr>
+          <w:rFonts w:ascii="Times" w:hAnsi="Times"/>
+        </w:rPr>
+        <w:t xml:space="preserve"> recovery efforts.</w:t>
+      </w:r>
+    </w:p>
+    <w:p>
+      <w:pPr>
+        <w:jc w:val="both"/>
+        <w:rPr>
+          <w:rFonts w:ascii="Times" w:hAnsi="Times"/>
+        </w:rPr>
+      </w:pPr>
+      <w:r>
+        <w:rPr>
+          <w:rFonts w:ascii="Times" w:hAnsi="Times"/>
+        </w:rPr>
+        <w:t>Overall, management should pay particular attention to repayment performance to support better loan portfolio management and reduce outstanding balances.</w:t>
+      </w:r>
+    </w:p>
+    <w:p>
+      <w:pPr>
+        <w:jc w:val="both"/>
+        <w:rPr>
+          <w:rFonts w:ascii="Times" w:hAnsi="Times"/>
+        </w:rPr>
+      </w:pPr>
+    </w:p>
+    <w:p>
+      <w:pPr>
+        <w:jc w:val="both"/>
+        <w:rPr>
+          <w:rFonts w:ascii="Times" w:hAnsi="Times"/>
+        </w:rPr>
+      </w:pPr>
+      <w:r>
+        <w:rPr>
+          <w:rFonts w:ascii="Times" w:hAnsi="Times"/>
+        </w:rPr>
+        <w:pict w14:anchorId="4A809DBD">
+          <v:rect id="_x0000_i1025" style="width:0;height:1.5pt" o:hralign="center" o:hrstd="t" o:hr="t" fillcolor="#a0a0a0" stroked="f"/>
+        </w:pict>
+      </w:r>
+    </w:p>
+    <w:p>
+      <w:pPr>
+        <w:jc w:val="both"/>
+        <w:rPr>
+          <w:rFonts w:ascii="Times" w:hAnsi="Times"/>
+        </w:rPr>
+      </w:pPr>
+    </w:p>
+    <w:p>
+      <w:pPr>
+        <w:jc w:val="center"/>
+        <w:rPr>
+          <w:rFonts w:ascii="Times" w:hAnsi="Times"/>
+        </w:rPr>
+      </w:pPr>
+      <w:r>
+        <w:rPr>
+          <w:rFonts w:ascii="Times" w:hAnsi="Times"/>
+        </w:rPr>
+        <w:t>AREA 2: CUSTOMER BORROWING BEHAVIOUR</w:t>
+      </w:r>
+    </w:p>
+    <w:p>
+      <w:pPr>
+        <w:jc w:val="both"/>
+        <w:rPr>
+          <w:rFonts w:ascii="Times" w:hAnsi="Times"/>
+        </w:rPr>
+      </w:pPr>
+      <w:r>
+        <w:rPr>
+          <w:rFonts w:ascii="Times" w:hAnsi="Times"/>
+        </w:rPr>
+        <w:t>EXECUTIVE SUMMARY</w:t>
+      </w:r>
+    </w:p>
+    <w:p>
+      <w:pPr>
+        <w:jc w:val="both"/>
+        <w:rPr>
+          <w:rFonts w:ascii="Times" w:hAnsi="Times"/>
+        </w:rPr>
+      </w:pPr>
+      <w:r>
+        <w:rPr>
+          <w:rFonts w:ascii="Times" w:hAnsi="Times"/>
+        </w:rPr>
+        <w:t>The bank has 2,000 customers, of whom 1,718 (85.90%) have borrowed, while 282 (14.10%) have never borrowed. Repeat borrowing is common, with 1,194 customers (69.50% of borrowers) taking more than one loan.</w:t>
+      </w:r>
+    </w:p>
+    <w:p>
+      <w:pPr>
+        <w:jc w:val="both"/>
+        <w:rPr>
+          <w:rFonts w:ascii="Times" w:hAnsi="Times"/>
+        </w:rPr>
+      </w:pPr>
+      <w:r>
+        <w:rPr>
+          <w:rFonts w:ascii="Times" w:hAnsi="Times"/>
+        </w:rPr>
+        <w:t>The bank has disbursed 2.33 billion across 4,000 loans. Although lending is spread across many customers, outstanding exposure is concentrated among customers in the Very High exposure category.</w:t>
+      </w:r>
+    </w:p>
+    <w:p>
+      <w:pPr>
+        <w:jc w:val="both"/>
+        <w:rPr>
+          <w:rFonts w:ascii="Times" w:hAnsi="Times"/>
+        </w:rPr>
+      </w:pPr>
+      <w:r>
+        <w:rPr>
+          <w:rFonts w:ascii="Times" w:hAnsi="Times"/>
+        </w:rPr>
+        <w:t>KEY FINDINGS</w:t>
+      </w:r>
+    </w:p>
+    <w:p>
+      <w:pPr>
+        <w:jc w:val="both"/>
+        <w:rPr>
+          <w:rFonts w:ascii="Times" w:hAnsi="Times"/>
+        </w:rPr>
+      </w:pPr>
+      <w:r>
+        <w:rPr>
+          <w:rFonts w:ascii="Times" w:hAnsi="Times"/>
+        </w:rPr>
+        <w:t>1. Customer participation: 1,718 customers have borrowed, while 282 have never borrowed.</w:t>
+      </w:r>
+    </w:p>
+    <w:p>
+      <w:pPr>
+        <w:jc w:val="both"/>
+        <w:rPr>
+          <w:rFonts w:ascii="Times" w:hAnsi="Times"/>
+        </w:rPr>
+      </w:pPr>
+      <w:r>
+        <w:rPr>
+          <w:rFonts w:ascii="Times" w:hAnsi="Times"/>
+        </w:rPr>
+        <w:t>2. Borrowing frequency: Customers took an average of 2.33 loans each. A total of 1,085 customers (63.15%) borrowed once or twice.</w:t>
+      </w:r>
+    </w:p>
+    <w:p>
+      <w:pPr>
+        <w:jc w:val="both"/>
+        <w:rPr>
+          <w:rFonts w:ascii="Times" w:hAnsi="Times"/>
+        </w:rPr>
+      </w:pPr>
+      <w:r>
+        <w:rPr>
+          <w:rFonts w:ascii="Times" w:hAnsi="Times"/>
+        </w:rPr>
+        <w:t>3. Repeat borrowing: 1,194 customers (69.50%) borrowed multiple times, compared with 524 (30.50%) who borrowed only once.</w:t>
+      </w:r>
+    </w:p>
+    <w:p>
+      <w:pPr>
+        <w:jc w:val="both"/>
+        <w:rPr>
+          <w:rFonts w:ascii="Times" w:hAnsi="Times"/>
+        </w:rPr>
+      </w:pPr>
+      <w:r>
+        <w:rPr>
+          <w:rFonts w:ascii="Times" w:hAnsi="Times"/>
+        </w:rPr>
+        <w:t>4. Loan amounts: Total disbursement stands at 2.33 billion. The average loan is 581,963, with amounts ranging from 50,000 to ₦2 million.</w:t>
+      </w:r>
+    </w:p>
+    <w:p>
+      <w:pPr>
+        <w:jc w:val="both"/>
+        <w:rPr>
+          <w:rFonts w:ascii="Times" w:hAnsi="Times"/>
+        </w:rPr>
+      </w:pPr>
+      <w:r>
+        <w:rPr>
+          <w:rFonts w:ascii="Times" w:hAnsi="Times"/>
+        </w:rPr>
+        <w:t>5. State and employment distribution: Lagos recorded the highest loan activity, while the public sector category had the highest total loan value among employment groups.</w:t>
+      </w:r>
+    </w:p>
+    <w:p>
+      <w:pPr>
+        <w:jc w:val="both"/>
+        <w:rPr>
+          <w:rFonts w:ascii="Times" w:hAnsi="Times"/>
+        </w:rPr>
+      </w:pPr>
+      <w:r>
+        <w:rPr>
+          <w:rFonts w:ascii="Times" w:hAnsi="Times"/>
+        </w:rPr>
+        <w:lastRenderedPageBreak/>
+        <w:t>6. Loan concentration: The top 50 borrowers account for 244.7 million (10.51%) of total disbursement, showing that lending is spread across the customer base.</w:t>
+      </w:r>
+    </w:p>
+    <w:p>
+      <w:pPr>
+        <w:jc w:val="both"/>
+        <w:rPr>
+          <w:rFonts w:ascii="Times" w:hAnsi="Times"/>
+        </w:rPr>
+      </w:pPr>
+      <w:r>
+        <w:rPr>
+          <w:rFonts w:ascii="Times" w:hAnsi="Times"/>
+        </w:rPr>
+        <w:t>7. Customer exposure: The Very High exposure category contains 421 customers (24.51%), with outstanding balances of approximately 711.49 million.</w:t>
+      </w:r>
+    </w:p>
+    <w:p>
+      <w:pPr>
+        <w:jc w:val="both"/>
+        <w:rPr>
+          <w:rFonts w:ascii="Times" w:hAnsi="Times"/>
+        </w:rPr>
+      </w:pPr>
+      <w:r>
+        <w:rPr>
+          <w:rFonts w:ascii="Times" w:hAnsi="Times"/>
+        </w:rPr>
+        <w:t>BUSINESS INSIGHTS</w:t>
+      </w:r>
+    </w:p>
+    <w:p>
+      <w:pPr>
+        <w:jc w:val="both"/>
+        <w:rPr>
+          <w:rFonts w:ascii="Times" w:hAnsi="Times"/>
+        </w:rPr>
+      </w:pPr>
+      <w:r>
+        <w:rPr>
+          <w:rFonts w:ascii="Times" w:hAnsi="Times"/>
+        </w:rPr>
+        <w:t>1. The high borrowing participation suggests that the bank has an established customer borrowing base, while the 282 non-borrowers represent an opportunity for further customer engagement.</w:t>
+      </w:r>
+    </w:p>
+    <w:p>
+      <w:pPr>
+        <w:jc w:val="both"/>
+        <w:rPr>
+          <w:rFonts w:ascii="Times" w:hAnsi="Times"/>
+        </w:rPr>
+      </w:pPr>
+      <w:r>
+        <w:rPr>
+          <w:rFonts w:ascii="Times" w:hAnsi="Times"/>
+        </w:rPr>
+        <w:t>2. Repeat borrowing is common, but borrowing frequency alone does not prove customer satisfaction or loyalty.</w:t>
+      </w:r>
+    </w:p>
+    <w:p>
+      <w:pPr>
+        <w:jc w:val="both"/>
+        <w:rPr>
+          <w:rFonts w:ascii="Times" w:hAnsi="Times"/>
+        </w:rPr>
+      </w:pPr>
+      <w:r>
+        <w:rPr>
+          <w:rFonts w:ascii="Times" w:hAnsi="Times"/>
+        </w:rPr>
+        <w:t>3. Lending activity varies across states and employment groups, which may help management understand where its loan business is concentrated.</w:t>
+      </w:r>
+    </w:p>
+    <w:p>
+      <w:pPr>
+        <w:jc w:val="both"/>
+        <w:rPr>
+          <w:rFonts w:ascii="Times" w:hAnsi="Times"/>
+        </w:rPr>
+      </w:pPr>
+      <w:r>
+        <w:rPr>
+          <w:rFonts w:ascii="Times" w:hAnsi="Times"/>
+        </w:rPr>
+        <w:t>4. Although disbursements are widely distributed, the Very High exposure group carries a significant share of outstanding balances. This requires closer monitoring.</w:t>
+      </w:r>
+    </w:p>
+    <w:p>
+      <w:pPr>
+        <w:jc w:val="both"/>
+        <w:rPr>
+          <w:rFonts w:ascii="Times" w:hAnsi="Times"/>
+        </w:rPr>
+      </w:pPr>
+    </w:p>
+    <w:p>
+      <w:pPr>
+        <w:jc w:val="both"/>
+        <w:rPr>
+          <w:rFonts w:ascii="Times" w:hAnsi="Times"/>
+        </w:rPr>
+      </w:pPr>
+      <w:r>
+        <w:rPr>
+          <w:rFonts w:ascii="Times" w:hAnsi="Times"/>
+        </w:rPr>
+        <w:t>RECOMMENDATIONS</w:t>
+      </w:r>
+    </w:p>
+    <w:p>
+      <w:pPr>
+        <w:jc w:val="both"/>
+        <w:rPr>
+          <w:rFonts w:ascii="Times" w:hAnsi="Times"/>
+        </w:rPr>
+      </w:pPr>
+      <w:r>
+        <w:rPr>
+          <w:rFonts w:ascii="Times" w:hAnsi="Times"/>
+        </w:rPr>
+        <w:t>1. Monitor high-exposure customers: Regularly review the repayment records, loan status and repayment capacity of the 421 customers in the Very High category.</w:t>
+      </w:r>
+    </w:p>
+    <w:p>
+      <w:pPr>
+        <w:jc w:val="both"/>
+        <w:rPr>
+          <w:rFonts w:ascii="Times" w:hAnsi="Times"/>
+        </w:rPr>
+      </w:pPr>
+      <w:r>
+        <w:rPr>
+          <w:rFonts w:ascii="Times" w:hAnsi="Times"/>
+        </w:rPr>
+        <w:t>2. Promote responsible repeat borrowing: Assess existing obligations and affordability before approving additional loans.</w:t>
+      </w:r>
+    </w:p>
+    <w:p>
+      <w:pPr>
+        <w:jc w:val="both"/>
+        <w:rPr>
+          <w:rFonts w:ascii="Times" w:hAnsi="Times"/>
+        </w:rPr>
+      </w:pPr>
+      <w:r>
+        <w:rPr>
+          <w:rFonts w:ascii="Times" w:hAnsi="Times"/>
+        </w:rPr>
+        <w:t>3. Engage non-borrowers: Understand why the 282 customers have not borrowed and identify suitable opportunities to introduce relevant loan products.</w:t>
+      </w:r>
+    </w:p>
+    <w:p>
+      <w:pPr>
+        <w:jc w:val="both"/>
+        <w:rPr>
+          <w:rFonts w:ascii="Times" w:hAnsi="Times"/>
+        </w:rPr>
+      </w:pPr>
+      <w:r>
+        <w:rPr>
+          <w:rFonts w:ascii="Times" w:hAnsi="Times"/>
+        </w:rPr>
+        <w:t>4. Maintain portfolio balance: Continue monitoring lending concentration across states, employment groups and individual customers.</w:t>
+      </w:r>
+    </w:p>
+    <w:p>
+      <w:pPr>
+        <w:jc w:val="both"/>
+        <w:rPr>
+          <w:rFonts w:ascii="Times" w:hAnsi="Times"/>
+        </w:rPr>
+      </w:pPr>
+    </w:p>
+    <w:p>
+      <w:pPr>
+        <w:jc w:val="both"/>
+        <w:rPr>
+          <w:rFonts w:ascii="Times" w:hAnsi="Times"/>
+        </w:rPr>
+      </w:pPr>
+      <w:r>
+        <w:rPr>
+          <w:rFonts w:ascii="Times" w:hAnsi="Times"/>
+        </w:rPr>
+        <w:t>CONCLUSION</w:t>
+      </w:r>
+    </w:p>
+    <w:p>
+      <w:pPr>
+        <w:jc w:val="both"/>
+        <w:rPr>
+          <w:rFonts w:ascii="Times" w:hAnsi="Times"/>
+        </w:rPr>
+      </w:pPr>
+      <w:r>
+        <w:rPr>
+          <w:rFonts w:ascii="Times" w:hAnsi="Times"/>
+        </w:rPr>
+        <w:t>The bank has a strong borrowing customer base, with repeat borrowing forming a significant part of its lending activity. Disbursements are broadly distributed, but the high outstanding exposure among Very High category customers requires attention. Responsible lending and regular exposure monitoring will help support a healthier loan portfolio.</w:t>
+      </w:r>
+    </w:p>
+    <w:p>
+      <w:pPr>
+        <w:jc w:val="both"/>
+        <w:rPr>
+          <w:rFonts w:ascii="Times" w:hAnsi="Times"/>
+        </w:rPr>
+      </w:pPr>
+      <w:r>
+        <w:rPr>
+          <w:rFonts w:ascii="Times" w:hAnsi="Times"/>
+        </w:rPr>
+        <w:pict w14:anchorId="43302637">
+          <v:rect id="_x0000_i1037" style="width:0;height:1.5pt" o:hralign="center" o:bullet="t" o:hrstd="t" o:hr="t" fillcolor="#a0a0a0" stroked="f"/>
+        </w:pict>
+      </w:r>
+    </w:p>
+    <w:p>
+      <w:pPr>
+        <w:jc w:val="center"/>
+        <w:rPr>
+          <w:rFonts w:ascii="Times" w:hAnsi="Times"/>
+        </w:rPr>
+      </w:pPr>
+    </w:p>
+    <w:p>
+      <w:pPr>
+        <w:jc w:val="center"/>
+        <w:rPr>
+          <w:rFonts w:ascii="Times" w:hAnsi="Times"/>
+        </w:rPr>
+      </w:pPr>
+      <w:r>
+        <w:rPr>
+          <w:rFonts w:ascii="Times" w:hAnsi="Times"/>
+        </w:rPr>
+        <w:lastRenderedPageBreak/>
+        <w:t xml:space="preserve">AREA 3: LOAN REPAYMENT PERFORMANCE </w:t>
+      </w:r>
+      <w:r>
+        <w:rPr>
+          <w:rFonts w:ascii="Times" w:hAnsi="Times"/>
+        </w:rPr>
+        <w:t xml:space="preserve">AND BRANCH </w:t>
+      </w:r>
+      <w:r>
+        <w:rPr>
+          <w:rFonts w:ascii="Times" w:hAnsi="Times"/>
+        </w:rPr>
+        <w:t>ANALYSIS</w:t>
+      </w:r>
+    </w:p>
+    <w:p>
+      <w:pPr>
+        <w:jc w:val="both"/>
+        <w:rPr>
+          <w:rFonts w:ascii="Times" w:hAnsi="Times"/>
+        </w:rPr>
+      </w:pPr>
+      <w:r>
+        <w:rPr>
+          <w:rFonts w:ascii="Times" w:hAnsi="Times"/>
+        </w:rPr>
+        <w:t>EXECUTIVE SUMMARY</w:t>
+      </w:r>
+    </w:p>
+    <w:p>
+      <w:pPr>
+        <w:jc w:val="both"/>
+        <w:rPr>
+          <w:rFonts w:ascii="Times" w:hAnsi="Times"/>
+        </w:rPr>
+      </w:pPr>
+      <w:r>
+        <w:rPr>
+          <w:rFonts w:ascii="Times" w:hAnsi="Times"/>
+        </w:rPr>
+        <w:t>This analysis examines the bank's repayment collections, collection trends over time, loans without recorded repayments and branch performance.</w:t>
+      </w:r>
+    </w:p>
+    <w:p>
+      <w:pPr>
+        <w:jc w:val="both"/>
+        <w:rPr>
+          <w:rFonts w:ascii="Times" w:hAnsi="Times"/>
+        </w:rPr>
+      </w:pPr>
+      <w:r>
+        <w:rPr>
+          <w:rFonts w:ascii="Times" w:hAnsi="Times"/>
+        </w:rPr>
+        <w:t>The bank has disbursed approximately 2.33 billion and collected 1.19 billion through 12,000 repayment transactions. This represents 51.33% of total disbursements.</w:t>
+      </w:r>
+    </w:p>
+    <w:p>
+      <w:pPr>
+        <w:jc w:val="both"/>
+        <w:rPr>
+          <w:rFonts w:ascii="Times" w:hAnsi="Times"/>
+        </w:rPr>
+      </w:pPr>
+      <w:r>
+        <w:rPr>
+          <w:rFonts w:ascii="Times" w:hAnsi="Times"/>
+        </w:rPr>
+        <w:t>Collections increased from 348.90 million in 2023 to 717.55 million in 2024. However, collections for January to July 2025 amounted to 128.45 million, showing a significant decline compared with previous periods.</w:t>
+      </w:r>
+    </w:p>
+    <w:p>
+      <w:pPr>
+        <w:jc w:val="both"/>
+        <w:rPr>
+          <w:rFonts w:ascii="Times" w:hAnsi="Times"/>
+        </w:rPr>
+      </w:pPr>
+      <w:r>
+        <w:rPr>
+          <w:rFonts w:ascii="Times" w:hAnsi="Times"/>
+        </w:rPr>
+        <w:t>The analysis also identified 131 loans without recorded repayments, while branch results revealed differences in disbursement and collection amounts.</w:t>
+      </w:r>
+    </w:p>
+    <w:p>
+      <w:pPr>
+        <w:jc w:val="both"/>
+        <w:rPr>
+          <w:rFonts w:ascii="Times" w:hAnsi="Times"/>
+        </w:rPr>
+      </w:pPr>
+      <w:r>
+        <w:rPr>
+          <w:rFonts w:ascii="Times" w:hAnsi="Times"/>
+        </w:rPr>
+        <w:t>KEY FINDINGS</w:t>
+      </w:r>
+    </w:p>
+    <w:p>
+      <w:pPr>
+        <w:jc w:val="both"/>
+        <w:rPr>
+          <w:rFonts w:ascii="Times" w:hAnsi="Times"/>
+        </w:rPr>
+      </w:pPr>
+      <w:r>
+        <w:rPr>
+          <w:rFonts w:ascii="Times" w:hAnsi="Times"/>
+        </w:rPr>
+        <w:t>1. Overall collections: The bank collected 1,194,898,950 through 12,000 transactions, with an average repayment of 99,575 per transaction. This represents 51.33% of total disbursements.</w:t>
+      </w:r>
+    </w:p>
+    <w:p>
+      <w:pPr>
+        <w:jc w:val="both"/>
+        <w:rPr>
+          <w:rFonts w:ascii="Times" w:hAnsi="Times"/>
+        </w:rPr>
+      </w:pPr>
+      <w:r>
+        <w:rPr>
+          <w:rFonts w:ascii="Times" w:hAnsi="Times"/>
+        </w:rPr>
+        <w:t xml:space="preserve">2. Yearly repayment trends: Collections increased from 348.90 million in 2023 to 717.55 million in 2024. From January to July 2025, collections </w:t>
+      </w:r>
+      <w:proofErr w:type="spellStart"/>
+      <w:r>
+        <w:rPr>
+          <w:rFonts w:ascii="Times" w:hAnsi="Times"/>
+        </w:rPr>
+        <w:t>totalled</w:t>
+      </w:r>
+      <w:proofErr w:type="spellEnd"/>
+      <w:r>
+        <w:rPr>
+          <w:rFonts w:ascii="Times" w:hAnsi="Times"/>
+        </w:rPr>
+        <w:t xml:space="preserve"> 128.45 million.</w:t>
+      </w:r>
+    </w:p>
+    <w:p>
+      <w:pPr>
+        <w:jc w:val="both"/>
+        <w:rPr>
+          <w:rFonts w:ascii="Times" w:hAnsi="Times"/>
+        </w:rPr>
+      </w:pPr>
+      <w:r>
+        <w:rPr>
+          <w:rFonts w:ascii="Times" w:hAnsi="Times"/>
+        </w:rPr>
+        <w:t>3. Monthly performance: July 2024 recorded the highest monthly collection at 76.32 million, supported by 678 repayment transactions. In 2025, collections declined from 55.23 million in January to just 1,567 in July.</w:t>
+      </w:r>
+    </w:p>
+    <w:p>
+      <w:pPr>
+        <w:jc w:val="both"/>
+        <w:rPr>
+          <w:rFonts w:ascii="Times" w:hAnsi="Times"/>
+        </w:rPr>
+      </w:pPr>
+      <w:r>
+        <w:rPr>
+          <w:rFonts w:ascii="Times" w:hAnsi="Times"/>
+        </w:rPr>
+        <w:t xml:space="preserve">4. Loans without repayments: A total of 131 loans (3.3% of all loans) </w:t>
+      </w:r>
+      <w:proofErr w:type="gramStart"/>
+      <w:r>
+        <w:rPr>
+          <w:rFonts w:ascii="Times" w:hAnsi="Times"/>
+        </w:rPr>
+        <w:t>have</w:t>
+      </w:r>
+      <w:proofErr w:type="gramEnd"/>
+      <w:r>
+        <w:rPr>
+          <w:rFonts w:ascii="Times" w:hAnsi="Times"/>
+        </w:rPr>
+        <w:t xml:space="preserve"> no recorded repayments. These loans have a combined value of 75.18 million:</w:t>
       </w:r>
     </w:p>
     <w:p>
       <w:pPr>
         <w:numPr>
           <w:ilvl w:val="0"/>
-          <w:numId w:val="16"/>
+          <w:numId w:val="19"/>
         </w:numPr>
         <w:jc w:val="both"/>
-      </w:pPr>
-      <w:r>
-        <w:rPr>
-          <w:b/>
-          <w:bCs/>
-        </w:rPr>
-        <w:t>Investigate Repayment Challenges:</w:t>
-      </w:r>
-      <w:r>
-        <w:t xml:space="preserve"> Examine why customers are struggling to meet their repayment obligations, including whether their loan amounts are appropriate for their repayment capacity.</w:t>
+        <w:rPr>
+          <w:rFonts w:ascii="Times" w:hAnsi="Times"/>
+        </w:rPr>
+      </w:pPr>
+      <w:r>
+        <w:rPr>
+          <w:rFonts w:ascii="Times" w:hAnsi="Times"/>
+        </w:rPr>
+        <w:t>Active: 70 loans worth 39.68 million.</w:t>
       </w:r>
     </w:p>
     <w:p>
       <w:pPr>
         <w:numPr>
           <w:ilvl w:val="0"/>
-          <w:numId w:val="16"/>
+          <w:numId w:val="19"/>
         </w:numPr>
         <w:jc w:val="both"/>
-      </w:pPr>
-      <w:r>
-        <w:rPr>
-          <w:b/>
-          <w:bCs/>
-        </w:rPr>
-        <w:t>Improve Loan Approval Processes:</w:t>
-      </w:r>
-      <w:r>
-        <w:t xml:space="preserve"> Review customers' credit assessments and previous repayment history before approving additional loans.</w:t>
+        <w:rPr>
+          <w:rFonts w:ascii="Times" w:hAnsi="Times"/>
+        </w:rPr>
+      </w:pPr>
+      <w:r>
+        <w:rPr>
+          <w:rFonts w:ascii="Times" w:hAnsi="Times"/>
+        </w:rPr>
+        <w:t>Late: 40 loans worth 24.55 million.</w:t>
       </w:r>
     </w:p>
     <w:p>
       <w:pPr>
         <w:numPr>
           <w:ilvl w:val="0"/>
-          <w:numId w:val="16"/>
+          <w:numId w:val="19"/>
         </w:numPr>
         <w:jc w:val="both"/>
-      </w:pPr>
-      <w:r>
-        <w:rPr>
-          <w:b/>
-          <w:bCs/>
+        <w:rPr>
+          <w:rFonts w:ascii="Times" w:hAnsi="Times"/>
+        </w:rPr>
+      </w:pPr>
+      <w:r>
+        <w:rPr>
+          <w:rFonts w:ascii="Times" w:hAnsi="Times"/>
+        </w:rPr>
+        <w:t>Defaulted: 21 loans worth 10.95 million.</w:t>
+      </w:r>
+    </w:p>
+    <w:p>
+      <w:pPr>
+        <w:jc w:val="both"/>
+        <w:rPr>
+          <w:rFonts w:ascii="Times" w:hAnsi="Times"/>
+        </w:rPr>
+      </w:pPr>
+      <w:r>
+        <w:rPr>
+          <w:rFonts w:ascii="Times" w:hAnsi="Times"/>
+        </w:rPr>
+        <w:t>5. Branch performance: Ibadan North recorded the highest disbursement at 262.40 million, closely followed by Lagos Island at 262.25 million. Lagos Island recorded the highest total repayments at 142.40 million, followed by Ibadan North at 136.49 million.</w:t>
+      </w:r>
+    </w:p>
+    <w:p>
+      <w:pPr>
+        <w:jc w:val="both"/>
+        <w:rPr>
+          <w:rFonts w:ascii="Times" w:hAnsi="Times"/>
+          <w:sz w:val="10"/>
+          <w:szCs w:val="10"/>
+        </w:rPr>
+      </w:pPr>
+      <w:r>
+        <w:rPr>
+          <w:rFonts w:ascii="Times" w:hAnsi="Times"/>
+          <w:sz w:val="10"/>
+          <w:szCs w:val="10"/>
+        </w:rPr>
+        <w:t>[</w:t>
+      </w:r>
+    </w:p>
+    <w:p>
+      <w:pPr>
+        <w:jc w:val="both"/>
+        <w:rPr>
+          <w:rFonts w:ascii="Times" w:hAnsi="Times"/>
+        </w:rPr>
+      </w:pPr>
+      <w:r>
+        <w:rPr>
+          <w:rFonts w:ascii="Times" w:hAnsi="Times"/>
+        </w:rPr>
+        <w:t>BUSINESS INSIGHTS</w:t>
+      </w:r>
+    </w:p>
+    <w:p>
+      <w:pPr>
+        <w:jc w:val="both"/>
+        <w:rPr>
+          <w:rFonts w:ascii="Times" w:hAnsi="Times"/>
+        </w:rPr>
+      </w:pPr>
+      <w:r>
+        <w:rPr>
+          <w:rFonts w:ascii="Times" w:hAnsi="Times"/>
+        </w:rPr>
+        <w:t>1. The bank has collected just over half of its total disbursements. However, this overall figure does not establish whether individual customers are repaying according to schedule.</w:t>
+      </w:r>
+    </w:p>
+    <w:p>
+      <w:pPr>
+        <w:jc w:val="both"/>
+        <w:rPr>
+          <w:rFonts w:ascii="Times" w:hAnsi="Times"/>
+        </w:rPr>
+      </w:pPr>
+      <w:r>
+        <w:rPr>
+          <w:rFonts w:ascii="Times" w:hAnsi="Times"/>
         </w:rPr>
         <w:lastRenderedPageBreak/>
-        <w:t>Strengthen Repayment Monitoring:</w:t>
-      </w:r>
-      <w:r>
-        <w:t xml:space="preserve"> Monitor late payments closely and introduce early follow-up measures to encourage timely repayments and reduce the possibility of defaults.</w:t>
-      </w:r>
-    </w:p>
-    <w:p>
-      <w:pPr>
-        <w:numPr>
-          <w:ilvl w:val="0"/>
-          <w:numId w:val="16"/>
-        </w:numPr>
-        <w:jc w:val="both"/>
-      </w:pPr>
+        <w:t>2. The increase in collections between 2023 and 2024 indicates higher repayment activity. The sharp decline in the available 2025 figures requires further investigation.</w:t>
+      </w:r>
+    </w:p>
+    <w:p>
+      <w:pPr>
+        <w:jc w:val="both"/>
+        <w:rPr>
+          <w:rFonts w:ascii="Times" w:hAnsi="Times"/>
+        </w:rPr>
+      </w:pPr>
+      <w:r>
+        <w:rPr>
+          <w:rFonts w:ascii="Times" w:hAnsi="Times"/>
+        </w:rPr>
+        <w:t>3. The 131 loans without recorded repayments represent an area requiring attention, particularly the 61 loans classified as Late or Defaulted.</w:t>
+      </w:r>
+    </w:p>
+    <w:p>
+      <w:pPr>
+        <w:jc w:val="both"/>
+        <w:rPr>
+          <w:rFonts w:ascii="Times" w:hAnsi="Times"/>
+        </w:rPr>
+      </w:pPr>
+      <w:r>
+        <w:rPr>
+          <w:rFonts w:ascii="Times" w:hAnsi="Times"/>
+        </w:rPr>
+        <w:t>4. Differences in branch disbursements and collections provide management with an opportunity to compare branch performance and identify areas requiring closer monitoring.</w:t>
+      </w:r>
+    </w:p>
+    <w:p>
+      <w:pPr>
+        <w:jc w:val="both"/>
+        <w:rPr>
+          <w:rFonts w:ascii="Times" w:hAnsi="Times"/>
+        </w:rPr>
+      </w:pPr>
+      <w:r>
+        <w:rPr>
+          <w:rFonts w:ascii="Times" w:hAnsi="Times"/>
+        </w:rPr>
+        <w:t>5. Higher transaction volumes do not always mean higher total collections. Both transaction numbers and repayment amounts are important when assessing performance.</w:t>
+      </w:r>
+    </w:p>
+    <w:p>
+      <w:pPr>
+        <w:jc w:val="both"/>
+        <w:rPr>
+          <w:rFonts w:ascii="Times" w:hAnsi="Times"/>
+        </w:rPr>
+      </w:pPr>
+      <w:r>
+        <w:rPr>
+          <w:rFonts w:ascii="Times" w:hAnsi="Times"/>
+        </w:rPr>
+        <w:t>RECOMMENDATIONS</w:t>
+      </w:r>
+    </w:p>
+    <w:p>
+      <w:pPr>
+        <w:jc w:val="both"/>
+        <w:rPr>
+          <w:rFonts w:ascii="Times" w:hAnsi="Times"/>
+        </w:rPr>
+      </w:pPr>
+      <w:r>
+        <w:rPr>
+          <w:rFonts w:ascii="Times" w:hAnsi="Times"/>
+        </w:rPr>
+        <w:t>1. Monitor repayment collections: Track collection amounts and transaction volumes regularly to identify changes in repayment activity.</w:t>
+      </w:r>
+    </w:p>
+    <w:p>
+      <w:pPr>
+        <w:jc w:val="both"/>
+        <w:rPr>
+          <w:rFonts w:ascii="Times" w:hAnsi="Times"/>
+        </w:rPr>
+      </w:pPr>
+      <w:r>
+        <w:rPr>
+          <w:rFonts w:ascii="Times" w:hAnsi="Times"/>
+        </w:rPr>
+        <w:t>2. Investigate the 2025 decline: Establish whether the decline reflects reduced repayment activity, changes in the loan portfolio or incomplete records.</w:t>
+      </w:r>
+    </w:p>
+    <w:p>
+      <w:pPr>
+        <w:jc w:val="both"/>
+        <w:rPr>
+          <w:rFonts w:ascii="Times" w:hAnsi="Times"/>
+        </w:rPr>
+      </w:pPr>
+      <w:r>
+        <w:rPr>
+          <w:rFonts w:ascii="Times" w:hAnsi="Times"/>
+        </w:rPr>
+        <w:t xml:space="preserve">3. Follow up on loans without repayments: </w:t>
+      </w:r>
       <w:proofErr w:type="spellStart"/>
       <w:r>
         <w:rPr>
-          <w:b/>
-          <w:bCs/>
+          <w:rFonts w:ascii="Times" w:hAnsi="Times"/>
         </w:rPr>
         <w:t>Prioritise</w:t>
       </w:r>
       <w:proofErr w:type="spellEnd"/>
       <w:r>
         <w:rPr>
-          <w:b/>
-          <w:bCs/>
-        </w:rPr>
-        <w:t xml:space="preserve"> Loan Recovery:</w:t>
-      </w:r>
-      <w:r>
-        <w:t xml:space="preserve"> Focus on recovering outstanding balances from late and defaulted loans while continuing to monitor active accounts.</w:t>
-      </w:r>
-    </w:p>
-    <w:p>
-      <w:pPr>
-        <w:numPr>
-          <w:ilvl w:val="0"/>
-          <w:numId w:val="16"/>
-        </w:numPr>
-        <w:jc w:val="both"/>
-      </w:pPr>
-      <w:r>
-        <w:rPr>
-          <w:b/>
-          <w:bCs/>
-        </w:rPr>
-        <w:t>Review Lending Terms:</w:t>
-      </w:r>
-      <w:r>
-        <w:t xml:space="preserve"> Examine the factors influencing interest rates and repayment periods to ensure that lending terms remain appropriate for customers.</w:t>
-      </w:r>
-    </w:p>
-    <w:p>
-      <w:pPr>
-        <w:jc w:val="both"/>
-        <w:rPr>
-          <w:b/>
-          <w:bCs/>
-        </w:rPr>
-      </w:pPr>
-      <w:r>
-        <w:rPr>
-          <w:b/>
-          <w:bCs/>
-        </w:rPr>
-        <w:t>Conclusion</w:t>
-      </w:r>
-    </w:p>
-    <w:p>
-      <w:pPr>
-        <w:jc w:val="both"/>
-      </w:pPr>
-      <w:r>
-        <w:t>The bank has a sizeable loan portfolio, with approximately ₦2.33 billion disbursed across 4,000 loan accounts.</w:t>
-      </w:r>
-    </w:p>
-    <w:p>
-      <w:pPr>
-        <w:jc w:val="both"/>
-      </w:pPr>
-      <w:r>
-        <w:t>However, the analysis reveals repayment challenges, with 32.38% of loan accounts classified as late or defaulted and approximately ₦489.38 million remaining outstanding across these categories.</w:t>
-      </w:r>
-    </w:p>
-    <w:p>
-      <w:pPr>
-        <w:jc w:val="both"/>
-      </w:pPr>
-      <w:r>
-        <w:t>Strengthening loan approval processes, monitoring repayments and improving recovery efforts will help the bank manage its outstanding balances and maintain a healthier loan portfolio.</w:t>
-      </w:r>
-    </w:p>
-    <w:p>
-      <w:pPr>
-        <w:jc w:val="both"/>
-      </w:pPr>
-      <w:r>
-        <w:pict w14:anchorId="4A809DBD">
-          <v:rect id="_x0000_i1027" style="width:0;height:1.5pt" o:hralign="center" o:hrstd="t" o:hr="t" fillcolor="#a0a0a0" stroked="f"/>
-        </w:pict>
-      </w:r>
-    </w:p>
-    <w:p>
-      <w:pPr>
-        <w:jc w:val="both"/>
-        <w:rPr>
-          <w:b/>
-          <w:bCs/>
-        </w:rPr>
-      </w:pPr>
-    </w:p>
-    <w:p>
-      <w:pPr>
-        <w:jc w:val="center"/>
-        <w:rPr>
-          <w:b/>
-          <w:bCs/>
-        </w:rPr>
-      </w:pPr>
-      <w:r>
-        <w:rPr>
-          <w:b/>
-          <w:bCs/>
-        </w:rPr>
-        <w:t>AREA 2: CUSTOMER BORROWING BEHAVIOUR</w:t>
-      </w:r>
-    </w:p>
-    <w:p>
-      <w:pPr>
-        <w:jc w:val="both"/>
-        <w:rPr>
-          <w:b/>
-          <w:bCs/>
-        </w:rPr>
-      </w:pPr>
-      <w:r>
-        <w:rPr>
-          <w:b/>
-          <w:bCs/>
-        </w:rPr>
-        <w:t>Executive Summary</w:t>
-      </w:r>
-    </w:p>
-    <w:p>
-      <w:pPr>
-        <w:jc w:val="both"/>
-      </w:pPr>
-      <w:r>
-        <w:t>This analysis examined customer borrowing activity, repeat borrowing patterns, borrowing amounts and the concentration of outstanding loan exposure across the bank's customer base.</w:t>
-      </w:r>
-    </w:p>
-    <w:p>
-      <w:pPr>
-        <w:jc w:val="both"/>
-      </w:pPr>
-      <w:r>
-        <w:t>Out of 2,000 customers, 1,718 (85.90%) have borrowed from the bank, while 282 (14.10%) have never borrowed.</w:t>
-      </w:r>
-    </w:p>
-    <w:p>
-      <w:pPr>
-        <w:jc w:val="both"/>
-      </w:pPr>
-      <w:r>
-        <w:t>Repeat borrowing is common, with 1,194 customers (69.50% of borrowing customers) having obtained more than one loan.</w:t>
-      </w:r>
-    </w:p>
-    <w:p>
-      <w:pPr>
-        <w:jc w:val="both"/>
-      </w:pPr>
-      <w:r>
-        <w:t>The analysis also shows that the top 50 borrowers account for 10.51% of total loan disbursements, indicating that lending is distributed across a wider customer base.</w:t>
-      </w:r>
-    </w:p>
-    <w:p>
-      <w:pPr>
-        <w:jc w:val="both"/>
-      </w:pPr>
-      <w:r>
-        <w:t>However, outstanding loan exposure is more concentrated. A total of 421 customers (24.51% of borrowing customers) fall into the Very High exposure category, accounting for approximately ₦711.49 million in outstanding balances.</w:t>
-      </w:r>
-    </w:p>
-    <w:p>
-      <w:pPr>
-        <w:jc w:val="both"/>
-      </w:pPr>
-      <w:r>
-        <w:lastRenderedPageBreak/>
-        <w:t>Overall, the findings show that the bank has an active borrowing customer base, but outstanding loan exposure is concentrated among a smaller group of customers who require closer monitoring.</w:t>
-      </w:r>
-    </w:p>
-    <w:p>
-      <w:pPr>
-        <w:jc w:val="both"/>
-        <w:rPr>
-          <w:b/>
-          <w:bCs/>
-        </w:rPr>
-      </w:pPr>
-      <w:r>
-        <w:rPr>
-          <w:b/>
-          <w:bCs/>
-        </w:rPr>
-        <w:t>Q1. Overall Borrowing Activity of the Customer Base</w:t>
-      </w:r>
-    </w:p>
-    <w:p>
-      <w:pPr>
-        <w:jc w:val="both"/>
-      </w:pPr>
-      <w:r>
-        <w:rPr>
-          <w:b/>
-          <w:bCs/>
-        </w:rPr>
-        <w:t>Findings</w:t>
-      </w:r>
-    </w:p>
-    <w:p>
-      <w:pPr>
-        <w:jc w:val="both"/>
-      </w:pPr>
-      <w:r>
-        <w:t>The bank has a total of 2,000 customers, of which 1,718 (85.90%) have borrowed from the bank, while the remaining 282 (14.10%) have never borrowed.</w:t>
-      </w:r>
-    </w:p>
-    <w:p>
-      <w:pPr>
-        <w:jc w:val="both"/>
-      </w:pPr>
-      <w:r>
-        <w:t>The borrowing frequency analysis shows that most customers have borrowed once or twice. A total of 1,085 customers fall into these two categories, representing approximately 63.15% of borrowing customers.</w:t>
-      </w:r>
-    </w:p>
-    <w:p>
-      <w:pPr>
-        <w:jc w:val="both"/>
-      </w:pPr>
-      <w:r>
-        <w:t>Borrowing frequency decreases as the number of loans increases, with only 13 customers having borrowed eight or nine times.</w:t>
-      </w:r>
-    </w:p>
-    <w:p>
-      <w:pPr>
-        <w:jc w:val="both"/>
-      </w:pPr>
-      <w:r>
-        <w:t>Overall, the bank has disbursed 4,000 loans to 1,718 borrowing customers, giving an average of approximately 2.33 loans per borrowing customer.</w:t>
-      </w:r>
-    </w:p>
-    <w:p>
-      <w:pPr>
-        <w:jc w:val="both"/>
-      </w:pPr>
-      <w:r>
-        <w:t>By state, Lagos recorded the highest borrowing activity, with 811 loans worth approximately ₦487.35 million, followed by FCT with 767 loans worth approximately ₦465 million.</w:t>
-      </w:r>
-    </w:p>
-    <w:p>
-      <w:pPr>
-        <w:jc w:val="both"/>
-      </w:pPr>
-      <w:r>
-        <w:t>By employment type, public sector customers recorded the highest borrowing activity, with 843 loans worth approximately ₦513.70 million. Contract workers followed with 817 loans worth approximately ₦475.20 million. Borrowing activity across the employment categories was relatively close.</w:t>
-      </w:r>
-    </w:p>
-    <w:p>
-      <w:pPr>
-        <w:jc w:val="both"/>
-      </w:pPr>
-      <w:r>
-        <w:rPr>
-          <w:b/>
-          <w:bCs/>
-        </w:rPr>
-        <w:t>Business Insights</w:t>
-      </w:r>
-    </w:p>
-    <w:p>
-      <w:pPr>
-        <w:jc w:val="both"/>
-      </w:pPr>
-      <w:r>
-        <w:t>The findings show that most of the bank's customers have accessed its lending services, with 85.90% of the customer base having borrowed at least once.</w:t>
-      </w:r>
-    </w:p>
-    <w:p>
-      <w:pPr>
-        <w:jc w:val="both"/>
-      </w:pPr>
-      <w:r>
-        <w:t>The average of 2.33 loans per borrowing customer indicates that customers are not limited to a single borrowing experience.</w:t>
-      </w:r>
-    </w:p>
-    <w:p>
-      <w:pPr>
-        <w:jc w:val="both"/>
-      </w:pPr>
-      <w:r>
-        <w:t>Most customers have borrowed once or twice, while only a small number have obtained eight or nine loans.</w:t>
-      </w:r>
-    </w:p>
-    <w:p>
-      <w:pPr>
-        <w:jc w:val="both"/>
-      </w:pPr>
-      <w:r>
-        <w:t>Lagos and FCT recorded the highest borrowing activity by state, while public sector customers recorded the highest borrowing activity by employment type.</w:t>
-      </w:r>
-    </w:p>
-    <w:p>
-      <w:pPr>
-        <w:jc w:val="both"/>
-      </w:pPr>
-      <w:r>
-        <w:t>Overall, the bank has an active borrowing customer base, with lending activity spread across different states and employment categories.</w:t>
-      </w:r>
-    </w:p>
-    <w:p>
-      <w:pPr>
-        <w:jc w:val="both"/>
-        <w:rPr>
-          <w:b/>
-          <w:bCs/>
-        </w:rPr>
-      </w:pPr>
-      <w:r>
-        <w:rPr>
-          <w:b/>
-          <w:bCs/>
-        </w:rPr>
-        <w:lastRenderedPageBreak/>
-        <w:t>Q2. Single-Loan Versus Multiple-Loan Customers</w:t>
-      </w:r>
-    </w:p>
-    <w:p>
-      <w:pPr>
-        <w:jc w:val="both"/>
-      </w:pPr>
-      <w:r>
-        <w:rPr>
-          <w:b/>
-          <w:bCs/>
-        </w:rPr>
-        <w:t>Findings</w:t>
-      </w:r>
-    </w:p>
-    <w:p>
-      <w:pPr>
-        <w:jc w:val="both"/>
-      </w:pPr>
-      <w:r>
-        <w:t>Out of the bank's 2,000 customers, 1,194 (59.70%) have borrowed more than once, while 524 (26.20%) have borrowed only once. The remaining 282 customers (14.10%) have never obtained a loan.</w:t>
-      </w:r>
-    </w:p>
-    <w:p>
-      <w:pPr>
-        <w:jc w:val="both"/>
-      </w:pPr>
-      <w:r>
-        <w:t>Looking only at the 1,718 customers who have borrowed, approximately 69.50% are multiple-loan customers, while 30.50% have borrowed only once.</w:t>
-      </w:r>
-    </w:p>
-    <w:p>
-      <w:pPr>
-        <w:jc w:val="both"/>
-      </w:pPr>
-      <w:r>
-        <w:rPr>
-          <w:b/>
-          <w:bCs/>
-        </w:rPr>
-        <w:t>Business Insights</w:t>
-      </w:r>
-    </w:p>
-    <w:p>
-      <w:pPr>
-        <w:jc w:val="both"/>
-      </w:pPr>
-      <w:r>
-        <w:t>The majority of customers who have accessed the bank's lending services have borrowed more than once.</w:t>
-      </w:r>
-    </w:p>
-    <w:p>
-      <w:pPr>
-        <w:jc w:val="both"/>
-      </w:pPr>
-      <w:r>
-        <w:t>This suggests that repeat borrowing is common among the bank's borrowing customers and indicates a reasonable level of continued participation in the bank's lending activities.</w:t>
-      </w:r>
-    </w:p>
-    <w:p>
-      <w:pPr>
-        <w:jc w:val="both"/>
-      </w:pPr>
-      <w:r>
-        <w:t>However, the figures describe borrowing frequency and do not independently establish customer satisfaction or loyalty.</w:t>
-      </w:r>
-    </w:p>
-    <w:p>
-      <w:pPr>
-        <w:jc w:val="both"/>
-        <w:rPr>
-          <w:b/>
-          <w:bCs/>
-        </w:rPr>
-      </w:pPr>
-      <w:r>
-        <w:rPr>
-          <w:b/>
-          <w:bCs/>
-        </w:rPr>
-        <w:t>Q3. Customer Borrowing Amounts</w:t>
-      </w:r>
-    </w:p>
-    <w:p>
-      <w:pPr>
-        <w:jc w:val="both"/>
-      </w:pPr>
-      <w:r>
-        <w:rPr>
-          <w:b/>
-          <w:bCs/>
-        </w:rPr>
-        <w:t>Findings</w:t>
-      </w:r>
-    </w:p>
-    <w:p>
-      <w:pPr>
-        <w:jc w:val="both"/>
-      </w:pPr>
-      <w:r>
-        <w:t>The bank has disbursed approximately ₦2.33 billion across 4,000 loan records belonging to 1,718 distinct customers.</w:t>
-      </w:r>
-    </w:p>
-    <w:p>
-      <w:pPr>
-        <w:jc w:val="both"/>
-      </w:pPr>
-      <w:r>
-        <w:t>Individual loan amounts range from ₦50,000 to ₦2 million, with an average loan amount of approximately ₦581,963.</w:t>
-      </w:r>
-    </w:p>
-    <w:p>
-      <w:pPr>
-        <w:jc w:val="both"/>
-      </w:pPr>
-      <w:r>
-        <w:t>Individual customers have borrowed between 1 and 9 times.</w:t>
-      </w:r>
-    </w:p>
-    <w:p>
-      <w:pPr>
-        <w:jc w:val="both"/>
-      </w:pPr>
-      <w:r>
-        <w:t>Customer ID 1722 recorded the highest total borrowing amount of ₦8.30 million across 9 loans, followed by customer ID 768 with ₦6.375 million across 5 loans, and customer ID 1384 with ₦6.15 million across 7 loans.</w:t>
-      </w:r>
-    </w:p>
-    <w:p>
-      <w:pPr>
-        <w:jc w:val="both"/>
-      </w:pPr>
-      <w:r>
-        <w:t>The analysis also identified 14 different loan amounts offered by the bank. The ₦2 million loan amount recorded the highest activity, with 293 distinct customers accounting for 315 loan records.</w:t>
-      </w:r>
-    </w:p>
-    <w:p>
-      <w:pPr>
-        <w:jc w:val="both"/>
-      </w:pPr>
-      <w:r>
-        <w:rPr>
-          <w:b/>
-          <w:bCs/>
-        </w:rPr>
-        <w:t>Business Insights</w:t>
-      </w:r>
-    </w:p>
-    <w:p>
-      <w:pPr>
-        <w:jc w:val="both"/>
-      </w:pPr>
-      <w:r>
-        <w:t>The findings show that customers borrow different amounts and at different frequencies.</w:t>
-      </w:r>
-    </w:p>
-    <w:p>
-      <w:pPr>
-        <w:jc w:val="both"/>
-      </w:pPr>
-      <w:r>
-        <w:lastRenderedPageBreak/>
-        <w:t>Customer ID 1722 recorded the highest total borrowing amount among the customers identified, with ₦8.30 million across nine loans.</w:t>
-      </w:r>
-    </w:p>
-    <w:p>
-      <w:pPr>
-        <w:jc w:val="both"/>
-      </w:pPr>
-      <w:r>
-        <w:t>However, borrowing frequency does not necessarily determine the total amount borrowed. Some customers who borrowed only once received loan amounts comparable to or higher than those received by customers who borrowed multiple times.</w:t>
-      </w:r>
-    </w:p>
-    <w:p>
-      <w:pPr>
-        <w:jc w:val="both"/>
-      </w:pPr>
-      <w:r>
-        <w:t>The ₦2 million loan amount also recorded the highest activity, suggesting that this loan amount appears frequently across the bank's lending records.</w:t>
-      </w:r>
-    </w:p>
-    <w:p>
-      <w:pPr>
-        <w:jc w:val="both"/>
-      </w:pPr>
-      <w:r>
-        <w:t>Overall, the total amount borrowed by a customer depends on both the size and number of loans received.</w:t>
-      </w:r>
-    </w:p>
-    <w:p>
-      <w:pPr>
-        <w:jc w:val="both"/>
-        <w:rPr>
-          <w:b/>
-          <w:bCs/>
-        </w:rPr>
-      </w:pPr>
-      <w:r>
-        <w:rPr>
-          <w:b/>
-          <w:bCs/>
-        </w:rPr>
-        <w:t>Q4. Identifying Customers with Significant Borrowing Activity</w:t>
-      </w:r>
-    </w:p>
-    <w:p>
-      <w:pPr>
-        <w:jc w:val="both"/>
-      </w:pPr>
-      <w:r>
-        <w:rPr>
-          <w:b/>
-          <w:bCs/>
-        </w:rPr>
-        <w:t>Findings</w:t>
-      </w:r>
-    </w:p>
-    <w:p>
-      <w:pPr>
-        <w:jc w:val="both"/>
-      </w:pPr>
-      <w:r>
-        <w:t>The analysis examined the contribution of the bank's largest borrowers to total loan disbursements.</w:t>
-      </w:r>
-    </w:p>
-    <w:p>
-      <w:pPr>
-        <w:jc w:val="both"/>
-      </w:pPr>
-      <w:r>
-        <w:t>The top 10 customers borrowed a total of ₦60.80 million, representing 2.61% of total disbursements.</w:t>
-      </w:r>
-    </w:p>
-    <w:p>
-      <w:pPr>
-        <w:jc w:val="both"/>
-      </w:pPr>
-      <w:r>
-        <w:t>The top 20 customers borrowed ₦110.85 million, representing 4.76% of total disbursements.</w:t>
-      </w:r>
-    </w:p>
-    <w:p>
-      <w:pPr>
-        <w:jc w:val="both"/>
-      </w:pPr>
-      <w:r>
-        <w:t>The top 50 customers borrowed ₦244.70 million, representing 10.51% of total disbursements.</w:t>
-      </w:r>
-    </w:p>
-    <w:p>
-      <w:pPr>
-        <w:jc w:val="both"/>
-      </w:pPr>
-      <w:r>
-        <w:t>The remaining 1,668 customers account for 89.49% of total disbursements.</w:t>
-      </w:r>
-    </w:p>
-    <w:p>
-      <w:pPr>
-        <w:jc w:val="both"/>
-      </w:pPr>
-      <w:r>
-        <w:rPr>
-          <w:b/>
-          <w:bCs/>
-        </w:rPr>
-        <w:t>Business Insights</w:t>
-      </w:r>
-    </w:p>
-    <w:p>
-      <w:pPr>
-        <w:jc w:val="both"/>
-      </w:pPr>
-      <w:r>
-        <w:t>The top 50 borrowers account for only 10.51% of total loan disbursements, while the remaining 1,668 customers account for 89.49%.</w:t>
-      </w:r>
-    </w:p>
-    <w:p>
-      <w:pPr>
-        <w:jc w:val="both"/>
-      </w:pPr>
-      <w:r>
-        <w:t>This indicates that the bank's lending activities are distributed across a wider customer base rather than being heavily concentrated among its largest borrowers.</w:t>
-      </w:r>
-    </w:p>
-    <w:p>
-      <w:pPr>
-        <w:jc w:val="both"/>
-      </w:pPr>
-      <w:r>
-        <w:t>The findings suggest that the bank is not excessively dependent on a small group of customers for its total loan disbursements.</w:t>
-      </w:r>
-    </w:p>
-    <w:p>
-      <w:pPr>
-        <w:jc w:val="both"/>
-        <w:rPr>
-          <w:b/>
-          <w:bCs/>
-        </w:rPr>
-      </w:pPr>
-      <w:r>
-        <w:rPr>
-          <w:b/>
-          <w:bCs/>
-        </w:rPr>
-        <w:t>Q5. Customer Loan Exposure Distribution and Concentration</w:t>
-      </w:r>
-    </w:p>
-    <w:p>
-      <w:pPr>
-        <w:jc w:val="both"/>
-      </w:pPr>
-      <w:r>
-        <w:rPr>
-          <w:b/>
-          <w:bCs/>
-        </w:rPr>
-        <w:t>Findings</w:t>
-      </w:r>
-    </w:p>
-    <w:p>
-      <w:pPr>
-        <w:jc w:val="both"/>
-      </w:pPr>
-      <w:r>
-        <w:t>The analysis examined how much outstanding loan exposure is associated with individual customers.</w:t>
-      </w:r>
-    </w:p>
-    <w:p>
-      <w:pPr>
-        <w:jc w:val="both"/>
-      </w:pPr>
-      <w:r>
-        <w:lastRenderedPageBreak/>
-        <w:t>The 1,718 borrowing customers were grouped into five exposure categories based on their total outstanding loan balances.</w:t>
-      </w:r>
-    </w:p>
-    <w:p>
-      <w:pPr>
-        <w:jc w:val="both"/>
-      </w:pPr>
-      <w:r>
-        <w:t>The following ranges were used for the classification:</w:t>
-      </w:r>
-    </w:p>
-    <w:p>
-      <w:pPr>
-        <w:jc w:val="both"/>
-      </w:pPr>
-      <w:r>
-        <w:t>Very Low: ₦0 – ₦100,000.</w:t>
-      </w:r>
-    </w:p>
-    <w:p>
-      <w:pPr>
-        <w:jc w:val="both"/>
-      </w:pPr>
-      <w:r>
-        <w:t>Low: ₦100,001 – ₦300,000.</w:t>
-      </w:r>
-    </w:p>
-    <w:p>
-      <w:pPr>
-        <w:jc w:val="both"/>
-      </w:pPr>
-      <w:r>
-        <w:t>Moderate: ₦300,001 – ₦600,000.</w:t>
-      </w:r>
-    </w:p>
-    <w:p>
-      <w:pPr>
-        <w:jc w:val="both"/>
-      </w:pPr>
-      <w:r>
-        <w:t>High: ₦600,001 – ₦1,000,000.</w:t>
-      </w:r>
-    </w:p>
-    <w:p>
-      <w:pPr>
-        <w:jc w:val="both"/>
-      </w:pPr>
-      <w:r>
-        <w:t>Very High: Above ₦1,000,000.</w:t>
-      </w:r>
-    </w:p>
-    <w:p>
-      <w:pPr>
-        <w:jc w:val="both"/>
-      </w:pPr>
-      <w:r>
-        <w:t>These categories are analytical groupings created for this analysis and should not be interpreted as the bank's official credit risk classifications.</w:t>
-      </w:r>
-    </w:p>
-    <w:p>
-      <w:pPr>
-        <w:jc w:val="both"/>
-      </w:pPr>
-      <w:r>
-        <w:t>The results show that 421 customers (24.51%) fall into the Very High category, owing approximately ₦711.49 million.</w:t>
-      </w:r>
-    </w:p>
-    <w:p>
-      <w:pPr>
-        <w:jc w:val="both"/>
-      </w:pPr>
-      <w:r>
-        <w:t>The Very Low category contains 391 customers (22.76%), with approximately ₦12.16 million in outstanding balances.</w:t>
-      </w:r>
-    </w:p>
-    <w:p>
-      <w:pPr>
-        <w:jc w:val="both"/>
-      </w:pPr>
-      <w:r>
-        <w:t>The Low category contains 345 customers (20.08%), owing approximately ₦68.98 million.</w:t>
-      </w:r>
-    </w:p>
-    <w:p>
-      <w:pPr>
-        <w:jc w:val="both"/>
-      </w:pPr>
-      <w:r>
-        <w:t>The Moderate category contains 286 customers (16.65%), with approximately ₦126.53 million outstanding.</w:t>
-      </w:r>
-    </w:p>
-    <w:p>
-      <w:pPr>
-        <w:jc w:val="both"/>
-      </w:pPr>
-      <w:r>
-        <w:t>Finally, the High category contains 275 customers (16.01%), owing approximately ₦213.80 million.</w:t>
-      </w:r>
-    </w:p>
-    <w:p>
-      <w:pPr>
-        <w:jc w:val="both"/>
-      </w:pPr>
-      <w:r>
-        <w:rPr>
-          <w:b/>
-          <w:bCs/>
-        </w:rPr>
-        <w:t>Business Insights</w:t>
-      </w:r>
-    </w:p>
-    <w:p>
-      <w:pPr>
-        <w:jc w:val="both"/>
-      </w:pPr>
-      <w:r>
-        <w:t>The findings show that outstanding loan exposure is concentrated among customers in the Very High category.</w:t>
-      </w:r>
-    </w:p>
-    <w:p>
-      <w:pPr>
-        <w:jc w:val="both"/>
-      </w:pPr>
-      <w:r>
-        <w:t>Although these customers represent only 24.51% of borrowing customers, they account for approximately ₦711.49 million in outstanding balances.</w:t>
-      </w:r>
-    </w:p>
-    <w:p>
-      <w:pPr>
-        <w:jc w:val="both"/>
-      </w:pPr>
-      <w:r>
-        <w:t>This makes the Very High category the largest contributor to the bank's outstanding loan exposure.</w:t>
-      </w:r>
-    </w:p>
-    <w:p>
-      <w:pPr>
-        <w:jc w:val="both"/>
-      </w:pPr>
-      <w:r>
-        <w:t>The Very Low category, despite having 391 customers, accounts for only approximately ₦12.16 million in outstanding balances.</w:t>
-      </w:r>
-    </w:p>
-    <w:p>
-      <w:pPr>
-        <w:jc w:val="both"/>
-      </w:pPr>
-      <w:r>
-        <w:lastRenderedPageBreak/>
-        <w:t>This shows that the number of customers in an exposure category does not necessarily reflect the amount of money owed by that category.</w:t>
-      </w:r>
-    </w:p>
-    <w:p>
-      <w:pPr>
-        <w:jc w:val="both"/>
-      </w:pPr>
-      <w:r>
-        <w:t>However, a high outstanding balance does not automatically indicate repayment difficulties. Customers' loan statuses and repayment histories should also be considered when assessing their exposure.</w:t>
-      </w:r>
-    </w:p>
-    <w:p>
-      <w:pPr>
-        <w:jc w:val="both"/>
-        <w:rPr>
-          <w:b/>
-          <w:bCs/>
-        </w:rPr>
-      </w:pPr>
-      <w:r>
-        <w:rPr>
-          <w:b/>
-          <w:bCs/>
-        </w:rPr>
-        <w:t>Recommendations</w:t>
-      </w:r>
-    </w:p>
-    <w:p>
-      <w:pPr>
-        <w:numPr>
-          <w:ilvl w:val="0"/>
-          <w:numId w:val="17"/>
-        </w:numPr>
-        <w:jc w:val="both"/>
-      </w:pPr>
-      <w:r>
-        <w:rPr>
-          <w:b/>
-          <w:bCs/>
-        </w:rPr>
-        <w:t>Monitor High-Exposure Customers:</w:t>
-      </w:r>
-      <w:r>
-        <w:t xml:space="preserve"> Management should closely monitor the 421 customers in the Very High exposure category because they account for approximately ₦711.49 million in outstanding balances. Their loan statuses, repayment histories and ability to meet repayment obligations should be reviewed regularly.</w:t>
-      </w:r>
-    </w:p>
-    <w:p>
-      <w:pPr>
-        <w:numPr>
-          <w:ilvl w:val="0"/>
-          <w:numId w:val="17"/>
-        </w:numPr>
-        <w:jc w:val="both"/>
-      </w:pPr>
-      <w:r>
-        <w:rPr>
-          <w:b/>
-          <w:bCs/>
-        </w:rPr>
-        <w:t>Strengthen Customer Retention:</w:t>
-      </w:r>
-      <w:r>
-        <w:t xml:space="preserve"> Since repeat borrowing is common, the bank should continue improving its lending services and customer experience. Additional lending should remain supported by appropriate affordability checks.</w:t>
-      </w:r>
-    </w:p>
-    <w:p>
-      <w:pPr>
-        <w:numPr>
-          <w:ilvl w:val="0"/>
-          <w:numId w:val="17"/>
-        </w:numPr>
-        <w:jc w:val="both"/>
-      </w:pPr>
-      <w:r>
-        <w:rPr>
-          <w:b/>
-          <w:bCs/>
-        </w:rPr>
-        <w:t>Understand Customers Who Have Never Borrowed:</w:t>
-      </w:r>
-      <w:r>
-        <w:t xml:space="preserve"> Management should investigate why 282 customers have not accessed the bank's loan services. Understanding their needs and possible barriers could help identify opportunities to expand the borrowing customer base.</w:t>
-      </w:r>
-    </w:p>
-    <w:p>
-      <w:pPr>
-        <w:numPr>
-          <w:ilvl w:val="0"/>
-          <w:numId w:val="17"/>
-        </w:numPr>
-        <w:jc w:val="both"/>
-      </w:pPr>
-      <w:r>
-        <w:rPr>
-          <w:b/>
-          <w:bCs/>
-        </w:rPr>
-        <w:t>Maintain a Diversified Loan Portfolio:</w:t>
-      </w:r>
-      <w:r>
-        <w:t xml:space="preserve"> Although the top 50 borrowers account for only 10.51% of total disbursements, management should continue monitoring lending concentration to maintain a balanced distribution of lending activities.</w:t>
-      </w:r>
-    </w:p>
-    <w:p>
-      <w:pPr>
-        <w:numPr>
-          <w:ilvl w:val="0"/>
-          <w:numId w:val="17"/>
-        </w:numPr>
-        <w:jc w:val="both"/>
-      </w:pPr>
-      <w:r>
-        <w:rPr>
-          <w:b/>
-          <w:bCs/>
-        </w:rPr>
-        <w:t>Combine Borrowing and Repayment Analysis:</w:t>
-      </w:r>
-      <w:r>
-        <w:t xml:space="preserve"> Customer borrowing patterns should be assessed alongside repayment performance and loan status. This will help management identify whether customers with high outstanding balances are maintaining their repayment obligations or experiencing difficulties.</w:t>
-      </w:r>
-    </w:p>
-    <w:p>
-      <w:pPr>
-        <w:jc w:val="both"/>
-        <w:rPr>
-          <w:b/>
-          <w:bCs/>
-        </w:rPr>
-      </w:pPr>
-      <w:r>
-        <w:rPr>
-          <w:b/>
-          <w:bCs/>
-        </w:rPr>
-        <w:t>Conclusion</w:t>
-      </w:r>
-    </w:p>
-    <w:p>
-      <w:pPr>
-        <w:jc w:val="both"/>
-      </w:pPr>
-      <w:r>
-        <w:t>The analysis shows that the bank has an active borrowing customer base, with 85.90% of customers having accessed its lending services and approximately 69.50% of borrowing customers having obtained more than one loan.</w:t>
-      </w:r>
-    </w:p>
-    <w:p>
-      <w:pPr>
-        <w:jc w:val="both"/>
-      </w:pPr>
-      <w:r>
-        <w:t>Although total loan disbursements are spread across a wide customer base, outstanding loan exposure is more concentrated among customers in the Very High category.</w:t>
-      </w:r>
-    </w:p>
-    <w:p>
-      <w:pPr>
-        <w:jc w:val="both"/>
-      </w:pPr>
-      <w:r>
-        <w:t>Management should therefore continue monitoring customers with significant outstanding balances while maintaining appropriate lending and affordability checks.</w:t>
-      </w:r>
-    </w:p>
-    <w:p>
-      <w:pPr>
-        <w:jc w:val="both"/>
-      </w:pPr>
-      <w:r>
-        <w:lastRenderedPageBreak/>
-        <w:pict w14:anchorId="43302637">
-          <v:rect id="_x0000_i1028" style="width:0;height:1.5pt" o:hralign="center" o:hrstd="t" o:hr="t" fillcolor="#a0a0a0" stroked="f"/>
-        </w:pict>
-      </w:r>
-    </w:p>
-    <w:p>
-      <w:pPr>
-        <w:jc w:val="center"/>
-        <w:rPr>
-          <w:b/>
-          <w:bCs/>
-        </w:rPr>
-      </w:pPr>
-      <w:r>
-        <w:rPr>
-          <w:b/>
-          <w:bCs/>
-        </w:rPr>
-        <w:t>AREA 3: LOAN REPAYMENT PERFORMANCE ANALYSIS</w:t>
-      </w:r>
-    </w:p>
-    <w:p>
-      <w:pPr>
-        <w:jc w:val="both"/>
-        <w:rPr>
-          <w:b/>
-          <w:bCs/>
-        </w:rPr>
-      </w:pPr>
-      <w:r>
-        <w:rPr>
-          <w:b/>
-          <w:bCs/>
-        </w:rPr>
-        <w:t>Executive Summary</w:t>
-      </w:r>
-    </w:p>
-    <w:p>
-      <w:pPr>
-        <w:jc w:val="both"/>
-      </w:pPr>
-      <w:r>
-        <w:t>This analysis examined the bank's repayment collections, the proportion of disbursed funds recovered and the changes in repayment activity over time.</w:t>
-      </w:r>
-    </w:p>
-    <w:p>
-      <w:pPr>
-        <w:jc w:val="both"/>
-      </w:pPr>
-      <w:r>
-        <w:t>The bank has disbursed approximately ₦2.33 billion and collected approximately ₦1.19 billion through 12,000 repayment transactions. This represents approximately 51.33% of total disbursements, leaving about 48.67% unrecovered.</w:t>
-      </w:r>
-    </w:p>
-    <w:p>
-      <w:pPr>
-        <w:jc w:val="both"/>
-      </w:pPr>
-      <w:r>
-        <w:t>Repayment collections increased significantly from approximately ₦348.9 million in 2023 to ₦717.6 million in 2024.</w:t>
-      </w:r>
-    </w:p>
-    <w:p>
-      <w:pPr>
-        <w:jc w:val="both"/>
-      </w:pPr>
-      <w:r>
-        <w:t>However, collections for January to July 2025 stood at approximately ₦128.4 million, indicating a significant slowdown compared with the previous full-year results.</w:t>
-      </w:r>
-    </w:p>
-    <w:p>
-      <w:pPr>
-        <w:jc w:val="both"/>
-      </w:pPr>
-      <w:r>
-        <w:t>The analysis also shows differences in monthly collection amounts and transaction volumes, suggesting that total collections are influenced by both the number and size of repayment transactions.</w:t>
-      </w:r>
-    </w:p>
-    <w:p>
-      <w:pPr>
-        <w:jc w:val="both"/>
-      </w:pPr>
-      <w:r>
-        <w:t>Overall, the findings highlight the importance of monitoring repayment collections over time and investigating the decline observed in the available 2025 data.</w:t>
-      </w:r>
-    </w:p>
-    <w:p>
-      <w:pPr>
-        <w:jc w:val="both"/>
-        <w:rPr>
-          <w:b/>
-          <w:bCs/>
-        </w:rPr>
-      </w:pPr>
-      <w:r>
-        <w:rPr>
-          <w:b/>
-          <w:bCs/>
-        </w:rPr>
-        <w:t>Q1. Overall Repayment Collections</w:t>
-      </w:r>
-    </w:p>
-    <w:p>
-      <w:pPr>
-        <w:jc w:val="both"/>
-      </w:pPr>
-      <w:r>
-        <w:rPr>
-          <w:b/>
-          <w:bCs/>
-        </w:rPr>
-        <w:t>Findings</w:t>
-      </w:r>
-    </w:p>
-    <w:p>
-      <w:pPr>
-        <w:jc w:val="both"/>
-      </w:pPr>
-      <w:r>
-        <w:t>The bank has disbursed approximately ₦2.33 billion to its customers and has collected approximately ₦1.19 billion in repayments so far.</w:t>
-      </w:r>
-    </w:p>
-    <w:p>
-      <w:pPr>
-        <w:jc w:val="both"/>
-      </w:pPr>
-      <w:r>
-        <w:t>These collections were made through 12,000 repayment transactions, with an average repayment of approximately ₦99,575 per transaction.</w:t>
-      </w:r>
-    </w:p>
-    <w:p>
-      <w:pPr>
-        <w:jc w:val="both"/>
-      </w:pPr>
-      <w:r>
-        <w:t>The analysis shows that the bank has recovered approximately 51.33% of the total amount disbursed, meaning that about 48.67% remains unrecovered.</w:t>
-      </w:r>
-    </w:p>
-    <w:p>
-      <w:pPr>
-        <w:jc w:val="both"/>
-      </w:pPr>
-      <w:r>
-        <w:rPr>
-          <w:b/>
-          <w:bCs/>
-        </w:rPr>
-        <w:t>Business Insights</w:t>
-      </w:r>
-    </w:p>
-    <w:p>
-      <w:pPr>
-        <w:jc w:val="both"/>
-      </w:pPr>
-      <w:r>
-        <w:t>The bank has collected approximately ₦1.19 billion from its total disbursements of ₦2.33 billion.</w:t>
-      </w:r>
-    </w:p>
-    <w:p>
-      <w:pPr>
-        <w:jc w:val="both"/>
-      </w:pPr>
-      <w:r>
-        <w:t>This means that approximately 51.33% of the disbursed funds have been recovered through repayment transactions, while 48.67% remains unrecovered.</w:t>
-      </w:r>
-    </w:p>
-    <w:p>
-      <w:pPr>
-        <w:jc w:val="both"/>
-      </w:pPr>
-      <w:r>
-        <w:lastRenderedPageBreak/>
-        <w:t>Although the bank has collected a substantial amount, almost half of the total disbursements have not yet been recovered.</w:t>
-      </w:r>
-    </w:p>
-    <w:p>
-      <w:pPr>
-        <w:jc w:val="both"/>
-      </w:pPr>
-      <w:r>
-        <w:t>This makes repayment monitoring and collection performance important areas for management attention.</w:t>
-      </w:r>
-    </w:p>
-    <w:p>
-      <w:pPr>
-        <w:jc w:val="both"/>
-      </w:pPr>
-      <w:r>
-        <w:t>The overall recovery percentage provides a general picture of collections but does not independently explain whether individual customers are repaying on schedule.</w:t>
-      </w:r>
-    </w:p>
-    <w:p>
-      <w:pPr>
-        <w:jc w:val="both"/>
-      </w:pPr>
-      <w:r>
-        <w:rPr>
-          <w:b/>
-          <w:bCs/>
-        </w:rPr>
-        <w:t>Key Management Takeaway:</w:t>
-      </w:r>
-      <w:r>
-        <w:t xml:space="preserve"> The bank has recovered just over half of its total disbursements. Further analysis of monthly and yearly collection trends will help management understand how repayment activity is changing over time.</w:t>
-      </w:r>
-    </w:p>
-    <w:p>
-      <w:pPr>
-        <w:jc w:val="both"/>
-        <w:rPr>
-          <w:b/>
-          <w:bCs/>
-        </w:rPr>
-      </w:pPr>
-      <w:r>
-        <w:rPr>
-          <w:b/>
-          <w:bCs/>
-        </w:rPr>
-        <w:t>Q2. Repayment Collections Over Time</w:t>
-      </w:r>
-    </w:p>
-    <w:p>
-      <w:pPr>
-        <w:jc w:val="both"/>
-      </w:pPr>
-      <w:r>
-        <w:rPr>
-          <w:b/>
-          <w:bCs/>
-        </w:rPr>
-        <w:t>Findings</w:t>
-      </w:r>
-    </w:p>
-    <w:p>
-      <w:pPr>
-        <w:jc w:val="both"/>
-      </w:pPr>
-      <w:r>
-        <w:t>The yearly repayment results show that collections increased significantly from approximately ₦348.9 million in 2023 to ₦717.6 million in 2024, representing more than a twofold increase.</w:t>
-      </w:r>
-    </w:p>
-    <w:p>
-      <w:pPr>
-        <w:jc w:val="both"/>
-      </w:pPr>
-      <w:r>
-        <w:t>Repayment transactions also increased from 3,567 in 2023 to 7,083 in 2024, while the average repayment amount increased from ₦97,813.73 to ₦101,305.95.</w:t>
-      </w:r>
-    </w:p>
-    <w:p>
-      <w:pPr>
-        <w:jc w:val="both"/>
-      </w:pPr>
-      <w:r>
-        <w:t>In 2025, total collections stood at approximately ₦128.4 million, with 1,350 transactions and an average repayment of ₦95,146.18. However, the available data covers only January to July.</w:t>
-      </w:r>
-    </w:p>
-    <w:p>
-      <w:pPr>
-        <w:jc w:val="both"/>
-      </w:pPr>
-      <w:r>
-        <w:t>Looking at monthly performance across the available period, April recorded the highest collections at approximately ₦117.3 million, followed by July at ₦116.7 million and October at ₦116.2 million.</w:t>
-      </w:r>
-    </w:p>
-    <w:p>
-      <w:pPr>
-        <w:jc w:val="both"/>
-      </w:pPr>
-      <w:r>
-        <w:t>December recorded the lowest collections at approximately ₦84.2 million.</w:t>
-      </w:r>
-    </w:p>
-    <w:p>
-      <w:pPr>
-        <w:jc w:val="both"/>
-      </w:pPr>
-      <w:r>
-        <w:t>August had the highest transaction volume, with 1,109 repayments, while February recorded the lowest, with 890 transactions.</w:t>
-      </w:r>
-    </w:p>
-    <w:p>
-      <w:pPr>
-        <w:jc w:val="both"/>
-      </w:pPr>
-      <w:r>
-        <w:t>The yearly monthly breakdown also shows that collections peaked in October 2023 at approximately ₦42.7 million and July 2024 at approximately ₦76.3 million.</w:t>
-      </w:r>
-    </w:p>
-    <w:p>
-      <w:pPr>
-        <w:jc w:val="both"/>
-      </w:pPr>
-      <w:r>
-        <w:t>In 2025, collections declined consistently from approximately ₦55.2 million in January to just ₦1,567 in July.</w:t>
-      </w:r>
-    </w:p>
-    <w:p>
-      <w:pPr>
-        <w:jc w:val="both"/>
-      </w:pPr>
-      <w:r>
-        <w:rPr>
-          <w:b/>
-          <w:bCs/>
-        </w:rPr>
-        <w:t>Business Insights</w:t>
-      </w:r>
-    </w:p>
-    <w:p>
-      <w:pPr>
-        <w:jc w:val="both"/>
-      </w:pPr>
-      <w:r>
-        <w:t>The increase in repayment collections between 2023 and 2024 indicates an improvement in collection activity, supported by a substantial increase in the number of repayment transactions.</w:t>
-      </w:r>
-    </w:p>
-    <w:p>
-      <w:pPr>
-        <w:jc w:val="both"/>
-      </w:pPr>
-      <w:r>
-        <w:lastRenderedPageBreak/>
-        <w:t>However, the decline in 2025 suggests a significant slowdown in repayment collections.</w:t>
-      </w:r>
-    </w:p>
-    <w:p>
-      <w:pPr>
-        <w:jc w:val="both"/>
-      </w:pPr>
-      <w:r>
-        <w:t>The monthly results also show that a higher number of transactions does not always result in higher total collections.</w:t>
-      </w:r>
-    </w:p>
-    <w:p>
-      <w:pPr>
-        <w:jc w:val="both"/>
-      </w:pPr>
-      <w:r>
-        <w:t>For example, August recorded the highest transaction volume, with 1,109 repayments, but its total collections were approximately ₦99.3 million. This was below April's approximately ₦117.3 million from 1,028 transactions.</w:t>
-      </w:r>
-    </w:p>
-    <w:p>
-      <w:pPr>
-        <w:jc w:val="both"/>
-      </w:pPr>
-      <w:r>
-        <w:t>This suggests that the size of individual repayment transactions also influences total collection amounts.</w:t>
-      </w:r>
-    </w:p>
-    <w:p>
-      <w:pPr>
-        <w:jc w:val="both"/>
-      </w:pPr>
-      <w:r>
-        <w:t>The consistent decline in 2025, particularly between January and July, deserves management attention.</w:t>
-      </w:r>
-    </w:p>
-    <w:p>
-      <w:pPr>
-        <w:jc w:val="both"/>
-      </w:pPr>
-      <w:r>
-        <w:t>Possible areas for investigation include whether the decline is related to fewer active loans, reduced repayment activity or incomplete data.</w:t>
-      </w:r>
-    </w:p>
-    <w:p>
-      <w:pPr>
-        <w:jc w:val="both"/>
-      </w:pPr>
-      <w:r>
-        <w:t xml:space="preserve">It is also important to </w:t>
+          <w:rFonts w:ascii="Times" w:hAnsi="Times"/>
+        </w:rPr>
+        <w:t xml:space="preserve"> the 131 affected loans, especially those classified as Late or Defaulted.</w:t>
+      </w:r>
+    </w:p>
+    <w:p>
+      <w:pPr>
+        <w:jc w:val="both"/>
+        <w:rPr>
+          <w:rFonts w:ascii="Times" w:hAnsi="Times"/>
+        </w:rPr>
+      </w:pPr>
+      <w:r>
+        <w:rPr>
+          <w:rFonts w:ascii="Times" w:hAnsi="Times"/>
+        </w:rPr>
+        <w:t>4. Review branch performance: Compare disbursements and collections across branches to identify strong performance and areas needing improvement.</w:t>
+      </w:r>
+    </w:p>
+    <w:p>
+      <w:pPr>
+        <w:jc w:val="both"/>
+        <w:rPr>
+          <w:rFonts w:ascii="Times" w:hAnsi="Times"/>
+        </w:rPr>
+      </w:pPr>
+      <w:r>
+        <w:rPr>
+          <w:rFonts w:ascii="Times" w:hAnsi="Times"/>
+        </w:rPr>
+        <w:t xml:space="preserve">5. Use equal reporting periods: Compare the same number of months across years to avoid misleading conclusions when </w:t>
       </w:r>
       <w:proofErr w:type="spellStart"/>
       <w:r>
-        <w:t>recognise</w:t>
+        <w:rPr>
+          <w:rFonts w:ascii="Times" w:hAnsi="Times"/>
+        </w:rPr>
+        <w:t>analysing</w:t>
       </w:r>
       <w:proofErr w:type="spellEnd"/>
       <w:r>
-        <w:t xml:space="preserve"> that the 2025 data </w:t>
-      </w:r>
-      <w:proofErr w:type="gramStart"/>
-      <w:r>
-        <w:t>covers</w:t>
-      </w:r>
-      <w:proofErr w:type="gramEnd"/>
-      <w:r>
-        <w:t xml:space="preserve"> only seven months. Therefore, its total collections should not be directly compared with the full-year results of 2023 and 2024 as though they represent equal periods.</w:t>
-      </w:r>
-    </w:p>
-    <w:p>
-      <w:pPr>
-        <w:jc w:val="both"/>
-        <w:rPr>
-          <w:b/>
-          <w:bCs/>
-        </w:rPr>
-      </w:pPr>
-      <w:r>
-        <w:rPr>
-          <w:b/>
-          <w:bCs/>
-        </w:rPr>
-        <w:t>Recommendations</w:t>
-      </w:r>
-    </w:p>
-    <w:p>
-      <w:pPr>
-        <w:numPr>
-          <w:ilvl w:val="0"/>
-          <w:numId w:val="18"/>
-        </w:numPr>
-        <w:jc w:val="both"/>
-      </w:pPr>
-      <w:r>
-        <w:rPr>
-          <w:b/>
-          <w:bCs/>
-        </w:rPr>
-        <w:t>Monitor Repayment Collections:</w:t>
-      </w:r>
-      <w:r>
-        <w:t xml:space="preserve"> Management should regularly monitor total repayment collections and the number of repayment transactions to understand changes in collection performance.</w:t>
-      </w:r>
-    </w:p>
-    <w:p>
-      <w:pPr>
-        <w:numPr>
-          <w:ilvl w:val="0"/>
-          <w:numId w:val="18"/>
-        </w:numPr>
-        <w:jc w:val="both"/>
-      </w:pPr>
-      <w:r>
-        <w:rPr>
-          <w:b/>
-          <w:bCs/>
-        </w:rPr>
-        <w:t>Investigate the 2025 Decline:</w:t>
-      </w:r>
-      <w:r>
-        <w:t xml:space="preserve"> The significant decline in repayment collections during 2025 should be investigated to establish whether it is related to reduced repayment activity, fewer active loans or incomplete data.</w:t>
-      </w:r>
-    </w:p>
-    <w:p>
-      <w:pPr>
-        <w:numPr>
-          <w:ilvl w:val="0"/>
-          <w:numId w:val="18"/>
-        </w:numPr>
-        <w:jc w:val="both"/>
-      </w:pPr>
-      <w:proofErr w:type="spellStart"/>
-      <w:r>
-        <w:rPr>
-          <w:b/>
-          <w:bCs/>
-        </w:rPr>
-        <w:t>Analyse</w:t>
-      </w:r>
-      <w:proofErr w:type="spellEnd"/>
-      <w:r>
-        <w:rPr>
-          <w:b/>
-          <w:bCs/>
-        </w:rPr>
-        <w:t xml:space="preserve"> Monthly Collection Patterns:</w:t>
-      </w:r>
-      <w:r>
-        <w:t xml:space="preserve"> Management should continue examining monthly repayment trends to identify periods of stronger and weaker collection activity.</w:t>
-      </w:r>
-    </w:p>
-    <w:p>
-      <w:pPr>
-        <w:numPr>
-          <w:ilvl w:val="0"/>
-          <w:numId w:val="18"/>
-        </w:numPr>
-        <w:jc w:val="both"/>
-      </w:pPr>
-      <w:r>
-        <w:rPr>
-          <w:b/>
-          <w:bCs/>
-        </w:rPr>
-        <w:t>Monitor Repayment Transaction Values:</w:t>
-      </w:r>
-      <w:r>
-        <w:t xml:space="preserve"> Since higher transaction volumes do not always produce higher total collections, management should monitor both the number and average value of repayment transactions.</w:t>
-      </w:r>
-    </w:p>
-    <w:p>
-      <w:pPr>
-        <w:numPr>
-          <w:ilvl w:val="0"/>
-          <w:numId w:val="18"/>
-        </w:numPr>
-        <w:jc w:val="both"/>
-      </w:pPr>
-      <w:r>
-        <w:rPr>
-          <w:b/>
-          <w:bCs/>
-        </w:rPr>
-        <w:t>Compare Equal Reporting Periods:</w:t>
-      </w:r>
-      <w:r>
-        <w:t xml:space="preserve"> Future performance comparisons should use equivalent reporting periods to avoid misleading conclusions when comparing a partial year with complete years.</w:t>
-      </w:r>
-    </w:p>
-    <w:p>
-      <w:pPr>
-        <w:jc w:val="both"/>
-        <w:rPr>
-          <w:b/>
-          <w:bCs/>
-        </w:rPr>
-      </w:pPr>
-      <w:r>
-        <w:rPr>
-          <w:b/>
-          <w:bCs/>
-        </w:rPr>
-        <w:t>Conclusion</w:t>
-      </w:r>
-    </w:p>
-    <w:p>
-      <w:pPr>
-        <w:jc w:val="both"/>
-      </w:pPr>
-      <w:r>
-        <w:lastRenderedPageBreak/>
-        <w:t>The analysis shows that the bank collected approximately ₦1.19 billion from its total loan disbursements of ₦2.33 billion, representing a recovery rate of approximately 51.33%.</w:t>
-      </w:r>
-    </w:p>
-    <w:p>
-      <w:pPr>
-        <w:jc w:val="both"/>
-      </w:pPr>
-      <w:r>
-        <w:t xml:space="preserve">Repayment collections increased significantly between 2023 and 2024, but the available 2025 data </w:t>
-      </w:r>
-      <w:proofErr w:type="gramStart"/>
-      <w:r>
-        <w:t>shows</w:t>
-      </w:r>
-      <w:proofErr w:type="gramEnd"/>
-      <w:r>
-        <w:t xml:space="preserve"> a substantial decline in collection activity.</w:t>
-      </w:r>
-    </w:p>
-    <w:p>
-      <w:pPr>
-        <w:jc w:val="both"/>
-      </w:pPr>
-      <w:r>
-        <w:t>Management should investigate this decline, continue monitoring monthly repayment trends and assess both transaction volumes and repayment amounts to improve visibility into the bank's collection performance.</w:t>
-      </w:r>
-    </w:p>
-    <w:p>
-      <w:pPr>
-        <w:jc w:val="both"/>
-      </w:pPr>
-    </w:p>
-    <w:p/>
+        <w:rPr>
+          <w:rFonts w:ascii="Times" w:hAnsi="Times"/>
+        </w:rPr>
+        <w:t xml:space="preserve"> partial-year data.</w:t>
+      </w:r>
+    </w:p>
+    <w:p>
+      <w:pPr>
+        <w:jc w:val="both"/>
+        <w:rPr>
+          <w:rFonts w:ascii="Times" w:hAnsi="Times"/>
+        </w:rPr>
+      </w:pPr>
+      <w:r>
+        <w:rPr>
+          <w:rFonts w:ascii="Times" w:hAnsi="Times"/>
+        </w:rPr>
+        <w:t>CONCLUSION</w:t>
+      </w:r>
+    </w:p>
+    <w:p>
+      <w:pPr>
+        <w:jc w:val="both"/>
+        <w:rPr>
+          <w:rFonts w:ascii="Times" w:hAnsi="Times"/>
+        </w:rPr>
+      </w:pPr>
+      <w:r>
+        <w:rPr>
+          <w:rFonts w:ascii="Times" w:hAnsi="Times"/>
+        </w:rPr>
+        <w:t>The bank collected approximately ₦1.19 billion from ₦2.33 billion in disbursements, representing 51.33% of total disbursements. Collections improved significantly in 2024 but declined in the available 2025 data.</w:t>
+      </w:r>
+    </w:p>
+    <w:p>
+      <w:pPr>
+        <w:jc w:val="both"/>
+        <w:rPr>
+          <w:rFonts w:ascii="Times" w:hAnsi="Times"/>
+        </w:rPr>
+      </w:pPr>
+      <w:r>
+        <w:rPr>
+          <w:rFonts w:ascii="Times" w:hAnsi="Times"/>
+        </w:rPr>
+        <w:t>Management should investigate this decline, follow up on loans without recorded repayments and continue monitoring collection performance across branches.</w:t>
+      </w:r>
+    </w:p>
+    <w:p>
+      <w:pPr>
+        <w:jc w:val="both"/>
+        <w:rPr>
+          <w:rFonts w:ascii="Times" w:hAnsi="Times"/>
+        </w:rPr>
+      </w:pPr>
+      <w:r>
+        <w:rPr>
+          <w:rFonts w:ascii="Times" w:hAnsi="Times"/>
+        </w:rPr>
+        <w:t>One important point for your analysis: The 2025 figures cover only January to July, so they should not be compared directly with the full-year totals for 2023 and 2024. Also, the extremely low June and July 2025 figures should be checked to determine whether they reflect actual collections or incomplete records.</w:t>
+      </w:r>
+    </w:p>
+    <w:p>
+      <w:pPr>
+        <w:jc w:val="both"/>
+        <w:rPr>
+          <w:rFonts w:ascii="Times" w:hAnsi="Times"/>
+        </w:rPr>
+      </w:pPr>
+    </w:p>
+    <w:p>
+      <w:pPr>
+        <w:jc w:val="both"/>
+        <w:rPr>
+          <w:rFonts w:ascii="Times" w:hAnsi="Times"/>
+        </w:rPr>
+      </w:pPr>
+    </w:p>
     <w:sectPr>
       <w:pgSz w:w="12240" w:h="15840"/>
       <w:pgMar w:top="1440" w:right="1440" w:bottom="1440" w:left="1440" w:header="720" w:footer="720" w:gutter="0"/>
@@ -2123,6 +1495,11 @@
 
 <file path=word/numbering.xml><?xml version="1.0" encoding="utf-8"?>
 <w:numbering xmlns:wpc="http://schemas.microsoft.com/office/word/2010/wordprocessingCanvas" xmlns:cx="http://schemas.microsoft.com/office/drawing/2014/chartex" xmlns:cx1="http://schemas.microsoft.com/office/drawing/2015/9/8/chartex" xmlns:cx2="http://schemas.microsoft.com/office/drawing/2015/10/21/chartex" xmlns:cx3="http://schemas.microsoft.com/office/drawing/2016/5/9/chartex" xmlns:cx4="http://schemas.microsoft.com/office/drawing/2016/5/10/chartex" xmlns:cx5="http://schemas.microsoft.com/office/drawing/2016/5/11/chartex" xmlns:cx6="http://schemas.microsoft.com/office/drawing/2016/5/12/chartex" xmlns:cx7="http://schemas.microsoft.com/office/drawing/2016/5/13/chartex" xmlns:cx8="http://schemas.microsoft.com/office/drawing/2016/5/14/chartex" xmlns:mc="http://schemas.openxmlformats.org/markup-compatibility/2006" xmlns:aink="http://schemas.microsoft.com/office/drawing/2016/ink" xmlns:am3d="http://schemas.microsoft.com/office/drawing/2017/model3d" xmlns:o="urn:schemas-microsoft-com:office:office" xmlns:oel="http://schemas.microsoft.com/office/2019/extlst" xmlns:r="http://schemas.openxmlformats.org/officeDocument/2006/relationships" xmlns:m="http://schemas.openxmlformats.org/officeDocument/2006/math" xmlns:v="urn:schemas-microsoft-com:vml" xmlns:wp14="http://schemas.microsoft.com/office/word/2010/wordprocessingDrawing" xmlns:wp="http://schemas.openxmlformats.org/drawingml/2006/wordprocessingDrawing" xmlns:w10="urn:schemas-microsoft-com:office:word" xmlns:w="http://schemas.openxmlformats.org/wordprocessingml/2006/main" xmlns:w14="http://schemas.microsoft.com/office/word/2010/wordml" xmlns:w15="http://schemas.microsoft.com/office/word/2012/wordml" xmlns:w16cex="http://schemas.microsoft.com/office/word/2018/wordml/cex" xmlns:w16cid="http://schemas.microsoft.com/office/word/2016/wordml/cid" xmlns:w16="http://schemas.microsoft.com/office/word/2018/wordml" xmlns:w16du="http://schemas.microsoft.com/office/word/2023/wordml/word16du" xmlns:w16sdtdh="http://schemas.microsoft.com/office/word/2020/wordml/sdtdatahash" xmlns:w16sdtfl="http://schemas.microsoft.com/office/word/2024/wordml/sdtformatlock" xmlns:w16se="http://schemas.microsoft.com/office/word/2015/wordml/symex" xmlns:wpg="http://schemas.microsoft.com/office/word/2010/wordprocessingGroup" xmlns:wpi="http://schemas.microsoft.com/office/word/2010/wordprocessingInk" xmlns:wne="http://schemas.microsoft.com/office/word/2006/wordml" xmlns:wps="http://schemas.microsoft.com/office/word/2010/wordprocessingShape" mc:Ignorable="w14 w15 w16se w16cid w16 w16cex w16sdtdh w16sdtfl w16du wp14">
+  <w:numPicBullet w:numPicBulletId="0">
+    <w:pict>
+      <v:rect id="_x0000_i1031" style="width:0;height:1.5pt" o:hralign="center" o:bullet="t" o:hrstd="t" o:hr="t" fillcolor="#a0a0a0" stroked="f"/>
+    </w:pict>
+  </w:numPicBullet>
   <w:abstractNum w:abstractNumId="0" w15:restartNumberingAfterBreak="0">
     <w:nsid w:val="07AC0788"/>
     <w:multiLevelType w:val="multilevel"/>
@@ -3208,6 +2585,155 @@
     </w:lvl>
   </w:abstractNum>
   <w:abstractNum w:abstractNumId="8" w15:restartNumberingAfterBreak="0">
+    <w:nsid w:val="2675199A"/>
+    <w:multiLevelType w:val="multilevel"/>
+    <w:tmpl w:val="DD1E447E"/>
+    <w:lvl w:ilvl="0">
+      <w:start w:val="1"/>
+      <w:numFmt w:val="bullet"/>
+      <w:lvlText w:val=""/>
+      <w:lvlJc w:val="left"/>
+      <w:pPr>
+        <w:tabs>
+          <w:tab w:val="num" w:pos="720"/>
+        </w:tabs>
+        <w:ind w:left="720" w:hanging="360"/>
+      </w:pPr>
+      <w:rPr>
+        <w:rFonts w:ascii="Symbol" w:hAnsi="Symbol" w:hint="default"/>
+        <w:sz w:val="20"/>
+      </w:rPr>
+    </w:lvl>
+    <w:lvl w:ilvl="1" w:tentative="1">
+      <w:start w:val="1"/>
+      <w:numFmt w:val="bullet"/>
+      <w:lvlText w:val="o"/>
+      <w:lvlJc w:val="left"/>
+      <w:pPr>
+        <w:tabs>
+          <w:tab w:val="num" w:pos="1440"/>
+        </w:tabs>
+        <w:ind w:left="1440" w:hanging="360"/>
+      </w:pPr>
+      <w:rPr>
+        <w:rFonts w:ascii="Courier New" w:hAnsi="Courier New" w:hint="default"/>
+        <w:sz w:val="20"/>
+      </w:rPr>
+    </w:lvl>
+    <w:lvl w:ilvl="2" w:tentative="1">
+      <w:start w:val="1"/>
+      <w:numFmt w:val="bullet"/>
+      <w:lvlText w:val=""/>
+      <w:lvlJc w:val="left"/>
+      <w:pPr>
+        <w:tabs>
+          <w:tab w:val="num" w:pos="2160"/>
+        </w:tabs>
+        <w:ind w:left="2160" w:hanging="360"/>
+      </w:pPr>
+      <w:rPr>
+        <w:rFonts w:ascii="Wingdings" w:hAnsi="Wingdings" w:hint="default"/>
+        <w:sz w:val="20"/>
+      </w:rPr>
+    </w:lvl>
+    <w:lvl w:ilvl="3" w:tentative="1">
+      <w:start w:val="1"/>
+      <w:numFmt w:val="bullet"/>
+      <w:lvlText w:val=""/>
+      <w:lvlJc w:val="left"/>
+      <w:pPr>
+        <w:tabs>
+          <w:tab w:val="num" w:pos="2880"/>
+        </w:tabs>
+        <w:ind w:left="2880" w:hanging="360"/>
+      </w:pPr>
+      <w:rPr>
+        <w:rFonts w:ascii="Wingdings" w:hAnsi="Wingdings" w:hint="default"/>
+        <w:sz w:val="20"/>
+      </w:rPr>
+    </w:lvl>
+    <w:lvl w:ilvl="4" w:tentative="1">
+      <w:start w:val="1"/>
+      <w:numFmt w:val="bullet"/>
+      <w:lvlText w:val=""/>
+      <w:lvlJc w:val="left"/>
+      <w:pPr>
+        <w:tabs>
+          <w:tab w:val="num" w:pos="3600"/>
+        </w:tabs>
+        <w:ind w:left="3600" w:hanging="360"/>
+      </w:pPr>
+      <w:rPr>
+        <w:rFonts w:ascii="Wingdings" w:hAnsi="Wingdings" w:hint="default"/>
+        <w:sz w:val="20"/>
+      </w:rPr>
+    </w:lvl>
+    <w:lvl w:ilvl="5" w:tentative="1">
+      <w:start w:val="1"/>
+      <w:numFmt w:val="bullet"/>
+      <w:lvlText w:val=""/>
+      <w:lvlJc w:val="left"/>
+      <w:pPr>
+        <w:tabs>
+          <w:tab w:val="num" w:pos="4320"/>
+        </w:tabs>
+        <w:ind w:left="4320" w:hanging="360"/>
+      </w:pPr>
+      <w:rPr>
+        <w:rFonts w:ascii="Wingdings" w:hAnsi="Wingdings" w:hint="default"/>
+        <w:sz w:val="20"/>
+      </w:rPr>
+    </w:lvl>
+    <w:lvl w:ilvl="6" w:tentative="1">
+      <w:start w:val="1"/>
+      <w:numFmt w:val="bullet"/>
+      <w:lvlText w:val=""/>
+      <w:lvlJc w:val="left"/>
+      <w:pPr>
+        <w:tabs>
+          <w:tab w:val="num" w:pos="5040"/>
+        </w:tabs>
+        <w:ind w:left="5040" w:hanging="360"/>
+      </w:pPr>
+      <w:rPr>
+        <w:rFonts w:ascii="Wingdings" w:hAnsi="Wingdings" w:hint="default"/>
+        <w:sz w:val="20"/>
+      </w:rPr>
+    </w:lvl>
+    <w:lvl w:ilvl="7" w:tentative="1">
+      <w:start w:val="1"/>
+      <w:numFmt w:val="bullet"/>
+      <w:lvlText w:val=""/>
+      <w:lvlJc w:val="left"/>
+      <w:pPr>
+        <w:tabs>
+          <w:tab w:val="num" w:pos="5760"/>
+        </w:tabs>
+        <w:ind w:left="5760" w:hanging="360"/>
+      </w:pPr>
+      <w:rPr>
+        <w:rFonts w:ascii="Wingdings" w:hAnsi="Wingdings" w:hint="default"/>
+        <w:sz w:val="20"/>
+      </w:rPr>
+    </w:lvl>
+    <w:lvl w:ilvl="8" w:tentative="1">
+      <w:start w:val="1"/>
+      <w:numFmt w:val="bullet"/>
+      <w:lvlText w:val=""/>
+      <w:lvlJc w:val="left"/>
+      <w:pPr>
+        <w:tabs>
+          <w:tab w:val="num" w:pos="6480"/>
+        </w:tabs>
+        <w:ind w:left="6480" w:hanging="360"/>
+      </w:pPr>
+      <w:rPr>
+        <w:rFonts w:ascii="Wingdings" w:hAnsi="Wingdings" w:hint="default"/>
+        <w:sz w:val="20"/>
+      </w:rPr>
+    </w:lvl>
+  </w:abstractNum>
+  <w:abstractNum w:abstractNumId="9" w15:restartNumberingAfterBreak="0">
     <w:nsid w:val="33B0177E"/>
     <w:multiLevelType w:val="multilevel"/>
     <w:tmpl w:val="EE50F3E0"/>
@@ -3320,7 +2846,7 @@
       </w:pPr>
     </w:lvl>
   </w:abstractNum>
-  <w:abstractNum w:abstractNumId="9" w15:restartNumberingAfterBreak="0">
+  <w:abstractNum w:abstractNumId="10" w15:restartNumberingAfterBreak="0">
     <w:nsid w:val="382D5CF4"/>
     <w:multiLevelType w:val="multilevel"/>
     <w:tmpl w:val="A1CA40B4"/>
@@ -3433,7 +2959,7 @@
       </w:pPr>
     </w:lvl>
   </w:abstractNum>
-  <w:abstractNum w:abstractNumId="10" w15:restartNumberingAfterBreak="0">
+  <w:abstractNum w:abstractNumId="11" w15:restartNumberingAfterBreak="0">
     <w:nsid w:val="385A1525"/>
     <w:multiLevelType w:val="multilevel"/>
     <w:tmpl w:val="A4CEE7AC"/>
@@ -3546,7 +3072,7 @@
       </w:pPr>
     </w:lvl>
   </w:abstractNum>
-  <w:abstractNum w:abstractNumId="11" w15:restartNumberingAfterBreak="0">
+  <w:abstractNum w:abstractNumId="12" w15:restartNumberingAfterBreak="0">
     <w:nsid w:val="431C4223"/>
     <w:multiLevelType w:val="multilevel"/>
     <w:tmpl w:val="05502726"/>
@@ -3659,7 +3185,7 @@
       </w:pPr>
     </w:lvl>
   </w:abstractNum>
-  <w:abstractNum w:abstractNumId="12" w15:restartNumberingAfterBreak="0">
+  <w:abstractNum w:abstractNumId="13" w15:restartNumberingAfterBreak="0">
     <w:nsid w:val="433F0AB2"/>
     <w:multiLevelType w:val="multilevel"/>
     <w:tmpl w:val="F40E6BE6"/>
@@ -3772,7 +3298,7 @@
       </w:pPr>
     </w:lvl>
   </w:abstractNum>
-  <w:abstractNum w:abstractNumId="13" w15:restartNumberingAfterBreak="0">
+  <w:abstractNum w:abstractNumId="14" w15:restartNumberingAfterBreak="0">
     <w:nsid w:val="459B185E"/>
     <w:multiLevelType w:val="multilevel"/>
     <w:tmpl w:val="21FC0A40"/>
@@ -3885,7 +3411,7 @@
       </w:pPr>
     </w:lvl>
   </w:abstractNum>
-  <w:abstractNum w:abstractNumId="14" w15:restartNumberingAfterBreak="0">
+  <w:abstractNum w:abstractNumId="15" w15:restartNumberingAfterBreak="0">
     <w:nsid w:val="45EA5EAA"/>
     <w:multiLevelType w:val="multilevel"/>
     <w:tmpl w:val="B12A0AA0"/>
@@ -3998,7 +3524,7 @@
       </w:pPr>
     </w:lvl>
   </w:abstractNum>
-  <w:abstractNum w:abstractNumId="15" w15:restartNumberingAfterBreak="0">
+  <w:abstractNum w:abstractNumId="16" w15:restartNumberingAfterBreak="0">
     <w:nsid w:val="4A38180C"/>
     <w:multiLevelType w:val="multilevel"/>
     <w:tmpl w:val="537AFB8A"/>
@@ -4111,7 +3637,7 @@
       </w:pPr>
     </w:lvl>
   </w:abstractNum>
-  <w:abstractNum w:abstractNumId="16" w15:restartNumberingAfterBreak="0">
+  <w:abstractNum w:abstractNumId="17" w15:restartNumberingAfterBreak="0">
     <w:nsid w:val="53DA0D7B"/>
     <w:multiLevelType w:val="multilevel"/>
     <w:tmpl w:val="D1321408"/>
@@ -4224,7 +3750,7 @@
       </w:pPr>
     </w:lvl>
   </w:abstractNum>
-  <w:abstractNum w:abstractNumId="17" w15:restartNumberingAfterBreak="0">
+  <w:abstractNum w:abstractNumId="18" w15:restartNumberingAfterBreak="0">
     <w:nsid w:val="5925376E"/>
     <w:multiLevelType w:val="multilevel"/>
     <w:tmpl w:val="8A94B67A"/>
@@ -4374,7 +3900,7 @@
     </w:lvl>
   </w:abstractNum>
   <w:num w:numId="1" w16cid:durableId="436633035">
-    <w:abstractNumId w:val="10"/>
+    <w:abstractNumId w:val="11"/>
   </w:num>
   <w:num w:numId="2" w16cid:durableId="325980877">
     <w:abstractNumId w:val="4"/>
@@ -4389,22 +3915,22 @@
     <w:abstractNumId w:val="1"/>
   </w:num>
   <w:num w:numId="6" w16cid:durableId="1958100540">
-    <w:abstractNumId w:val="17"/>
+    <w:abstractNumId w:val="18"/>
   </w:num>
   <w:num w:numId="7" w16cid:durableId="1067652542">
-    <w:abstractNumId w:val="13"/>
+    <w:abstractNumId w:val="14"/>
   </w:num>
   <w:num w:numId="8" w16cid:durableId="1869104116">
     <w:abstractNumId w:val="2"/>
   </w:num>
   <w:num w:numId="9" w16cid:durableId="1505046608">
-    <w:abstractNumId w:val="16"/>
+    <w:abstractNumId w:val="17"/>
   </w:num>
   <w:num w:numId="10" w16cid:durableId="2038190337">
     <w:abstractNumId w:val="7"/>
   </w:num>
   <w:num w:numId="11" w16cid:durableId="1219246504">
-    <w:abstractNumId w:val="15"/>
+    <w:abstractNumId w:val="16"/>
   </w:num>
   <w:num w:numId="12" w16cid:durableId="47655415">
     <w:abstractNumId w:val="3"/>
@@ -4413,19 +3939,22 @@
     <w:abstractNumId w:val="5"/>
   </w:num>
   <w:num w:numId="14" w16cid:durableId="1914116745">
+    <w:abstractNumId w:val="13"/>
+  </w:num>
+  <w:num w:numId="15" w16cid:durableId="627126547">
     <w:abstractNumId w:val="12"/>
   </w:num>
-  <w:num w:numId="15" w16cid:durableId="627126547">
-    <w:abstractNumId w:val="11"/>
-  </w:num>
   <w:num w:numId="16" w16cid:durableId="908925748">
-    <w:abstractNumId w:val="8"/>
+    <w:abstractNumId w:val="9"/>
   </w:num>
   <w:num w:numId="17" w16cid:durableId="2146923005">
-    <w:abstractNumId w:val="14"/>
+    <w:abstractNumId w:val="15"/>
   </w:num>
   <w:num w:numId="18" w16cid:durableId="1506556655">
-    <w:abstractNumId w:val="9"/>
+    <w:abstractNumId w:val="10"/>
+  </w:num>
+  <w:num w:numId="19" w16cid:durableId="98258125">
+    <w:abstractNumId w:val="8"/>
   </w:num>
 </w:numbering>
 </file>
